--- a/05. DOCUMENTACION/02. MANUAL TECNICO/MANUAL_TECNICO_EUREKA_RESTFUL_JAVA_CONBDD_GR01.docx
+++ b/05. DOCUMENTACION/02. MANUAL TECNICO/MANUAL_TECNICO_EUREKA_RESTFUL_JAVA_CONBDD_GR01.docx
@@ -278,11 +278,11 @@
         <w:sectPr>
           <w:pgSz w:w="11906" w:h="16838"/>
           <w:pgMar w:top="1200" w:right="1440" w:bottom="1200" w:left="1440" w:header="708" w:footer="708" w:gutter="0"/>
-          <w:pgBorders>
-            <w:top w:val="single" w:sz="24" w:space="24" w:color="1F3864"/>
-            <w:left w:val="single" w:sz="48" w:space="24" w:color="1F3864"/>
-            <w:bottom w:val="single" w:sz="24" w:space="24" w:color="1F3864"/>
-            <w:right w:val="single" w:sz="24" w:space="24" w:color="1F3864"/>
+          <w:pgBorders w:offsetFrom="page">
+            <w:top w:val="dashDotStroked" w:sz="24" w:space="24" w:color="4472C4" w:themeColor="accent1"/>
+            <w:left w:val="dashDotStroked" w:sz="24" w:space="24" w:color="4472C4" w:themeColor="accent1"/>
+            <w:bottom w:val="dashDotStroked" w:sz="24" w:space="24" w:color="4472C4" w:themeColor="accent1"/>
+            <w:right w:val="dashDotStroked" w:sz="24" w:space="24" w:color="4472C4" w:themeColor="accent1"/>
           </w:pgBorders>
           <w:cols w:space="720"/>
           <w:docGrid w:linePitch="360"/>
@@ -3184,12 +3184,6 @@
         <w:gridCol w:w="6726"/>
       </w:tblGrid>
       <w:tr>
-        <w:tblPrEx>
-          <w:tblCellMar>
-            <w:top w:w="0" w:type="dxa"/>
-            <w:bottom w:w="0" w:type="dxa"/>
-          </w:tblCellMar>
-        </w:tblPrEx>
         <w:trPr>
           <w:tblHeader/>
         </w:trPr>
@@ -3263,12 +3257,6 @@
         </w:tc>
       </w:tr>
       <w:tr>
-        <w:tblPrEx>
-          <w:tblCellMar>
-            <w:top w:w="0" w:type="dxa"/>
-            <w:bottom w:w="0" w:type="dxa"/>
-          </w:tblCellMar>
-        </w:tblPrEx>
         <w:trPr>
           <w:cantSplit/>
         </w:trPr>
@@ -3332,12 +3320,6 @@
         </w:tc>
       </w:tr>
       <w:tr>
-        <w:tblPrEx>
-          <w:tblCellMar>
-            <w:top w:w="0" w:type="dxa"/>
-            <w:bottom w:w="0" w:type="dxa"/>
-          </w:tblCellMar>
-        </w:tblPrEx>
         <w:trPr>
           <w:cantSplit/>
         </w:trPr>
@@ -3402,12 +3384,6 @@
         </w:tc>
       </w:tr>
       <w:tr>
-        <w:tblPrEx>
-          <w:tblCellMar>
-            <w:top w:w="0" w:type="dxa"/>
-            <w:bottom w:w="0" w:type="dxa"/>
-          </w:tblCellMar>
-        </w:tblPrEx>
         <w:trPr>
           <w:cantSplit/>
         </w:trPr>
@@ -3519,12 +3495,6 @@
         </w:tc>
       </w:tr>
       <w:tr>
-        <w:tblPrEx>
-          <w:tblCellMar>
-            <w:top w:w="0" w:type="dxa"/>
-            <w:bottom w:w="0" w:type="dxa"/>
-          </w:tblCellMar>
-        </w:tblPrEx>
         <w:trPr>
           <w:cantSplit/>
         </w:trPr>
@@ -3604,12 +3574,6 @@
         </w:tc>
       </w:tr>
       <w:tr>
-        <w:tblPrEx>
-          <w:tblCellMar>
-            <w:top w:w="0" w:type="dxa"/>
-            <w:bottom w:w="0" w:type="dxa"/>
-          </w:tblCellMar>
-        </w:tblPrEx>
         <w:trPr>
           <w:cantSplit/>
         </w:trPr>
@@ -3673,12 +3637,6 @@
         </w:tc>
       </w:tr>
       <w:tr>
-        <w:tblPrEx>
-          <w:tblCellMar>
-            <w:top w:w="0" w:type="dxa"/>
-            <w:bottom w:w="0" w:type="dxa"/>
-          </w:tblCellMar>
-        </w:tblPrEx>
         <w:trPr>
           <w:cantSplit/>
         </w:trPr>
@@ -3774,12 +3732,6 @@
         </w:tc>
       </w:tr>
       <w:tr>
-        <w:tblPrEx>
-          <w:tblCellMar>
-            <w:top w:w="0" w:type="dxa"/>
-            <w:bottom w:w="0" w:type="dxa"/>
-          </w:tblCellMar>
-        </w:tblPrEx>
         <w:trPr>
           <w:cantSplit/>
         </w:trPr>
@@ -3843,12 +3795,6 @@
         </w:tc>
       </w:tr>
       <w:tr>
-        <w:tblPrEx>
-          <w:tblCellMar>
-            <w:top w:w="0" w:type="dxa"/>
-            <w:bottom w:w="0" w:type="dxa"/>
-          </w:tblCellMar>
-        </w:tblPrEx>
         <w:trPr>
           <w:cantSplit/>
         </w:trPr>
@@ -4397,12 +4343,6 @@
         <w:gridCol w:w="2000"/>
       </w:tblGrid>
       <w:tr>
-        <w:tblPrEx>
-          <w:tblCellMar>
-            <w:top w:w="0" w:type="dxa"/>
-            <w:bottom w:w="0" w:type="dxa"/>
-          </w:tblCellMar>
-        </w:tblPrEx>
         <w:trPr>
           <w:tblHeader/>
         </w:trPr>
@@ -4510,12 +4450,6 @@
         </w:tc>
       </w:tr>
       <w:tr>
-        <w:tblPrEx>
-          <w:tblCellMar>
-            <w:top w:w="0" w:type="dxa"/>
-            <w:bottom w:w="0" w:type="dxa"/>
-          </w:tblCellMar>
-        </w:tblPrEx>
         <w:trPr>
           <w:cantSplit/>
         </w:trPr>
@@ -4624,12 +4558,6 @@
         </w:tc>
       </w:tr>
       <w:tr>
-        <w:tblPrEx>
-          <w:tblCellMar>
-            <w:top w:w="0" w:type="dxa"/>
-            <w:bottom w:w="0" w:type="dxa"/>
-          </w:tblCellMar>
-        </w:tblPrEx>
         <w:trPr>
           <w:cantSplit/>
         </w:trPr>
@@ -4731,12 +4659,6 @@
         </w:tc>
       </w:tr>
       <w:tr>
-        <w:tblPrEx>
-          <w:tblCellMar>
-            <w:top w:w="0" w:type="dxa"/>
-            <w:bottom w:w="0" w:type="dxa"/>
-          </w:tblCellMar>
-        </w:tblPrEx>
         <w:trPr>
           <w:cantSplit/>
         </w:trPr>
@@ -4838,12 +4760,6 @@
         </w:tc>
       </w:tr>
       <w:tr>
-        <w:tblPrEx>
-          <w:tblCellMar>
-            <w:top w:w="0" w:type="dxa"/>
-            <w:bottom w:w="0" w:type="dxa"/>
-          </w:tblCellMar>
-        </w:tblPrEx>
         <w:trPr>
           <w:cantSplit/>
         </w:trPr>
@@ -4945,12 +4861,6 @@
         </w:tc>
       </w:tr>
       <w:tr>
-        <w:tblPrEx>
-          <w:tblCellMar>
-            <w:top w:w="0" w:type="dxa"/>
-            <w:bottom w:w="0" w:type="dxa"/>
-          </w:tblCellMar>
-        </w:tblPrEx>
         <w:trPr>
           <w:cantSplit/>
         </w:trPr>
@@ -5068,12 +4978,6 @@
         </w:tc>
       </w:tr>
       <w:tr>
-        <w:tblPrEx>
-          <w:tblCellMar>
-            <w:top w:w="0" w:type="dxa"/>
-            <w:bottom w:w="0" w:type="dxa"/>
-          </w:tblCellMar>
-        </w:tblPrEx>
         <w:trPr>
           <w:cantSplit/>
         </w:trPr>
@@ -5166,12 +5070,6 @@
         </w:tc>
       </w:tr>
       <w:tr>
-        <w:tblPrEx>
-          <w:tblCellMar>
-            <w:top w:w="0" w:type="dxa"/>
-            <w:bottom w:w="0" w:type="dxa"/>
-          </w:tblCellMar>
-        </w:tblPrEx>
         <w:trPr>
           <w:cantSplit/>
         </w:trPr>
@@ -5264,12 +5162,6 @@
         </w:tc>
       </w:tr>
       <w:tr>
-        <w:tblPrEx>
-          <w:tblCellMar>
-            <w:top w:w="0" w:type="dxa"/>
-            <w:bottom w:w="0" w:type="dxa"/>
-          </w:tblCellMar>
-        </w:tblPrEx>
         <w:trPr>
           <w:cantSplit/>
         </w:trPr>
@@ -5387,12 +5279,6 @@
         </w:tc>
       </w:tr>
       <w:tr>
-        <w:tblPrEx>
-          <w:tblCellMar>
-            <w:top w:w="0" w:type="dxa"/>
-            <w:bottom w:w="0" w:type="dxa"/>
-          </w:tblCellMar>
-        </w:tblPrEx>
         <w:trPr>
           <w:cantSplit/>
         </w:trPr>
@@ -5517,12 +5403,6 @@
         </w:tc>
       </w:tr>
       <w:tr>
-        <w:tblPrEx>
-          <w:tblCellMar>
-            <w:top w:w="0" w:type="dxa"/>
-            <w:bottom w:w="0" w:type="dxa"/>
-          </w:tblCellMar>
-        </w:tblPrEx>
         <w:trPr>
           <w:cantSplit/>
         </w:trPr>
@@ -6153,6 +6033,9 @@
         <w:shd w:val="clear" w:color="auto" w:fill="F2F5FB"/>
         <w:spacing w:line="252" w:lineRule="auto"/>
         <w:ind w:left="200"/>
+        <w:rPr>
+          <w:lang w:val="en-US"/>
+        </w:rPr>
       </w:pPr>
       <w:r>
         <w:rPr>
@@ -6214,39 +6097,9 @@
           <w:color w:val="1F3864"/>
           <w:sz w:val="17"/>
           <w:szCs w:val="17"/>
-        </w:rPr>
-        <w:t>PRIMARY KEY (</w:t>
-      </w:r>
-      <w:proofErr w:type="spellStart"/>
-      <w:r>
-        <w:rPr>
-          <w:rFonts w:ascii="Consolas" w:eastAsia="Consolas" w:hAnsi="Consolas" w:cs="Consolas"/>
-          <w:color w:val="1F3864"/>
-          <w:sz w:val="17"/>
-          <w:szCs w:val="17"/>
-        </w:rPr>
-        <w:t>chr_cuencodigo</w:t>
-      </w:r>
-      <w:proofErr w:type="spellEnd"/>
-      <w:proofErr w:type="gramStart"/>
-      <w:r>
-        <w:rPr>
-          <w:rFonts w:ascii="Consolas" w:eastAsia="Consolas" w:hAnsi="Consolas" w:cs="Consolas"/>
-          <w:color w:val="1F3864"/>
-          <w:sz w:val="17"/>
-          <w:szCs w:val="17"/>
-        </w:rPr>
-        <w:t>) )</w:t>
-      </w:r>
-      <w:proofErr w:type="gramEnd"/>
-      <w:r>
-        <w:rPr>
-          <w:rFonts w:ascii="Consolas" w:eastAsia="Consolas" w:hAnsi="Consolas" w:cs="Consolas"/>
-          <w:color w:val="1F3864"/>
-          <w:sz w:val="17"/>
-          <w:szCs w:val="17"/>
-        </w:rPr>
-        <w:t>;</w:t>
+          <w:lang w:val="en-US"/>
+        </w:rPr>
+        <w:t>PRIMARY KEY (chr_cuencodigo) );</w:t>
       </w:r>
     </w:p>
     <w:p>
@@ -6477,12 +6330,6 @@
         <w:gridCol w:w="3826"/>
       </w:tblGrid>
       <w:tr>
-        <w:tblPrEx>
-          <w:tblCellMar>
-            <w:top w:w="0" w:type="dxa"/>
-            <w:bottom w:w="0" w:type="dxa"/>
-          </w:tblCellMar>
-        </w:tblPrEx>
         <w:trPr>
           <w:tblHeader/>
         </w:trPr>
@@ -6624,12 +6471,6 @@
         </w:tc>
       </w:tr>
       <w:tr>
-        <w:tblPrEx>
-          <w:tblCellMar>
-            <w:top w:w="0" w:type="dxa"/>
-            <w:bottom w:w="0" w:type="dxa"/>
-          </w:tblCellMar>
-        </w:tblPrEx>
         <w:trPr>
           <w:cantSplit/>
         </w:trPr>
@@ -6751,12 +6592,6 @@
         </w:tc>
       </w:tr>
       <w:tr>
-        <w:tblPrEx>
-          <w:tblCellMar>
-            <w:top w:w="0" w:type="dxa"/>
-            <w:bottom w:w="0" w:type="dxa"/>
-          </w:tblCellMar>
-        </w:tblPrEx>
         <w:trPr>
           <w:cantSplit/>
         </w:trPr>
@@ -6878,12 +6713,6 @@
         </w:tc>
       </w:tr>
       <w:tr>
-        <w:tblPrEx>
-          <w:tblCellMar>
-            <w:top w:w="0" w:type="dxa"/>
-            <w:bottom w:w="0" w:type="dxa"/>
-          </w:tblCellMar>
-        </w:tblPrEx>
         <w:trPr>
           <w:cantSplit/>
         </w:trPr>
@@ -7005,12 +6834,6 @@
         </w:tc>
       </w:tr>
       <w:tr>
-        <w:tblPrEx>
-          <w:tblCellMar>
-            <w:top w:w="0" w:type="dxa"/>
-            <w:bottom w:w="0" w:type="dxa"/>
-          </w:tblCellMar>
-        </w:tblPrEx>
         <w:trPr>
           <w:cantSplit/>
         </w:trPr>
@@ -7171,12 +6994,6 @@
         <w:gridCol w:w="6426"/>
       </w:tblGrid>
       <w:tr>
-        <w:tblPrEx>
-          <w:tblCellMar>
-            <w:top w:w="0" w:type="dxa"/>
-            <w:bottom w:w="0" w:type="dxa"/>
-          </w:tblCellMar>
-        </w:tblPrEx>
         <w:trPr>
           <w:tblHeader/>
         </w:trPr>
@@ -7250,12 +7067,6 @@
         </w:tc>
       </w:tr>
       <w:tr>
-        <w:tblPrEx>
-          <w:tblCellMar>
-            <w:top w:w="0" w:type="dxa"/>
-            <w:bottom w:w="0" w:type="dxa"/>
-          </w:tblCellMar>
-        </w:tblPrEx>
         <w:trPr>
           <w:cantSplit/>
         </w:trPr>
@@ -7328,12 +7139,6 @@
         </w:tc>
       </w:tr>
       <w:tr>
-        <w:tblPrEx>
-          <w:tblCellMar>
-            <w:top w:w="0" w:type="dxa"/>
-            <w:bottom w:w="0" w:type="dxa"/>
-          </w:tblCellMar>
-        </w:tblPrEx>
         <w:trPr>
           <w:cantSplit/>
         </w:trPr>
@@ -7413,12 +7218,6 @@
         </w:tc>
       </w:tr>
       <w:tr>
-        <w:tblPrEx>
-          <w:tblCellMar>
-            <w:top w:w="0" w:type="dxa"/>
-            <w:bottom w:w="0" w:type="dxa"/>
-          </w:tblCellMar>
-        </w:tblPrEx>
         <w:trPr>
           <w:cantSplit/>
         </w:trPr>
@@ -7482,12 +7281,6 @@
         </w:tc>
       </w:tr>
       <w:tr>
-        <w:tblPrEx>
-          <w:tblCellMar>
-            <w:top w:w="0" w:type="dxa"/>
-            <w:bottom w:w="0" w:type="dxa"/>
-          </w:tblCellMar>
-        </w:tblPrEx>
         <w:trPr>
           <w:cantSplit/>
         </w:trPr>
@@ -7567,12 +7360,6 @@
         </w:tc>
       </w:tr>
       <w:tr>
-        <w:tblPrEx>
-          <w:tblCellMar>
-            <w:top w:w="0" w:type="dxa"/>
-            <w:bottom w:w="0" w:type="dxa"/>
-          </w:tblCellMar>
-        </w:tblPrEx>
         <w:trPr>
           <w:cantSplit/>
         </w:trPr>
@@ -8384,12 +8171,6 @@
         <w:gridCol w:w="2400"/>
       </w:tblGrid>
       <w:tr>
-        <w:tblPrEx>
-          <w:tblCellMar>
-            <w:top w:w="0" w:type="dxa"/>
-            <w:bottom w:w="0" w:type="dxa"/>
-          </w:tblCellMar>
-        </w:tblPrEx>
         <w:trPr>
           <w:tblHeader/>
         </w:trPr>
@@ -8497,12 +8278,6 @@
         </w:tc>
       </w:tr>
       <w:tr>
-        <w:tblPrEx>
-          <w:tblCellMar>
-            <w:top w:w="0" w:type="dxa"/>
-            <w:bottom w:w="0" w:type="dxa"/>
-          </w:tblCellMar>
-        </w:tblPrEx>
         <w:trPr>
           <w:cantSplit/>
         </w:trPr>
@@ -8622,12 +8397,6 @@
         </w:tc>
       </w:tr>
       <w:tr>
-        <w:tblPrEx>
-          <w:tblCellMar>
-            <w:top w:w="0" w:type="dxa"/>
-            <w:bottom w:w="0" w:type="dxa"/>
-          </w:tblCellMar>
-        </w:tblPrEx>
         <w:trPr>
           <w:cantSplit/>
         </w:trPr>
@@ -8772,12 +8541,6 @@
         </w:tc>
       </w:tr>
       <w:tr>
-        <w:tblPrEx>
-          <w:tblCellMar>
-            <w:top w:w="0" w:type="dxa"/>
-            <w:bottom w:w="0" w:type="dxa"/>
-          </w:tblCellMar>
-        </w:tblPrEx>
         <w:trPr>
           <w:cantSplit/>
         </w:trPr>
@@ -8881,12 +8644,6 @@
         </w:tc>
       </w:tr>
       <w:tr>
-        <w:tblPrEx>
-          <w:tblCellMar>
-            <w:top w:w="0" w:type="dxa"/>
-            <w:bottom w:w="0" w:type="dxa"/>
-          </w:tblCellMar>
-        </w:tblPrEx>
         <w:trPr>
           <w:cantSplit/>
         </w:trPr>
@@ -9280,12 +9037,6 @@
         <w:gridCol w:w="3608"/>
       </w:tblGrid>
       <w:tr>
-        <w:tblPrEx>
-          <w:tblCellMar>
-            <w:top w:w="0" w:type="dxa"/>
-            <w:bottom w:w="0" w:type="dxa"/>
-          </w:tblCellMar>
-        </w:tblPrEx>
         <w:trPr>
           <w:tblHeader/>
         </w:trPr>
@@ -9427,12 +9178,6 @@
         </w:tc>
       </w:tr>
       <w:tr>
-        <w:tblPrEx>
-          <w:tblCellMar>
-            <w:top w:w="0" w:type="dxa"/>
-            <w:bottom w:w="0" w:type="dxa"/>
-          </w:tblCellMar>
-        </w:tblPrEx>
         <w:trPr>
           <w:cantSplit/>
         </w:trPr>
@@ -9570,12 +9315,6 @@
         </w:tc>
       </w:tr>
       <w:tr>
-        <w:tblPrEx>
-          <w:tblCellMar>
-            <w:top w:w="0" w:type="dxa"/>
-            <w:bottom w:w="0" w:type="dxa"/>
-          </w:tblCellMar>
-        </w:tblPrEx>
         <w:trPr>
           <w:cantSplit/>
         </w:trPr>
@@ -9722,12 +9461,6 @@
         </w:tc>
       </w:tr>
       <w:tr>
-        <w:tblPrEx>
-          <w:tblCellMar>
-            <w:top w:w="0" w:type="dxa"/>
-            <w:bottom w:w="0" w:type="dxa"/>
-          </w:tblCellMar>
-        </w:tblPrEx>
         <w:trPr>
           <w:cantSplit/>
         </w:trPr>
@@ -9849,12 +9582,6 @@
         </w:tc>
       </w:tr>
       <w:tr>
-        <w:tblPrEx>
-          <w:tblCellMar>
-            <w:top w:w="0" w:type="dxa"/>
-            <w:bottom w:w="0" w:type="dxa"/>
-          </w:tblCellMar>
-        </w:tblPrEx>
         <w:trPr>
           <w:cantSplit/>
         </w:trPr>
@@ -10024,12 +9751,6 @@
         </w:tc>
       </w:tr>
       <w:tr>
-        <w:tblPrEx>
-          <w:tblCellMar>
-            <w:top w:w="0" w:type="dxa"/>
-            <w:bottom w:w="0" w:type="dxa"/>
-          </w:tblCellMar>
-        </w:tblPrEx>
         <w:trPr>
           <w:cantSplit/>
         </w:trPr>
@@ -10160,12 +9881,6 @@
         </w:tc>
       </w:tr>
       <w:tr>
-        <w:tblPrEx>
-          <w:tblCellMar>
-            <w:top w:w="0" w:type="dxa"/>
-            <w:bottom w:w="0" w:type="dxa"/>
-          </w:tblCellMar>
-        </w:tblPrEx>
         <w:trPr>
           <w:cantSplit/>
         </w:trPr>
@@ -10287,12 +10002,6 @@
         </w:tc>
       </w:tr>
       <w:tr>
-        <w:tblPrEx>
-          <w:tblCellMar>
-            <w:top w:w="0" w:type="dxa"/>
-            <w:bottom w:w="0" w:type="dxa"/>
-          </w:tblCellMar>
-        </w:tblPrEx>
         <w:trPr>
           <w:cantSplit/>
         </w:trPr>
@@ -10414,12 +10123,6 @@
         </w:tc>
       </w:tr>
       <w:tr>
-        <w:tblPrEx>
-          <w:tblCellMar>
-            <w:top w:w="0" w:type="dxa"/>
-            <w:bottom w:w="0" w:type="dxa"/>
-          </w:tblCellMar>
-        </w:tblPrEx>
         <w:trPr>
           <w:cantSplit/>
         </w:trPr>
@@ -10542,12 +10245,6 @@
         </w:tc>
       </w:tr>
       <w:tr>
-        <w:tblPrEx>
-          <w:tblCellMar>
-            <w:top w:w="0" w:type="dxa"/>
-            <w:bottom w:w="0" w:type="dxa"/>
-          </w:tblCellMar>
-        </w:tblPrEx>
         <w:trPr>
           <w:cantSplit/>
         </w:trPr>
@@ -10669,12 +10366,6 @@
         </w:tc>
       </w:tr>
       <w:tr>
-        <w:tblPrEx>
-          <w:tblCellMar>
-            <w:top w:w="0" w:type="dxa"/>
-            <w:bottom w:w="0" w:type="dxa"/>
-          </w:tblCellMar>
-        </w:tblPrEx>
         <w:trPr>
           <w:cantSplit/>
         </w:trPr>
@@ -10812,12 +10503,6 @@
         </w:tc>
       </w:tr>
       <w:tr>
-        <w:tblPrEx>
-          <w:tblCellMar>
-            <w:top w:w="0" w:type="dxa"/>
-            <w:bottom w:w="0" w:type="dxa"/>
-          </w:tblCellMar>
-        </w:tblPrEx>
         <w:trPr>
           <w:cantSplit/>
         </w:trPr>
@@ -10948,12 +10633,6 @@
         </w:tc>
       </w:tr>
       <w:tr>
-        <w:tblPrEx>
-          <w:tblCellMar>
-            <w:top w:w="0" w:type="dxa"/>
-            <w:bottom w:w="0" w:type="dxa"/>
-          </w:tblCellMar>
-        </w:tblPrEx>
         <w:trPr>
           <w:cantSplit/>
         </w:trPr>
@@ -11091,12 +10770,6 @@
         </w:tc>
       </w:tr>
       <w:tr>
-        <w:tblPrEx>
-          <w:tblCellMar>
-            <w:top w:w="0" w:type="dxa"/>
-            <w:bottom w:w="0" w:type="dxa"/>
-          </w:tblCellMar>
-        </w:tblPrEx>
         <w:trPr>
           <w:cantSplit/>
         </w:trPr>
@@ -11575,12 +11248,6 @@
         <w:gridCol w:w="7226"/>
       </w:tblGrid>
       <w:tr>
-        <w:tblPrEx>
-          <w:tblCellMar>
-            <w:top w:w="0" w:type="dxa"/>
-            <w:bottom w:w="0" w:type="dxa"/>
-          </w:tblCellMar>
-        </w:tblPrEx>
         <w:trPr>
           <w:tblHeader/>
         </w:trPr>
@@ -11654,12 +11321,6 @@
         </w:tc>
       </w:tr>
       <w:tr>
-        <w:tblPrEx>
-          <w:tblCellMar>
-            <w:top w:w="0" w:type="dxa"/>
-            <w:bottom w:w="0" w:type="dxa"/>
-          </w:tblCellMar>
-        </w:tblPrEx>
         <w:trPr>
           <w:cantSplit/>
         </w:trPr>
@@ -11723,12 +11384,6 @@
         </w:tc>
       </w:tr>
       <w:tr>
-        <w:tblPrEx>
-          <w:tblCellMar>
-            <w:top w:w="0" w:type="dxa"/>
-            <w:bottom w:w="0" w:type="dxa"/>
-          </w:tblCellMar>
-        </w:tblPrEx>
         <w:trPr>
           <w:cantSplit/>
         </w:trPr>
@@ -11792,12 +11447,6 @@
         </w:tc>
       </w:tr>
       <w:tr>
-        <w:tblPrEx>
-          <w:tblCellMar>
-            <w:top w:w="0" w:type="dxa"/>
-            <w:bottom w:w="0" w:type="dxa"/>
-          </w:tblCellMar>
-        </w:tblPrEx>
         <w:trPr>
           <w:cantSplit/>
         </w:trPr>
@@ -11861,12 +11510,6 @@
         </w:tc>
       </w:tr>
       <w:tr>
-        <w:tblPrEx>
-          <w:tblCellMar>
-            <w:top w:w="0" w:type="dxa"/>
-            <w:bottom w:w="0" w:type="dxa"/>
-          </w:tblCellMar>
-        </w:tblPrEx>
         <w:trPr>
           <w:cantSplit/>
         </w:trPr>
@@ -11930,12 +11573,6 @@
         </w:tc>
       </w:tr>
       <w:tr>
-        <w:tblPrEx>
-          <w:tblCellMar>
-            <w:top w:w="0" w:type="dxa"/>
-            <w:bottom w:w="0" w:type="dxa"/>
-          </w:tblCellMar>
-        </w:tblPrEx>
         <w:trPr>
           <w:cantSplit/>
         </w:trPr>
@@ -12743,12 +12380,6 @@
         <w:gridCol w:w="4115"/>
       </w:tblGrid>
       <w:tr>
-        <w:tblPrEx>
-          <w:tblCellMar>
-            <w:top w:w="0" w:type="dxa"/>
-            <w:bottom w:w="0" w:type="dxa"/>
-          </w:tblCellMar>
-        </w:tblPrEx>
         <w:trPr>
           <w:trHeight w:val="278"/>
           <w:tblHeader/>
@@ -12891,12 +12522,6 @@
         </w:tc>
       </w:tr>
       <w:tr>
-        <w:tblPrEx>
-          <w:tblCellMar>
-            <w:top w:w="0" w:type="dxa"/>
-            <w:bottom w:w="0" w:type="dxa"/>
-          </w:tblCellMar>
-        </w:tblPrEx>
         <w:trPr>
           <w:cantSplit/>
           <w:trHeight w:val="1436"/>
@@ -13019,12 +12644,6 @@
         </w:tc>
       </w:tr>
       <w:tr>
-        <w:tblPrEx>
-          <w:tblCellMar>
-            <w:top w:w="0" w:type="dxa"/>
-            <w:bottom w:w="0" w:type="dxa"/>
-          </w:tblCellMar>
-        </w:tblPrEx>
         <w:trPr>
           <w:cantSplit/>
           <w:trHeight w:val="1214"/>
@@ -13147,12 +12766,6 @@
         </w:tc>
       </w:tr>
       <w:tr>
-        <w:tblPrEx>
-          <w:tblCellMar>
-            <w:top w:w="0" w:type="dxa"/>
-            <w:bottom w:w="0" w:type="dxa"/>
-          </w:tblCellMar>
-        </w:tblPrEx>
         <w:trPr>
           <w:cantSplit/>
           <w:trHeight w:val="1203"/>
@@ -13275,12 +12888,6 @@
         </w:tc>
       </w:tr>
       <w:tr>
-        <w:tblPrEx>
-          <w:tblCellMar>
-            <w:top w:w="0" w:type="dxa"/>
-            <w:bottom w:w="0" w:type="dxa"/>
-          </w:tblCellMar>
-        </w:tblPrEx>
         <w:trPr>
           <w:cantSplit/>
           <w:trHeight w:val="981"/>
@@ -15338,6 +14945,12 @@
       <w:footerReference w:type="default" r:id="rId29"/>
       <w:pgSz w:w="11906" w:h="16838"/>
       <w:pgMar w:top="1440" w:right="1440" w:bottom="1300" w:left="1440" w:header="708" w:footer="708" w:gutter="0"/>
+      <w:pgBorders w:offsetFrom="page">
+        <w:top w:val="dashDotStroked" w:sz="24" w:space="24" w:color="4472C4" w:themeColor="accent1"/>
+        <w:left w:val="dashDotStroked" w:sz="24" w:space="24" w:color="4472C4" w:themeColor="accent1"/>
+        <w:bottom w:val="dashDotStroked" w:sz="24" w:space="24" w:color="4472C4" w:themeColor="accent1"/>
+        <w:right w:val="dashDotStroked" w:sz="24" w:space="24" w:color="4472C4" w:themeColor="accent1"/>
+      </w:pgBorders>
       <w:cols w:space="720"/>
       <w:docGrid w:linePitch="360"/>
     </w:sectPr>

--- a/05. DOCUMENTACION/02. MANUAL TECNICO/MANUAL_TECNICO_EUREKA_RESTFUL_JAVA_CONBDD_GR01.docx
+++ b/05. DOCUMENTACION/02. MANUAL TECNICO/MANUAL_TECNICO_EUREKA_RESTFUL_JAVA_CONBDD_GR01.docx
@@ -4169,7 +4169,7 @@
         </w:rPr>
         <w:drawing>
           <wp:inline distT="0" distB="0" distL="0" distR="0" wp14:anchorId="0116BC56" wp14:editId="6043D23B">
-            <wp:extent cx="5715000" cy="1323975"/>
+            <wp:extent cx="5715000" cy="2895804"/>
             <wp:effectExtent l="0" t="0" r="0" b="0"/>
             <wp:docPr id="1" name="Imagen 1"/>
             <wp:cNvGraphicFramePr>
@@ -4185,7 +4185,7 @@
                     </pic:cNvPicPr>
                   </pic:nvPicPr>
                   <pic:blipFill>
-                    <a:blip r:embed="rId8"/>
+                    <a:blip r:embed="rIdPD1"/>
                     <a:srcRect/>
                     <a:stretch>
                       <a:fillRect/>
@@ -4194,7 +4194,7 @@
                   <pic:spPr bwMode="auto">
                     <a:xfrm>
                       <a:off x="0" y="0"/>
-                      <a:ext cx="5715000" cy="1323975"/>
+                      <a:ext cx="5715000" cy="2895804"/>
                     </a:xfrm>
                     <a:prstGeom prst="rect">
                       <a:avLst/>
@@ -4236,7 +4236,7 @@
         <w:lastRenderedPageBreak/>
         <w:drawing>
           <wp:inline distT="0" distB="0" distL="0" distR="0" wp14:anchorId="24E51AF8" wp14:editId="044872DD">
-            <wp:extent cx="5715000" cy="2838450"/>
+            <wp:extent cx="5715000" cy="6490565"/>
             <wp:effectExtent l="0" t="0" r="0" b="0"/>
             <wp:docPr id="2" name="Imagen 2"/>
             <wp:cNvGraphicFramePr>
@@ -4252,7 +4252,7 @@
                     </pic:cNvPicPr>
                   </pic:nvPicPr>
                   <pic:blipFill>
-                    <a:blip r:embed="rId9"/>
+                    <a:blip r:embed="rIdPD2"/>
                     <a:srcRect/>
                     <a:stretch>
                       <a:fillRect/>
@@ -4261,7 +4261,7 @@
                   <pic:spPr bwMode="auto">
                     <a:xfrm>
                       <a:off x="0" y="0"/>
-                      <a:ext cx="5715000" cy="2838450"/>
+                      <a:ext cx="5715000" cy="6490565"/>
                     </a:xfrm>
                     <a:prstGeom prst="rect">
                       <a:avLst/>
@@ -6221,7 +6221,7 @@
         </w:rPr>
         <w:drawing>
           <wp:inline distT="0" distB="0" distL="0" distR="0" wp14:anchorId="6A6B48CC" wp14:editId="30D4A303">
-            <wp:extent cx="5715000" cy="1562100"/>
+            <wp:extent cx="5715000" cy="3365889"/>
             <wp:effectExtent l="0" t="0" r="0" b="0"/>
             <wp:docPr id="3" name="Imagen 3"/>
             <wp:cNvGraphicFramePr>
@@ -6237,7 +6237,7 @@
                     </pic:cNvPicPr>
                   </pic:nvPicPr>
                   <pic:blipFill>
-                    <a:blip r:embed="rId10"/>
+                    <a:blip r:embed="rIdPD3"/>
                     <a:srcRect/>
                     <a:stretch>
                       <a:fillRect/>
@@ -6246,7 +6246,7 @@
                   <pic:spPr bwMode="auto">
                     <a:xfrm>
                       <a:off x="0" y="0"/>
-                      <a:ext cx="5715000" cy="1562100"/>
+                      <a:ext cx="5715000" cy="3365889"/>
                     </a:xfrm>
                     <a:prstGeom prst="rect">
                       <a:avLst/>
@@ -8792,7 +8792,7 @@
         <w:lastRenderedPageBreak/>
         <w:drawing>
           <wp:inline distT="0" distB="0" distL="0" distR="0" wp14:anchorId="687E68F4" wp14:editId="548D41B0">
-            <wp:extent cx="5715000" cy="3476625"/>
+            <wp:extent cx="5715000" cy="4167048"/>
             <wp:effectExtent l="0" t="0" r="0" b="0"/>
             <wp:docPr id="4" name="Imagen 4"/>
             <wp:cNvGraphicFramePr>
@@ -8808,7 +8808,7 @@
                     </pic:cNvPicPr>
                   </pic:nvPicPr>
                   <pic:blipFill>
-                    <a:blip r:embed="rId11"/>
+                    <a:blip r:embed="rIdPD4"/>
                     <a:srcRect/>
                     <a:stretch>
                       <a:fillRect/>
@@ -8817,7 +8817,7 @@
                   <pic:spPr bwMode="auto">
                     <a:xfrm>
                       <a:off x="0" y="0"/>
-                      <a:ext cx="5715000" cy="3476625"/>
+                      <a:ext cx="5715000" cy="4167048"/>
                     </a:xfrm>
                     <a:prstGeom prst="rect">
                       <a:avLst/>
@@ -11678,7 +11678,7 @@
         <w:lastRenderedPageBreak/>
         <w:drawing>
           <wp:inline distT="0" distB="0" distL="0" distR="0" wp14:anchorId="4A1DF01A" wp14:editId="7990F640">
-            <wp:extent cx="5248275" cy="3619500"/>
+            <wp:extent cx="5248275" cy="3480721"/>
             <wp:effectExtent l="0" t="0" r="0" b="0"/>
             <wp:docPr id="5" name="Imagen 5"/>
             <wp:cNvGraphicFramePr>
@@ -11694,7 +11694,7 @@
                     </pic:cNvPicPr>
                   </pic:nvPicPr>
                   <pic:blipFill>
-                    <a:blip r:embed="rId12"/>
+                    <a:blip r:embed="rIdPD5"/>
                     <a:srcRect/>
                     <a:stretch>
                       <a:fillRect/>
@@ -11703,7 +11703,7 @@
                   <pic:spPr bwMode="auto">
                     <a:xfrm>
                       <a:off x="0" y="0"/>
-                      <a:ext cx="5248275" cy="3619500"/>
+                      <a:ext cx="5248275" cy="3480721"/>
                     </a:xfrm>
                     <a:prstGeom prst="rect">
                       <a:avLst/>

--- a/05. DOCUMENTACION/02. MANUAL TECNICO/MANUAL_TECNICO_EUREKA_RESTFUL_JAVA_CONBDD_GR01.docx
+++ b/05. DOCUMENTACION/02. MANUAL TECNICO/MANUAL_TECNICO_EUREKA_RESTFUL_JAVA_CONBDD_GR01.docx
@@ -4,62 +4,46 @@
   <w:body>
     <w:p>
       <w:pPr>
-        <w:spacing w:after="40" w:line="300" w:lineRule="auto"/>
-        <w:jc w:val="center"/>
-      </w:pPr>
-      <w:r>
-        <w:rPr>
-          <w:b/>
-          <w:bCs/>
-          <w:color w:val="1F3864"/>
+        <w:pStyle w:val="Sinespaciado"/>
+        <w:jc w:val="both"/>
+        <w:rPr>
+          <w:rFonts w:cstheme="minorHAnsi"/>
           <w:sz w:val="24"/>
           <w:szCs w:val="24"/>
-        </w:rPr>
-        <w:t>UNIVERSIDAD DE LAS FUERZAS ARMADAS – ESPE</w:t>
-      </w:r>
-    </w:p>
-    <w:p>
-      <w:pPr>
-        <w:spacing w:after="40" w:line="300" w:lineRule="auto"/>
-        <w:jc w:val="center"/>
-      </w:pPr>
-      <w:r>
-        <w:rPr>
-          <w:b/>
-          <w:bCs/>
-          <w:sz w:val="20"/>
-          <w:szCs w:val="20"/>
-        </w:rPr>
-        <w:t>DEPARTAMENTO DE CIENCIAS DE LA COMPUTACIÓN</w:t>
-      </w:r>
-    </w:p>
-    <w:p>
-      <w:pPr>
-        <w:spacing w:after="360" w:line="300" w:lineRule="auto"/>
-        <w:jc w:val="center"/>
-      </w:pPr>
-      <w:r>
-        <w:rPr>
-          <w:sz w:val="20"/>
-          <w:szCs w:val="20"/>
-        </w:rPr>
-        <w:t>ARQUITECTURA DE SOFTWARE – NRC 36841 – GRUPO 1</w:t>
-      </w:r>
-    </w:p>
-    <w:p>
-      <w:pPr>
-        <w:keepNext/>
-        <w:jc w:val="center"/>
-      </w:pPr>
-      <w:r>
-        <w:rPr>
+          <w:lang w:val="es-EC"/>
+        </w:rPr>
+        <w:sectPr>
+          <w:pgSz w:w="11906" w:h="16838" w:code="9"/>
+          <w:pgMar w:top="1418" w:right="1701" w:bottom="1418" w:left="1701" w:header="709" w:footer="709" w:gutter="0"/>
+          <w:pgBorders>
+            <w:top w:val="twistedLines1" w:sz="25" w:space="1" w:color="auto"/>
+            <w:left w:val="twistedLines1" w:sz="25" w:space="4" w:color="auto"/>
+            <w:bottom w:val="twistedLines1" w:sz="25" w:space="1" w:color="auto"/>
+            <w:right w:val="twistedLines1" w:sz="25" w:space="4" w:color="auto"/>
+          </w:pgBorders>
+          <w:cols w:space="708"/>
+          <w:titlePg/>
+          <w:docGrid w:linePitch="360"/>
+        </w:sectPr>
+      </w:pPr>
+      <w:r>
+        <w:rPr>
+          <w:rFonts w:cstheme="minorHAnsi"/>
           <w:noProof/>
         </w:rPr>
         <w:drawing>
-          <wp:inline distT="0" distB="0" distL="0" distR="0" wp14:anchorId="09A35F48" wp14:editId="5B8B10F7">
-            <wp:extent cx="2190750" cy="1457325"/>
-            <wp:effectExtent l="0" t="0" r="0" b="0"/>
-            <wp:docPr id="21" name="Imagen 21"/>
+          <wp:anchor distT="0" distB="0" distL="114300" distR="114300" simplePos="0" relativeHeight="251663360" behindDoc="0" locked="0" layoutInCell="1" allowOverlap="1">
+            <wp:simplePos x="0" y="0"/>
+            <wp:positionH relativeFrom="column">
+              <wp:posOffset>1767840</wp:posOffset>
+            </wp:positionH>
+            <wp:positionV relativeFrom="paragraph">
+              <wp:posOffset>357587</wp:posOffset>
+            </wp:positionV>
+            <wp:extent cx="3482340" cy="2179320"/>
+            <wp:effectExtent l="0" t="0" r="3810" b="0"/>
+            <wp:wrapNone/>
+            <wp:docPr id="70001" name="Picture 2746" descr="Imagen que contiene interior, mamífero, gato, viendo&#10;&#10;Descripción generada automáticamente"/>
             <wp:cNvGraphicFramePr>
               <a:graphicFrameLocks xmlns:a="http://schemas.openxmlformats.org/drawingml/2006/main" noChangeAspect="1"/>
             </wp:cNvGraphicFramePr>
@@ -67,13 +51,19 @@
               <a:graphicData uri="http://schemas.openxmlformats.org/drawingml/2006/picture">
                 <pic:pic xmlns:pic="http://schemas.openxmlformats.org/drawingml/2006/picture">
                   <pic:nvPicPr>
-                    <pic:cNvPr id="0" name=""/>
+                    <pic:cNvPr id="70002" name="Picture 2746" descr="Imagen que contiene interior, mamífero, gato, viendo&#10;&#10;Descripción generada automáticamente"/>
                     <pic:cNvPicPr>
                       <a:picLocks noChangeAspect="1" noChangeArrowheads="1"/>
                     </pic:cNvPicPr>
                   </pic:nvPicPr>
                   <pic:blipFill>
-                    <a:blip r:embed="rId7"/>
+                    <a:blip r:embed="rIdPortadaPD">
+                      <a:extLst>
+                        <a:ext uri="{28A0092B-C50C-407E-A947-70E740481C1C}">
+                          <a14:useLocalDpi xmlns:a14="http://schemas.microsoft.com/office/drawing/2010/main" val="0"/>
+                        </a:ext>
+                      </a:extLst>
+                    </a:blip>
                     <a:srcRect/>
                     <a:stretch>
                       <a:fillRect/>
@@ -82,223 +72,4304 @@
                   <pic:spPr bwMode="auto">
                     <a:xfrm>
                       <a:off x="0" y="0"/>
-                      <a:ext cx="2190750" cy="1457325"/>
+                      <a:ext cx="3482340" cy="2179320"/>
                     </a:xfrm>
                     <a:prstGeom prst="rect">
                       <a:avLst/>
                     </a:prstGeom>
+                    <a:noFill/>
+                    <a:ln>
+                      <a:noFill/>
+                    </a:ln>
+                    <a:extLst>
+                      <a:ext uri="{909E8E84-426E-40DD-AFC4-6F175D3DCCD1}">
+                        <a14:hiddenFill xmlns:a14="http://schemas.microsoft.com/office/drawing/2010/main">
+                          <a:solidFill>
+                            <a:srgbClr val="FFFFFF"/>
+                          </a:solidFill>
+                        </a14:hiddenFill>
+                      </a:ext>
+                      <a:ext uri="{91240B29-F687-4F45-9708-019B960494DF}">
+                        <a14:hiddenLine xmlns:a14="http://schemas.microsoft.com/office/drawing/2010/main" w="9525">
+                          <a:solidFill>
+                            <a:srgbClr val="000000"/>
+                          </a:solidFill>
+                          <a:miter lim="800000"/>
+                          <a:headEnd/>
+                          <a:tailEnd/>
+                        </a14:hiddenLine>
+                      </a:ext>
+                    </a:extLst>
                   </pic:spPr>
                 </pic:pic>
               </a:graphicData>
             </a:graphic>
-          </wp:inline>
+          </wp:anchor>
         </w:drawing>
       </w:r>
-    </w:p>
-    <w:p>
-      <w:pPr>
-        <w:spacing w:before="360" w:after="40" w:line="300" w:lineRule="auto"/>
-        <w:jc w:val="center"/>
+      <w:r>
+        <w:rPr>
+          <w:rFonts w:cstheme="minorHAnsi"/>
+          <w:noProof/>
+          <w:sz w:val="24"/>
+          <w:szCs w:val="24"/>
+        </w:rPr>
+        <mc:AlternateContent>
+          <mc:Choice Requires="wps">
+            <w:drawing>
+              <wp:anchor distT="0" distB="0" distL="114300" distR="114300" simplePos="0" relativeHeight="251659264" behindDoc="0" locked="0" layoutInCell="1" allowOverlap="1">
+                <wp:simplePos x="0" y="0"/>
+                <wp:positionH relativeFrom="margin">
+                  <wp:posOffset>186690</wp:posOffset>
+                </wp:positionH>
+                <wp:positionV relativeFrom="paragraph">
+                  <wp:posOffset>2242820</wp:posOffset>
+                </wp:positionV>
+                <wp:extent cx="5353050" cy="6631305"/>
+                <wp:effectExtent l="0" t="0" r="0" b="0"/>
+                <wp:wrapNone/>
+                <wp:docPr id="70003" name="Rectángulo 54"/>
+                <wp:cNvGraphicFramePr>
+                  <a:graphicFrameLocks xmlns:a="http://schemas.openxmlformats.org/drawingml/2006/main"/>
+                </wp:cNvGraphicFramePr>
+                <a:graphic xmlns:a="http://schemas.openxmlformats.org/drawingml/2006/main">
+                  <a:graphicData uri="http://schemas.microsoft.com/office/word/2010/wordprocessingShape">
+                    <wps:wsp>
+                      <wps:cNvSpPr>
+                        <a:spLocks/>
+                      </wps:cNvSpPr>
+                      <wps:spPr>
+                        <a:xfrm>
+                          <a:off x="0" y="0"/>
+                          <a:ext cx="5353050" cy="6631305"/>
+                        </a:xfrm>
+                        <a:prstGeom prst="rect">
+                          <a:avLst/>
+                        </a:prstGeom>
+                        <a:noFill/>
+                        <a:ln w="25400" cap="flat" cmpd="sng" algn="ctr">
+                          <a:noFill/>
+                          <a:prstDash val="solid"/>
+                        </a:ln>
+                        <a:effectLst/>
+                      </wps:spPr>
+                      <wps:txbx>
+                        <w:txbxContent>
+                          <w:p>
+                            <w:pPr>
+                              <w:spacing w:before="120" w:after="320"/>
+                              <w:jc w:val="center"/>
+                              <w:rPr>
+                                <w:rFonts w:asciiTheme="minorHAnsi" w:eastAsia="Adobe Fangsong Std R" w:hAnsiTheme="minorHAnsi" w:cstheme="minorHAnsi"/>
+                                <w:b/>
+                                <w:color w:val="000000"/>
+                                <w:sz w:val="36"/>
+                                <w:szCs w:val="32"/>
+                                <w:lang w:eastAsia="es-EC"/>
+                              </w:rPr>
+                            </w:pPr>
+                          </w:p>
+                          <w:p>
+                            <w:pPr>
+                              <w:spacing w:before="120" w:after="320"/>
+                              <w:jc w:val="center"/>
+                              <w:rPr>
+                                <w:rFonts w:ascii="Baskerville Old Face" w:eastAsia="Adobe Fangsong Std R" w:hAnsi="Baskerville Old Face" w:cstheme="minorHAnsi"/>
+                                <w:b/>
+                                <w:color w:val="000000"/>
+                                <w:sz w:val="36"/>
+                                <w:szCs w:val="32"/>
+                                <w:lang w:eastAsia="es-EC"/>
+                              </w:rPr>
+                            </w:pPr>
+                            <w:r>
+                              <w:rPr>
+                                <w:rFonts w:ascii="Baskerville Old Face" w:eastAsia="Adobe Fangsong Std R" w:hAnsi="Baskerville Old Face" w:cstheme="minorHAnsi"/>
+                                <w:b/>
+                                <w:color w:val="000000"/>
+                                <w:sz w:val="36"/>
+                                <w:szCs w:val="32"/>
+                                <w:lang w:eastAsia="es-EC"/>
+                              </w:rPr>
+                              <w:t>Tema</w:t>
+                            </w:r>
+                          </w:p>
+                          <w:p>
+                            <w:pPr>
+                              <w:spacing w:before="120" w:after="320"/>
+                              <w:jc w:val="center"/>
+                              <w:rPr>
+                                <w:rFonts w:ascii="Baskerville Old Face" w:eastAsia="Adobe Fangsong Std R" w:hAnsi="Baskerville Old Face" w:cstheme="minorHAnsi"/>
+                                <w:caps/>
+                                <w:color w:val="000000"/>
+                                <w:sz w:val="44"/>
+                                <w:szCs w:val="44"/>
+                                <w:lang w:eastAsia="es-EC"/>
+                              </w:rPr>
+                            </w:pPr>
+                            <w:r>
+                              <w:rPr>
+                                <w:rFonts w:ascii="Baskerville Old Face" w:eastAsia="Adobe Fangsong Std R" w:hAnsi="Baskerville Old Face" w:cstheme="minorHAnsi"/>
+                                <w:caps/>
+                                <w:color w:val="000000"/>
+                                <w:sz w:val="44"/>
+                                <w:szCs w:val="44"/>
+                                <w:lang w:eastAsia="es-EC"/>
+                              </w:rPr>
+                              <w:t xml:space="preserve">MANUAL TÉCNICO – EUREKA BANK RESTFUL JAVA CON BDD</w:t>
+                            </w:r>
+                            <w:r>
+                              <w:rPr>
+                                <w:rFonts w:ascii="Baskerville Old Face" w:eastAsia="Adobe Fangsong Std R" w:hAnsi="Baskerville Old Face" w:cstheme="minorHAnsi"/>
+                                <w:caps/>
+                                <w:color w:val="000000"/>
+                                <w:sz w:val="44"/>
+                                <w:szCs w:val="44"/>
+                                <w:lang w:eastAsia="es-EC"/>
+                              </w:rPr>
+                              <w:t xml:space="preserve"/>
+                            </w:r>
+                            <w:r>
+                              <w:rPr>
+                                <w:rFonts w:ascii="Baskerville Old Face" w:eastAsia="Adobe Fangsong Std R" w:hAnsi="Baskerville Old Face" w:cstheme="minorHAnsi"/>
+                                <w:caps/>
+                                <w:color w:val="000000"/>
+                                <w:sz w:val="44"/>
+                                <w:szCs w:val="44"/>
+                                <w:lang w:eastAsia="es-EC"/>
+                              </w:rPr>
+                              <w:t xml:space="preserve"/>
+                            </w:r>
+                            <w:r>
+                              <w:rPr>
+                                <w:rFonts w:ascii="Baskerville Old Face" w:eastAsia="Adobe Fangsong Std R" w:hAnsi="Baskerville Old Face" w:cstheme="minorHAnsi"/>
+                                <w:caps/>
+                                <w:color w:val="000000"/>
+                                <w:sz w:val="44"/>
+                                <w:szCs w:val="44"/>
+                                <w:lang w:eastAsia="es-EC"/>
+                              </w:rPr>
+                              <w:t xml:space="preserve"/>
+                            </w:r>
+                            <w:r>
+                              <w:rPr>
+                                <w:rFonts w:ascii="Baskerville Old Face" w:eastAsia="Adobe Fangsong Std R" w:hAnsi="Baskerville Old Face" w:cstheme="minorHAnsi"/>
+                                <w:caps/>
+                                <w:color w:val="000000"/>
+                                <w:sz w:val="44"/>
+                                <w:szCs w:val="44"/>
+                                <w:lang w:eastAsia="es-EC"/>
+                              </w:rPr>
+                              <w:t xml:space="preserve"/>
+                            </w:r>
+                          </w:p>
+                          <w:p>
+                            <w:pPr>
+                              <w:spacing w:before="120" w:after="320"/>
+                              <w:jc w:val="center"/>
+                              <w:rPr>
+                                <w:rFonts w:ascii="Baskerville Old Face" w:eastAsia="Adobe Fangsong Std R" w:hAnsi="Baskerville Old Face" w:cstheme="minorHAnsi"/>
+                                <w:color w:val="000000"/>
+                                <w:sz w:val="44"/>
+                                <w:szCs w:val="44"/>
+                                <w:lang w:eastAsia="es-EC"/>
+                              </w:rPr>
+                            </w:pPr>
+                            <w:r>
+                              <w:rPr>
+                                <w:rFonts w:ascii="Baskerville Old Face" w:eastAsia="Adobe Fangsong Std R" w:hAnsi="Baskerville Old Face" w:cstheme="minorHAnsi"/>
+                                <w:caps/>
+                                <w:color w:val="000000"/>
+                                <w:sz w:val="44"/>
+                                <w:szCs w:val="44"/>
+                                <w:lang w:eastAsia="es-EC"/>
+                              </w:rPr>
+                              <w:t>GRUPO 1</w:t>
+                            </w:r>
+                          </w:p>
+                          <w:p>
+                            <w:pPr>
+                              <w:spacing w:before="120" w:after="320"/>
+                              <w:jc w:val="center"/>
+                              <w:rPr>
+                                <w:rFonts w:ascii="Baskerville Old Face" w:eastAsia="Adobe Fangsong Std R" w:hAnsi="Baskerville Old Face" w:cstheme="minorHAnsi"/>
+                                <w:b/>
+                                <w:color w:val="000000"/>
+                                <w:sz w:val="36"/>
+                                <w:szCs w:val="32"/>
+                                <w:lang w:eastAsia="es-EC"/>
+                              </w:rPr>
+                            </w:pPr>
+                            <w:r>
+                              <w:rPr>
+                                <w:rFonts w:ascii="Baskerville Old Face" w:eastAsia="Adobe Fangsong Std R" w:hAnsi="Baskerville Old Face" w:cstheme="minorHAnsi"/>
+                                <w:b/>
+                                <w:color w:val="000000"/>
+                                <w:sz w:val="36"/>
+                                <w:szCs w:val="32"/>
+                                <w:lang w:eastAsia="es-EC"/>
+                              </w:rPr>
+                              <w:t>Tutor</w:t>
+                            </w:r>
+                          </w:p>
+                          <w:p>
+                            <w:pPr>
+                              <w:spacing w:before="120" w:after="320"/>
+                              <w:jc w:val="center"/>
+                              <w:rPr>
+                                <w:rFonts w:ascii="Baskerville Old Face" w:eastAsia="Adobe Fangsong Std R" w:hAnsi="Baskerville Old Face" w:cstheme="minorHAnsi"/>
+                                <w:color w:val="000000"/>
+                                <w:sz w:val="36"/>
+                                <w:szCs w:val="56"/>
+                              </w:rPr>
+                            </w:pPr>
+                            <w:r>
+                              <w:rPr>
+                                <w:rFonts w:ascii="Baskerville Old Face" w:eastAsia="Adobe Fangsong Std R" w:hAnsi="Baskerville Old Face" w:cstheme="minorHAnsi"/>
+                                <w:color w:val="000000"/>
+                                <w:sz w:val="36"/>
+                                <w:szCs w:val="56"/>
+                              </w:rPr>
+                              <w:t>Ing. Eduardo Mauricio Campaña Ortega</w:t>
+                            </w:r>
+                          </w:p>
+                          <w:p>
+                            <w:pPr>
+                              <w:spacing w:before="120" w:after="320"/>
+                              <w:jc w:val="center"/>
+                              <w:rPr>
+                                <w:rFonts w:ascii="Baskerville Old Face" w:eastAsia="Adobe Fangsong Std R" w:hAnsi="Baskerville Old Face" w:cstheme="minorHAnsi"/>
+                                <w:color w:val="000000"/>
+                                <w:sz w:val="36"/>
+                                <w:szCs w:val="56"/>
+                              </w:rPr>
+                            </w:pPr>
+                            <w:proofErr w:type="gramStart"/>
+                            <w:r>
+                              <w:rPr>
+                                <w:rFonts w:ascii="Baskerville Old Face" w:eastAsia="Adobe Fangsong Std R" w:hAnsi="Baskerville Old Face" w:cstheme="minorHAnsi"/>
+                                <w:color w:val="000000"/>
+                                <w:sz w:val="36"/>
+                                <w:szCs w:val="56"/>
+                              </w:rPr>
+                              <w:t>MIS.MDU.CCNA.CCIA</w:t>
+                            </w:r>
+                            <w:proofErr w:type="gramEnd"/>
+                            <w:r>
+                              <w:rPr>
+                                <w:rFonts w:ascii="Baskerville Old Face" w:eastAsia="Adobe Fangsong Std R" w:hAnsi="Baskerville Old Face" w:cstheme="minorHAnsi"/>
+                                <w:color w:val="000000"/>
+                                <w:sz w:val="36"/>
+                                <w:szCs w:val="56"/>
+                              </w:rPr>
+                              <w:t>.</w:t>
+                            </w:r>
+                          </w:p>
+                          <w:p>
+                            <w:pPr>
+                              <w:spacing w:before="120" w:after="320"/>
+                              <w:jc w:val="center"/>
+                              <w:rPr>
+                                <w:rFonts w:ascii="Baskerville Old Face" w:eastAsia="Adobe Fangsong Std R" w:hAnsi="Baskerville Old Face" w:cstheme="minorHAnsi"/>
+                                <w:color w:val="000000"/>
+                                <w:sz w:val="36"/>
+                                <w:szCs w:val="56"/>
+                              </w:rPr>
+                            </w:pPr>
+                            <w:r>
+                              <w:rPr>
+                                <w:rFonts w:ascii="Baskerville Old Face" w:eastAsia="Adobe Fangsong Std R" w:hAnsi="Baskerville Old Face" w:cstheme="minorHAnsi"/>
+                                <w:color w:val="000000"/>
+                                <w:sz w:val="36"/>
+                                <w:szCs w:val="56"/>
+                              </w:rPr>
+                              <w:t>PhD. (c) Ingeniería de Software</w:t>
+                            </w:r>
+                          </w:p>
+                          <w:p>
+                            <w:pPr>
+                              <w:spacing w:before="120" w:after="320"/>
+                              <w:jc w:val="center"/>
+                              <w:rPr>
+                                <w:rFonts w:ascii="Baskerville Old Face" w:eastAsia="Adobe Fangsong Std R" w:hAnsi="Baskerville Old Face" w:cstheme="minorHAnsi"/>
+                                <w:color w:val="000000"/>
+                                <w:sz w:val="36"/>
+                                <w:szCs w:val="56"/>
+                                <w:lang w:eastAsia="es-EC"/>
+                              </w:rPr>
+                            </w:pPr>
+                            <w:r>
+                              <w:rPr>
+                                <w:rFonts w:ascii="Baskerville Old Face" w:eastAsia="Adobe Fangsong Std R" w:hAnsi="Baskerville Old Face" w:cstheme="minorHAnsi"/>
+                                <w:color w:val="000000"/>
+                                <w:sz w:val="36"/>
+                                <w:szCs w:val="56"/>
+                              </w:rPr>
+                              <w:t>PhD. (c) Seguridad Información</w:t>
+                            </w:r>
+                          </w:p>
+                          <w:p>
+                            <w:pPr>
+                              <w:spacing w:before="120" w:after="320"/>
+                              <w:jc w:val="center"/>
+                              <w:rPr>
+                                <w:rFonts w:ascii="Baskerville Old Face" w:eastAsia="Adobe Fangsong Std R" w:hAnsi="Baskerville Old Face" w:cstheme="minorHAnsi"/>
+                                <w:color w:val="000000"/>
+                                <w:sz w:val="36"/>
+                                <w:szCs w:val="56"/>
+                                <w:lang w:eastAsia="es-EC"/>
+                              </w:rPr>
+                            </w:pPr>
+                            <w:r>
+                              <w:rPr>
+                                <w:rFonts w:ascii="Baskerville Old Face" w:eastAsia="Adobe Fangsong Std R" w:hAnsi="Baskerville Old Face" w:cstheme="minorHAnsi"/>
+                                <w:b/>
+                                <w:color w:val="000000"/>
+                                <w:sz w:val="36"/>
+                                <w:szCs w:val="32"/>
+                                <w:lang w:eastAsia="es-EC"/>
+                              </w:rPr>
+                              <w:t>Fecha</w:t>
+                            </w:r>
+                          </w:p>
+                          <w:p>
+                            <w:pPr>
+                              <w:spacing w:before="120" w:after="320"/>
+                              <w:jc w:val="center"/>
+                              <w:rPr>
+                                <w:rFonts w:ascii="Baskerville Old Face" w:hAnsi="Baskerville Old Face" w:cstheme="minorHAnsi"/>
+                                <w:color w:val="000000"/>
+                                <w:sz w:val="44"/>
+                                <w:szCs w:val="44"/>
+                              </w:rPr>
+                            </w:pPr>
+                            <w:r>
+                              <w:rPr>
+                                <w:rFonts w:ascii="Baskerville Old Face" w:hAnsi="Baskerville Old Face" w:cstheme="minorHAnsi"/>
+                                <w:color w:val="000000"/>
+                                <w:sz w:val="44"/>
+                                <w:szCs w:val="44"/>
+                              </w:rPr>
+                              <w:t>04/11/2026</w:t>
+                            </w:r>
+                          </w:p>
+                        </w:txbxContent>
+                      </wps:txbx>
+                      <wps:bodyPr rot="0" spcFirstLastPara="0" vertOverflow="overflow" horzOverflow="overflow" vert="horz" wrap="square" lIns="91440" tIns="45720" rIns="91440" bIns="45720" numCol="1" spcCol="0" rtlCol="0" fromWordArt="0" anchor="ctr" anchorCtr="0" forceAA="0" compatLnSpc="1">
+                        <a:prstTxWarp prst="textNoShape">
+                          <a:avLst/>
+                        </a:prstTxWarp>
+                        <a:noAutofit/>
+                      </wps:bodyPr>
+                    </wps:wsp>
+                  </a:graphicData>
+                </a:graphic>
+                <wp14:sizeRelH relativeFrom="page">
+                  <wp14:pctWidth>0</wp14:pctWidth>
+                </wp14:sizeRelH>
+                <wp14:sizeRelV relativeFrom="margin">
+                  <wp14:pctHeight>0</wp14:pctHeight>
+                </wp14:sizeRelV>
+              </wp:anchor>
+            </w:drawing>
+          </mc:Choice>
+          <mc:Fallback>
+            <w:pict>
+              <v:rect w14:anchorId="451D010F" id="Rectángulo 54" o:spid="_x0000_s1026" style="position:absolute;left:0;text-align:left;margin-left:14.7pt;margin-top:176.6pt;width:421.5pt;height:522.15pt;z-index:251659264;visibility:visible;mso-wrap-style:square;mso-width-percent:0;mso-height-percent:0;mso-wrap-distance-left:9pt;mso-wrap-distance-top:0;mso-wrap-distance-right:9pt;mso-wrap-distance-bottom:0;mso-position-horizontal:absolute;mso-position-horizontal-relative:margin;mso-position-vertical:absolute;mso-position-vertical-relative:text;mso-width-percent:0;mso-height-percent:0;mso-width-relative:page;mso-height-relative:margin;v-text-anchor:middle" o:gfxdata="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" filled="f" stroked="f" strokeweight="2pt">
+                <v:textbox>
+                  <w:txbxContent>
+                    <w:p>
+                      <w:pPr>
+                        <w:spacing w:before="120" w:after="320"/>
+                        <w:jc w:val="center"/>
+                        <w:rPr>
+                          <w:rFonts w:asciiTheme="minorHAnsi" w:eastAsia="Adobe Fangsong Std R" w:hAnsiTheme="minorHAnsi" w:cstheme="minorHAnsi"/>
+                          <w:b/>
+                          <w:color w:val="000000"/>
+                          <w:sz w:val="36"/>
+                          <w:szCs w:val="32"/>
+                          <w:lang w:eastAsia="es-EC"/>
+                        </w:rPr>
+                      </w:pPr>
+                    </w:p>
+                    <w:p>
+                      <w:pPr>
+                        <w:spacing w:before="120" w:after="320"/>
+                        <w:jc w:val="center"/>
+                        <w:rPr>
+                          <w:rFonts w:ascii="Baskerville Old Face" w:eastAsia="Adobe Fangsong Std R" w:hAnsi="Baskerville Old Face" w:cstheme="minorHAnsi"/>
+                          <w:b/>
+                          <w:color w:val="000000"/>
+                          <w:sz w:val="36"/>
+                          <w:szCs w:val="32"/>
+                          <w:lang w:eastAsia="es-EC"/>
+                        </w:rPr>
+                      </w:pPr>
+                      <w:r>
+                        <w:rPr>
+                          <w:rFonts w:ascii="Baskerville Old Face" w:eastAsia="Adobe Fangsong Std R" w:hAnsi="Baskerville Old Face" w:cstheme="minorHAnsi"/>
+                          <w:b/>
+                          <w:color w:val="000000"/>
+                          <w:sz w:val="36"/>
+                          <w:szCs w:val="32"/>
+                          <w:lang w:eastAsia="es-EC"/>
+                        </w:rPr>
+                        <w:t>Tema</w:t>
+                      </w:r>
+                    </w:p>
+                    <w:p>
+                      <w:pPr>
+                        <w:spacing w:before="120" w:after="320"/>
+                        <w:jc w:val="center"/>
+                        <w:rPr>
+                          <w:rFonts w:ascii="Baskerville Old Face" w:eastAsia="Adobe Fangsong Std R" w:hAnsi="Baskerville Old Face" w:cstheme="minorHAnsi"/>
+                          <w:caps/>
+                          <w:color w:val="000000"/>
+                          <w:sz w:val="44"/>
+                          <w:szCs w:val="44"/>
+                          <w:lang w:eastAsia="es-EC"/>
+                        </w:rPr>
+                      </w:pPr>
+                      <w:r>
+                        <w:rPr>
+                          <w:rFonts w:ascii="Baskerville Old Face" w:eastAsia="Adobe Fangsong Std R" w:hAnsi="Baskerville Old Face" w:cstheme="minorHAnsi"/>
+                          <w:caps/>
+                          <w:color w:val="000000"/>
+                          <w:sz w:val="44"/>
+                          <w:szCs w:val="44"/>
+                          <w:lang w:eastAsia="es-EC"/>
+                        </w:rPr>
+                        <w:t xml:space="preserve">MANUAL TÉCNICO – EUREKA BANK RESTFUL JAVA CON BDD</w:t>
+                      </w:r>
+                      <w:r>
+                        <w:rPr>
+                          <w:rFonts w:ascii="Baskerville Old Face" w:eastAsia="Adobe Fangsong Std R" w:hAnsi="Baskerville Old Face" w:cstheme="minorHAnsi"/>
+                          <w:caps/>
+                          <w:color w:val="000000"/>
+                          <w:sz w:val="44"/>
+                          <w:szCs w:val="44"/>
+                          <w:lang w:eastAsia="es-EC"/>
+                        </w:rPr>
+                        <w:t xml:space="preserve"/>
+                      </w:r>
+                      <w:r>
+                        <w:rPr>
+                          <w:rFonts w:ascii="Baskerville Old Face" w:eastAsia="Adobe Fangsong Std R" w:hAnsi="Baskerville Old Face" w:cstheme="minorHAnsi"/>
+                          <w:caps/>
+                          <w:color w:val="000000"/>
+                          <w:sz w:val="44"/>
+                          <w:szCs w:val="44"/>
+                          <w:lang w:eastAsia="es-EC"/>
+                        </w:rPr>
+                        <w:t xml:space="preserve"/>
+                      </w:r>
+                      <w:r>
+                        <w:rPr>
+                          <w:rFonts w:ascii="Baskerville Old Face" w:eastAsia="Adobe Fangsong Std R" w:hAnsi="Baskerville Old Face" w:cstheme="minorHAnsi"/>
+                          <w:caps/>
+                          <w:color w:val="000000"/>
+                          <w:sz w:val="44"/>
+                          <w:szCs w:val="44"/>
+                          <w:lang w:eastAsia="es-EC"/>
+                        </w:rPr>
+                        <w:t xml:space="preserve"/>
+                      </w:r>
+                      <w:r>
+                        <w:rPr>
+                          <w:rFonts w:ascii="Baskerville Old Face" w:eastAsia="Adobe Fangsong Std R" w:hAnsi="Baskerville Old Face" w:cstheme="minorHAnsi"/>
+                          <w:caps/>
+                          <w:color w:val="000000"/>
+                          <w:sz w:val="44"/>
+                          <w:szCs w:val="44"/>
+                          <w:lang w:eastAsia="es-EC"/>
+                        </w:rPr>
+                        <w:t xml:space="preserve"/>
+                      </w:r>
+                    </w:p>
+                    <w:p>
+                      <w:pPr>
+                        <w:spacing w:before="120" w:after="320"/>
+                        <w:jc w:val="center"/>
+                        <w:rPr>
+                          <w:rFonts w:ascii="Baskerville Old Face" w:eastAsia="Adobe Fangsong Std R" w:hAnsi="Baskerville Old Face" w:cstheme="minorHAnsi"/>
+                          <w:color w:val="000000"/>
+                          <w:sz w:val="44"/>
+                          <w:szCs w:val="44"/>
+                          <w:lang w:eastAsia="es-EC"/>
+                        </w:rPr>
+                      </w:pPr>
+                      <w:r>
+                        <w:rPr>
+                          <w:rFonts w:ascii="Baskerville Old Face" w:eastAsia="Adobe Fangsong Std R" w:hAnsi="Baskerville Old Face" w:cstheme="minorHAnsi"/>
+                          <w:caps/>
+                          <w:color w:val="000000"/>
+                          <w:sz w:val="44"/>
+                          <w:szCs w:val="44"/>
+                          <w:lang w:eastAsia="es-EC"/>
+                        </w:rPr>
+                        <w:t>GRUPO 1</w:t>
+                      </w:r>
+                    </w:p>
+                    <w:p>
+                      <w:pPr>
+                        <w:spacing w:before="120" w:after="320"/>
+                        <w:jc w:val="center"/>
+                        <w:rPr>
+                          <w:rFonts w:ascii="Baskerville Old Face" w:eastAsia="Adobe Fangsong Std R" w:hAnsi="Baskerville Old Face" w:cstheme="minorHAnsi"/>
+                          <w:b/>
+                          <w:color w:val="000000"/>
+                          <w:sz w:val="36"/>
+                          <w:szCs w:val="32"/>
+                          <w:lang w:eastAsia="es-EC"/>
+                        </w:rPr>
+                      </w:pPr>
+                      <w:r>
+                        <w:rPr>
+                          <w:rFonts w:ascii="Baskerville Old Face" w:eastAsia="Adobe Fangsong Std R" w:hAnsi="Baskerville Old Face" w:cstheme="minorHAnsi"/>
+                          <w:b/>
+                          <w:color w:val="000000"/>
+                          <w:sz w:val="36"/>
+                          <w:szCs w:val="32"/>
+                          <w:lang w:eastAsia="es-EC"/>
+                        </w:rPr>
+                        <w:t>Tutor</w:t>
+                      </w:r>
+                    </w:p>
+                    <w:p>
+                      <w:pPr>
+                        <w:spacing w:before="120" w:after="320"/>
+                        <w:jc w:val="center"/>
+                        <w:rPr>
+                          <w:rFonts w:ascii="Baskerville Old Face" w:eastAsia="Adobe Fangsong Std R" w:hAnsi="Baskerville Old Face" w:cstheme="minorHAnsi"/>
+                          <w:color w:val="000000"/>
+                          <w:sz w:val="36"/>
+                          <w:szCs w:val="56"/>
+                        </w:rPr>
+                      </w:pPr>
+                      <w:r>
+                        <w:rPr>
+                          <w:rFonts w:ascii="Baskerville Old Face" w:eastAsia="Adobe Fangsong Std R" w:hAnsi="Baskerville Old Face" w:cstheme="minorHAnsi"/>
+                          <w:color w:val="000000"/>
+                          <w:sz w:val="36"/>
+                          <w:szCs w:val="56"/>
+                        </w:rPr>
+                        <w:t>Ing. Eduardo Mauricio Campaña Ortega</w:t>
+                      </w:r>
+                    </w:p>
+                    <w:p>
+                      <w:pPr>
+                        <w:spacing w:before="120" w:after="320"/>
+                        <w:jc w:val="center"/>
+                        <w:rPr>
+                          <w:rFonts w:ascii="Baskerville Old Face" w:eastAsia="Adobe Fangsong Std R" w:hAnsi="Baskerville Old Face" w:cstheme="minorHAnsi"/>
+                          <w:color w:val="000000"/>
+                          <w:sz w:val="36"/>
+                          <w:szCs w:val="56"/>
+                        </w:rPr>
+                      </w:pPr>
+                      <w:proofErr w:type="gramStart"/>
+                      <w:r>
+                        <w:rPr>
+                          <w:rFonts w:ascii="Baskerville Old Face" w:eastAsia="Adobe Fangsong Std R" w:hAnsi="Baskerville Old Face" w:cstheme="minorHAnsi"/>
+                          <w:color w:val="000000"/>
+                          <w:sz w:val="36"/>
+                          <w:szCs w:val="56"/>
+                        </w:rPr>
+                        <w:t>MIS.MDU.CCNA.CCIA</w:t>
+                      </w:r>
+                      <w:proofErr w:type="gramEnd"/>
+                      <w:r>
+                        <w:rPr>
+                          <w:rFonts w:ascii="Baskerville Old Face" w:eastAsia="Adobe Fangsong Std R" w:hAnsi="Baskerville Old Face" w:cstheme="minorHAnsi"/>
+                          <w:color w:val="000000"/>
+                          <w:sz w:val="36"/>
+                          <w:szCs w:val="56"/>
+                        </w:rPr>
+                        <w:t>.</w:t>
+                      </w:r>
+                    </w:p>
+                    <w:p>
+                      <w:pPr>
+                        <w:spacing w:before="120" w:after="320"/>
+                        <w:jc w:val="center"/>
+                        <w:rPr>
+                          <w:rFonts w:ascii="Baskerville Old Face" w:eastAsia="Adobe Fangsong Std R" w:hAnsi="Baskerville Old Face" w:cstheme="minorHAnsi"/>
+                          <w:color w:val="000000"/>
+                          <w:sz w:val="36"/>
+                          <w:szCs w:val="56"/>
+                        </w:rPr>
+                      </w:pPr>
+                      <w:r>
+                        <w:rPr>
+                          <w:rFonts w:ascii="Baskerville Old Face" w:eastAsia="Adobe Fangsong Std R" w:hAnsi="Baskerville Old Face" w:cstheme="minorHAnsi"/>
+                          <w:color w:val="000000"/>
+                          <w:sz w:val="36"/>
+                          <w:szCs w:val="56"/>
+                        </w:rPr>
+                        <w:t>PhD. (c) Ingeniería de Software</w:t>
+                      </w:r>
+                    </w:p>
+                    <w:p>
+                      <w:pPr>
+                        <w:spacing w:before="120" w:after="320"/>
+                        <w:jc w:val="center"/>
+                        <w:rPr>
+                          <w:rFonts w:ascii="Baskerville Old Face" w:eastAsia="Adobe Fangsong Std R" w:hAnsi="Baskerville Old Face" w:cstheme="minorHAnsi"/>
+                          <w:color w:val="000000"/>
+                          <w:sz w:val="36"/>
+                          <w:szCs w:val="56"/>
+                          <w:lang w:eastAsia="es-EC"/>
+                        </w:rPr>
+                      </w:pPr>
+                      <w:r>
+                        <w:rPr>
+                          <w:rFonts w:ascii="Baskerville Old Face" w:eastAsia="Adobe Fangsong Std R" w:hAnsi="Baskerville Old Face" w:cstheme="minorHAnsi"/>
+                          <w:color w:val="000000"/>
+                          <w:sz w:val="36"/>
+                          <w:szCs w:val="56"/>
+                        </w:rPr>
+                        <w:t>PhD. (c) Seguridad Información</w:t>
+                      </w:r>
+                    </w:p>
+                    <w:p>
+                      <w:pPr>
+                        <w:spacing w:before="120" w:after="320"/>
+                        <w:jc w:val="center"/>
+                        <w:rPr>
+                          <w:rFonts w:ascii="Baskerville Old Face" w:eastAsia="Adobe Fangsong Std R" w:hAnsi="Baskerville Old Face" w:cstheme="minorHAnsi"/>
+                          <w:color w:val="000000"/>
+                          <w:sz w:val="36"/>
+                          <w:szCs w:val="56"/>
+                          <w:lang w:eastAsia="es-EC"/>
+                        </w:rPr>
+                      </w:pPr>
+                      <w:r>
+                        <w:rPr>
+                          <w:rFonts w:ascii="Baskerville Old Face" w:eastAsia="Adobe Fangsong Std R" w:hAnsi="Baskerville Old Face" w:cstheme="minorHAnsi"/>
+                          <w:b/>
+                          <w:color w:val="000000"/>
+                          <w:sz w:val="36"/>
+                          <w:szCs w:val="32"/>
+                          <w:lang w:eastAsia="es-EC"/>
+                        </w:rPr>
+                        <w:t>Fecha</w:t>
+                      </w:r>
+                    </w:p>
+                    <w:p>
+                      <w:pPr>
+                        <w:spacing w:before="120" w:after="320"/>
+                        <w:jc w:val="center"/>
+                        <w:rPr>
+                          <w:rFonts w:ascii="Baskerville Old Face" w:hAnsi="Baskerville Old Face" w:cstheme="minorHAnsi"/>
+                          <w:color w:val="000000"/>
+                          <w:sz w:val="44"/>
+                          <w:szCs w:val="44"/>
+                        </w:rPr>
+                      </w:pPr>
+                      <w:r>
+                        <w:rPr>
+                          <w:rFonts w:ascii="Baskerville Old Face" w:hAnsi="Baskerville Old Face" w:cstheme="minorHAnsi"/>
+                          <w:color w:val="000000"/>
+                          <w:sz w:val="44"/>
+                          <w:szCs w:val="44"/>
+                        </w:rPr>
+                        <w:t>04/11/2026</w:t>
+                      </w:r>
+                    </w:p>
+                  </w:txbxContent>
+                </v:textbox>
+                <w10:wrap anchorx="margin"/>
+              </v:rect>
+            </w:pict>
+          </mc:Fallback>
+        </mc:AlternateContent>
+      </w:r>
+      <w:r>
+        <w:rPr>
+          <w:rFonts w:cstheme="minorHAnsi"/>
+          <w:noProof/>
+          <w:sz w:val="24"/>
+          <w:szCs w:val="24"/>
+        </w:rPr>
+        <mc:AlternateContent>
+          <mc:Choice Requires="wpg">
+            <w:drawing>
+              <wp:anchor distT="0" distB="0" distL="114300" distR="114300" simplePos="0" relativeHeight="251655168" behindDoc="1" locked="0" layoutInCell="1" allowOverlap="1">
+                <wp:simplePos x="0" y="0"/>
+                <wp:positionH relativeFrom="page">
+                  <wp:posOffset>998220</wp:posOffset>
+                </wp:positionH>
+                <wp:positionV relativeFrom="page">
+                  <wp:posOffset>906780</wp:posOffset>
+                </wp:positionV>
+                <wp:extent cx="2133199" cy="8869680"/>
+                <wp:effectExtent l="0" t="0" r="19685" b="7620"/>
+                <wp:wrapNone/>
+                <wp:docPr id="70004" name="Grupo 7"/>
+                <wp:cNvGraphicFramePr/>
+                <a:graphic xmlns:a="http://schemas.openxmlformats.org/drawingml/2006/main">
+                  <a:graphicData uri="http://schemas.microsoft.com/office/word/2010/wordprocessingGroup">
+                    <wpg:wgp>
+                      <wpg:cNvGrpSpPr/>
+                      <wpg:grpSpPr>
+                        <a:xfrm>
+                          <a:off x="0" y="0"/>
+                          <a:ext cx="2133199" cy="8869680"/>
+                          <a:chOff x="0" y="0"/>
+                          <a:chExt cx="2133600" cy="9125712"/>
+                        </a:xfrm>
+                      </wpg:grpSpPr>
+                      <wps:wsp>
+                        <wps:cNvPr id="16" name="Rectángulo 16"/>
+                        <wps:cNvSpPr/>
+                        <wps:spPr>
+                          <a:xfrm>
+                            <a:off x="0" y="0"/>
+                            <a:ext cx="194535" cy="9125712"/>
+                          </a:xfrm>
+                          <a:prstGeom prst="rect">
+                            <a:avLst/>
+                          </a:prstGeom>
+                          <a:solidFill>
+                            <a:schemeClr val="tx2"/>
+                          </a:solidFill>
+                          <a:ln>
+                            <a:noFill/>
+                          </a:ln>
+                        </wps:spPr>
+                        <wps:style>
+                          <a:lnRef idx="2">
+                            <a:schemeClr val="accent1">
+                              <a:shade val="50000"/>
+                            </a:schemeClr>
+                          </a:lnRef>
+                          <a:fillRef idx="1">
+                            <a:schemeClr val="accent1"/>
+                          </a:fillRef>
+                          <a:effectRef idx="0">
+                            <a:schemeClr val="accent1"/>
+                          </a:effectRef>
+                          <a:fontRef idx="minor">
+                            <a:schemeClr val="lt1"/>
+                          </a:fontRef>
+                        </wps:style>
+                        <wps:bodyPr rot="0" spcFirstLastPara="0" vert="horz" wrap="square" lIns="91440" tIns="45720" rIns="91440" bIns="45720" numCol="1" spcCol="0" rtlCol="0" fromWordArt="0" anchor="ctr" anchorCtr="0" forceAA="0" compatLnSpc="1">
+                          <a:prstTxWarp prst="textNoShape">
+                            <a:avLst/>
+                          </a:prstTxWarp>
+                          <a:noAutofit/>
+                        </wps:bodyPr>
+                      </wps:wsp>
+                      <wps:wsp>
+                        <wps:cNvPr id="22" name="Pentágono 13"/>
+                        <wps:cNvSpPr/>
+                        <wps:spPr>
+                          <a:xfrm>
+                            <a:off x="246378" y="1206935"/>
+                            <a:ext cx="1483687" cy="552055"/>
+                          </a:xfrm>
+                          <a:prstGeom prst="homePlate">
+                            <a:avLst/>
+                          </a:prstGeom>
+                          <a:ln>
+                            <a:noFill/>
+                          </a:ln>
+                        </wps:spPr>
+                        <wps:style>
+                          <a:lnRef idx="2">
+                            <a:schemeClr val="accent1">
+                              <a:shade val="50000"/>
+                            </a:schemeClr>
+                          </a:lnRef>
+                          <a:fillRef idx="1">
+                            <a:schemeClr val="accent1"/>
+                          </a:fillRef>
+                          <a:effectRef idx="0">
+                            <a:schemeClr val="accent1"/>
+                          </a:effectRef>
+                          <a:fontRef idx="minor">
+                            <a:schemeClr val="lt1"/>
+                          </a:fontRef>
+                        </wps:style>
+                        <wps:txbx>
+                          <w:txbxContent>
+                            <w:sdt>
+                              <w:sdtPr>
+                                <w:rPr>
+                                  <w:color w:val="FFFFFF" w:themeColor="background1"/>
+                                  <w:sz w:val="28"/>
+                                  <w:szCs w:val="28"/>
+                                </w:rPr>
+                                <w:alias w:val="Fecha"/>
+                                <w:tag w:val=""/>
+                                <w:id w:val="-862674952"/>
+                                <w:showingPlcHdr/>
+                                <w:dataBinding w:prefixMappings="xmlns:ns0='http://schemas.microsoft.com/office/2006/coverPageProps' " w:xpath="/ns0:CoverPageProperties[1]/ns0:PublishDate[1]" w:storeItemID="{55AF091B-3C7A-41E3-B477-F2FDAA23CFDA}"/>
+                                <w:date>
+                                  <w:dateFormat w:val="d-M-yyyy"/>
+                                  <w:lid w:val="es-ES"/>
+                                  <w:storeMappedDataAs w:val="dateTime"/>
+                                  <w:calendar w:val="gregorian"/>
+                                </w:date>
+                              </w:sdtPr>
+                              <w:sdtContent>
+                                <w:p>
+                                  <w:pPr>
+                                    <w:spacing w:before="120" w:after="320"/>
+                                    <w:pStyle w:val="Sinespaciado"/>
+                                    <w:jc w:val="right"/>
+                                    <w:rPr>
+                                      <w:color w:val="FFFFFF" w:themeColor="background1"/>
+                                      <w:sz w:val="28"/>
+                                      <w:szCs w:val="28"/>
+                                    </w:rPr>
+                                  </w:pPr>
+                                  <w:r>
+                                    <w:rPr>
+                                      <w:color w:val="FFFFFF" w:themeColor="background1"/>
+                                      <w:sz w:val="28"/>
+                                      <w:szCs w:val="28"/>
+                                    </w:rPr>
+                                    <w:t xml:space="preserve">     </w:t>
+                                  </w:r>
+                                </w:p>
+                              </w:sdtContent>
+                            </w:sdt>
+                          </w:txbxContent>
+                        </wps:txbx>
+                        <wps:bodyPr rot="0" spcFirstLastPara="0" vert="horz" wrap="square" lIns="91440" tIns="0" rIns="182880" bIns="0" numCol="1" spcCol="0" rtlCol="0" fromWordArt="0" anchor="ctr" anchorCtr="0" forceAA="0" compatLnSpc="1">
+                          <a:prstTxWarp prst="textNoShape">
+                            <a:avLst/>
+                          </a:prstTxWarp>
+                          <a:noAutofit/>
+                        </wps:bodyPr>
+                      </wps:wsp>
+                      <wpg:grpSp>
+                        <wpg:cNvPr id="25" name="Grupo 25"/>
+                        <wpg:cNvGrpSpPr/>
+                        <wpg:grpSpPr>
+                          <a:xfrm>
+                            <a:off x="76200" y="4210050"/>
+                            <a:ext cx="2057400" cy="4910328"/>
+                            <a:chOff x="80645" y="4211812"/>
+                            <a:chExt cx="1306273" cy="3121026"/>
+                          </a:xfrm>
+                        </wpg:grpSpPr>
+                        <wpg:grpSp>
+                          <wpg:cNvPr id="26" name="Grupo 26"/>
+                          <wpg:cNvGrpSpPr>
+                            <a:grpSpLocks noChangeAspect="1"/>
+                          </wpg:cNvGrpSpPr>
+                          <wpg:grpSpPr>
+                            <a:xfrm>
+                              <a:off x="141062" y="4211812"/>
+                              <a:ext cx="1047750" cy="3121026"/>
+                              <a:chOff x="141062" y="4211812"/>
+                              <a:chExt cx="1047750" cy="3121026"/>
+                            </a:xfrm>
+                          </wpg:grpSpPr>
+                          <wps:wsp>
+                            <wps:cNvPr id="27" name="Forma libre 16"/>
+                            <wps:cNvSpPr>
+                              <a:spLocks/>
+                            </wps:cNvSpPr>
+                            <wps:spPr bwMode="auto">
+                              <a:xfrm>
+                                <a:off x="369662" y="6216825"/>
+                                <a:ext cx="193675" cy="698500"/>
+                              </a:xfrm>
+                              <a:custGeom>
+                                <a:avLst/>
+                                <a:gdLst>
+                                  <a:gd name="T0" fmla="*/ 0 w 122"/>
+                                  <a:gd name="T1" fmla="*/ 0 h 440"/>
+                                  <a:gd name="T2" fmla="*/ 39 w 122"/>
+                                  <a:gd name="T3" fmla="*/ 152 h 440"/>
+                                  <a:gd name="T4" fmla="*/ 84 w 122"/>
+                                  <a:gd name="T5" fmla="*/ 304 h 440"/>
+                                  <a:gd name="T6" fmla="*/ 122 w 122"/>
+                                  <a:gd name="T7" fmla="*/ 417 h 440"/>
+                                  <a:gd name="T8" fmla="*/ 122 w 122"/>
+                                  <a:gd name="T9" fmla="*/ 440 h 440"/>
+                                  <a:gd name="T10" fmla="*/ 76 w 122"/>
+                                  <a:gd name="T11" fmla="*/ 306 h 440"/>
+                                  <a:gd name="T12" fmla="*/ 39 w 122"/>
+                                  <a:gd name="T13" fmla="*/ 180 h 440"/>
+                                  <a:gd name="T14" fmla="*/ 6 w 122"/>
+                                  <a:gd name="T15" fmla="*/ 53 h 440"/>
+                                  <a:gd name="T16" fmla="*/ 0 w 122"/>
+                                  <a:gd name="T17" fmla="*/ 0 h 440"/>
+                                </a:gdLst>
+                                <a:ahLst/>
+                                <a:cxnLst>
+                                  <a:cxn ang="0">
+                                    <a:pos x="T0" y="T1"/>
+                                  </a:cxn>
+                                  <a:cxn ang="0">
+                                    <a:pos x="T2" y="T3"/>
+                                  </a:cxn>
+                                  <a:cxn ang="0">
+                                    <a:pos x="T4" y="T5"/>
+                                  </a:cxn>
+                                  <a:cxn ang="0">
+                                    <a:pos x="T6" y="T7"/>
+                                  </a:cxn>
+                                  <a:cxn ang="0">
+                                    <a:pos x="T8" y="T9"/>
+                                  </a:cxn>
+                                  <a:cxn ang="0">
+                                    <a:pos x="T10" y="T11"/>
+                                  </a:cxn>
+                                  <a:cxn ang="0">
+                                    <a:pos x="T12" y="T13"/>
+                                  </a:cxn>
+                                  <a:cxn ang="0">
+                                    <a:pos x="T14" y="T15"/>
+                                  </a:cxn>
+                                  <a:cxn ang="0">
+                                    <a:pos x="T16" y="T17"/>
+                                  </a:cxn>
+                                </a:cxnLst>
+                                <a:rect l="0" t="0" r="r" b="b"/>
+                                <a:pathLst>
+                                  <a:path w="122" h="440">
+                                    <a:moveTo>
+                                      <a:pt x="0" y="0"/>
+                                    </a:moveTo>
+                                    <a:lnTo>
+                                      <a:pt x="39" y="152"/>
+                                    </a:lnTo>
+                                    <a:lnTo>
+                                      <a:pt x="84" y="304"/>
+                                    </a:lnTo>
+                                    <a:lnTo>
+                                      <a:pt x="122" y="417"/>
+                                    </a:lnTo>
+                                    <a:lnTo>
+                                      <a:pt x="122" y="440"/>
+                                    </a:lnTo>
+                                    <a:lnTo>
+                                      <a:pt x="76" y="306"/>
+                                    </a:lnTo>
+                                    <a:lnTo>
+                                      <a:pt x="39" y="180"/>
+                                    </a:lnTo>
+                                    <a:lnTo>
+                                      <a:pt x="6" y="53"/>
+                                    </a:lnTo>
+                                    <a:lnTo>
+                                      <a:pt x="0" y="0"/>
+                                    </a:lnTo>
+                                    <a:close/>
+                                  </a:path>
+                                </a:pathLst>
+                              </a:custGeom>
+                              <a:solidFill>
+                                <a:schemeClr val="tx2"/>
+                              </a:solidFill>
+                              <a:ln w="0">
+                                <a:solidFill>
+                                  <a:schemeClr val="tx2"/>
+                                </a:solidFill>
+                                <a:prstDash val="solid"/>
+                                <a:round/>
+                                <a:headEnd/>
+                                <a:tailEnd/>
+                              </a:ln>
+                            </wps:spPr>
+                            <wps:bodyPr vert="horz" wrap="square" lIns="91440" tIns="45720" rIns="91440" bIns="45720" numCol="1" anchor="t" anchorCtr="0" compatLnSpc="1">
+                              <a:prstTxWarp prst="textNoShape">
+                                <a:avLst/>
+                              </a:prstTxWarp>
+                            </wps:bodyPr>
+                          </wps:wsp>
+                          <wps:wsp>
+                            <wps:cNvPr id="28" name="Forma libre 17"/>
+                            <wps:cNvSpPr>
+                              <a:spLocks/>
+                            </wps:cNvSpPr>
+                            <wps:spPr bwMode="auto">
+                              <a:xfrm>
+                                <a:off x="572862" y="6905800"/>
+                                <a:ext cx="184150" cy="427038"/>
+                              </a:xfrm>
+                              <a:custGeom>
+                                <a:avLst/>
+                                <a:gdLst>
+                                  <a:gd name="T0" fmla="*/ 0 w 116"/>
+                                  <a:gd name="T1" fmla="*/ 0 h 269"/>
+                                  <a:gd name="T2" fmla="*/ 8 w 116"/>
+                                  <a:gd name="T3" fmla="*/ 19 h 269"/>
+                                  <a:gd name="T4" fmla="*/ 37 w 116"/>
+                                  <a:gd name="T5" fmla="*/ 93 h 269"/>
+                                  <a:gd name="T6" fmla="*/ 67 w 116"/>
+                                  <a:gd name="T7" fmla="*/ 167 h 269"/>
+                                  <a:gd name="T8" fmla="*/ 116 w 116"/>
+                                  <a:gd name="T9" fmla="*/ 269 h 269"/>
+                                  <a:gd name="T10" fmla="*/ 108 w 116"/>
+                                  <a:gd name="T11" fmla="*/ 269 h 269"/>
+                                  <a:gd name="T12" fmla="*/ 60 w 116"/>
+                                  <a:gd name="T13" fmla="*/ 169 h 269"/>
+                                  <a:gd name="T14" fmla="*/ 30 w 116"/>
+                                  <a:gd name="T15" fmla="*/ 98 h 269"/>
+                                  <a:gd name="T16" fmla="*/ 1 w 116"/>
+                                  <a:gd name="T17" fmla="*/ 25 h 269"/>
+                                  <a:gd name="T18" fmla="*/ 0 w 116"/>
+                                  <a:gd name="T19" fmla="*/ 0 h 269"/>
+                                </a:gdLst>
+                                <a:ahLst/>
+                                <a:cxnLst>
+                                  <a:cxn ang="0">
+                                    <a:pos x="T0" y="T1"/>
+                                  </a:cxn>
+                                  <a:cxn ang="0">
+                                    <a:pos x="T2" y="T3"/>
+                                  </a:cxn>
+                                  <a:cxn ang="0">
+                                    <a:pos x="T4" y="T5"/>
+                                  </a:cxn>
+                                  <a:cxn ang="0">
+                                    <a:pos x="T6" y="T7"/>
+                                  </a:cxn>
+                                  <a:cxn ang="0">
+                                    <a:pos x="T8" y="T9"/>
+                                  </a:cxn>
+                                  <a:cxn ang="0">
+                                    <a:pos x="T10" y="T11"/>
+                                  </a:cxn>
+                                  <a:cxn ang="0">
+                                    <a:pos x="T12" y="T13"/>
+                                  </a:cxn>
+                                  <a:cxn ang="0">
+                                    <a:pos x="T14" y="T15"/>
+                                  </a:cxn>
+                                  <a:cxn ang="0">
+                                    <a:pos x="T16" y="T17"/>
+                                  </a:cxn>
+                                  <a:cxn ang="0">
+                                    <a:pos x="T18" y="T19"/>
+                                  </a:cxn>
+                                </a:cxnLst>
+                                <a:rect l="0" t="0" r="r" b="b"/>
+                                <a:pathLst>
+                                  <a:path w="116" h="269">
+                                    <a:moveTo>
+                                      <a:pt x="0" y="0"/>
+                                    </a:moveTo>
+                                    <a:lnTo>
+                                      <a:pt x="8" y="19"/>
+                                    </a:lnTo>
+                                    <a:lnTo>
+                                      <a:pt x="37" y="93"/>
+                                    </a:lnTo>
+                                    <a:lnTo>
+                                      <a:pt x="67" y="167"/>
+                                    </a:lnTo>
+                                    <a:lnTo>
+                                      <a:pt x="116" y="269"/>
+                                    </a:lnTo>
+                                    <a:lnTo>
+                                      <a:pt x="108" y="269"/>
+                                    </a:lnTo>
+                                    <a:lnTo>
+                                      <a:pt x="60" y="169"/>
+                                    </a:lnTo>
+                                    <a:lnTo>
+                                      <a:pt x="30" y="98"/>
+                                    </a:lnTo>
+                                    <a:lnTo>
+                                      <a:pt x="1" y="25"/>
+                                    </a:lnTo>
+                                    <a:lnTo>
+                                      <a:pt x="0" y="0"/>
+                                    </a:lnTo>
+                                    <a:close/>
+                                  </a:path>
+                                </a:pathLst>
+                              </a:custGeom>
+                              <a:solidFill>
+                                <a:schemeClr val="tx2"/>
+                              </a:solidFill>
+                              <a:ln w="0">
+                                <a:solidFill>
+                                  <a:schemeClr val="tx2"/>
+                                </a:solidFill>
+                                <a:prstDash val="solid"/>
+                                <a:round/>
+                                <a:headEnd/>
+                                <a:tailEnd/>
+                              </a:ln>
+                            </wps:spPr>
+                            <wps:bodyPr vert="horz" wrap="square" lIns="91440" tIns="45720" rIns="91440" bIns="45720" numCol="1" anchor="t" anchorCtr="0" compatLnSpc="1">
+                              <a:prstTxWarp prst="textNoShape">
+                                <a:avLst/>
+                              </a:prstTxWarp>
+                            </wps:bodyPr>
+                          </wps:wsp>
+                          <wps:wsp>
+                            <wps:cNvPr id="32" name="Forma libre 18"/>
+                            <wps:cNvSpPr>
+                              <a:spLocks/>
+                            </wps:cNvSpPr>
+                            <wps:spPr bwMode="auto">
+                              <a:xfrm>
+                                <a:off x="141062" y="4211812"/>
+                                <a:ext cx="222250" cy="2019300"/>
+                              </a:xfrm>
+                              <a:custGeom>
+                                <a:avLst/>
+                                <a:gdLst>
+                                  <a:gd name="T0" fmla="*/ 0 w 140"/>
+                                  <a:gd name="T1" fmla="*/ 0 h 1272"/>
+                                  <a:gd name="T2" fmla="*/ 0 w 140"/>
+                                  <a:gd name="T3" fmla="*/ 0 h 1272"/>
+                                  <a:gd name="T4" fmla="*/ 1 w 140"/>
+                                  <a:gd name="T5" fmla="*/ 79 h 1272"/>
+                                  <a:gd name="T6" fmla="*/ 3 w 140"/>
+                                  <a:gd name="T7" fmla="*/ 159 h 1272"/>
+                                  <a:gd name="T8" fmla="*/ 12 w 140"/>
+                                  <a:gd name="T9" fmla="*/ 317 h 1272"/>
+                                  <a:gd name="T10" fmla="*/ 23 w 140"/>
+                                  <a:gd name="T11" fmla="*/ 476 h 1272"/>
+                                  <a:gd name="T12" fmla="*/ 39 w 140"/>
+                                  <a:gd name="T13" fmla="*/ 634 h 1272"/>
+                                  <a:gd name="T14" fmla="*/ 58 w 140"/>
+                                  <a:gd name="T15" fmla="*/ 792 h 1272"/>
+                                  <a:gd name="T16" fmla="*/ 83 w 140"/>
+                                  <a:gd name="T17" fmla="*/ 948 h 1272"/>
+                                  <a:gd name="T18" fmla="*/ 107 w 140"/>
+                                  <a:gd name="T19" fmla="*/ 1086 h 1272"/>
+                                  <a:gd name="T20" fmla="*/ 135 w 140"/>
+                                  <a:gd name="T21" fmla="*/ 1223 h 1272"/>
+                                  <a:gd name="T22" fmla="*/ 140 w 140"/>
+                                  <a:gd name="T23" fmla="*/ 1272 h 1272"/>
+                                  <a:gd name="T24" fmla="*/ 138 w 140"/>
+                                  <a:gd name="T25" fmla="*/ 1262 h 1272"/>
+                                  <a:gd name="T26" fmla="*/ 105 w 140"/>
+                                  <a:gd name="T27" fmla="*/ 1106 h 1272"/>
+                                  <a:gd name="T28" fmla="*/ 77 w 140"/>
+                                  <a:gd name="T29" fmla="*/ 949 h 1272"/>
+                                  <a:gd name="T30" fmla="*/ 53 w 140"/>
+                                  <a:gd name="T31" fmla="*/ 792 h 1272"/>
+                                  <a:gd name="T32" fmla="*/ 35 w 140"/>
+                                  <a:gd name="T33" fmla="*/ 634 h 1272"/>
+                                  <a:gd name="T34" fmla="*/ 20 w 140"/>
+                                  <a:gd name="T35" fmla="*/ 476 h 1272"/>
+                                  <a:gd name="T36" fmla="*/ 9 w 140"/>
+                                  <a:gd name="T37" fmla="*/ 317 h 1272"/>
+                                  <a:gd name="T38" fmla="*/ 2 w 140"/>
+                                  <a:gd name="T39" fmla="*/ 159 h 1272"/>
+                                  <a:gd name="T40" fmla="*/ 0 w 140"/>
+                                  <a:gd name="T41" fmla="*/ 79 h 1272"/>
+                                  <a:gd name="T42" fmla="*/ 0 w 140"/>
+                                  <a:gd name="T43" fmla="*/ 0 h 1272"/>
+                                </a:gdLst>
+                                <a:ahLst/>
+                                <a:cxnLst>
+                                  <a:cxn ang="0">
+                                    <a:pos x="T0" y="T1"/>
+                                  </a:cxn>
+                                  <a:cxn ang="0">
+                                    <a:pos x="T2" y="T3"/>
+                                  </a:cxn>
+                                  <a:cxn ang="0">
+                                    <a:pos x="T4" y="T5"/>
+                                  </a:cxn>
+                                  <a:cxn ang="0">
+                                    <a:pos x="T6" y="T7"/>
+                                  </a:cxn>
+                                  <a:cxn ang="0">
+                                    <a:pos x="T8" y="T9"/>
+                                  </a:cxn>
+                                  <a:cxn ang="0">
+                                    <a:pos x="T10" y="T11"/>
+                                  </a:cxn>
+                                  <a:cxn ang="0">
+                                    <a:pos x="T12" y="T13"/>
+                                  </a:cxn>
+                                  <a:cxn ang="0">
+                                    <a:pos x="T14" y="T15"/>
+                                  </a:cxn>
+                                  <a:cxn ang="0">
+                                    <a:pos x="T16" y="T17"/>
+                                  </a:cxn>
+                                  <a:cxn ang="0">
+                                    <a:pos x="T18" y="T19"/>
+                                  </a:cxn>
+                                  <a:cxn ang="0">
+                                    <a:pos x="T20" y="T21"/>
+                                  </a:cxn>
+                                  <a:cxn ang="0">
+                                    <a:pos x="T22" y="T23"/>
+                                  </a:cxn>
+                                  <a:cxn ang="0">
+                                    <a:pos x="T24" y="T25"/>
+                                  </a:cxn>
+                                  <a:cxn ang="0">
+                                    <a:pos x="T26" y="T27"/>
+                                  </a:cxn>
+                                  <a:cxn ang="0">
+                                    <a:pos x="T28" y="T29"/>
+                                  </a:cxn>
+                                  <a:cxn ang="0">
+                                    <a:pos x="T30" y="T31"/>
+                                  </a:cxn>
+                                  <a:cxn ang="0">
+                                    <a:pos x="T32" y="T33"/>
+                                  </a:cxn>
+                                  <a:cxn ang="0">
+                                    <a:pos x="T34" y="T35"/>
+                                  </a:cxn>
+                                  <a:cxn ang="0">
+                                    <a:pos x="T36" y="T37"/>
+                                  </a:cxn>
+                                  <a:cxn ang="0">
+                                    <a:pos x="T38" y="T39"/>
+                                  </a:cxn>
+                                  <a:cxn ang="0">
+                                    <a:pos x="T40" y="T41"/>
+                                  </a:cxn>
+                                  <a:cxn ang="0">
+                                    <a:pos x="T42" y="T43"/>
+                                  </a:cxn>
+                                </a:cxnLst>
+                                <a:rect l="0" t="0" r="r" b="b"/>
+                                <a:pathLst>
+                                  <a:path w="140" h="1272">
+                                    <a:moveTo>
+                                      <a:pt x="0" y="0"/>
+                                    </a:moveTo>
+                                    <a:lnTo>
+                                      <a:pt x="0" y="0"/>
+                                    </a:lnTo>
+                                    <a:lnTo>
+                                      <a:pt x="1" y="79"/>
+                                    </a:lnTo>
+                                    <a:lnTo>
+                                      <a:pt x="3" y="159"/>
+                                    </a:lnTo>
+                                    <a:lnTo>
+                                      <a:pt x="12" y="317"/>
+                                    </a:lnTo>
+                                    <a:lnTo>
+                                      <a:pt x="23" y="476"/>
+                                    </a:lnTo>
+                                    <a:lnTo>
+                                      <a:pt x="39" y="634"/>
+                                    </a:lnTo>
+                                    <a:lnTo>
+                                      <a:pt x="58" y="792"/>
+                                    </a:lnTo>
+                                    <a:lnTo>
+                                      <a:pt x="83" y="948"/>
+                                    </a:lnTo>
+                                    <a:lnTo>
+                                      <a:pt x="107" y="1086"/>
+                                    </a:lnTo>
+                                    <a:lnTo>
+                                      <a:pt x="135" y="1223"/>
+                                    </a:lnTo>
+                                    <a:lnTo>
+                                      <a:pt x="140" y="1272"/>
+                                    </a:lnTo>
+                                    <a:lnTo>
+                                      <a:pt x="138" y="1262"/>
+                                    </a:lnTo>
+                                    <a:lnTo>
+                                      <a:pt x="105" y="1106"/>
+                                    </a:lnTo>
+                                    <a:lnTo>
+                                      <a:pt x="77" y="949"/>
+                                    </a:lnTo>
+                                    <a:lnTo>
+                                      <a:pt x="53" y="792"/>
+                                    </a:lnTo>
+                                    <a:lnTo>
+                                      <a:pt x="35" y="634"/>
+                                    </a:lnTo>
+                                    <a:lnTo>
+                                      <a:pt x="20" y="476"/>
+                                    </a:lnTo>
+                                    <a:lnTo>
+                                      <a:pt x="9" y="317"/>
+                                    </a:lnTo>
+                                    <a:lnTo>
+                                      <a:pt x="2" y="159"/>
+                                    </a:lnTo>
+                                    <a:lnTo>
+                                      <a:pt x="0" y="79"/>
+                                    </a:lnTo>
+                                    <a:lnTo>
+                                      <a:pt x="0" y="0"/>
+                                    </a:lnTo>
+                                    <a:close/>
+                                  </a:path>
+                                </a:pathLst>
+                              </a:custGeom>
+                              <a:solidFill>
+                                <a:schemeClr val="tx2"/>
+                              </a:solidFill>
+                              <a:ln w="0">
+                                <a:solidFill>
+                                  <a:schemeClr val="tx2"/>
+                                </a:solidFill>
+                                <a:prstDash val="solid"/>
+                                <a:round/>
+                                <a:headEnd/>
+                                <a:tailEnd/>
+                              </a:ln>
+                            </wps:spPr>
+                            <wps:bodyPr vert="horz" wrap="square" lIns="91440" tIns="45720" rIns="91440" bIns="45720" numCol="1" anchor="t" anchorCtr="0" compatLnSpc="1">
+                              <a:prstTxWarp prst="textNoShape">
+                                <a:avLst/>
+                              </a:prstTxWarp>
+                            </wps:bodyPr>
+                          </wps:wsp>
+                          <wps:wsp>
+                            <wps:cNvPr id="33" name="Forma libre 19"/>
+                            <wps:cNvSpPr>
+                              <a:spLocks/>
+                            </wps:cNvSpPr>
+                            <wps:spPr bwMode="auto">
+                              <a:xfrm>
+                                <a:off x="341087" y="4861100"/>
+                                <a:ext cx="71438" cy="1355725"/>
+                              </a:xfrm>
+                              <a:custGeom>
+                                <a:avLst/>
+                                <a:gdLst>
+                                  <a:gd name="T0" fmla="*/ 45 w 45"/>
+                                  <a:gd name="T1" fmla="*/ 0 h 854"/>
+                                  <a:gd name="T2" fmla="*/ 45 w 45"/>
+                                  <a:gd name="T3" fmla="*/ 0 h 854"/>
+                                  <a:gd name="T4" fmla="*/ 35 w 45"/>
+                                  <a:gd name="T5" fmla="*/ 66 h 854"/>
+                                  <a:gd name="T6" fmla="*/ 26 w 45"/>
+                                  <a:gd name="T7" fmla="*/ 133 h 854"/>
+                                  <a:gd name="T8" fmla="*/ 14 w 45"/>
+                                  <a:gd name="T9" fmla="*/ 267 h 854"/>
+                                  <a:gd name="T10" fmla="*/ 6 w 45"/>
+                                  <a:gd name="T11" fmla="*/ 401 h 854"/>
+                                  <a:gd name="T12" fmla="*/ 3 w 45"/>
+                                  <a:gd name="T13" fmla="*/ 534 h 854"/>
+                                  <a:gd name="T14" fmla="*/ 6 w 45"/>
+                                  <a:gd name="T15" fmla="*/ 669 h 854"/>
+                                  <a:gd name="T16" fmla="*/ 14 w 45"/>
+                                  <a:gd name="T17" fmla="*/ 803 h 854"/>
+                                  <a:gd name="T18" fmla="*/ 18 w 45"/>
+                                  <a:gd name="T19" fmla="*/ 854 h 854"/>
+                                  <a:gd name="T20" fmla="*/ 18 w 45"/>
+                                  <a:gd name="T21" fmla="*/ 851 h 854"/>
+                                  <a:gd name="T22" fmla="*/ 9 w 45"/>
+                                  <a:gd name="T23" fmla="*/ 814 h 854"/>
+                                  <a:gd name="T24" fmla="*/ 8 w 45"/>
+                                  <a:gd name="T25" fmla="*/ 803 h 854"/>
+                                  <a:gd name="T26" fmla="*/ 1 w 45"/>
+                                  <a:gd name="T27" fmla="*/ 669 h 854"/>
+                                  <a:gd name="T28" fmla="*/ 0 w 45"/>
+                                  <a:gd name="T29" fmla="*/ 534 h 854"/>
+                                  <a:gd name="T30" fmla="*/ 3 w 45"/>
+                                  <a:gd name="T31" fmla="*/ 401 h 854"/>
+                                  <a:gd name="T32" fmla="*/ 12 w 45"/>
+                                  <a:gd name="T33" fmla="*/ 267 h 854"/>
+                                  <a:gd name="T34" fmla="*/ 25 w 45"/>
+                                  <a:gd name="T35" fmla="*/ 132 h 854"/>
+                                  <a:gd name="T36" fmla="*/ 34 w 45"/>
+                                  <a:gd name="T37" fmla="*/ 66 h 854"/>
+                                  <a:gd name="T38" fmla="*/ 45 w 45"/>
+                                  <a:gd name="T39" fmla="*/ 0 h 854"/>
+                                </a:gdLst>
+                                <a:ahLst/>
+                                <a:cxnLst>
+                                  <a:cxn ang="0">
+                                    <a:pos x="T0" y="T1"/>
+                                  </a:cxn>
+                                  <a:cxn ang="0">
+                                    <a:pos x="T2" y="T3"/>
+                                  </a:cxn>
+                                  <a:cxn ang="0">
+                                    <a:pos x="T4" y="T5"/>
+                                  </a:cxn>
+                                  <a:cxn ang="0">
+                                    <a:pos x="T6" y="T7"/>
+                                  </a:cxn>
+                                  <a:cxn ang="0">
+                                    <a:pos x="T8" y="T9"/>
+                                  </a:cxn>
+                                  <a:cxn ang="0">
+                                    <a:pos x="T10" y="T11"/>
+                                  </a:cxn>
+                                  <a:cxn ang="0">
+                                    <a:pos x="T12" y="T13"/>
+                                  </a:cxn>
+                                  <a:cxn ang="0">
+                                    <a:pos x="T14" y="T15"/>
+                                  </a:cxn>
+                                  <a:cxn ang="0">
+                                    <a:pos x="T16" y="T17"/>
+                                  </a:cxn>
+                                  <a:cxn ang="0">
+                                    <a:pos x="T18" y="T19"/>
+                                  </a:cxn>
+                                  <a:cxn ang="0">
+                                    <a:pos x="T20" y="T21"/>
+                                  </a:cxn>
+                                  <a:cxn ang="0">
+                                    <a:pos x="T22" y="T23"/>
+                                  </a:cxn>
+                                  <a:cxn ang="0">
+                                    <a:pos x="T24" y="T25"/>
+                                  </a:cxn>
+                                  <a:cxn ang="0">
+                                    <a:pos x="T26" y="T27"/>
+                                  </a:cxn>
+                                  <a:cxn ang="0">
+                                    <a:pos x="T28" y="T29"/>
+                                  </a:cxn>
+                                  <a:cxn ang="0">
+                                    <a:pos x="T30" y="T31"/>
+                                  </a:cxn>
+                                  <a:cxn ang="0">
+                                    <a:pos x="T32" y="T33"/>
+                                  </a:cxn>
+                                  <a:cxn ang="0">
+                                    <a:pos x="T34" y="T35"/>
+                                  </a:cxn>
+                                  <a:cxn ang="0">
+                                    <a:pos x="T36" y="T37"/>
+                                  </a:cxn>
+                                  <a:cxn ang="0">
+                                    <a:pos x="T38" y="T39"/>
+                                  </a:cxn>
+                                </a:cxnLst>
+                                <a:rect l="0" t="0" r="r" b="b"/>
+                                <a:pathLst>
+                                  <a:path w="45" h="854">
+                                    <a:moveTo>
+                                      <a:pt x="45" y="0"/>
+                                    </a:moveTo>
+                                    <a:lnTo>
+                                      <a:pt x="45" y="0"/>
+                                    </a:lnTo>
+                                    <a:lnTo>
+                                      <a:pt x="35" y="66"/>
+                                    </a:lnTo>
+                                    <a:lnTo>
+                                      <a:pt x="26" y="133"/>
+                                    </a:lnTo>
+                                    <a:lnTo>
+                                      <a:pt x="14" y="267"/>
+                                    </a:lnTo>
+                                    <a:lnTo>
+                                      <a:pt x="6" y="401"/>
+                                    </a:lnTo>
+                                    <a:lnTo>
+                                      <a:pt x="3" y="534"/>
+                                    </a:lnTo>
+                                    <a:lnTo>
+                                      <a:pt x="6" y="669"/>
+                                    </a:lnTo>
+                                    <a:lnTo>
+                                      <a:pt x="14" y="803"/>
+                                    </a:lnTo>
+                                    <a:lnTo>
+                                      <a:pt x="18" y="854"/>
+                                    </a:lnTo>
+                                    <a:lnTo>
+                                      <a:pt x="18" y="851"/>
+                                    </a:lnTo>
+                                    <a:lnTo>
+                                      <a:pt x="9" y="814"/>
+                                    </a:lnTo>
+                                    <a:lnTo>
+                                      <a:pt x="8" y="803"/>
+                                    </a:lnTo>
+                                    <a:lnTo>
+                                      <a:pt x="1" y="669"/>
+                                    </a:lnTo>
+                                    <a:lnTo>
+                                      <a:pt x="0" y="534"/>
+                                    </a:lnTo>
+                                    <a:lnTo>
+                                      <a:pt x="3" y="401"/>
+                                    </a:lnTo>
+                                    <a:lnTo>
+                                      <a:pt x="12" y="267"/>
+                                    </a:lnTo>
+                                    <a:lnTo>
+                                      <a:pt x="25" y="132"/>
+                                    </a:lnTo>
+                                    <a:lnTo>
+                                      <a:pt x="34" y="66"/>
+                                    </a:lnTo>
+                                    <a:lnTo>
+                                      <a:pt x="45" y="0"/>
+                                    </a:lnTo>
+                                    <a:close/>
+                                  </a:path>
+                                </a:pathLst>
+                              </a:custGeom>
+                              <a:solidFill>
+                                <a:schemeClr val="tx2"/>
+                              </a:solidFill>
+                              <a:ln w="0">
+                                <a:solidFill>
+                                  <a:schemeClr val="tx2"/>
+                                </a:solidFill>
+                                <a:prstDash val="solid"/>
+                                <a:round/>
+                                <a:headEnd/>
+                                <a:tailEnd/>
+                              </a:ln>
+                            </wps:spPr>
+                            <wps:bodyPr vert="horz" wrap="square" lIns="91440" tIns="45720" rIns="91440" bIns="45720" numCol="1" anchor="t" anchorCtr="0" compatLnSpc="1">
+                              <a:prstTxWarp prst="textNoShape">
+                                <a:avLst/>
+                              </a:prstTxWarp>
+                            </wps:bodyPr>
+                          </wps:wsp>
+                          <wps:wsp>
+                            <wps:cNvPr id="34" name="Forma libre 26"/>
+                            <wps:cNvSpPr>
+                              <a:spLocks/>
+                            </wps:cNvSpPr>
+                            <wps:spPr bwMode="auto">
+                              <a:xfrm>
+                                <a:off x="363312" y="6231112"/>
+                                <a:ext cx="244475" cy="998538"/>
+                              </a:xfrm>
+                              <a:custGeom>
+                                <a:avLst/>
+                                <a:gdLst>
+                                  <a:gd name="T0" fmla="*/ 0 w 154"/>
+                                  <a:gd name="T1" fmla="*/ 0 h 629"/>
+                                  <a:gd name="T2" fmla="*/ 10 w 154"/>
+                                  <a:gd name="T3" fmla="*/ 44 h 629"/>
+                                  <a:gd name="T4" fmla="*/ 21 w 154"/>
+                                  <a:gd name="T5" fmla="*/ 126 h 629"/>
+                                  <a:gd name="T6" fmla="*/ 34 w 154"/>
+                                  <a:gd name="T7" fmla="*/ 207 h 629"/>
+                                  <a:gd name="T8" fmla="*/ 53 w 154"/>
+                                  <a:gd name="T9" fmla="*/ 293 h 629"/>
+                                  <a:gd name="T10" fmla="*/ 75 w 154"/>
+                                  <a:gd name="T11" fmla="*/ 380 h 629"/>
+                                  <a:gd name="T12" fmla="*/ 100 w 154"/>
+                                  <a:gd name="T13" fmla="*/ 466 h 629"/>
+                                  <a:gd name="T14" fmla="*/ 120 w 154"/>
+                                  <a:gd name="T15" fmla="*/ 521 h 629"/>
+                                  <a:gd name="T16" fmla="*/ 141 w 154"/>
+                                  <a:gd name="T17" fmla="*/ 576 h 629"/>
+                                  <a:gd name="T18" fmla="*/ 152 w 154"/>
+                                  <a:gd name="T19" fmla="*/ 618 h 629"/>
+                                  <a:gd name="T20" fmla="*/ 154 w 154"/>
+                                  <a:gd name="T21" fmla="*/ 629 h 629"/>
+                                  <a:gd name="T22" fmla="*/ 140 w 154"/>
+                                  <a:gd name="T23" fmla="*/ 595 h 629"/>
+                                  <a:gd name="T24" fmla="*/ 115 w 154"/>
+                                  <a:gd name="T25" fmla="*/ 532 h 629"/>
+                                  <a:gd name="T26" fmla="*/ 93 w 154"/>
+                                  <a:gd name="T27" fmla="*/ 468 h 629"/>
+                                  <a:gd name="T28" fmla="*/ 67 w 154"/>
+                                  <a:gd name="T29" fmla="*/ 383 h 629"/>
+                                  <a:gd name="T30" fmla="*/ 47 w 154"/>
+                                  <a:gd name="T31" fmla="*/ 295 h 629"/>
+                                  <a:gd name="T32" fmla="*/ 28 w 154"/>
+                                  <a:gd name="T33" fmla="*/ 207 h 629"/>
+                                  <a:gd name="T34" fmla="*/ 12 w 154"/>
+                                  <a:gd name="T35" fmla="*/ 104 h 629"/>
+                                  <a:gd name="T36" fmla="*/ 0 w 154"/>
+                                  <a:gd name="T37" fmla="*/ 0 h 629"/>
+                                </a:gdLst>
+                                <a:ahLst/>
+                                <a:cxnLst>
+                                  <a:cxn ang="0">
+                                    <a:pos x="T0" y="T1"/>
+                                  </a:cxn>
+                                  <a:cxn ang="0">
+                                    <a:pos x="T2" y="T3"/>
+                                  </a:cxn>
+                                  <a:cxn ang="0">
+                                    <a:pos x="T4" y="T5"/>
+                                  </a:cxn>
+                                  <a:cxn ang="0">
+                                    <a:pos x="T6" y="T7"/>
+                                  </a:cxn>
+                                  <a:cxn ang="0">
+                                    <a:pos x="T8" y="T9"/>
+                                  </a:cxn>
+                                  <a:cxn ang="0">
+                                    <a:pos x="T10" y="T11"/>
+                                  </a:cxn>
+                                  <a:cxn ang="0">
+                                    <a:pos x="T12" y="T13"/>
+                                  </a:cxn>
+                                  <a:cxn ang="0">
+                                    <a:pos x="T14" y="T15"/>
+                                  </a:cxn>
+                                  <a:cxn ang="0">
+                                    <a:pos x="T16" y="T17"/>
+                                  </a:cxn>
+                                  <a:cxn ang="0">
+                                    <a:pos x="T18" y="T19"/>
+                                  </a:cxn>
+                                  <a:cxn ang="0">
+                                    <a:pos x="T20" y="T21"/>
+                                  </a:cxn>
+                                  <a:cxn ang="0">
+                                    <a:pos x="T22" y="T23"/>
+                                  </a:cxn>
+                                  <a:cxn ang="0">
+                                    <a:pos x="T24" y="T25"/>
+                                  </a:cxn>
+                                  <a:cxn ang="0">
+                                    <a:pos x="T26" y="T27"/>
+                                  </a:cxn>
+                                  <a:cxn ang="0">
+                                    <a:pos x="T28" y="T29"/>
+                                  </a:cxn>
+                                  <a:cxn ang="0">
+                                    <a:pos x="T30" y="T31"/>
+                                  </a:cxn>
+                                  <a:cxn ang="0">
+                                    <a:pos x="T32" y="T33"/>
+                                  </a:cxn>
+                                  <a:cxn ang="0">
+                                    <a:pos x="T34" y="T35"/>
+                                  </a:cxn>
+                                  <a:cxn ang="0">
+                                    <a:pos x="T36" y="T37"/>
+                                  </a:cxn>
+                                </a:cxnLst>
+                                <a:rect l="0" t="0" r="r" b="b"/>
+                                <a:pathLst>
+                                  <a:path w="154" h="629">
+                                    <a:moveTo>
+                                      <a:pt x="0" y="0"/>
+                                    </a:moveTo>
+                                    <a:lnTo>
+                                      <a:pt x="10" y="44"/>
+                                    </a:lnTo>
+                                    <a:lnTo>
+                                      <a:pt x="21" y="126"/>
+                                    </a:lnTo>
+                                    <a:lnTo>
+                                      <a:pt x="34" y="207"/>
+                                    </a:lnTo>
+                                    <a:lnTo>
+                                      <a:pt x="53" y="293"/>
+                                    </a:lnTo>
+                                    <a:lnTo>
+                                      <a:pt x="75" y="380"/>
+                                    </a:lnTo>
+                                    <a:lnTo>
+                                      <a:pt x="100" y="466"/>
+                                    </a:lnTo>
+                                    <a:lnTo>
+                                      <a:pt x="120" y="521"/>
+                                    </a:lnTo>
+                                    <a:lnTo>
+                                      <a:pt x="141" y="576"/>
+                                    </a:lnTo>
+                                    <a:lnTo>
+                                      <a:pt x="152" y="618"/>
+                                    </a:lnTo>
+                                    <a:lnTo>
+                                      <a:pt x="154" y="629"/>
+                                    </a:lnTo>
+                                    <a:lnTo>
+                                      <a:pt x="140" y="595"/>
+                                    </a:lnTo>
+                                    <a:lnTo>
+                                      <a:pt x="115" y="532"/>
+                                    </a:lnTo>
+                                    <a:lnTo>
+                                      <a:pt x="93" y="468"/>
+                                    </a:lnTo>
+                                    <a:lnTo>
+                                      <a:pt x="67" y="383"/>
+                                    </a:lnTo>
+                                    <a:lnTo>
+                                      <a:pt x="47" y="295"/>
+                                    </a:lnTo>
+                                    <a:lnTo>
+                                      <a:pt x="28" y="207"/>
+                                    </a:lnTo>
+                                    <a:lnTo>
+                                      <a:pt x="12" y="104"/>
+                                    </a:lnTo>
+                                    <a:lnTo>
+                                      <a:pt x="0" y="0"/>
+                                    </a:lnTo>
+                                    <a:close/>
+                                  </a:path>
+                                </a:pathLst>
+                              </a:custGeom>
+                              <a:solidFill>
+                                <a:schemeClr val="tx2"/>
+                              </a:solidFill>
+                              <a:ln w="0">
+                                <a:solidFill>
+                                  <a:schemeClr val="tx2"/>
+                                </a:solidFill>
+                                <a:prstDash val="solid"/>
+                                <a:round/>
+                                <a:headEnd/>
+                                <a:tailEnd/>
+                              </a:ln>
+                            </wps:spPr>
+                            <wps:bodyPr vert="horz" wrap="square" lIns="91440" tIns="45720" rIns="91440" bIns="45720" numCol="1" anchor="t" anchorCtr="0" compatLnSpc="1">
+                              <a:prstTxWarp prst="textNoShape">
+                                <a:avLst/>
+                              </a:prstTxWarp>
+                            </wps:bodyPr>
+                          </wps:wsp>
+                          <wps:wsp>
+                            <wps:cNvPr id="35" name="Forma libre 27"/>
+                            <wps:cNvSpPr>
+                              <a:spLocks/>
+                            </wps:cNvSpPr>
+                            <wps:spPr bwMode="auto">
+                              <a:xfrm>
+                                <a:off x="620487" y="7223300"/>
+                                <a:ext cx="52388" cy="109538"/>
+                              </a:xfrm>
+                              <a:custGeom>
+                                <a:avLst/>
+                                <a:gdLst>
+                                  <a:gd name="T0" fmla="*/ 0 w 33"/>
+                                  <a:gd name="T1" fmla="*/ 0 h 69"/>
+                                  <a:gd name="T2" fmla="*/ 33 w 33"/>
+                                  <a:gd name="T3" fmla="*/ 69 h 69"/>
+                                  <a:gd name="T4" fmla="*/ 24 w 33"/>
+                                  <a:gd name="T5" fmla="*/ 69 h 69"/>
+                                  <a:gd name="T6" fmla="*/ 12 w 33"/>
+                                  <a:gd name="T7" fmla="*/ 35 h 69"/>
+                                  <a:gd name="T8" fmla="*/ 0 w 33"/>
+                                  <a:gd name="T9" fmla="*/ 0 h 69"/>
+                                </a:gdLst>
+                                <a:ahLst/>
+                                <a:cxnLst>
+                                  <a:cxn ang="0">
+                                    <a:pos x="T0" y="T1"/>
+                                  </a:cxn>
+                                  <a:cxn ang="0">
+                                    <a:pos x="T2" y="T3"/>
+                                  </a:cxn>
+                                  <a:cxn ang="0">
+                                    <a:pos x="T4" y="T5"/>
+                                  </a:cxn>
+                                  <a:cxn ang="0">
+                                    <a:pos x="T6" y="T7"/>
+                                  </a:cxn>
+                                  <a:cxn ang="0">
+                                    <a:pos x="T8" y="T9"/>
+                                  </a:cxn>
+                                </a:cxnLst>
+                                <a:rect l="0" t="0" r="r" b="b"/>
+                                <a:pathLst>
+                                  <a:path w="33" h="69">
+                                    <a:moveTo>
+                                      <a:pt x="0" y="0"/>
+                                    </a:moveTo>
+                                    <a:lnTo>
+                                      <a:pt x="33" y="69"/>
+                                    </a:lnTo>
+                                    <a:lnTo>
+                                      <a:pt x="24" y="69"/>
+                                    </a:lnTo>
+                                    <a:lnTo>
+                                      <a:pt x="12" y="35"/>
+                                    </a:lnTo>
+                                    <a:lnTo>
+                                      <a:pt x="0" y="0"/>
+                                    </a:lnTo>
+                                    <a:close/>
+                                  </a:path>
+                                </a:pathLst>
+                              </a:custGeom>
+                              <a:solidFill>
+                                <a:schemeClr val="tx2"/>
+                              </a:solidFill>
+                              <a:ln w="0">
+                                <a:solidFill>
+                                  <a:schemeClr val="tx2"/>
+                                </a:solidFill>
+                                <a:prstDash val="solid"/>
+                                <a:round/>
+                                <a:headEnd/>
+                                <a:tailEnd/>
+                              </a:ln>
+                            </wps:spPr>
+                            <wps:bodyPr vert="horz" wrap="square" lIns="91440" tIns="45720" rIns="91440" bIns="45720" numCol="1" anchor="t" anchorCtr="0" compatLnSpc="1">
+                              <a:prstTxWarp prst="textNoShape">
+                                <a:avLst/>
+                              </a:prstTxWarp>
+                            </wps:bodyPr>
+                          </wps:wsp>
+                          <wps:wsp>
+                            <wps:cNvPr id="36" name="Forma libre 28"/>
+                            <wps:cNvSpPr>
+                              <a:spLocks/>
+                            </wps:cNvSpPr>
+                            <wps:spPr bwMode="auto">
+                              <a:xfrm>
+                                <a:off x="355374" y="6153325"/>
+                                <a:ext cx="23813" cy="147638"/>
+                              </a:xfrm>
+                              <a:custGeom>
+                                <a:avLst/>
+                                <a:gdLst>
+                                  <a:gd name="T0" fmla="*/ 0 w 15"/>
+                                  <a:gd name="T1" fmla="*/ 0 h 93"/>
+                                  <a:gd name="T2" fmla="*/ 9 w 15"/>
+                                  <a:gd name="T3" fmla="*/ 37 h 93"/>
+                                  <a:gd name="T4" fmla="*/ 9 w 15"/>
+                                  <a:gd name="T5" fmla="*/ 40 h 93"/>
+                                  <a:gd name="T6" fmla="*/ 15 w 15"/>
+                                  <a:gd name="T7" fmla="*/ 93 h 93"/>
+                                  <a:gd name="T8" fmla="*/ 5 w 15"/>
+                                  <a:gd name="T9" fmla="*/ 49 h 93"/>
+                                  <a:gd name="T10" fmla="*/ 0 w 15"/>
+                                  <a:gd name="T11" fmla="*/ 0 h 93"/>
+                                </a:gdLst>
+                                <a:ahLst/>
+                                <a:cxnLst>
+                                  <a:cxn ang="0">
+                                    <a:pos x="T0" y="T1"/>
+                                  </a:cxn>
+                                  <a:cxn ang="0">
+                                    <a:pos x="T2" y="T3"/>
+                                  </a:cxn>
+                                  <a:cxn ang="0">
+                                    <a:pos x="T4" y="T5"/>
+                                  </a:cxn>
+                                  <a:cxn ang="0">
+                                    <a:pos x="T6" y="T7"/>
+                                  </a:cxn>
+                                  <a:cxn ang="0">
+                                    <a:pos x="T8" y="T9"/>
+                                  </a:cxn>
+                                  <a:cxn ang="0">
+                                    <a:pos x="T10" y="T11"/>
+                                  </a:cxn>
+                                </a:cxnLst>
+                                <a:rect l="0" t="0" r="r" b="b"/>
+                                <a:pathLst>
+                                  <a:path w="15" h="93">
+                                    <a:moveTo>
+                                      <a:pt x="0" y="0"/>
+                                    </a:moveTo>
+                                    <a:lnTo>
+                                      <a:pt x="9" y="37"/>
+                                    </a:lnTo>
+                                    <a:lnTo>
+                                      <a:pt x="9" y="40"/>
+                                    </a:lnTo>
+                                    <a:lnTo>
+                                      <a:pt x="15" y="93"/>
+                                    </a:lnTo>
+                                    <a:lnTo>
+                                      <a:pt x="5" y="49"/>
+                                    </a:lnTo>
+                                    <a:lnTo>
+                                      <a:pt x="0" y="0"/>
+                                    </a:lnTo>
+                                    <a:close/>
+                                  </a:path>
+                                </a:pathLst>
+                              </a:custGeom>
+                              <a:solidFill>
+                                <a:schemeClr val="tx2"/>
+                              </a:solidFill>
+                              <a:ln w="0">
+                                <a:solidFill>
+                                  <a:schemeClr val="tx2"/>
+                                </a:solidFill>
+                                <a:prstDash val="solid"/>
+                                <a:round/>
+                                <a:headEnd/>
+                                <a:tailEnd/>
+                              </a:ln>
+                            </wps:spPr>
+                            <wps:bodyPr vert="horz" wrap="square" lIns="91440" tIns="45720" rIns="91440" bIns="45720" numCol="1" anchor="t" anchorCtr="0" compatLnSpc="1">
+                              <a:prstTxWarp prst="textNoShape">
+                                <a:avLst/>
+                              </a:prstTxWarp>
+                            </wps:bodyPr>
+                          </wps:wsp>
+                          <wps:wsp>
+                            <wps:cNvPr id="37" name="Forma libre 29"/>
+                            <wps:cNvSpPr>
+                              <a:spLocks/>
+                            </wps:cNvSpPr>
+                            <wps:spPr bwMode="auto">
+                              <a:xfrm>
+                                <a:off x="563337" y="5689775"/>
+                                <a:ext cx="625475" cy="1216025"/>
+                              </a:xfrm>
+                              <a:custGeom>
+                                <a:avLst/>
+                                <a:gdLst>
+                                  <a:gd name="T0" fmla="*/ 394 w 394"/>
+                                  <a:gd name="T1" fmla="*/ 0 h 766"/>
+                                  <a:gd name="T2" fmla="*/ 394 w 394"/>
+                                  <a:gd name="T3" fmla="*/ 0 h 766"/>
+                                  <a:gd name="T4" fmla="*/ 356 w 394"/>
+                                  <a:gd name="T5" fmla="*/ 38 h 766"/>
+                                  <a:gd name="T6" fmla="*/ 319 w 394"/>
+                                  <a:gd name="T7" fmla="*/ 77 h 766"/>
+                                  <a:gd name="T8" fmla="*/ 284 w 394"/>
+                                  <a:gd name="T9" fmla="*/ 117 h 766"/>
+                                  <a:gd name="T10" fmla="*/ 249 w 394"/>
+                                  <a:gd name="T11" fmla="*/ 160 h 766"/>
+                                  <a:gd name="T12" fmla="*/ 207 w 394"/>
+                                  <a:gd name="T13" fmla="*/ 218 h 766"/>
+                                  <a:gd name="T14" fmla="*/ 168 w 394"/>
+                                  <a:gd name="T15" fmla="*/ 276 h 766"/>
+                                  <a:gd name="T16" fmla="*/ 131 w 394"/>
+                                  <a:gd name="T17" fmla="*/ 339 h 766"/>
+                                  <a:gd name="T18" fmla="*/ 98 w 394"/>
+                                  <a:gd name="T19" fmla="*/ 402 h 766"/>
+                                  <a:gd name="T20" fmla="*/ 69 w 394"/>
+                                  <a:gd name="T21" fmla="*/ 467 h 766"/>
+                                  <a:gd name="T22" fmla="*/ 45 w 394"/>
+                                  <a:gd name="T23" fmla="*/ 535 h 766"/>
+                                  <a:gd name="T24" fmla="*/ 26 w 394"/>
+                                  <a:gd name="T25" fmla="*/ 604 h 766"/>
+                                  <a:gd name="T26" fmla="*/ 14 w 394"/>
+                                  <a:gd name="T27" fmla="*/ 673 h 766"/>
+                                  <a:gd name="T28" fmla="*/ 7 w 394"/>
+                                  <a:gd name="T29" fmla="*/ 746 h 766"/>
+                                  <a:gd name="T30" fmla="*/ 6 w 394"/>
+                                  <a:gd name="T31" fmla="*/ 766 h 766"/>
+                                  <a:gd name="T32" fmla="*/ 0 w 394"/>
+                                  <a:gd name="T33" fmla="*/ 749 h 766"/>
+                                  <a:gd name="T34" fmla="*/ 1 w 394"/>
+                                  <a:gd name="T35" fmla="*/ 744 h 766"/>
+                                  <a:gd name="T36" fmla="*/ 7 w 394"/>
+                                  <a:gd name="T37" fmla="*/ 673 h 766"/>
+                                  <a:gd name="T38" fmla="*/ 21 w 394"/>
+                                  <a:gd name="T39" fmla="*/ 603 h 766"/>
+                                  <a:gd name="T40" fmla="*/ 40 w 394"/>
+                                  <a:gd name="T41" fmla="*/ 533 h 766"/>
+                                  <a:gd name="T42" fmla="*/ 65 w 394"/>
+                                  <a:gd name="T43" fmla="*/ 466 h 766"/>
+                                  <a:gd name="T44" fmla="*/ 94 w 394"/>
+                                  <a:gd name="T45" fmla="*/ 400 h 766"/>
+                                  <a:gd name="T46" fmla="*/ 127 w 394"/>
+                                  <a:gd name="T47" fmla="*/ 336 h 766"/>
+                                  <a:gd name="T48" fmla="*/ 164 w 394"/>
+                                  <a:gd name="T49" fmla="*/ 275 h 766"/>
+                                  <a:gd name="T50" fmla="*/ 204 w 394"/>
+                                  <a:gd name="T51" fmla="*/ 215 h 766"/>
+                                  <a:gd name="T52" fmla="*/ 248 w 394"/>
+                                  <a:gd name="T53" fmla="*/ 158 h 766"/>
+                                  <a:gd name="T54" fmla="*/ 282 w 394"/>
+                                  <a:gd name="T55" fmla="*/ 116 h 766"/>
+                                  <a:gd name="T56" fmla="*/ 318 w 394"/>
+                                  <a:gd name="T57" fmla="*/ 76 h 766"/>
+                                  <a:gd name="T58" fmla="*/ 354 w 394"/>
+                                  <a:gd name="T59" fmla="*/ 37 h 766"/>
+                                  <a:gd name="T60" fmla="*/ 394 w 394"/>
+                                  <a:gd name="T61" fmla="*/ 0 h 766"/>
+                                </a:gdLst>
+                                <a:ahLst/>
+                                <a:cxnLst>
+                                  <a:cxn ang="0">
+                                    <a:pos x="T0" y="T1"/>
+                                  </a:cxn>
+                                  <a:cxn ang="0">
+                                    <a:pos x="T2" y="T3"/>
+                                  </a:cxn>
+                                  <a:cxn ang="0">
+                                    <a:pos x="T4" y="T5"/>
+                                  </a:cxn>
+                                  <a:cxn ang="0">
+                                    <a:pos x="T6" y="T7"/>
+                                  </a:cxn>
+                                  <a:cxn ang="0">
+                                    <a:pos x="T8" y="T9"/>
+                                  </a:cxn>
+                                  <a:cxn ang="0">
+                                    <a:pos x="T10" y="T11"/>
+                                  </a:cxn>
+                                  <a:cxn ang="0">
+                                    <a:pos x="T12" y="T13"/>
+                                  </a:cxn>
+                                  <a:cxn ang="0">
+                                    <a:pos x="T14" y="T15"/>
+                                  </a:cxn>
+                                  <a:cxn ang="0">
+                                    <a:pos x="T16" y="T17"/>
+                                  </a:cxn>
+                                  <a:cxn ang="0">
+                                    <a:pos x="T18" y="T19"/>
+                                  </a:cxn>
+                                  <a:cxn ang="0">
+                                    <a:pos x="T20" y="T21"/>
+                                  </a:cxn>
+                                  <a:cxn ang="0">
+                                    <a:pos x="T22" y="T23"/>
+                                  </a:cxn>
+                                  <a:cxn ang="0">
+                                    <a:pos x="T24" y="T25"/>
+                                  </a:cxn>
+                                  <a:cxn ang="0">
+                                    <a:pos x="T26" y="T27"/>
+                                  </a:cxn>
+                                  <a:cxn ang="0">
+                                    <a:pos x="T28" y="T29"/>
+                                  </a:cxn>
+                                  <a:cxn ang="0">
+                                    <a:pos x="T30" y="T31"/>
+                                  </a:cxn>
+                                  <a:cxn ang="0">
+                                    <a:pos x="T32" y="T33"/>
+                                  </a:cxn>
+                                  <a:cxn ang="0">
+                                    <a:pos x="T34" y="T35"/>
+                                  </a:cxn>
+                                  <a:cxn ang="0">
+                                    <a:pos x="T36" y="T37"/>
+                                  </a:cxn>
+                                  <a:cxn ang="0">
+                                    <a:pos x="T38" y="T39"/>
+                                  </a:cxn>
+                                  <a:cxn ang="0">
+                                    <a:pos x="T40" y="T41"/>
+                                  </a:cxn>
+                                  <a:cxn ang="0">
+                                    <a:pos x="T42" y="T43"/>
+                                  </a:cxn>
+                                  <a:cxn ang="0">
+                                    <a:pos x="T44" y="T45"/>
+                                  </a:cxn>
+                                  <a:cxn ang="0">
+                                    <a:pos x="T46" y="T47"/>
+                                  </a:cxn>
+                                  <a:cxn ang="0">
+                                    <a:pos x="T48" y="T49"/>
+                                  </a:cxn>
+                                  <a:cxn ang="0">
+                                    <a:pos x="T50" y="T51"/>
+                                  </a:cxn>
+                                  <a:cxn ang="0">
+                                    <a:pos x="T52" y="T53"/>
+                                  </a:cxn>
+                                  <a:cxn ang="0">
+                                    <a:pos x="T54" y="T55"/>
+                                  </a:cxn>
+                                  <a:cxn ang="0">
+                                    <a:pos x="T56" y="T57"/>
+                                  </a:cxn>
+                                  <a:cxn ang="0">
+                                    <a:pos x="T58" y="T59"/>
+                                  </a:cxn>
+                                  <a:cxn ang="0">
+                                    <a:pos x="T60" y="T61"/>
+                                  </a:cxn>
+                                </a:cxnLst>
+                                <a:rect l="0" t="0" r="r" b="b"/>
+                                <a:pathLst>
+                                  <a:path w="394" h="766">
+                                    <a:moveTo>
+                                      <a:pt x="394" y="0"/>
+                                    </a:moveTo>
+                                    <a:lnTo>
+                                      <a:pt x="394" y="0"/>
+                                    </a:lnTo>
+                                    <a:lnTo>
+                                      <a:pt x="356" y="38"/>
+                                    </a:lnTo>
+                                    <a:lnTo>
+                                      <a:pt x="319" y="77"/>
+                                    </a:lnTo>
+                                    <a:lnTo>
+                                      <a:pt x="284" y="117"/>
+                                    </a:lnTo>
+                                    <a:lnTo>
+                                      <a:pt x="249" y="160"/>
+                                    </a:lnTo>
+                                    <a:lnTo>
+                                      <a:pt x="207" y="218"/>
+                                    </a:lnTo>
+                                    <a:lnTo>
+                                      <a:pt x="168" y="276"/>
+                                    </a:lnTo>
+                                    <a:lnTo>
+                                      <a:pt x="131" y="339"/>
+                                    </a:lnTo>
+                                    <a:lnTo>
+                                      <a:pt x="98" y="402"/>
+                                    </a:lnTo>
+                                    <a:lnTo>
+                                      <a:pt x="69" y="467"/>
+                                    </a:lnTo>
+                                    <a:lnTo>
+                                      <a:pt x="45" y="535"/>
+                                    </a:lnTo>
+                                    <a:lnTo>
+                                      <a:pt x="26" y="604"/>
+                                    </a:lnTo>
+                                    <a:lnTo>
+                                      <a:pt x="14" y="673"/>
+                                    </a:lnTo>
+                                    <a:lnTo>
+                                      <a:pt x="7" y="746"/>
+                                    </a:lnTo>
+                                    <a:lnTo>
+                                      <a:pt x="6" y="766"/>
+                                    </a:lnTo>
+                                    <a:lnTo>
+                                      <a:pt x="0" y="749"/>
+                                    </a:lnTo>
+                                    <a:lnTo>
+                                      <a:pt x="1" y="744"/>
+                                    </a:lnTo>
+                                    <a:lnTo>
+                                      <a:pt x="7" y="673"/>
+                                    </a:lnTo>
+                                    <a:lnTo>
+                                      <a:pt x="21" y="603"/>
+                                    </a:lnTo>
+                                    <a:lnTo>
+                                      <a:pt x="40" y="533"/>
+                                    </a:lnTo>
+                                    <a:lnTo>
+                                      <a:pt x="65" y="466"/>
+                                    </a:lnTo>
+                                    <a:lnTo>
+                                      <a:pt x="94" y="400"/>
+                                    </a:lnTo>
+                                    <a:lnTo>
+                                      <a:pt x="127" y="336"/>
+                                    </a:lnTo>
+                                    <a:lnTo>
+                                      <a:pt x="164" y="275"/>
+                                    </a:lnTo>
+                                    <a:lnTo>
+                                      <a:pt x="204" y="215"/>
+                                    </a:lnTo>
+                                    <a:lnTo>
+                                      <a:pt x="248" y="158"/>
+                                    </a:lnTo>
+                                    <a:lnTo>
+                                      <a:pt x="282" y="116"/>
+                                    </a:lnTo>
+                                    <a:lnTo>
+                                      <a:pt x="318" y="76"/>
+                                    </a:lnTo>
+                                    <a:lnTo>
+                                      <a:pt x="354" y="37"/>
+                                    </a:lnTo>
+                                    <a:lnTo>
+                                      <a:pt x="394" y="0"/>
+                                    </a:lnTo>
+                                    <a:close/>
+                                  </a:path>
+                                </a:pathLst>
+                              </a:custGeom>
+                              <a:solidFill>
+                                <a:schemeClr val="tx2"/>
+                              </a:solidFill>
+                              <a:ln w="0">
+                                <a:solidFill>
+                                  <a:schemeClr val="tx2"/>
+                                </a:solidFill>
+                                <a:prstDash val="solid"/>
+                                <a:round/>
+                                <a:headEnd/>
+                                <a:tailEnd/>
+                              </a:ln>
+                            </wps:spPr>
+                            <wps:bodyPr vert="horz" wrap="square" lIns="91440" tIns="45720" rIns="91440" bIns="45720" numCol="1" anchor="t" anchorCtr="0" compatLnSpc="1">
+                              <a:prstTxWarp prst="textNoShape">
+                                <a:avLst/>
+                              </a:prstTxWarp>
+                            </wps:bodyPr>
+                          </wps:wsp>
+                          <wps:wsp>
+                            <wps:cNvPr id="38" name="Forma libre 30"/>
+                            <wps:cNvSpPr>
+                              <a:spLocks/>
+                            </wps:cNvSpPr>
+                            <wps:spPr bwMode="auto">
+                              <a:xfrm>
+                                <a:off x="563337" y="6915325"/>
+                                <a:ext cx="57150" cy="307975"/>
+                              </a:xfrm>
+                              <a:custGeom>
+                                <a:avLst/>
+                                <a:gdLst>
+                                  <a:gd name="T0" fmla="*/ 0 w 36"/>
+                                  <a:gd name="T1" fmla="*/ 0 h 194"/>
+                                  <a:gd name="T2" fmla="*/ 6 w 36"/>
+                                  <a:gd name="T3" fmla="*/ 16 h 194"/>
+                                  <a:gd name="T4" fmla="*/ 7 w 36"/>
+                                  <a:gd name="T5" fmla="*/ 19 h 194"/>
+                                  <a:gd name="T6" fmla="*/ 11 w 36"/>
+                                  <a:gd name="T7" fmla="*/ 80 h 194"/>
+                                  <a:gd name="T8" fmla="*/ 20 w 36"/>
+                                  <a:gd name="T9" fmla="*/ 132 h 194"/>
+                                  <a:gd name="T10" fmla="*/ 33 w 36"/>
+                                  <a:gd name="T11" fmla="*/ 185 h 194"/>
+                                  <a:gd name="T12" fmla="*/ 36 w 36"/>
+                                  <a:gd name="T13" fmla="*/ 194 h 194"/>
+                                  <a:gd name="T14" fmla="*/ 21 w 36"/>
+                                  <a:gd name="T15" fmla="*/ 161 h 194"/>
+                                  <a:gd name="T16" fmla="*/ 15 w 36"/>
+                                  <a:gd name="T17" fmla="*/ 145 h 194"/>
+                                  <a:gd name="T18" fmla="*/ 5 w 36"/>
+                                  <a:gd name="T19" fmla="*/ 81 h 194"/>
+                                  <a:gd name="T20" fmla="*/ 1 w 36"/>
+                                  <a:gd name="T21" fmla="*/ 41 h 194"/>
+                                  <a:gd name="T22" fmla="*/ 0 w 36"/>
+                                  <a:gd name="T23" fmla="*/ 0 h 194"/>
+                                </a:gdLst>
+                                <a:ahLst/>
+                                <a:cxnLst>
+                                  <a:cxn ang="0">
+                                    <a:pos x="T0" y="T1"/>
+                                  </a:cxn>
+                                  <a:cxn ang="0">
+                                    <a:pos x="T2" y="T3"/>
+                                  </a:cxn>
+                                  <a:cxn ang="0">
+                                    <a:pos x="T4" y="T5"/>
+                                  </a:cxn>
+                                  <a:cxn ang="0">
+                                    <a:pos x="T6" y="T7"/>
+                                  </a:cxn>
+                                  <a:cxn ang="0">
+                                    <a:pos x="T8" y="T9"/>
+                                  </a:cxn>
+                                  <a:cxn ang="0">
+                                    <a:pos x="T10" y="T11"/>
+                                  </a:cxn>
+                                  <a:cxn ang="0">
+                                    <a:pos x="T12" y="T13"/>
+                                  </a:cxn>
+                                  <a:cxn ang="0">
+                                    <a:pos x="T14" y="T15"/>
+                                  </a:cxn>
+                                  <a:cxn ang="0">
+                                    <a:pos x="T16" y="T17"/>
+                                  </a:cxn>
+                                  <a:cxn ang="0">
+                                    <a:pos x="T18" y="T19"/>
+                                  </a:cxn>
+                                  <a:cxn ang="0">
+                                    <a:pos x="T20" y="T21"/>
+                                  </a:cxn>
+                                  <a:cxn ang="0">
+                                    <a:pos x="T22" y="T23"/>
+                                  </a:cxn>
+                                </a:cxnLst>
+                                <a:rect l="0" t="0" r="r" b="b"/>
+                                <a:pathLst>
+                                  <a:path w="36" h="194">
+                                    <a:moveTo>
+                                      <a:pt x="0" y="0"/>
+                                    </a:moveTo>
+                                    <a:lnTo>
+                                      <a:pt x="6" y="16"/>
+                                    </a:lnTo>
+                                    <a:lnTo>
+                                      <a:pt x="7" y="19"/>
+                                    </a:lnTo>
+                                    <a:lnTo>
+                                      <a:pt x="11" y="80"/>
+                                    </a:lnTo>
+                                    <a:lnTo>
+                                      <a:pt x="20" y="132"/>
+                                    </a:lnTo>
+                                    <a:lnTo>
+                                      <a:pt x="33" y="185"/>
+                                    </a:lnTo>
+                                    <a:lnTo>
+                                      <a:pt x="36" y="194"/>
+                                    </a:lnTo>
+                                    <a:lnTo>
+                                      <a:pt x="21" y="161"/>
+                                    </a:lnTo>
+                                    <a:lnTo>
+                                      <a:pt x="15" y="145"/>
+                                    </a:lnTo>
+                                    <a:lnTo>
+                                      <a:pt x="5" y="81"/>
+                                    </a:lnTo>
+                                    <a:lnTo>
+                                      <a:pt x="1" y="41"/>
+                                    </a:lnTo>
+                                    <a:lnTo>
+                                      <a:pt x="0" y="0"/>
+                                    </a:lnTo>
+                                    <a:close/>
+                                  </a:path>
+                                </a:pathLst>
+                              </a:custGeom>
+                              <a:solidFill>
+                                <a:schemeClr val="tx2"/>
+                              </a:solidFill>
+                              <a:ln w="0">
+                                <a:solidFill>
+                                  <a:schemeClr val="tx2"/>
+                                </a:solidFill>
+                                <a:prstDash val="solid"/>
+                                <a:round/>
+                                <a:headEnd/>
+                                <a:tailEnd/>
+                              </a:ln>
+                            </wps:spPr>
+                            <wps:bodyPr vert="horz" wrap="square" lIns="91440" tIns="45720" rIns="91440" bIns="45720" numCol="1" anchor="t" anchorCtr="0" compatLnSpc="1">
+                              <a:prstTxWarp prst="textNoShape">
+                                <a:avLst/>
+                              </a:prstTxWarp>
+                            </wps:bodyPr>
+                          </wps:wsp>
+                          <wps:wsp>
+                            <wps:cNvPr id="39" name="Forma libre 31"/>
+                            <wps:cNvSpPr>
+                              <a:spLocks/>
+                            </wps:cNvSpPr>
+                            <wps:spPr bwMode="auto">
+                              <a:xfrm>
+                                <a:off x="607787" y="7229650"/>
+                                <a:ext cx="49213" cy="103188"/>
+                              </a:xfrm>
+                              <a:custGeom>
+                                <a:avLst/>
+                                <a:gdLst>
+                                  <a:gd name="T0" fmla="*/ 0 w 31"/>
+                                  <a:gd name="T1" fmla="*/ 0 h 65"/>
+                                  <a:gd name="T2" fmla="*/ 31 w 31"/>
+                                  <a:gd name="T3" fmla="*/ 65 h 65"/>
+                                  <a:gd name="T4" fmla="*/ 23 w 31"/>
+                                  <a:gd name="T5" fmla="*/ 65 h 65"/>
+                                  <a:gd name="T6" fmla="*/ 0 w 31"/>
+                                  <a:gd name="T7" fmla="*/ 0 h 65"/>
+                                </a:gdLst>
+                                <a:ahLst/>
+                                <a:cxnLst>
+                                  <a:cxn ang="0">
+                                    <a:pos x="T0" y="T1"/>
+                                  </a:cxn>
+                                  <a:cxn ang="0">
+                                    <a:pos x="T2" y="T3"/>
+                                  </a:cxn>
+                                  <a:cxn ang="0">
+                                    <a:pos x="T4" y="T5"/>
+                                  </a:cxn>
+                                  <a:cxn ang="0">
+                                    <a:pos x="T6" y="T7"/>
+                                  </a:cxn>
+                                </a:cxnLst>
+                                <a:rect l="0" t="0" r="r" b="b"/>
+                                <a:pathLst>
+                                  <a:path w="31" h="65">
+                                    <a:moveTo>
+                                      <a:pt x="0" y="0"/>
+                                    </a:moveTo>
+                                    <a:lnTo>
+                                      <a:pt x="31" y="65"/>
+                                    </a:lnTo>
+                                    <a:lnTo>
+                                      <a:pt x="23" y="65"/>
+                                    </a:lnTo>
+                                    <a:lnTo>
+                                      <a:pt x="0" y="0"/>
+                                    </a:lnTo>
+                                    <a:close/>
+                                  </a:path>
+                                </a:pathLst>
+                              </a:custGeom>
+                              <a:solidFill>
+                                <a:schemeClr val="tx2"/>
+                              </a:solidFill>
+                              <a:ln w="0">
+                                <a:solidFill>
+                                  <a:schemeClr val="tx2"/>
+                                </a:solidFill>
+                                <a:prstDash val="solid"/>
+                                <a:round/>
+                                <a:headEnd/>
+                                <a:tailEnd/>
+                              </a:ln>
+                            </wps:spPr>
+                            <wps:bodyPr vert="horz" wrap="square" lIns="91440" tIns="45720" rIns="91440" bIns="45720" numCol="1" anchor="t" anchorCtr="0" compatLnSpc="1">
+                              <a:prstTxWarp prst="textNoShape">
+                                <a:avLst/>
+                              </a:prstTxWarp>
+                            </wps:bodyPr>
+                          </wps:wsp>
+                          <wps:wsp>
+                            <wps:cNvPr id="40" name="Forma libre 32"/>
+                            <wps:cNvSpPr>
+                              <a:spLocks/>
+                            </wps:cNvSpPr>
+                            <wps:spPr bwMode="auto">
+                              <a:xfrm>
+                                <a:off x="563337" y="6878812"/>
+                                <a:ext cx="11113" cy="66675"/>
+                              </a:xfrm>
+                              <a:custGeom>
+                                <a:avLst/>
+                                <a:gdLst>
+                                  <a:gd name="T0" fmla="*/ 0 w 7"/>
+                                  <a:gd name="T1" fmla="*/ 0 h 42"/>
+                                  <a:gd name="T2" fmla="*/ 6 w 7"/>
+                                  <a:gd name="T3" fmla="*/ 17 h 42"/>
+                                  <a:gd name="T4" fmla="*/ 7 w 7"/>
+                                  <a:gd name="T5" fmla="*/ 42 h 42"/>
+                                  <a:gd name="T6" fmla="*/ 6 w 7"/>
+                                  <a:gd name="T7" fmla="*/ 39 h 42"/>
+                                  <a:gd name="T8" fmla="*/ 0 w 7"/>
+                                  <a:gd name="T9" fmla="*/ 23 h 42"/>
+                                  <a:gd name="T10" fmla="*/ 0 w 7"/>
+                                  <a:gd name="T11" fmla="*/ 0 h 42"/>
+                                </a:gdLst>
+                                <a:ahLst/>
+                                <a:cxnLst>
+                                  <a:cxn ang="0">
+                                    <a:pos x="T0" y="T1"/>
+                                  </a:cxn>
+                                  <a:cxn ang="0">
+                                    <a:pos x="T2" y="T3"/>
+                                  </a:cxn>
+                                  <a:cxn ang="0">
+                                    <a:pos x="T4" y="T5"/>
+                                  </a:cxn>
+                                  <a:cxn ang="0">
+                                    <a:pos x="T6" y="T7"/>
+                                  </a:cxn>
+                                  <a:cxn ang="0">
+                                    <a:pos x="T8" y="T9"/>
+                                  </a:cxn>
+                                  <a:cxn ang="0">
+                                    <a:pos x="T10" y="T11"/>
+                                  </a:cxn>
+                                </a:cxnLst>
+                                <a:rect l="0" t="0" r="r" b="b"/>
+                                <a:pathLst>
+                                  <a:path w="7" h="42">
+                                    <a:moveTo>
+                                      <a:pt x="0" y="0"/>
+                                    </a:moveTo>
+                                    <a:lnTo>
+                                      <a:pt x="6" y="17"/>
+                                    </a:lnTo>
+                                    <a:lnTo>
+                                      <a:pt x="7" y="42"/>
+                                    </a:lnTo>
+                                    <a:lnTo>
+                                      <a:pt x="6" y="39"/>
+                                    </a:lnTo>
+                                    <a:lnTo>
+                                      <a:pt x="0" y="23"/>
+                                    </a:lnTo>
+                                    <a:lnTo>
+                                      <a:pt x="0" y="0"/>
+                                    </a:lnTo>
+                                    <a:close/>
+                                  </a:path>
+                                </a:pathLst>
+                              </a:custGeom>
+                              <a:solidFill>
+                                <a:schemeClr val="tx2"/>
+                              </a:solidFill>
+                              <a:ln w="0">
+                                <a:solidFill>
+                                  <a:schemeClr val="tx2"/>
+                                </a:solidFill>
+                                <a:prstDash val="solid"/>
+                                <a:round/>
+                                <a:headEnd/>
+                                <a:tailEnd/>
+                              </a:ln>
+                            </wps:spPr>
+                            <wps:bodyPr vert="horz" wrap="square" lIns="91440" tIns="45720" rIns="91440" bIns="45720" numCol="1" anchor="t" anchorCtr="0" compatLnSpc="1">
+                              <a:prstTxWarp prst="textNoShape">
+                                <a:avLst/>
+                              </a:prstTxWarp>
+                            </wps:bodyPr>
+                          </wps:wsp>
+                          <wps:wsp>
+                            <wps:cNvPr id="41" name="Forma libre 33"/>
+                            <wps:cNvSpPr>
+                              <a:spLocks/>
+                            </wps:cNvSpPr>
+                            <wps:spPr bwMode="auto">
+                              <a:xfrm>
+                                <a:off x="587149" y="7145512"/>
+                                <a:ext cx="71438" cy="187325"/>
+                              </a:xfrm>
+                              <a:custGeom>
+                                <a:avLst/>
+                                <a:gdLst>
+                                  <a:gd name="T0" fmla="*/ 0 w 45"/>
+                                  <a:gd name="T1" fmla="*/ 0 h 118"/>
+                                  <a:gd name="T2" fmla="*/ 6 w 45"/>
+                                  <a:gd name="T3" fmla="*/ 16 h 118"/>
+                                  <a:gd name="T4" fmla="*/ 21 w 45"/>
+                                  <a:gd name="T5" fmla="*/ 49 h 118"/>
+                                  <a:gd name="T6" fmla="*/ 33 w 45"/>
+                                  <a:gd name="T7" fmla="*/ 84 h 118"/>
+                                  <a:gd name="T8" fmla="*/ 45 w 45"/>
+                                  <a:gd name="T9" fmla="*/ 118 h 118"/>
+                                  <a:gd name="T10" fmla="*/ 44 w 45"/>
+                                  <a:gd name="T11" fmla="*/ 118 h 118"/>
+                                  <a:gd name="T12" fmla="*/ 13 w 45"/>
+                                  <a:gd name="T13" fmla="*/ 53 h 118"/>
+                                  <a:gd name="T14" fmla="*/ 11 w 45"/>
+                                  <a:gd name="T15" fmla="*/ 42 h 118"/>
+                                  <a:gd name="T16" fmla="*/ 0 w 45"/>
+                                  <a:gd name="T17" fmla="*/ 0 h 118"/>
+                                </a:gdLst>
+                                <a:ahLst/>
+                                <a:cxnLst>
+                                  <a:cxn ang="0">
+                                    <a:pos x="T0" y="T1"/>
+                                  </a:cxn>
+                                  <a:cxn ang="0">
+                                    <a:pos x="T2" y="T3"/>
+                                  </a:cxn>
+                                  <a:cxn ang="0">
+                                    <a:pos x="T4" y="T5"/>
+                                  </a:cxn>
+                                  <a:cxn ang="0">
+                                    <a:pos x="T6" y="T7"/>
+                                  </a:cxn>
+                                  <a:cxn ang="0">
+                                    <a:pos x="T8" y="T9"/>
+                                  </a:cxn>
+                                  <a:cxn ang="0">
+                                    <a:pos x="T10" y="T11"/>
+                                  </a:cxn>
+                                  <a:cxn ang="0">
+                                    <a:pos x="T12" y="T13"/>
+                                  </a:cxn>
+                                  <a:cxn ang="0">
+                                    <a:pos x="T14" y="T15"/>
+                                  </a:cxn>
+                                  <a:cxn ang="0">
+                                    <a:pos x="T16" y="T17"/>
+                                  </a:cxn>
+                                </a:cxnLst>
+                                <a:rect l="0" t="0" r="r" b="b"/>
+                                <a:pathLst>
+                                  <a:path w="45" h="118">
+                                    <a:moveTo>
+                                      <a:pt x="0" y="0"/>
+                                    </a:moveTo>
+                                    <a:lnTo>
+                                      <a:pt x="6" y="16"/>
+                                    </a:lnTo>
+                                    <a:lnTo>
+                                      <a:pt x="21" y="49"/>
+                                    </a:lnTo>
+                                    <a:lnTo>
+                                      <a:pt x="33" y="84"/>
+                                    </a:lnTo>
+                                    <a:lnTo>
+                                      <a:pt x="45" y="118"/>
+                                    </a:lnTo>
+                                    <a:lnTo>
+                                      <a:pt x="44" y="118"/>
+                                    </a:lnTo>
+                                    <a:lnTo>
+                                      <a:pt x="13" y="53"/>
+                                    </a:lnTo>
+                                    <a:lnTo>
+                                      <a:pt x="11" y="42"/>
+                                    </a:lnTo>
+                                    <a:lnTo>
+                                      <a:pt x="0" y="0"/>
+                                    </a:lnTo>
+                                    <a:close/>
+                                  </a:path>
+                                </a:pathLst>
+                              </a:custGeom>
+                              <a:solidFill>
+                                <a:schemeClr val="tx2"/>
+                              </a:solidFill>
+                              <a:ln w="0">
+                                <a:solidFill>
+                                  <a:schemeClr val="tx2"/>
+                                </a:solidFill>
+                                <a:prstDash val="solid"/>
+                                <a:round/>
+                                <a:headEnd/>
+                                <a:tailEnd/>
+                              </a:ln>
+                            </wps:spPr>
+                            <wps:bodyPr vert="horz" wrap="square" lIns="91440" tIns="45720" rIns="91440" bIns="45720" numCol="1" anchor="t" anchorCtr="0" compatLnSpc="1">
+                              <a:prstTxWarp prst="textNoShape">
+                                <a:avLst/>
+                              </a:prstTxWarp>
+                            </wps:bodyPr>
+                          </wps:wsp>
+                        </wpg:grpSp>
+                        <wpg:grpSp>
+                          <wpg:cNvPr id="42" name="Grupo 42"/>
+                          <wpg:cNvGrpSpPr>
+                            <a:grpSpLocks noChangeAspect="1"/>
+                          </wpg:cNvGrpSpPr>
+                          <wpg:grpSpPr>
+                            <a:xfrm>
+                              <a:off x="80645" y="4826972"/>
+                              <a:ext cx="1306273" cy="2505863"/>
+                              <a:chOff x="80645" y="4649964"/>
+                              <a:chExt cx="874712" cy="1677988"/>
+                            </a:xfrm>
+                          </wpg:grpSpPr>
+                          <wps:wsp>
+                            <wps:cNvPr id="43" name="Forma libre 35"/>
+                            <wps:cNvSpPr>
+                              <a:spLocks/>
+                            </wps:cNvSpPr>
+                            <wps:spPr bwMode="auto">
+                              <a:xfrm>
+                                <a:off x="118745" y="5189714"/>
+                                <a:ext cx="198438" cy="714375"/>
+                              </a:xfrm>
+                              <a:custGeom>
+                                <a:avLst/>
+                                <a:gdLst>
+                                  <a:gd name="T0" fmla="*/ 0 w 125"/>
+                                  <a:gd name="T1" fmla="*/ 0 h 450"/>
+                                  <a:gd name="T2" fmla="*/ 41 w 125"/>
+                                  <a:gd name="T3" fmla="*/ 155 h 450"/>
+                                  <a:gd name="T4" fmla="*/ 86 w 125"/>
+                                  <a:gd name="T5" fmla="*/ 309 h 450"/>
+                                  <a:gd name="T6" fmla="*/ 125 w 125"/>
+                                  <a:gd name="T7" fmla="*/ 425 h 450"/>
+                                  <a:gd name="T8" fmla="*/ 125 w 125"/>
+                                  <a:gd name="T9" fmla="*/ 450 h 450"/>
+                                  <a:gd name="T10" fmla="*/ 79 w 125"/>
+                                  <a:gd name="T11" fmla="*/ 311 h 450"/>
+                                  <a:gd name="T12" fmla="*/ 41 w 125"/>
+                                  <a:gd name="T13" fmla="*/ 183 h 450"/>
+                                  <a:gd name="T14" fmla="*/ 7 w 125"/>
+                                  <a:gd name="T15" fmla="*/ 54 h 450"/>
+                                  <a:gd name="T16" fmla="*/ 0 w 125"/>
+                                  <a:gd name="T17" fmla="*/ 0 h 450"/>
+                                </a:gdLst>
+                                <a:ahLst/>
+                                <a:cxnLst>
+                                  <a:cxn ang="0">
+                                    <a:pos x="T0" y="T1"/>
+                                  </a:cxn>
+                                  <a:cxn ang="0">
+                                    <a:pos x="T2" y="T3"/>
+                                  </a:cxn>
+                                  <a:cxn ang="0">
+                                    <a:pos x="T4" y="T5"/>
+                                  </a:cxn>
+                                  <a:cxn ang="0">
+                                    <a:pos x="T6" y="T7"/>
+                                  </a:cxn>
+                                  <a:cxn ang="0">
+                                    <a:pos x="T8" y="T9"/>
+                                  </a:cxn>
+                                  <a:cxn ang="0">
+                                    <a:pos x="T10" y="T11"/>
+                                  </a:cxn>
+                                  <a:cxn ang="0">
+                                    <a:pos x="T12" y="T13"/>
+                                  </a:cxn>
+                                  <a:cxn ang="0">
+                                    <a:pos x="T14" y="T15"/>
+                                  </a:cxn>
+                                  <a:cxn ang="0">
+                                    <a:pos x="T16" y="T17"/>
+                                  </a:cxn>
+                                </a:cxnLst>
+                                <a:rect l="0" t="0" r="r" b="b"/>
+                                <a:pathLst>
+                                  <a:path w="125" h="450">
+                                    <a:moveTo>
+                                      <a:pt x="0" y="0"/>
+                                    </a:moveTo>
+                                    <a:lnTo>
+                                      <a:pt x="41" y="155"/>
+                                    </a:lnTo>
+                                    <a:lnTo>
+                                      <a:pt x="86" y="309"/>
+                                    </a:lnTo>
+                                    <a:lnTo>
+                                      <a:pt x="125" y="425"/>
+                                    </a:lnTo>
+                                    <a:lnTo>
+                                      <a:pt x="125" y="450"/>
+                                    </a:lnTo>
+                                    <a:lnTo>
+                                      <a:pt x="79" y="311"/>
+                                    </a:lnTo>
+                                    <a:lnTo>
+                                      <a:pt x="41" y="183"/>
+                                    </a:lnTo>
+                                    <a:lnTo>
+                                      <a:pt x="7" y="54"/>
+                                    </a:lnTo>
+                                    <a:lnTo>
+                                      <a:pt x="0" y="0"/>
+                                    </a:lnTo>
+                                    <a:close/>
+                                  </a:path>
+                                </a:pathLst>
+                              </a:custGeom>
+                              <a:solidFill>
+                                <a:schemeClr val="tx2">
+                                  <a:alpha val="20000"/>
+                                </a:schemeClr>
+                              </a:solidFill>
+                              <a:ln w="0">
+                                <a:solidFill>
+                                  <a:schemeClr val="tx2">
+                                    <a:alpha val="20000"/>
+                                  </a:schemeClr>
+                                </a:solidFill>
+                                <a:prstDash val="solid"/>
+                                <a:round/>
+                                <a:headEnd/>
+                                <a:tailEnd/>
+                              </a:ln>
+                            </wps:spPr>
+                            <wps:bodyPr vert="horz" wrap="square" lIns="91440" tIns="45720" rIns="91440" bIns="45720" numCol="1" anchor="t" anchorCtr="0" compatLnSpc="1">
+                              <a:prstTxWarp prst="textNoShape">
+                                <a:avLst/>
+                              </a:prstTxWarp>
+                            </wps:bodyPr>
+                          </wps:wsp>
+                          <wps:wsp>
+                            <wps:cNvPr id="44" name="Forma libre 36"/>
+                            <wps:cNvSpPr>
+                              <a:spLocks/>
+                            </wps:cNvSpPr>
+                            <wps:spPr bwMode="auto">
+                              <a:xfrm>
+                                <a:off x="328295" y="5891389"/>
+                                <a:ext cx="187325" cy="436563"/>
+                              </a:xfrm>
+                              <a:custGeom>
+                                <a:avLst/>
+                                <a:gdLst>
+                                  <a:gd name="T0" fmla="*/ 0 w 118"/>
+                                  <a:gd name="T1" fmla="*/ 0 h 275"/>
+                                  <a:gd name="T2" fmla="*/ 8 w 118"/>
+                                  <a:gd name="T3" fmla="*/ 20 h 275"/>
+                                  <a:gd name="T4" fmla="*/ 37 w 118"/>
+                                  <a:gd name="T5" fmla="*/ 96 h 275"/>
+                                  <a:gd name="T6" fmla="*/ 69 w 118"/>
+                                  <a:gd name="T7" fmla="*/ 170 h 275"/>
+                                  <a:gd name="T8" fmla="*/ 118 w 118"/>
+                                  <a:gd name="T9" fmla="*/ 275 h 275"/>
+                                  <a:gd name="T10" fmla="*/ 109 w 118"/>
+                                  <a:gd name="T11" fmla="*/ 275 h 275"/>
+                                  <a:gd name="T12" fmla="*/ 61 w 118"/>
+                                  <a:gd name="T13" fmla="*/ 174 h 275"/>
+                                  <a:gd name="T14" fmla="*/ 30 w 118"/>
+                                  <a:gd name="T15" fmla="*/ 100 h 275"/>
+                                  <a:gd name="T16" fmla="*/ 0 w 118"/>
+                                  <a:gd name="T17" fmla="*/ 26 h 275"/>
+                                  <a:gd name="T18" fmla="*/ 0 w 118"/>
+                                  <a:gd name="T19" fmla="*/ 0 h 275"/>
+                                </a:gdLst>
+                                <a:ahLst/>
+                                <a:cxnLst>
+                                  <a:cxn ang="0">
+                                    <a:pos x="T0" y="T1"/>
+                                  </a:cxn>
+                                  <a:cxn ang="0">
+                                    <a:pos x="T2" y="T3"/>
+                                  </a:cxn>
+                                  <a:cxn ang="0">
+                                    <a:pos x="T4" y="T5"/>
+                                  </a:cxn>
+                                  <a:cxn ang="0">
+                                    <a:pos x="T6" y="T7"/>
+                                  </a:cxn>
+                                  <a:cxn ang="0">
+                                    <a:pos x="T8" y="T9"/>
+                                  </a:cxn>
+                                  <a:cxn ang="0">
+                                    <a:pos x="T10" y="T11"/>
+                                  </a:cxn>
+                                  <a:cxn ang="0">
+                                    <a:pos x="T12" y="T13"/>
+                                  </a:cxn>
+                                  <a:cxn ang="0">
+                                    <a:pos x="T14" y="T15"/>
+                                  </a:cxn>
+                                  <a:cxn ang="0">
+                                    <a:pos x="T16" y="T17"/>
+                                  </a:cxn>
+                                  <a:cxn ang="0">
+                                    <a:pos x="T18" y="T19"/>
+                                  </a:cxn>
+                                </a:cxnLst>
+                                <a:rect l="0" t="0" r="r" b="b"/>
+                                <a:pathLst>
+                                  <a:path w="118" h="275">
+                                    <a:moveTo>
+                                      <a:pt x="0" y="0"/>
+                                    </a:moveTo>
+                                    <a:lnTo>
+                                      <a:pt x="8" y="20"/>
+                                    </a:lnTo>
+                                    <a:lnTo>
+                                      <a:pt x="37" y="96"/>
+                                    </a:lnTo>
+                                    <a:lnTo>
+                                      <a:pt x="69" y="170"/>
+                                    </a:lnTo>
+                                    <a:lnTo>
+                                      <a:pt x="118" y="275"/>
+                                    </a:lnTo>
+                                    <a:lnTo>
+                                      <a:pt x="109" y="275"/>
+                                    </a:lnTo>
+                                    <a:lnTo>
+                                      <a:pt x="61" y="174"/>
+                                    </a:lnTo>
+                                    <a:lnTo>
+                                      <a:pt x="30" y="100"/>
+                                    </a:lnTo>
+                                    <a:lnTo>
+                                      <a:pt x="0" y="26"/>
+                                    </a:lnTo>
+                                    <a:lnTo>
+                                      <a:pt x="0" y="0"/>
+                                    </a:lnTo>
+                                    <a:close/>
+                                  </a:path>
+                                </a:pathLst>
+                              </a:custGeom>
+                              <a:solidFill>
+                                <a:schemeClr val="tx2">
+                                  <a:alpha val="20000"/>
+                                </a:schemeClr>
+                              </a:solidFill>
+                              <a:ln w="0">
+                                <a:solidFill>
+                                  <a:schemeClr val="tx2">
+                                    <a:alpha val="20000"/>
+                                  </a:schemeClr>
+                                </a:solidFill>
+                                <a:prstDash val="solid"/>
+                                <a:round/>
+                                <a:headEnd/>
+                                <a:tailEnd/>
+                              </a:ln>
+                            </wps:spPr>
+                            <wps:bodyPr vert="horz" wrap="square" lIns="91440" tIns="45720" rIns="91440" bIns="45720" numCol="1" anchor="t" anchorCtr="0" compatLnSpc="1">
+                              <a:prstTxWarp prst="textNoShape">
+                                <a:avLst/>
+                              </a:prstTxWarp>
+                            </wps:bodyPr>
+                          </wps:wsp>
+                          <wps:wsp>
+                            <wps:cNvPr id="45" name="Forma libre 37"/>
+                            <wps:cNvSpPr>
+                              <a:spLocks/>
+                            </wps:cNvSpPr>
+                            <wps:spPr bwMode="auto">
+                              <a:xfrm>
+                                <a:off x="80645" y="5010327"/>
+                                <a:ext cx="31750" cy="192088"/>
+                              </a:xfrm>
+                              <a:custGeom>
+                                <a:avLst/>
+                                <a:gdLst>
+                                  <a:gd name="T0" fmla="*/ 0 w 20"/>
+                                  <a:gd name="T1" fmla="*/ 0 h 121"/>
+                                  <a:gd name="T2" fmla="*/ 16 w 20"/>
+                                  <a:gd name="T3" fmla="*/ 72 h 121"/>
+                                  <a:gd name="T4" fmla="*/ 20 w 20"/>
+                                  <a:gd name="T5" fmla="*/ 121 h 121"/>
+                                  <a:gd name="T6" fmla="*/ 18 w 20"/>
+                                  <a:gd name="T7" fmla="*/ 112 h 121"/>
+                                  <a:gd name="T8" fmla="*/ 0 w 20"/>
+                                  <a:gd name="T9" fmla="*/ 31 h 121"/>
+                                  <a:gd name="T10" fmla="*/ 0 w 20"/>
+                                  <a:gd name="T11" fmla="*/ 0 h 121"/>
+                                </a:gdLst>
+                                <a:ahLst/>
+                                <a:cxnLst>
+                                  <a:cxn ang="0">
+                                    <a:pos x="T0" y="T1"/>
+                                  </a:cxn>
+                                  <a:cxn ang="0">
+                                    <a:pos x="T2" y="T3"/>
+                                  </a:cxn>
+                                  <a:cxn ang="0">
+                                    <a:pos x="T4" y="T5"/>
+                                  </a:cxn>
+                                  <a:cxn ang="0">
+                                    <a:pos x="T6" y="T7"/>
+                                  </a:cxn>
+                                  <a:cxn ang="0">
+                                    <a:pos x="T8" y="T9"/>
+                                  </a:cxn>
+                                  <a:cxn ang="0">
+                                    <a:pos x="T10" y="T11"/>
+                                  </a:cxn>
+                                </a:cxnLst>
+                                <a:rect l="0" t="0" r="r" b="b"/>
+                                <a:pathLst>
+                                  <a:path w="20" h="121">
+                                    <a:moveTo>
+                                      <a:pt x="0" y="0"/>
+                                    </a:moveTo>
+                                    <a:lnTo>
+                                      <a:pt x="16" y="72"/>
+                                    </a:lnTo>
+                                    <a:lnTo>
+                                      <a:pt x="20" y="121"/>
+                                    </a:lnTo>
+                                    <a:lnTo>
+                                      <a:pt x="18" y="112"/>
+                                    </a:lnTo>
+                                    <a:lnTo>
+                                      <a:pt x="0" y="31"/>
+                                    </a:lnTo>
+                                    <a:lnTo>
+                                      <a:pt x="0" y="0"/>
+                                    </a:lnTo>
+                                    <a:close/>
+                                  </a:path>
+                                </a:pathLst>
+                              </a:custGeom>
+                              <a:solidFill>
+                                <a:schemeClr val="tx2">
+                                  <a:alpha val="20000"/>
+                                </a:schemeClr>
+                              </a:solidFill>
+                              <a:ln w="0">
+                                <a:solidFill>
+                                  <a:schemeClr val="tx2">
+                                    <a:alpha val="20000"/>
+                                  </a:schemeClr>
+                                </a:solidFill>
+                                <a:prstDash val="solid"/>
+                                <a:round/>
+                                <a:headEnd/>
+                                <a:tailEnd/>
+                              </a:ln>
+                            </wps:spPr>
+                            <wps:bodyPr vert="horz" wrap="square" lIns="91440" tIns="45720" rIns="91440" bIns="45720" numCol="1" anchor="t" anchorCtr="0" compatLnSpc="1">
+                              <a:prstTxWarp prst="textNoShape">
+                                <a:avLst/>
+                              </a:prstTxWarp>
+                            </wps:bodyPr>
+                          </wps:wsp>
+                          <wps:wsp>
+                            <wps:cNvPr id="46" name="Forma libre 38"/>
+                            <wps:cNvSpPr>
+                              <a:spLocks/>
+                            </wps:cNvSpPr>
+                            <wps:spPr bwMode="auto">
+                              <a:xfrm>
+                                <a:off x="112395" y="5202414"/>
+                                <a:ext cx="250825" cy="1020763"/>
+                              </a:xfrm>
+                              <a:custGeom>
+                                <a:avLst/>
+                                <a:gdLst>
+                                  <a:gd name="T0" fmla="*/ 0 w 158"/>
+                                  <a:gd name="T1" fmla="*/ 0 h 643"/>
+                                  <a:gd name="T2" fmla="*/ 11 w 158"/>
+                                  <a:gd name="T3" fmla="*/ 46 h 643"/>
+                                  <a:gd name="T4" fmla="*/ 22 w 158"/>
+                                  <a:gd name="T5" fmla="*/ 129 h 643"/>
+                                  <a:gd name="T6" fmla="*/ 36 w 158"/>
+                                  <a:gd name="T7" fmla="*/ 211 h 643"/>
+                                  <a:gd name="T8" fmla="*/ 55 w 158"/>
+                                  <a:gd name="T9" fmla="*/ 301 h 643"/>
+                                  <a:gd name="T10" fmla="*/ 76 w 158"/>
+                                  <a:gd name="T11" fmla="*/ 389 h 643"/>
+                                  <a:gd name="T12" fmla="*/ 103 w 158"/>
+                                  <a:gd name="T13" fmla="*/ 476 h 643"/>
+                                  <a:gd name="T14" fmla="*/ 123 w 158"/>
+                                  <a:gd name="T15" fmla="*/ 533 h 643"/>
+                                  <a:gd name="T16" fmla="*/ 144 w 158"/>
+                                  <a:gd name="T17" fmla="*/ 588 h 643"/>
+                                  <a:gd name="T18" fmla="*/ 155 w 158"/>
+                                  <a:gd name="T19" fmla="*/ 632 h 643"/>
+                                  <a:gd name="T20" fmla="*/ 158 w 158"/>
+                                  <a:gd name="T21" fmla="*/ 643 h 643"/>
+                                  <a:gd name="T22" fmla="*/ 142 w 158"/>
+                                  <a:gd name="T23" fmla="*/ 608 h 643"/>
+                                  <a:gd name="T24" fmla="*/ 118 w 158"/>
+                                  <a:gd name="T25" fmla="*/ 544 h 643"/>
+                                  <a:gd name="T26" fmla="*/ 95 w 158"/>
+                                  <a:gd name="T27" fmla="*/ 478 h 643"/>
+                                  <a:gd name="T28" fmla="*/ 69 w 158"/>
+                                  <a:gd name="T29" fmla="*/ 391 h 643"/>
+                                  <a:gd name="T30" fmla="*/ 47 w 158"/>
+                                  <a:gd name="T31" fmla="*/ 302 h 643"/>
+                                  <a:gd name="T32" fmla="*/ 29 w 158"/>
+                                  <a:gd name="T33" fmla="*/ 212 h 643"/>
+                                  <a:gd name="T34" fmla="*/ 13 w 158"/>
+                                  <a:gd name="T35" fmla="*/ 107 h 643"/>
+                                  <a:gd name="T36" fmla="*/ 0 w 158"/>
+                                  <a:gd name="T37" fmla="*/ 0 h 643"/>
+                                </a:gdLst>
+                                <a:ahLst/>
+                                <a:cxnLst>
+                                  <a:cxn ang="0">
+                                    <a:pos x="T0" y="T1"/>
+                                  </a:cxn>
+                                  <a:cxn ang="0">
+                                    <a:pos x="T2" y="T3"/>
+                                  </a:cxn>
+                                  <a:cxn ang="0">
+                                    <a:pos x="T4" y="T5"/>
+                                  </a:cxn>
+                                  <a:cxn ang="0">
+                                    <a:pos x="T6" y="T7"/>
+                                  </a:cxn>
+                                  <a:cxn ang="0">
+                                    <a:pos x="T8" y="T9"/>
+                                  </a:cxn>
+                                  <a:cxn ang="0">
+                                    <a:pos x="T10" y="T11"/>
+                                  </a:cxn>
+                                  <a:cxn ang="0">
+                                    <a:pos x="T12" y="T13"/>
+                                  </a:cxn>
+                                  <a:cxn ang="0">
+                                    <a:pos x="T14" y="T15"/>
+                                  </a:cxn>
+                                  <a:cxn ang="0">
+                                    <a:pos x="T16" y="T17"/>
+                                  </a:cxn>
+                                  <a:cxn ang="0">
+                                    <a:pos x="T18" y="T19"/>
+                                  </a:cxn>
+                                  <a:cxn ang="0">
+                                    <a:pos x="T20" y="T21"/>
+                                  </a:cxn>
+                                  <a:cxn ang="0">
+                                    <a:pos x="T22" y="T23"/>
+                                  </a:cxn>
+                                  <a:cxn ang="0">
+                                    <a:pos x="T24" y="T25"/>
+                                  </a:cxn>
+                                  <a:cxn ang="0">
+                                    <a:pos x="T26" y="T27"/>
+                                  </a:cxn>
+                                  <a:cxn ang="0">
+                                    <a:pos x="T28" y="T29"/>
+                                  </a:cxn>
+                                  <a:cxn ang="0">
+                                    <a:pos x="T30" y="T31"/>
+                                  </a:cxn>
+                                  <a:cxn ang="0">
+                                    <a:pos x="T32" y="T33"/>
+                                  </a:cxn>
+                                  <a:cxn ang="0">
+                                    <a:pos x="T34" y="T35"/>
+                                  </a:cxn>
+                                  <a:cxn ang="0">
+                                    <a:pos x="T36" y="T37"/>
+                                  </a:cxn>
+                                </a:cxnLst>
+                                <a:rect l="0" t="0" r="r" b="b"/>
+                                <a:pathLst>
+                                  <a:path w="158" h="643">
+                                    <a:moveTo>
+                                      <a:pt x="0" y="0"/>
+                                    </a:moveTo>
+                                    <a:lnTo>
+                                      <a:pt x="11" y="46"/>
+                                    </a:lnTo>
+                                    <a:lnTo>
+                                      <a:pt x="22" y="129"/>
+                                    </a:lnTo>
+                                    <a:lnTo>
+                                      <a:pt x="36" y="211"/>
+                                    </a:lnTo>
+                                    <a:lnTo>
+                                      <a:pt x="55" y="301"/>
+                                    </a:lnTo>
+                                    <a:lnTo>
+                                      <a:pt x="76" y="389"/>
+                                    </a:lnTo>
+                                    <a:lnTo>
+                                      <a:pt x="103" y="476"/>
+                                    </a:lnTo>
+                                    <a:lnTo>
+                                      <a:pt x="123" y="533"/>
+                                    </a:lnTo>
+                                    <a:lnTo>
+                                      <a:pt x="144" y="588"/>
+                                    </a:lnTo>
+                                    <a:lnTo>
+                                      <a:pt x="155" y="632"/>
+                                    </a:lnTo>
+                                    <a:lnTo>
+                                      <a:pt x="158" y="643"/>
+                                    </a:lnTo>
+                                    <a:lnTo>
+                                      <a:pt x="142" y="608"/>
+                                    </a:lnTo>
+                                    <a:lnTo>
+                                      <a:pt x="118" y="544"/>
+                                    </a:lnTo>
+                                    <a:lnTo>
+                                      <a:pt x="95" y="478"/>
+                                    </a:lnTo>
+                                    <a:lnTo>
+                                      <a:pt x="69" y="391"/>
+                                    </a:lnTo>
+                                    <a:lnTo>
+                                      <a:pt x="47" y="302"/>
+                                    </a:lnTo>
+                                    <a:lnTo>
+                                      <a:pt x="29" y="212"/>
+                                    </a:lnTo>
+                                    <a:lnTo>
+                                      <a:pt x="13" y="107"/>
+                                    </a:lnTo>
+                                    <a:lnTo>
+                                      <a:pt x="0" y="0"/>
+                                    </a:lnTo>
+                                    <a:close/>
+                                  </a:path>
+                                </a:pathLst>
+                              </a:custGeom>
+                              <a:solidFill>
+                                <a:schemeClr val="tx2">
+                                  <a:alpha val="20000"/>
+                                </a:schemeClr>
+                              </a:solidFill>
+                              <a:ln w="0">
+                                <a:solidFill>
+                                  <a:schemeClr val="tx2">
+                                    <a:alpha val="20000"/>
+                                  </a:schemeClr>
+                                </a:solidFill>
+                                <a:prstDash val="solid"/>
+                                <a:round/>
+                                <a:headEnd/>
+                                <a:tailEnd/>
+                              </a:ln>
+                            </wps:spPr>
+                            <wps:bodyPr vert="horz" wrap="square" lIns="91440" tIns="45720" rIns="91440" bIns="45720" numCol="1" anchor="t" anchorCtr="0" compatLnSpc="1">
+                              <a:prstTxWarp prst="textNoShape">
+                                <a:avLst/>
+                              </a:prstTxWarp>
+                            </wps:bodyPr>
+                          </wps:wsp>
+                          <wps:wsp>
+                            <wps:cNvPr id="47" name="Forma libre 39"/>
+                            <wps:cNvSpPr>
+                              <a:spLocks/>
+                            </wps:cNvSpPr>
+                            <wps:spPr bwMode="auto">
+                              <a:xfrm>
+                                <a:off x="375920" y="6215239"/>
+                                <a:ext cx="52388" cy="112713"/>
+                              </a:xfrm>
+                              <a:custGeom>
+                                <a:avLst/>
+                                <a:gdLst>
+                                  <a:gd name="T0" fmla="*/ 0 w 33"/>
+                                  <a:gd name="T1" fmla="*/ 0 h 71"/>
+                                  <a:gd name="T2" fmla="*/ 33 w 33"/>
+                                  <a:gd name="T3" fmla="*/ 71 h 71"/>
+                                  <a:gd name="T4" fmla="*/ 24 w 33"/>
+                                  <a:gd name="T5" fmla="*/ 71 h 71"/>
+                                  <a:gd name="T6" fmla="*/ 11 w 33"/>
+                                  <a:gd name="T7" fmla="*/ 36 h 71"/>
+                                  <a:gd name="T8" fmla="*/ 0 w 33"/>
+                                  <a:gd name="T9" fmla="*/ 0 h 71"/>
+                                </a:gdLst>
+                                <a:ahLst/>
+                                <a:cxnLst>
+                                  <a:cxn ang="0">
+                                    <a:pos x="T0" y="T1"/>
+                                  </a:cxn>
+                                  <a:cxn ang="0">
+                                    <a:pos x="T2" y="T3"/>
+                                  </a:cxn>
+                                  <a:cxn ang="0">
+                                    <a:pos x="T4" y="T5"/>
+                                  </a:cxn>
+                                  <a:cxn ang="0">
+                                    <a:pos x="T6" y="T7"/>
+                                  </a:cxn>
+                                  <a:cxn ang="0">
+                                    <a:pos x="T8" y="T9"/>
+                                  </a:cxn>
+                                </a:cxnLst>
+                                <a:rect l="0" t="0" r="r" b="b"/>
+                                <a:pathLst>
+                                  <a:path w="33" h="71">
+                                    <a:moveTo>
+                                      <a:pt x="0" y="0"/>
+                                    </a:moveTo>
+                                    <a:lnTo>
+                                      <a:pt x="33" y="71"/>
+                                    </a:lnTo>
+                                    <a:lnTo>
+                                      <a:pt x="24" y="71"/>
+                                    </a:lnTo>
+                                    <a:lnTo>
+                                      <a:pt x="11" y="36"/>
+                                    </a:lnTo>
+                                    <a:lnTo>
+                                      <a:pt x="0" y="0"/>
+                                    </a:lnTo>
+                                    <a:close/>
+                                  </a:path>
+                                </a:pathLst>
+                              </a:custGeom>
+                              <a:solidFill>
+                                <a:schemeClr val="tx2">
+                                  <a:alpha val="20000"/>
+                                </a:schemeClr>
+                              </a:solidFill>
+                              <a:ln w="0">
+                                <a:solidFill>
+                                  <a:schemeClr val="tx2">
+                                    <a:alpha val="20000"/>
+                                  </a:schemeClr>
+                                </a:solidFill>
+                                <a:prstDash val="solid"/>
+                                <a:round/>
+                                <a:headEnd/>
+                                <a:tailEnd/>
+                              </a:ln>
+                            </wps:spPr>
+                            <wps:bodyPr vert="horz" wrap="square" lIns="91440" tIns="45720" rIns="91440" bIns="45720" numCol="1" anchor="t" anchorCtr="0" compatLnSpc="1">
+                              <a:prstTxWarp prst="textNoShape">
+                                <a:avLst/>
+                              </a:prstTxWarp>
+                            </wps:bodyPr>
+                          </wps:wsp>
+                          <wps:wsp>
+                            <wps:cNvPr id="48" name="Forma libre 40"/>
+                            <wps:cNvSpPr>
+                              <a:spLocks/>
+                            </wps:cNvSpPr>
+                            <wps:spPr bwMode="auto">
+                              <a:xfrm>
+                                <a:off x="106045" y="5124627"/>
+                                <a:ext cx="23813" cy="150813"/>
+                              </a:xfrm>
+                              <a:custGeom>
+                                <a:avLst/>
+                                <a:gdLst>
+                                  <a:gd name="T0" fmla="*/ 0 w 15"/>
+                                  <a:gd name="T1" fmla="*/ 0 h 95"/>
+                                  <a:gd name="T2" fmla="*/ 8 w 15"/>
+                                  <a:gd name="T3" fmla="*/ 37 h 95"/>
+                                  <a:gd name="T4" fmla="*/ 8 w 15"/>
+                                  <a:gd name="T5" fmla="*/ 41 h 95"/>
+                                  <a:gd name="T6" fmla="*/ 15 w 15"/>
+                                  <a:gd name="T7" fmla="*/ 95 h 95"/>
+                                  <a:gd name="T8" fmla="*/ 4 w 15"/>
+                                  <a:gd name="T9" fmla="*/ 49 h 95"/>
+                                  <a:gd name="T10" fmla="*/ 0 w 15"/>
+                                  <a:gd name="T11" fmla="*/ 0 h 95"/>
+                                </a:gdLst>
+                                <a:ahLst/>
+                                <a:cxnLst>
+                                  <a:cxn ang="0">
+                                    <a:pos x="T0" y="T1"/>
+                                  </a:cxn>
+                                  <a:cxn ang="0">
+                                    <a:pos x="T2" y="T3"/>
+                                  </a:cxn>
+                                  <a:cxn ang="0">
+                                    <a:pos x="T4" y="T5"/>
+                                  </a:cxn>
+                                  <a:cxn ang="0">
+                                    <a:pos x="T6" y="T7"/>
+                                  </a:cxn>
+                                  <a:cxn ang="0">
+                                    <a:pos x="T8" y="T9"/>
+                                  </a:cxn>
+                                  <a:cxn ang="0">
+                                    <a:pos x="T10" y="T11"/>
+                                  </a:cxn>
+                                </a:cxnLst>
+                                <a:rect l="0" t="0" r="r" b="b"/>
+                                <a:pathLst>
+                                  <a:path w="15" h="95">
+                                    <a:moveTo>
+                                      <a:pt x="0" y="0"/>
+                                    </a:moveTo>
+                                    <a:lnTo>
+                                      <a:pt x="8" y="37"/>
+                                    </a:lnTo>
+                                    <a:lnTo>
+                                      <a:pt x="8" y="41"/>
+                                    </a:lnTo>
+                                    <a:lnTo>
+                                      <a:pt x="15" y="95"/>
+                                    </a:lnTo>
+                                    <a:lnTo>
+                                      <a:pt x="4" y="49"/>
+                                    </a:lnTo>
+                                    <a:lnTo>
+                                      <a:pt x="0" y="0"/>
+                                    </a:lnTo>
+                                    <a:close/>
+                                  </a:path>
+                                </a:pathLst>
+                              </a:custGeom>
+                              <a:solidFill>
+                                <a:schemeClr val="tx2">
+                                  <a:alpha val="20000"/>
+                                </a:schemeClr>
+                              </a:solidFill>
+                              <a:ln w="0">
+                                <a:solidFill>
+                                  <a:schemeClr val="tx2">
+                                    <a:alpha val="20000"/>
+                                  </a:schemeClr>
+                                </a:solidFill>
+                                <a:prstDash val="solid"/>
+                                <a:round/>
+                                <a:headEnd/>
+                                <a:tailEnd/>
+                              </a:ln>
+                            </wps:spPr>
+                            <wps:bodyPr vert="horz" wrap="square" lIns="91440" tIns="45720" rIns="91440" bIns="45720" numCol="1" anchor="t" anchorCtr="0" compatLnSpc="1">
+                              <a:prstTxWarp prst="textNoShape">
+                                <a:avLst/>
+                              </a:prstTxWarp>
+                            </wps:bodyPr>
+                          </wps:wsp>
+                          <wps:wsp>
+                            <wps:cNvPr id="49" name="Forma libre 41"/>
+                            <wps:cNvSpPr>
+                              <a:spLocks/>
+                            </wps:cNvSpPr>
+                            <wps:spPr bwMode="auto">
+                              <a:xfrm>
+                                <a:off x="317182" y="4649964"/>
+                                <a:ext cx="638175" cy="1241425"/>
+                              </a:xfrm>
+                              <a:custGeom>
+                                <a:avLst/>
+                                <a:gdLst>
+                                  <a:gd name="T0" fmla="*/ 402 w 402"/>
+                                  <a:gd name="T1" fmla="*/ 0 h 782"/>
+                                  <a:gd name="T2" fmla="*/ 402 w 402"/>
+                                  <a:gd name="T3" fmla="*/ 1 h 782"/>
+                                  <a:gd name="T4" fmla="*/ 363 w 402"/>
+                                  <a:gd name="T5" fmla="*/ 39 h 782"/>
+                                  <a:gd name="T6" fmla="*/ 325 w 402"/>
+                                  <a:gd name="T7" fmla="*/ 79 h 782"/>
+                                  <a:gd name="T8" fmla="*/ 290 w 402"/>
+                                  <a:gd name="T9" fmla="*/ 121 h 782"/>
+                                  <a:gd name="T10" fmla="*/ 255 w 402"/>
+                                  <a:gd name="T11" fmla="*/ 164 h 782"/>
+                                  <a:gd name="T12" fmla="*/ 211 w 402"/>
+                                  <a:gd name="T13" fmla="*/ 222 h 782"/>
+                                  <a:gd name="T14" fmla="*/ 171 w 402"/>
+                                  <a:gd name="T15" fmla="*/ 284 h 782"/>
+                                  <a:gd name="T16" fmla="*/ 133 w 402"/>
+                                  <a:gd name="T17" fmla="*/ 346 h 782"/>
+                                  <a:gd name="T18" fmla="*/ 100 w 402"/>
+                                  <a:gd name="T19" fmla="*/ 411 h 782"/>
+                                  <a:gd name="T20" fmla="*/ 71 w 402"/>
+                                  <a:gd name="T21" fmla="*/ 478 h 782"/>
+                                  <a:gd name="T22" fmla="*/ 45 w 402"/>
+                                  <a:gd name="T23" fmla="*/ 546 h 782"/>
+                                  <a:gd name="T24" fmla="*/ 27 w 402"/>
+                                  <a:gd name="T25" fmla="*/ 617 h 782"/>
+                                  <a:gd name="T26" fmla="*/ 13 w 402"/>
+                                  <a:gd name="T27" fmla="*/ 689 h 782"/>
+                                  <a:gd name="T28" fmla="*/ 7 w 402"/>
+                                  <a:gd name="T29" fmla="*/ 761 h 782"/>
+                                  <a:gd name="T30" fmla="*/ 7 w 402"/>
+                                  <a:gd name="T31" fmla="*/ 782 h 782"/>
+                                  <a:gd name="T32" fmla="*/ 0 w 402"/>
+                                  <a:gd name="T33" fmla="*/ 765 h 782"/>
+                                  <a:gd name="T34" fmla="*/ 1 w 402"/>
+                                  <a:gd name="T35" fmla="*/ 761 h 782"/>
+                                  <a:gd name="T36" fmla="*/ 7 w 402"/>
+                                  <a:gd name="T37" fmla="*/ 688 h 782"/>
+                                  <a:gd name="T38" fmla="*/ 21 w 402"/>
+                                  <a:gd name="T39" fmla="*/ 616 h 782"/>
+                                  <a:gd name="T40" fmla="*/ 40 w 402"/>
+                                  <a:gd name="T41" fmla="*/ 545 h 782"/>
+                                  <a:gd name="T42" fmla="*/ 66 w 402"/>
+                                  <a:gd name="T43" fmla="*/ 475 h 782"/>
+                                  <a:gd name="T44" fmla="*/ 95 w 402"/>
+                                  <a:gd name="T45" fmla="*/ 409 h 782"/>
+                                  <a:gd name="T46" fmla="*/ 130 w 402"/>
+                                  <a:gd name="T47" fmla="*/ 343 h 782"/>
+                                  <a:gd name="T48" fmla="*/ 167 w 402"/>
+                                  <a:gd name="T49" fmla="*/ 281 h 782"/>
+                                  <a:gd name="T50" fmla="*/ 209 w 402"/>
+                                  <a:gd name="T51" fmla="*/ 220 h 782"/>
+                                  <a:gd name="T52" fmla="*/ 253 w 402"/>
+                                  <a:gd name="T53" fmla="*/ 163 h 782"/>
+                                  <a:gd name="T54" fmla="*/ 287 w 402"/>
+                                  <a:gd name="T55" fmla="*/ 120 h 782"/>
+                                  <a:gd name="T56" fmla="*/ 324 w 402"/>
+                                  <a:gd name="T57" fmla="*/ 78 h 782"/>
+                                  <a:gd name="T58" fmla="*/ 362 w 402"/>
+                                  <a:gd name="T59" fmla="*/ 38 h 782"/>
+                                  <a:gd name="T60" fmla="*/ 402 w 402"/>
+                                  <a:gd name="T61" fmla="*/ 0 h 782"/>
+                                </a:gdLst>
+                                <a:ahLst/>
+                                <a:cxnLst>
+                                  <a:cxn ang="0">
+                                    <a:pos x="T0" y="T1"/>
+                                  </a:cxn>
+                                  <a:cxn ang="0">
+                                    <a:pos x="T2" y="T3"/>
+                                  </a:cxn>
+                                  <a:cxn ang="0">
+                                    <a:pos x="T4" y="T5"/>
+                                  </a:cxn>
+                                  <a:cxn ang="0">
+                                    <a:pos x="T6" y="T7"/>
+                                  </a:cxn>
+                                  <a:cxn ang="0">
+                                    <a:pos x="T8" y="T9"/>
+                                  </a:cxn>
+                                  <a:cxn ang="0">
+                                    <a:pos x="T10" y="T11"/>
+                                  </a:cxn>
+                                  <a:cxn ang="0">
+                                    <a:pos x="T12" y="T13"/>
+                                  </a:cxn>
+                                  <a:cxn ang="0">
+                                    <a:pos x="T14" y="T15"/>
+                                  </a:cxn>
+                                  <a:cxn ang="0">
+                                    <a:pos x="T16" y="T17"/>
+                                  </a:cxn>
+                                  <a:cxn ang="0">
+                                    <a:pos x="T18" y="T19"/>
+                                  </a:cxn>
+                                  <a:cxn ang="0">
+                                    <a:pos x="T20" y="T21"/>
+                                  </a:cxn>
+                                  <a:cxn ang="0">
+                                    <a:pos x="T22" y="T23"/>
+                                  </a:cxn>
+                                  <a:cxn ang="0">
+                                    <a:pos x="T24" y="T25"/>
+                                  </a:cxn>
+                                  <a:cxn ang="0">
+                                    <a:pos x="T26" y="T27"/>
+                                  </a:cxn>
+                                  <a:cxn ang="0">
+                                    <a:pos x="T28" y="T29"/>
+                                  </a:cxn>
+                                  <a:cxn ang="0">
+                                    <a:pos x="T30" y="T31"/>
+                                  </a:cxn>
+                                  <a:cxn ang="0">
+                                    <a:pos x="T32" y="T33"/>
+                                  </a:cxn>
+                                  <a:cxn ang="0">
+                                    <a:pos x="T34" y="T35"/>
+                                  </a:cxn>
+                                  <a:cxn ang="0">
+                                    <a:pos x="T36" y="T37"/>
+                                  </a:cxn>
+                                  <a:cxn ang="0">
+                                    <a:pos x="T38" y="T39"/>
+                                  </a:cxn>
+                                  <a:cxn ang="0">
+                                    <a:pos x="T40" y="T41"/>
+                                  </a:cxn>
+                                  <a:cxn ang="0">
+                                    <a:pos x="T42" y="T43"/>
+                                  </a:cxn>
+                                  <a:cxn ang="0">
+                                    <a:pos x="T44" y="T45"/>
+                                  </a:cxn>
+                                  <a:cxn ang="0">
+                                    <a:pos x="T46" y="T47"/>
+                                  </a:cxn>
+                                  <a:cxn ang="0">
+                                    <a:pos x="T48" y="T49"/>
+                                  </a:cxn>
+                                  <a:cxn ang="0">
+                                    <a:pos x="T50" y="T51"/>
+                                  </a:cxn>
+                                  <a:cxn ang="0">
+                                    <a:pos x="T52" y="T53"/>
+                                  </a:cxn>
+                                  <a:cxn ang="0">
+                                    <a:pos x="T54" y="T55"/>
+                                  </a:cxn>
+                                  <a:cxn ang="0">
+                                    <a:pos x="T56" y="T57"/>
+                                  </a:cxn>
+                                  <a:cxn ang="0">
+                                    <a:pos x="T58" y="T59"/>
+                                  </a:cxn>
+                                  <a:cxn ang="0">
+                                    <a:pos x="T60" y="T61"/>
+                                  </a:cxn>
+                                </a:cxnLst>
+                                <a:rect l="0" t="0" r="r" b="b"/>
+                                <a:pathLst>
+                                  <a:path w="402" h="782">
+                                    <a:moveTo>
+                                      <a:pt x="402" y="0"/>
+                                    </a:moveTo>
+                                    <a:lnTo>
+                                      <a:pt x="402" y="1"/>
+                                    </a:lnTo>
+                                    <a:lnTo>
+                                      <a:pt x="363" y="39"/>
+                                    </a:lnTo>
+                                    <a:lnTo>
+                                      <a:pt x="325" y="79"/>
+                                    </a:lnTo>
+                                    <a:lnTo>
+                                      <a:pt x="290" y="121"/>
+                                    </a:lnTo>
+                                    <a:lnTo>
+                                      <a:pt x="255" y="164"/>
+                                    </a:lnTo>
+                                    <a:lnTo>
+                                      <a:pt x="211" y="222"/>
+                                    </a:lnTo>
+                                    <a:lnTo>
+                                      <a:pt x="171" y="284"/>
+                                    </a:lnTo>
+                                    <a:lnTo>
+                                      <a:pt x="133" y="346"/>
+                                    </a:lnTo>
+                                    <a:lnTo>
+                                      <a:pt x="100" y="411"/>
+                                    </a:lnTo>
+                                    <a:lnTo>
+                                      <a:pt x="71" y="478"/>
+                                    </a:lnTo>
+                                    <a:lnTo>
+                                      <a:pt x="45" y="546"/>
+                                    </a:lnTo>
+                                    <a:lnTo>
+                                      <a:pt x="27" y="617"/>
+                                    </a:lnTo>
+                                    <a:lnTo>
+                                      <a:pt x="13" y="689"/>
+                                    </a:lnTo>
+                                    <a:lnTo>
+                                      <a:pt x="7" y="761"/>
+                                    </a:lnTo>
+                                    <a:lnTo>
+                                      <a:pt x="7" y="782"/>
+                                    </a:lnTo>
+                                    <a:lnTo>
+                                      <a:pt x="0" y="765"/>
+                                    </a:lnTo>
+                                    <a:lnTo>
+                                      <a:pt x="1" y="761"/>
+                                    </a:lnTo>
+                                    <a:lnTo>
+                                      <a:pt x="7" y="688"/>
+                                    </a:lnTo>
+                                    <a:lnTo>
+                                      <a:pt x="21" y="616"/>
+                                    </a:lnTo>
+                                    <a:lnTo>
+                                      <a:pt x="40" y="545"/>
+                                    </a:lnTo>
+                                    <a:lnTo>
+                                      <a:pt x="66" y="475"/>
+                                    </a:lnTo>
+                                    <a:lnTo>
+                                      <a:pt x="95" y="409"/>
+                                    </a:lnTo>
+                                    <a:lnTo>
+                                      <a:pt x="130" y="343"/>
+                                    </a:lnTo>
+                                    <a:lnTo>
+                                      <a:pt x="167" y="281"/>
+                                    </a:lnTo>
+                                    <a:lnTo>
+                                      <a:pt x="209" y="220"/>
+                                    </a:lnTo>
+                                    <a:lnTo>
+                                      <a:pt x="253" y="163"/>
+                                    </a:lnTo>
+                                    <a:lnTo>
+                                      <a:pt x="287" y="120"/>
+                                    </a:lnTo>
+                                    <a:lnTo>
+                                      <a:pt x="324" y="78"/>
+                                    </a:lnTo>
+                                    <a:lnTo>
+                                      <a:pt x="362" y="38"/>
+                                    </a:lnTo>
+                                    <a:lnTo>
+                                      <a:pt x="402" y="0"/>
+                                    </a:lnTo>
+                                    <a:close/>
+                                  </a:path>
+                                </a:pathLst>
+                              </a:custGeom>
+                              <a:solidFill>
+                                <a:schemeClr val="tx2">
+                                  <a:alpha val="20000"/>
+                                </a:schemeClr>
+                              </a:solidFill>
+                              <a:ln w="0">
+                                <a:solidFill>
+                                  <a:schemeClr val="tx2">
+                                    <a:alpha val="20000"/>
+                                  </a:schemeClr>
+                                </a:solidFill>
+                                <a:prstDash val="solid"/>
+                                <a:round/>
+                                <a:headEnd/>
+                                <a:tailEnd/>
+                              </a:ln>
+                            </wps:spPr>
+                            <wps:bodyPr vert="horz" wrap="square" lIns="91440" tIns="45720" rIns="91440" bIns="45720" numCol="1" anchor="t" anchorCtr="0" compatLnSpc="1">
+                              <a:prstTxWarp prst="textNoShape">
+                                <a:avLst/>
+                              </a:prstTxWarp>
+                            </wps:bodyPr>
+                          </wps:wsp>
+                          <wps:wsp>
+                            <wps:cNvPr id="50" name="Forma libre 42"/>
+                            <wps:cNvSpPr>
+                              <a:spLocks/>
+                            </wps:cNvSpPr>
+                            <wps:spPr bwMode="auto">
+                              <a:xfrm>
+                                <a:off x="317182" y="5904089"/>
+                                <a:ext cx="58738" cy="311150"/>
+                              </a:xfrm>
+                              <a:custGeom>
+                                <a:avLst/>
+                                <a:gdLst>
+                                  <a:gd name="T0" fmla="*/ 0 w 37"/>
+                                  <a:gd name="T1" fmla="*/ 0 h 196"/>
+                                  <a:gd name="T2" fmla="*/ 6 w 37"/>
+                                  <a:gd name="T3" fmla="*/ 15 h 196"/>
+                                  <a:gd name="T4" fmla="*/ 7 w 37"/>
+                                  <a:gd name="T5" fmla="*/ 18 h 196"/>
+                                  <a:gd name="T6" fmla="*/ 12 w 37"/>
+                                  <a:gd name="T7" fmla="*/ 80 h 196"/>
+                                  <a:gd name="T8" fmla="*/ 21 w 37"/>
+                                  <a:gd name="T9" fmla="*/ 134 h 196"/>
+                                  <a:gd name="T10" fmla="*/ 33 w 37"/>
+                                  <a:gd name="T11" fmla="*/ 188 h 196"/>
+                                  <a:gd name="T12" fmla="*/ 37 w 37"/>
+                                  <a:gd name="T13" fmla="*/ 196 h 196"/>
+                                  <a:gd name="T14" fmla="*/ 22 w 37"/>
+                                  <a:gd name="T15" fmla="*/ 162 h 196"/>
+                                  <a:gd name="T16" fmla="*/ 15 w 37"/>
+                                  <a:gd name="T17" fmla="*/ 146 h 196"/>
+                                  <a:gd name="T18" fmla="*/ 5 w 37"/>
+                                  <a:gd name="T19" fmla="*/ 81 h 196"/>
+                                  <a:gd name="T20" fmla="*/ 1 w 37"/>
+                                  <a:gd name="T21" fmla="*/ 40 h 196"/>
+                                  <a:gd name="T22" fmla="*/ 0 w 37"/>
+                                  <a:gd name="T23" fmla="*/ 0 h 196"/>
+                                </a:gdLst>
+                                <a:ahLst/>
+                                <a:cxnLst>
+                                  <a:cxn ang="0">
+                                    <a:pos x="T0" y="T1"/>
+                                  </a:cxn>
+                                  <a:cxn ang="0">
+                                    <a:pos x="T2" y="T3"/>
+                                  </a:cxn>
+                                  <a:cxn ang="0">
+                                    <a:pos x="T4" y="T5"/>
+                                  </a:cxn>
+                                  <a:cxn ang="0">
+                                    <a:pos x="T6" y="T7"/>
+                                  </a:cxn>
+                                  <a:cxn ang="0">
+                                    <a:pos x="T8" y="T9"/>
+                                  </a:cxn>
+                                  <a:cxn ang="0">
+                                    <a:pos x="T10" y="T11"/>
+                                  </a:cxn>
+                                  <a:cxn ang="0">
+                                    <a:pos x="T12" y="T13"/>
+                                  </a:cxn>
+                                  <a:cxn ang="0">
+                                    <a:pos x="T14" y="T15"/>
+                                  </a:cxn>
+                                  <a:cxn ang="0">
+                                    <a:pos x="T16" y="T17"/>
+                                  </a:cxn>
+                                  <a:cxn ang="0">
+                                    <a:pos x="T18" y="T19"/>
+                                  </a:cxn>
+                                  <a:cxn ang="0">
+                                    <a:pos x="T20" y="T21"/>
+                                  </a:cxn>
+                                  <a:cxn ang="0">
+                                    <a:pos x="T22" y="T23"/>
+                                  </a:cxn>
+                                </a:cxnLst>
+                                <a:rect l="0" t="0" r="r" b="b"/>
+                                <a:pathLst>
+                                  <a:path w="37" h="196">
+                                    <a:moveTo>
+                                      <a:pt x="0" y="0"/>
+                                    </a:moveTo>
+                                    <a:lnTo>
+                                      <a:pt x="6" y="15"/>
+                                    </a:lnTo>
+                                    <a:lnTo>
+                                      <a:pt x="7" y="18"/>
+                                    </a:lnTo>
+                                    <a:lnTo>
+                                      <a:pt x="12" y="80"/>
+                                    </a:lnTo>
+                                    <a:lnTo>
+                                      <a:pt x="21" y="134"/>
+                                    </a:lnTo>
+                                    <a:lnTo>
+                                      <a:pt x="33" y="188"/>
+                                    </a:lnTo>
+                                    <a:lnTo>
+                                      <a:pt x="37" y="196"/>
+                                    </a:lnTo>
+                                    <a:lnTo>
+                                      <a:pt x="22" y="162"/>
+                                    </a:lnTo>
+                                    <a:lnTo>
+                                      <a:pt x="15" y="146"/>
+                                    </a:lnTo>
+                                    <a:lnTo>
+                                      <a:pt x="5" y="81"/>
+                                    </a:lnTo>
+                                    <a:lnTo>
+                                      <a:pt x="1" y="40"/>
+                                    </a:lnTo>
+                                    <a:lnTo>
+                                      <a:pt x="0" y="0"/>
+                                    </a:lnTo>
+                                    <a:close/>
+                                  </a:path>
+                                </a:pathLst>
+                              </a:custGeom>
+                              <a:solidFill>
+                                <a:schemeClr val="tx2">
+                                  <a:alpha val="20000"/>
+                                </a:schemeClr>
+                              </a:solidFill>
+                              <a:ln w="0">
+                                <a:solidFill>
+                                  <a:schemeClr val="tx2">
+                                    <a:alpha val="20000"/>
+                                  </a:schemeClr>
+                                </a:solidFill>
+                                <a:prstDash val="solid"/>
+                                <a:round/>
+                                <a:headEnd/>
+                                <a:tailEnd/>
+                              </a:ln>
+                            </wps:spPr>
+                            <wps:bodyPr vert="horz" wrap="square" lIns="91440" tIns="45720" rIns="91440" bIns="45720" numCol="1" anchor="t" anchorCtr="0" compatLnSpc="1">
+                              <a:prstTxWarp prst="textNoShape">
+                                <a:avLst/>
+                              </a:prstTxWarp>
+                            </wps:bodyPr>
+                          </wps:wsp>
+                          <wps:wsp>
+                            <wps:cNvPr id="51" name="Forma libre 43"/>
+                            <wps:cNvSpPr>
+                              <a:spLocks/>
+                            </wps:cNvSpPr>
+                            <wps:spPr bwMode="auto">
+                              <a:xfrm>
+                                <a:off x="363220" y="6223177"/>
+                                <a:ext cx="49213" cy="104775"/>
+                              </a:xfrm>
+                              <a:custGeom>
+                                <a:avLst/>
+                                <a:gdLst>
+                                  <a:gd name="T0" fmla="*/ 0 w 31"/>
+                                  <a:gd name="T1" fmla="*/ 0 h 66"/>
+                                  <a:gd name="T2" fmla="*/ 31 w 31"/>
+                                  <a:gd name="T3" fmla="*/ 66 h 66"/>
+                                  <a:gd name="T4" fmla="*/ 24 w 31"/>
+                                  <a:gd name="T5" fmla="*/ 66 h 66"/>
+                                  <a:gd name="T6" fmla="*/ 0 w 31"/>
+                                  <a:gd name="T7" fmla="*/ 0 h 66"/>
+                                </a:gdLst>
+                                <a:ahLst/>
+                                <a:cxnLst>
+                                  <a:cxn ang="0">
+                                    <a:pos x="T0" y="T1"/>
+                                  </a:cxn>
+                                  <a:cxn ang="0">
+                                    <a:pos x="T2" y="T3"/>
+                                  </a:cxn>
+                                  <a:cxn ang="0">
+                                    <a:pos x="T4" y="T5"/>
+                                  </a:cxn>
+                                  <a:cxn ang="0">
+                                    <a:pos x="T6" y="T7"/>
+                                  </a:cxn>
+                                </a:cxnLst>
+                                <a:rect l="0" t="0" r="r" b="b"/>
+                                <a:pathLst>
+                                  <a:path w="31" h="66">
+                                    <a:moveTo>
+                                      <a:pt x="0" y="0"/>
+                                    </a:moveTo>
+                                    <a:lnTo>
+                                      <a:pt x="31" y="66"/>
+                                    </a:lnTo>
+                                    <a:lnTo>
+                                      <a:pt x="24" y="66"/>
+                                    </a:lnTo>
+                                    <a:lnTo>
+                                      <a:pt x="0" y="0"/>
+                                    </a:lnTo>
+                                    <a:close/>
+                                  </a:path>
+                                </a:pathLst>
+                              </a:custGeom>
+                              <a:solidFill>
+                                <a:schemeClr val="tx2">
+                                  <a:alpha val="20000"/>
+                                </a:schemeClr>
+                              </a:solidFill>
+                              <a:ln w="0">
+                                <a:solidFill>
+                                  <a:schemeClr val="tx2">
+                                    <a:alpha val="20000"/>
+                                  </a:schemeClr>
+                                </a:solidFill>
+                                <a:prstDash val="solid"/>
+                                <a:round/>
+                                <a:headEnd/>
+                                <a:tailEnd/>
+                              </a:ln>
+                            </wps:spPr>
+                            <wps:bodyPr vert="horz" wrap="square" lIns="91440" tIns="45720" rIns="91440" bIns="45720" numCol="1" anchor="t" anchorCtr="0" compatLnSpc="1">
+                              <a:prstTxWarp prst="textNoShape">
+                                <a:avLst/>
+                              </a:prstTxWarp>
+                            </wps:bodyPr>
+                          </wps:wsp>
+                          <wps:wsp>
+                            <wps:cNvPr id="52" name="Forma libre 44"/>
+                            <wps:cNvSpPr>
+                              <a:spLocks/>
+                            </wps:cNvSpPr>
+                            <wps:spPr bwMode="auto">
+                              <a:xfrm>
+                                <a:off x="317182" y="5864402"/>
+                                <a:ext cx="11113" cy="68263"/>
+                              </a:xfrm>
+                              <a:custGeom>
+                                <a:avLst/>
+                                <a:gdLst>
+                                  <a:gd name="T0" fmla="*/ 0 w 7"/>
+                                  <a:gd name="T1" fmla="*/ 0 h 43"/>
+                                  <a:gd name="T2" fmla="*/ 7 w 7"/>
+                                  <a:gd name="T3" fmla="*/ 17 h 43"/>
+                                  <a:gd name="T4" fmla="*/ 7 w 7"/>
+                                  <a:gd name="T5" fmla="*/ 43 h 43"/>
+                                  <a:gd name="T6" fmla="*/ 6 w 7"/>
+                                  <a:gd name="T7" fmla="*/ 40 h 43"/>
+                                  <a:gd name="T8" fmla="*/ 0 w 7"/>
+                                  <a:gd name="T9" fmla="*/ 25 h 43"/>
+                                  <a:gd name="T10" fmla="*/ 0 w 7"/>
+                                  <a:gd name="T11" fmla="*/ 0 h 43"/>
+                                </a:gdLst>
+                                <a:ahLst/>
+                                <a:cxnLst>
+                                  <a:cxn ang="0">
+                                    <a:pos x="T0" y="T1"/>
+                                  </a:cxn>
+                                  <a:cxn ang="0">
+                                    <a:pos x="T2" y="T3"/>
+                                  </a:cxn>
+                                  <a:cxn ang="0">
+                                    <a:pos x="T4" y="T5"/>
+                                  </a:cxn>
+                                  <a:cxn ang="0">
+                                    <a:pos x="T6" y="T7"/>
+                                  </a:cxn>
+                                  <a:cxn ang="0">
+                                    <a:pos x="T8" y="T9"/>
+                                  </a:cxn>
+                                  <a:cxn ang="0">
+                                    <a:pos x="T10" y="T11"/>
+                                  </a:cxn>
+                                </a:cxnLst>
+                                <a:rect l="0" t="0" r="r" b="b"/>
+                                <a:pathLst>
+                                  <a:path w="7" h="43">
+                                    <a:moveTo>
+                                      <a:pt x="0" y="0"/>
+                                    </a:moveTo>
+                                    <a:lnTo>
+                                      <a:pt x="7" y="17"/>
+                                    </a:lnTo>
+                                    <a:lnTo>
+                                      <a:pt x="7" y="43"/>
+                                    </a:lnTo>
+                                    <a:lnTo>
+                                      <a:pt x="6" y="40"/>
+                                    </a:lnTo>
+                                    <a:lnTo>
+                                      <a:pt x="0" y="25"/>
+                                    </a:lnTo>
+                                    <a:lnTo>
+                                      <a:pt x="0" y="0"/>
+                                    </a:lnTo>
+                                    <a:close/>
+                                  </a:path>
+                                </a:pathLst>
+                              </a:custGeom>
+                              <a:solidFill>
+                                <a:schemeClr val="tx2">
+                                  <a:alpha val="20000"/>
+                                </a:schemeClr>
+                              </a:solidFill>
+                              <a:ln w="0">
+                                <a:solidFill>
+                                  <a:schemeClr val="tx2">
+                                    <a:alpha val="20000"/>
+                                  </a:schemeClr>
+                                </a:solidFill>
+                                <a:prstDash val="solid"/>
+                                <a:round/>
+                                <a:headEnd/>
+                                <a:tailEnd/>
+                              </a:ln>
+                            </wps:spPr>
+                            <wps:bodyPr vert="horz" wrap="square" lIns="91440" tIns="45720" rIns="91440" bIns="45720" numCol="1" anchor="t" anchorCtr="0" compatLnSpc="1">
+                              <a:prstTxWarp prst="textNoShape">
+                                <a:avLst/>
+                              </a:prstTxWarp>
+                            </wps:bodyPr>
+                          </wps:wsp>
+                          <wps:wsp>
+                            <wps:cNvPr id="53" name="Forma libre 45"/>
+                            <wps:cNvSpPr>
+                              <a:spLocks/>
+                            </wps:cNvSpPr>
+                            <wps:spPr bwMode="auto">
+                              <a:xfrm>
+                                <a:off x="340995" y="6135864"/>
+                                <a:ext cx="73025" cy="192088"/>
+                              </a:xfrm>
+                              <a:custGeom>
+                                <a:avLst/>
+                                <a:gdLst>
+                                  <a:gd name="T0" fmla="*/ 0 w 46"/>
+                                  <a:gd name="T1" fmla="*/ 0 h 121"/>
+                                  <a:gd name="T2" fmla="*/ 7 w 46"/>
+                                  <a:gd name="T3" fmla="*/ 16 h 121"/>
+                                  <a:gd name="T4" fmla="*/ 22 w 46"/>
+                                  <a:gd name="T5" fmla="*/ 50 h 121"/>
+                                  <a:gd name="T6" fmla="*/ 33 w 46"/>
+                                  <a:gd name="T7" fmla="*/ 86 h 121"/>
+                                  <a:gd name="T8" fmla="*/ 46 w 46"/>
+                                  <a:gd name="T9" fmla="*/ 121 h 121"/>
+                                  <a:gd name="T10" fmla="*/ 45 w 46"/>
+                                  <a:gd name="T11" fmla="*/ 121 h 121"/>
+                                  <a:gd name="T12" fmla="*/ 14 w 46"/>
+                                  <a:gd name="T13" fmla="*/ 55 h 121"/>
+                                  <a:gd name="T14" fmla="*/ 11 w 46"/>
+                                  <a:gd name="T15" fmla="*/ 44 h 121"/>
+                                  <a:gd name="T16" fmla="*/ 0 w 46"/>
+                                  <a:gd name="T17" fmla="*/ 0 h 121"/>
+                                </a:gdLst>
+                                <a:ahLst/>
+                                <a:cxnLst>
+                                  <a:cxn ang="0">
+                                    <a:pos x="T0" y="T1"/>
+                                  </a:cxn>
+                                  <a:cxn ang="0">
+                                    <a:pos x="T2" y="T3"/>
+                                  </a:cxn>
+                                  <a:cxn ang="0">
+                                    <a:pos x="T4" y="T5"/>
+                                  </a:cxn>
+                                  <a:cxn ang="0">
+                                    <a:pos x="T6" y="T7"/>
+                                  </a:cxn>
+                                  <a:cxn ang="0">
+                                    <a:pos x="T8" y="T9"/>
+                                  </a:cxn>
+                                  <a:cxn ang="0">
+                                    <a:pos x="T10" y="T11"/>
+                                  </a:cxn>
+                                  <a:cxn ang="0">
+                                    <a:pos x="T12" y="T13"/>
+                                  </a:cxn>
+                                  <a:cxn ang="0">
+                                    <a:pos x="T14" y="T15"/>
+                                  </a:cxn>
+                                  <a:cxn ang="0">
+                                    <a:pos x="T16" y="T17"/>
+                                  </a:cxn>
+                                </a:cxnLst>
+                                <a:rect l="0" t="0" r="r" b="b"/>
+                                <a:pathLst>
+                                  <a:path w="46" h="121">
+                                    <a:moveTo>
+                                      <a:pt x="0" y="0"/>
+                                    </a:moveTo>
+                                    <a:lnTo>
+                                      <a:pt x="7" y="16"/>
+                                    </a:lnTo>
+                                    <a:lnTo>
+                                      <a:pt x="22" y="50"/>
+                                    </a:lnTo>
+                                    <a:lnTo>
+                                      <a:pt x="33" y="86"/>
+                                    </a:lnTo>
+                                    <a:lnTo>
+                                      <a:pt x="46" y="121"/>
+                                    </a:lnTo>
+                                    <a:lnTo>
+                                      <a:pt x="45" y="121"/>
+                                    </a:lnTo>
+                                    <a:lnTo>
+                                      <a:pt x="14" y="55"/>
+                                    </a:lnTo>
+                                    <a:lnTo>
+                                      <a:pt x="11" y="44"/>
+                                    </a:lnTo>
+                                    <a:lnTo>
+                                      <a:pt x="0" y="0"/>
+                                    </a:lnTo>
+                                    <a:close/>
+                                  </a:path>
+                                </a:pathLst>
+                              </a:custGeom>
+                              <a:solidFill>
+                                <a:schemeClr val="tx2">
+                                  <a:alpha val="20000"/>
+                                </a:schemeClr>
+                              </a:solidFill>
+                              <a:ln w="0">
+                                <a:solidFill>
+                                  <a:schemeClr val="tx2">
+                                    <a:alpha val="20000"/>
+                                  </a:schemeClr>
+                                </a:solidFill>
+                                <a:prstDash val="solid"/>
+                                <a:round/>
+                                <a:headEnd/>
+                                <a:tailEnd/>
+                              </a:ln>
+                            </wps:spPr>
+                            <wps:bodyPr vert="horz" wrap="square" lIns="91440" tIns="45720" rIns="91440" bIns="45720" numCol="1" anchor="t" anchorCtr="0" compatLnSpc="1">
+                              <a:prstTxWarp prst="textNoShape">
+                                <a:avLst/>
+                              </a:prstTxWarp>
+                            </wps:bodyPr>
+                          </wps:wsp>
+                        </wpg:grpSp>
+                      </wpg:grpSp>
+                    </wpg:wgp>
+                  </a:graphicData>
+                </a:graphic>
+                <wp14:sizeRelH relativeFrom="page">
+                  <wp14:pctWidth>0</wp14:pctWidth>
+                </wp14:sizeRelH>
+                <wp14:sizeRelV relativeFrom="page">
+                  <wp14:pctHeight>0</wp14:pctHeight>
+                </wp14:sizeRelV>
+              </wp:anchor>
+            </w:drawing>
+          </mc:Choice>
+          <mc:Fallback xmlns:a16="http://schemas.microsoft.com/office/drawing/2014/main" xmlns:a14="http://schemas.microsoft.com/office/drawing/2010/main" xmlns:pic="http://schemas.openxmlformats.org/drawingml/2006/picture" xmlns:a="http://schemas.openxmlformats.org/drawingml/2006/main">
+            <w:pict w14:anchorId="69C99465">
+              <v:group id="Grupo 7" style="position:absolute;left:0;text-align:left;margin-left:78.6pt;margin-top:71.4pt;width:167.95pt;height:698.4pt;z-index:-251661312;mso-position-horizontal-relative:page;mso-position-vertical-relative:page" coordsize="21336,91257" o:spid="_x0000_s1027" w14:anchorId="04BE6BE1" o:gfxdata="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">
+                <v:rect id="Rectángulo 16" style="position:absolute;width:1945;height:91257;visibility:visible;mso-wrap-style:square;v-text-anchor:middle" o:spid="_x0000_s1028" fillcolor="#1f497d [3215]" stroked="f" strokeweight="2pt" o:gfxdata="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"/>
+                <v:shapetype id="_x0000_t15" coordsize="21600,21600" o:spt="15" adj="16200" path="m@0,l,,,21600@0,21600,21600,10800xe">
+                  <v:stroke joinstyle="miter"/>
+                  <v:formulas>
+                    <v:f eqn="val #0"/>
+                    <v:f eqn="prod #0 1 2"/>
+                  </v:formulas>
+                  <v:path textboxrect="0,0,10800,21600;0,0,16200,21600;0,0,21600,21600" gradientshapeok="t" o:connecttype="custom" o:connectlocs="@1,0;0,10800;@1,21600;21600,10800" o:connectangles="270,180,90,0"/>
+                  <v:handles>
+                    <v:h position="#0,topLeft" xrange="0,21600"/>
+                  </v:handles>
+                </v:shapetype>
+                <v:shape id="Pentágono 13" style="position:absolute;left:2463;top:12069;width:14837;height:5520;visibility:visible;mso-wrap-style:square;v-text-anchor:middle" o:spid="_x0000_s1029" fillcolor="#4f81bd [3204]" stroked="f" strokeweight="2pt" type="#_x0000_t15" adj="17582" o:gfxdata="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">
+                  <v:textbox inset=",0,14.4pt,0">
+                    <w:txbxContent>
+                      <w:sdt>
+                        <w:sdtPr>
+                          <w:id w:val="2099666489"/>
+                          <w:rPr>
+                            <w:color w:val="FFFFFF" w:themeColor="background1"/>
+                            <w:sz w:val="28"/>
+                            <w:szCs w:val="28"/>
+                          </w:rPr>
+                          <w:alias w:val="Fecha"/>
+                          <w:tag w:val=""/>
+                          <w:id w:val="-862674952"/>
+                          <w:showingPlcHdr/>
+                          <w:dataBinding w:prefixMappings="xmlns:ns0='http://schemas.microsoft.com/office/2006/coverPageProps' " w:xpath="/ns0:CoverPageProperties[1]/ns0:PublishDate[1]" w:storeItemID="{55AF091B-3C7A-41E3-B477-F2FDAA23CFDA}"/>
+                          <w:date>
+                            <w:dateFormat w:val="d-M-yyyy"/>
+                            <w:lid w:val="es-ES"/>
+                            <w:storeMappedDataAs w:val="dateTime"/>
+                            <w:calendar w:val="gregorian"/>
+                          </w:date>
+                        </w:sdtPr>
+                        <w:sdtEndPr/>
+                        <w:sdtContent>
+                          <w:p>
+                            <w:pPr>
+                              <w:spacing w:before="120" w:after="320"/>
+                              <w:pStyle w:val="Sinespaciado"/>
+                              <w:jc w:val="right"/>
+                              <w:rPr>
+                                <w:color w:val="FFFFFF" w:themeColor="background1"/>
+                                <w:sz w:val="28"/>
+                                <w:szCs w:val="28"/>
+                              </w:rPr>
+                            </w:pPr>
+                            <w:r>
+                              <w:rPr>
+                                <w:color w:val="FFFFFF" w:themeColor="background1"/>
+                                <w:sz w:val="28"/>
+                                <w:szCs w:val="28"/>
+                              </w:rPr>
+                              <w:t xml:space="preserve">     </w:t>
+                            </w:r>
+                          </w:p>
+                        </w:sdtContent>
+                      </w:sdt>
+                    </w:txbxContent>
+                  </v:textbox>
+                </v:shape>
+                <v:group id="Grupo 25" style="position:absolute;left:762;top:42100;width:20574;height:49103" coordsize="13062,31210" coordorigin="806,42118" o:spid="_x0000_s1030" o:gfxdata="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">
+                  <v:group id="Grupo 26" style="position:absolute;left:1410;top:42118;width:10478;height:31210" coordsize="10477,31210" coordorigin="1410,42118" o:spid="_x0000_s1031" o:gfxdata="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">
+                    <o:lock v:ext="edit" aspectratio="t"/>
+                    <v:shape id="Forma libre 16" style="position:absolute;left:3696;top:62168;width:1937;height:6985;visibility:visible;mso-wrap-style:square;v-text-anchor:top" coordsize="122,440" o:spid="_x0000_s1032" fillcolor="#1f497d [3215]" strokecolor="#1f497d [3215]" strokeweight="0" path="m,l39,152,84,304r38,113l122,440,76,306,39,180,6,53,,xe" o:gfxdata="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">
+                      <v:path arrowok="t" o:connecttype="custom" o:connectlocs="0,0;61913,241300;133350,482600;193675,661988;193675,698500;120650,485775;61913,285750;9525,84138;0,0" o:connectangles="0,0,0,0,0,0,0,0,0"/>
+                    </v:shape>
+                    <v:shape id="Forma libre 17" style="position:absolute;left:5728;top:69058;width:1842;height:4270;visibility:visible;mso-wrap-style:square;v-text-anchor:top" coordsize="116,269" o:spid="_x0000_s1033" fillcolor="#1f497d [3215]" strokecolor="#1f497d [3215]" strokeweight="0" path="m,l8,19,37,93r30,74l116,269r-8,l60,169,30,98,1,25,,xe" o:gfxdata="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">
+                      <v:path arrowok="t" o:connecttype="custom" o:connectlocs="0,0;12700,30163;58738,147638;106363,265113;184150,427038;171450,427038;95250,268288;47625,155575;1588,39688;0,0" o:connectangles="0,0,0,0,0,0,0,0,0,0"/>
+                    </v:shape>
+                    <v:shape id="Forma libre 18" style="position:absolute;left:1410;top:42118;width:2223;height:20193;visibility:visible;mso-wrap-style:square;v-text-anchor:top" coordsize="140,1272" o:spid="_x0000_s1034" fillcolor="#1f497d [3215]" strokecolor="#1f497d [3215]" strokeweight="0" path="m,l,,1,79r2,80l12,317,23,476,39,634,58,792,83,948r24,138l135,1223r5,49l138,1262,105,1106,77,949,53,792,35,634,20,476,9,317,2,159,,79,,xe" o:gfxdata="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">
+                      <v:path arrowok="t" o:connecttype="custom" o:connectlocs="0,0;0,0;1588,125413;4763,252413;19050,503238;36513,755650;61913,1006475;92075,1257300;131763,1504950;169863,1724025;214313,1941513;222250,2019300;219075,2003425;166688,1755775;122238,1506538;84138,1257300;55563,1006475;31750,755650;14288,503238;3175,252413;0,125413;0,0" o:connectangles="0,0,0,0,0,0,0,0,0,0,0,0,0,0,0,0,0,0,0,0,0,0"/>
+                    </v:shape>
+                    <v:shape id="Forma libre 19" style="position:absolute;left:3410;top:48611;width:715;height:13557;visibility:visible;mso-wrap-style:square;v-text-anchor:top" coordsize="45,854" o:spid="_x0000_s1035" fillcolor="#1f497d [3215]" strokecolor="#1f497d [3215]" strokeweight="0" path="m45,r,l35,66r-9,67l14,267,6,401,3,534,6,669r8,134l18,854r,-3l9,814,8,803,1,669,,534,3,401,12,267,25,132,34,66,45,xe" o:gfxdata="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">
+                      <v:path arrowok="t" o:connecttype="custom" o:connectlocs="71438,0;71438,0;55563,104775;41275,211138;22225,423863;9525,636588;4763,847725;9525,1062038;22225,1274763;28575,1355725;28575,1350963;14288,1292225;12700,1274763;1588,1062038;0,847725;4763,636588;19050,423863;39688,209550;53975,104775;71438,0" o:connectangles="0,0,0,0,0,0,0,0,0,0,0,0,0,0,0,0,0,0,0,0"/>
+                    </v:shape>
+                    <v:shape id="Forma libre 26" style="position:absolute;left:3633;top:62311;width:2444;height:9985;visibility:visible;mso-wrap-style:square;v-text-anchor:top" coordsize="154,629" o:spid="_x0000_s1036" fillcolor="#1f497d [3215]" strokecolor="#1f497d [3215]" strokeweight="0" path="m,l10,44r11,82l34,207r19,86l75,380r25,86l120,521r21,55l152,618r2,11l140,595,115,532,93,468,67,383,47,295,28,207,12,104,,xe" o:gfxdata="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">
+                      <v:path arrowok="t" o:connecttype="custom" o:connectlocs="0,0;15875,69850;33338,200025;53975,328613;84138,465138;119063,603250;158750,739775;190500,827088;223838,914400;241300,981075;244475,998538;222250,944563;182563,844550;147638,742950;106363,608013;74613,468313;44450,328613;19050,165100;0,0" o:connectangles="0,0,0,0,0,0,0,0,0,0,0,0,0,0,0,0,0,0,0"/>
+                    </v:shape>
+                    <v:shape id="Forma libre 27" style="position:absolute;left:6204;top:72233;width:524;height:1095;visibility:visible;mso-wrap-style:square;v-text-anchor:top" coordsize="33,69" o:spid="_x0000_s1037" fillcolor="#1f497d [3215]" strokecolor="#1f497d [3215]" strokeweight="0" path="m,l33,69r-9,l12,35,,xe" o:gfxdata="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">
+                      <v:path arrowok="t" o:connecttype="custom" o:connectlocs="0,0;52388,109538;38100,109538;19050,55563;0,0" o:connectangles="0,0,0,0,0"/>
+                    </v:shape>
+                    <v:shape id="Forma libre 28" style="position:absolute;left:3553;top:61533;width:238;height:1476;visibility:visible;mso-wrap-style:square;v-text-anchor:top" coordsize="15,93" o:spid="_x0000_s1038" fillcolor="#1f497d [3215]" strokecolor="#1f497d [3215]" strokeweight="0" path="m,l9,37r,3l15,93,5,49,,xe" o:gfxdata="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">
+                      <v:path arrowok="t" o:connecttype="custom" o:connectlocs="0,0;14288,58738;14288,63500;23813,147638;7938,77788;0,0" o:connectangles="0,0,0,0,0,0"/>
+                    </v:shape>
+                    <v:shape id="Forma libre 29" style="position:absolute;left:5633;top:56897;width:6255;height:12161;visibility:visible;mso-wrap-style:square;v-text-anchor:top" coordsize="394,766" o:spid="_x0000_s1039" fillcolor="#1f497d [3215]" strokecolor="#1f497d [3215]" strokeweight="0" path="m394,r,l356,38,319,77r-35,40l249,160r-42,58l168,276r-37,63l98,402,69,467,45,535,26,604,14,673,7,746,6,766,,749r1,-5l7,673,21,603,40,533,65,466,94,400r33,-64l164,275r40,-60l248,158r34,-42l318,76,354,37,394,xe" o:gfxdata="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">
+                      <v:path arrowok="t" o:connecttype="custom" o:connectlocs="625475,0;625475,0;565150,60325;506413,122238;450850,185738;395288,254000;328613,346075;266700,438150;207963,538163;155575,638175;109538,741363;71438,849313;41275,958850;22225,1068388;11113,1184275;9525,1216025;0,1189038;1588,1181100;11113,1068388;33338,957263;63500,846138;103188,739775;149225,635000;201613,533400;260350,436563;323850,341313;393700,250825;447675,184150;504825,120650;561975,58738;625475,0" o:connectangles="0,0,0,0,0,0,0,0,0,0,0,0,0,0,0,0,0,0,0,0,0,0,0,0,0,0,0,0,0,0,0"/>
+                    </v:shape>
+                    <v:shape id="Forma libre 30" style="position:absolute;left:5633;top:69153;width:571;height:3080;visibility:visible;mso-wrap-style:square;v-text-anchor:top" coordsize="36,194" o:spid="_x0000_s1040" fillcolor="#1f497d [3215]" strokecolor="#1f497d [3215]" strokeweight="0" path="m,l6,16r1,3l11,80r9,52l33,185r3,9l21,161,15,145,5,81,1,41,,xe" o:gfxdata="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">
+                      <v:path arrowok="t" o:connecttype="custom" o:connectlocs="0,0;9525,25400;11113,30163;17463,127000;31750,209550;52388,293688;57150,307975;33338,255588;23813,230188;7938,128588;1588,65088;0,0" o:connectangles="0,0,0,0,0,0,0,0,0,0,0,0"/>
+                    </v:shape>
+                    <v:shape id="Forma libre 31" style="position:absolute;left:6077;top:72296;width:493;height:1032;visibility:visible;mso-wrap-style:square;v-text-anchor:top" coordsize="31,65" o:spid="_x0000_s1041" fillcolor="#1f497d [3215]" strokecolor="#1f497d [3215]" strokeweight="0" path="m,l31,65r-8,l,xe" o:gfxdata="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">
+                      <v:path arrowok="t" o:connecttype="custom" o:connectlocs="0,0;49213,103188;36513,103188;0,0" o:connectangles="0,0,0,0"/>
+                    </v:shape>
+                    <v:shape id="Forma libre 32" style="position:absolute;left:5633;top:68788;width:111;height:666;visibility:visible;mso-wrap-style:square;v-text-anchor:top" coordsize="7,42" o:spid="_x0000_s1042" fillcolor="#1f497d [3215]" strokecolor="#1f497d [3215]" strokeweight="0" path="m,l6,17,7,42,6,39,,23,,xe" o:gfxdata="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">
+                      <v:path arrowok="t" o:connecttype="custom" o:connectlocs="0,0;9525,26988;11113,66675;9525,61913;0,36513;0,0" o:connectangles="0,0,0,0,0,0"/>
+                    </v:shape>
+                    <v:shape id="Forma libre 33" style="position:absolute;left:5871;top:71455;width:714;height:1873;visibility:visible;mso-wrap-style:square;v-text-anchor:top" coordsize="45,118" o:spid="_x0000_s1043" fillcolor="#1f497d [3215]" strokecolor="#1f497d [3215]" strokeweight="0" path="m,l6,16,21,49,33,84r12,34l44,118,13,53,11,42,,xe" o:gfxdata="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">
+                      <v:path arrowok="t" o:connecttype="custom" o:connectlocs="0,0;9525,25400;33338,77788;52388,133350;71438,187325;69850,187325;20638,84138;17463,66675;0,0" o:connectangles="0,0,0,0,0,0,0,0,0"/>
+                    </v:shape>
+                  </v:group>
+                  <v:group id="Grupo 42" style="position:absolute;left:806;top:48269;width:13063;height:25059" coordsize="8747,16779" coordorigin="806,46499" o:spid="_x0000_s1044" o:gfxdata="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">
+                    <o:lock v:ext="edit" aspectratio="t"/>
+                    <v:shape id="Forma libre 35" style="position:absolute;left:1187;top:51897;width:1984;height:7143;visibility:visible;mso-wrap-style:square;v-text-anchor:top" coordsize="125,450" o:spid="_x0000_s1045" fillcolor="#1f497d [3215]" strokecolor="#1f497d [3215]" strokeweight="0" path="m,l41,155,86,309r39,116l125,450,79,311,41,183,7,54,,xe" o:gfxdata="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">
+                      <v:fill opacity="13107f"/>
+                      <v:stroke opacity="13107f"/>
+                      <v:path arrowok="t" o:connecttype="custom" o:connectlocs="0,0;65088,246063;136525,490538;198438,674688;198438,714375;125413,493713;65088,290513;11113,85725;0,0" o:connectangles="0,0,0,0,0,0,0,0,0"/>
+                    </v:shape>
+                    <v:shape id="Forma libre 36" style="position:absolute;left:3282;top:58913;width:1874;height:4366;visibility:visible;mso-wrap-style:square;v-text-anchor:top" coordsize="118,275" o:spid="_x0000_s1046" fillcolor="#1f497d [3215]" strokecolor="#1f497d [3215]" strokeweight="0" path="m,l8,20,37,96r32,74l118,275r-9,l61,174,30,100,,26,,xe" o:gfxdata="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">
+                      <v:fill opacity="13107f"/>
+                      <v:stroke opacity="13107f"/>
+                      <v:path arrowok="t" o:connecttype="custom" o:connectlocs="0,0;12700,31750;58738,152400;109538,269875;187325,436563;173038,436563;96838,276225;47625,158750;0,41275;0,0" o:connectangles="0,0,0,0,0,0,0,0,0,0"/>
+                    </v:shape>
+                    <v:shape id="Forma libre 37" style="position:absolute;left:806;top:50103;width:317;height:1921;visibility:visible;mso-wrap-style:square;v-text-anchor:top" coordsize="20,121" o:spid="_x0000_s1047" fillcolor="#1f497d [3215]" strokecolor="#1f497d [3215]" strokeweight="0" path="m,l16,72r4,49l18,112,,31,,xe" o:gfxdata="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">
+                      <v:fill opacity="13107f"/>
+                      <v:stroke opacity="13107f"/>
+                      <v:path arrowok="t" o:connecttype="custom" o:connectlocs="0,0;25400,114300;31750,192088;28575,177800;0,49213;0,0" o:connectangles="0,0,0,0,0,0"/>
+                    </v:shape>
+                    <v:shape id="Forma libre 38" style="position:absolute;left:1123;top:52024;width:2509;height:10207;visibility:visible;mso-wrap-style:square;v-text-anchor:top" coordsize="158,643" o:spid="_x0000_s1048" fillcolor="#1f497d [3215]" strokecolor="#1f497d [3215]" strokeweight="0" path="m,l11,46r11,83l36,211r19,90l76,389r27,87l123,533r21,55l155,632r3,11l142,608,118,544,95,478,69,391,47,302,29,212,13,107,,xe" o:gfxdata="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">
+                      <v:fill opacity="13107f"/>
+                      <v:stroke opacity="13107f"/>
+                      <v:path arrowok="t" o:connecttype="custom" o:connectlocs="0,0;17463,73025;34925,204788;57150,334963;87313,477838;120650,617538;163513,755650;195263,846138;228600,933450;246063,1003300;250825,1020763;225425,965200;187325,863600;150813,758825;109538,620713;74613,479425;46038,336550;20638,169863;0,0" o:connectangles="0,0,0,0,0,0,0,0,0,0,0,0,0,0,0,0,0,0,0"/>
+                    </v:shape>
+                    <v:shape id="Forma libre 39" style="position:absolute;left:3759;top:62152;width:524;height:1127;visibility:visible;mso-wrap-style:square;v-text-anchor:top" coordsize="33,71" o:spid="_x0000_s1049" fillcolor="#1f497d [3215]" strokecolor="#1f497d [3215]" strokeweight="0" path="m,l33,71r-9,l11,36,,xe" o:gfxdata="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">
+                      <v:fill opacity="13107f"/>
+                      <v:stroke opacity="13107f"/>
+                      <v:path arrowok="t" o:connecttype="custom" o:connectlocs="0,0;52388,112713;38100,112713;17463,57150;0,0" o:connectangles="0,0,0,0,0"/>
+                    </v:shape>
+                    <v:shape id="Forma libre 40" style="position:absolute;left:1060;top:51246;width:238;height:1508;visibility:visible;mso-wrap-style:square;v-text-anchor:top" coordsize="15,95" o:spid="_x0000_s1050" fillcolor="#1f497d [3215]" strokecolor="#1f497d [3215]" strokeweight="0" path="m,l8,37r,4l15,95,4,49,,xe" o:gfxdata="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">
+                      <v:fill opacity="13107f"/>
+                      <v:stroke opacity="13107f"/>
+                      <v:path arrowok="t" o:connecttype="custom" o:connectlocs="0,0;12700,58738;12700,65088;23813,150813;6350,77788;0,0" o:connectangles="0,0,0,0,0,0"/>
+                    </v:shape>
+                    <v:shape id="Forma libre 41" style="position:absolute;left:3171;top:46499;width:6382;height:12414;visibility:visible;mso-wrap-style:square;v-text-anchor:top" coordsize="402,782" o:spid="_x0000_s1051" fillcolor="#1f497d [3215]" strokecolor="#1f497d [3215]" strokeweight="0" path="m402,r,1l363,39,325,79r-35,42l255,164r-44,58l171,284r-38,62l100,411,71,478,45,546,27,617,13,689,7,761r,21l,765r1,-4l7,688,21,616,40,545,66,475,95,409r35,-66l167,281r42,-61l253,163r34,-43l324,78,362,38,402,xe" o:gfxdata="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">
+                      <v:fill opacity="13107f"/>
+                      <v:stroke opacity="13107f"/>
+                      <v:path arrowok="t" o:connecttype="custom" o:connectlocs="638175,0;638175,1588;576263,61913;515938,125413;460375,192088;404813,260350;334963,352425;271463,450850;211138,549275;158750,652463;112713,758825;71438,866775;42863,979488;20638,1093788;11113,1208088;11113,1241425;0,1214438;1588,1208088;11113,1092200;33338,977900;63500,865188;104775,754063;150813,649288;206375,544513;265113,446088;331788,349250;401638,258763;455613,190500;514350,123825;574675,60325;638175,0" o:connectangles="0,0,0,0,0,0,0,0,0,0,0,0,0,0,0,0,0,0,0,0,0,0,0,0,0,0,0,0,0,0,0"/>
+                    </v:shape>
+                    <v:shape id="Forma libre 42" style="position:absolute;left:3171;top:59040;width:588;height:3112;visibility:visible;mso-wrap-style:square;v-text-anchor:top" coordsize="37,196" o:spid="_x0000_s1052" fillcolor="#1f497d [3215]" strokecolor="#1f497d [3215]" strokeweight="0" path="m,l6,15r1,3l12,80r9,54l33,188r4,8l22,162,15,146,5,81,1,40,,xe" o:gfxdata="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">
+                      <v:fill opacity="13107f"/>
+                      <v:stroke opacity="13107f"/>
+                      <v:path arrowok="t" o:connecttype="custom" o:connectlocs="0,0;9525,23813;11113,28575;19050,127000;33338,212725;52388,298450;58738,311150;34925,257175;23813,231775;7938,128588;1588,63500;0,0" o:connectangles="0,0,0,0,0,0,0,0,0,0,0,0"/>
+                    </v:shape>
+                    <v:shape id="Forma libre 43" style="position:absolute;left:3632;top:62231;width:492;height:1048;visibility:visible;mso-wrap-style:square;v-text-anchor:top" coordsize="31,66" o:spid="_x0000_s1053" fillcolor="#1f497d [3215]" strokecolor="#1f497d [3215]" strokeweight="0" path="m,l31,66r-7,l,xe" o:gfxdata="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">
+                      <v:fill opacity="13107f"/>
+                      <v:stroke opacity="13107f"/>
+                      <v:path arrowok="t" o:connecttype="custom" o:connectlocs="0,0;49213,104775;38100,104775;0,0" o:connectangles="0,0,0,0"/>
+                    </v:shape>
+                    <v:shape id="Forma libre 44" style="position:absolute;left:3171;top:58644;width:111;height:682;visibility:visible;mso-wrap-style:square;v-text-anchor:top" coordsize="7,43" o:spid="_x0000_s1054" fillcolor="#1f497d [3215]" strokecolor="#1f497d [3215]" strokeweight="0" path="m,l7,17r,26l6,40,,25,,xe" o:gfxdata="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">
+                      <v:fill opacity="13107f"/>
+                      <v:stroke opacity="13107f"/>
+                      <v:path arrowok="t" o:connecttype="custom" o:connectlocs="0,0;11113,26988;11113,68263;9525,63500;0,39688;0,0" o:connectangles="0,0,0,0,0,0"/>
+                    </v:shape>
+                    <v:shape id="Forma libre 45" style="position:absolute;left:3409;top:61358;width:731;height:1921;visibility:visible;mso-wrap-style:square;v-text-anchor:top" coordsize="46,121" o:spid="_x0000_s1055" fillcolor="#1f497d [3215]" strokecolor="#1f497d [3215]" strokeweight="0" path="m,l7,16,22,50,33,86r13,35l45,121,14,55,11,44,,xe" o:gfxdata="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">
+                      <v:fill opacity="13107f"/>
+                      <v:stroke opacity="13107f"/>
+                      <v:path arrowok="t" o:connecttype="custom" o:connectlocs="0,0;11113,25400;34925,79375;52388,136525;73025,192088;71438,192088;22225,87313;17463,69850;0,0" o:connectangles="0,0,0,0,0,0,0,0,0"/>
+                    </v:shape>
+                  </v:group>
+                </v:group>
+                <w10:wrap anchorx="page" anchory="page"/>
+              </v:group>
+            </w:pict>
+          </mc:Fallback>
+        </mc:AlternateContent>
+      </w:r>
+    </w:p>
+    <w:p>
+      <w:pPr>
+        <w:spacing w:after="120" w:line="300" w:lineRule="auto"/>
+        <w:jc w:val="both"/>
       </w:pPr>
       <w:r>
         <w:rPr>
           <w:b/>
           <w:bCs/>
-          <w:sz w:val="26"/>
-          <w:szCs w:val="26"/>
-        </w:rPr>
-        <w:t>Tema</w:t>
-      </w:r>
-    </w:p>
-    <w:p>
-      <w:pPr>
-        <w:spacing w:after="320" w:line="300" w:lineRule="auto"/>
-        <w:jc w:val="center"/>
-      </w:pPr>
-      <w:r>
-        <w:rPr>
-          <w:b/>
-          <w:bCs/>
-          <w:color w:val="1F3864"/>
-          <w:sz w:val="32"/>
-          <w:szCs w:val="32"/>
-        </w:rPr>
-        <w:t>MANUAL TÉCNICO SISTEMA EUREKABANK MONSTER — SOA RESTFUL EN JAVA CON BDD</w:t>
-      </w:r>
-    </w:p>
-    <w:p>
-      <w:pPr>
-        <w:spacing w:after="40" w:line="300" w:lineRule="auto"/>
-        <w:jc w:val="center"/>
-      </w:pPr>
-      <w:r>
-        <w:rPr>
-          <w:b/>
-          <w:bCs/>
-          <w:sz w:val="26"/>
-          <w:szCs w:val="26"/>
-        </w:rPr>
-        <w:t>Autores</w:t>
-      </w:r>
-    </w:p>
-    <w:p>
-      <w:pPr>
-        <w:spacing w:after="40" w:line="300" w:lineRule="auto"/>
-        <w:jc w:val="center"/>
-      </w:pPr>
-      <w:r>
-        <w:rPr>
-          <w:sz w:val="20"/>
-          <w:szCs w:val="20"/>
-        </w:rPr>
-        <w:t>BENALCAZAR FARINANGO MOISES SEBASTIAN</w:t>
-      </w:r>
-    </w:p>
-    <w:p>
-      <w:pPr>
-        <w:spacing w:after="40" w:line="300" w:lineRule="auto"/>
-        <w:jc w:val="center"/>
-      </w:pPr>
-      <w:r>
-        <w:rPr>
-          <w:sz w:val="20"/>
-          <w:szCs w:val="20"/>
-        </w:rPr>
-        <w:t>BUESTÁN GUAILLAS WILMER OMAR</w:t>
-      </w:r>
-    </w:p>
-    <w:p>
-      <w:pPr>
-        <w:spacing w:after="40" w:line="300" w:lineRule="auto"/>
-        <w:jc w:val="center"/>
-      </w:pPr>
-      <w:r>
-        <w:rPr>
-          <w:sz w:val="20"/>
-          <w:szCs w:val="20"/>
-        </w:rPr>
-        <w:t>MASAPANTA GUILCATOMA JEFFERSON SANTIAGO</w:t>
-      </w:r>
-    </w:p>
-    <w:p>
-      <w:pPr>
-        <w:spacing w:before="280" w:after="40" w:line="300" w:lineRule="auto"/>
-        <w:jc w:val="center"/>
-      </w:pPr>
-      <w:r>
-        <w:rPr>
-          <w:b/>
-          <w:bCs/>
-          <w:sz w:val="26"/>
-          <w:szCs w:val="26"/>
-        </w:rPr>
-        <w:t>Tutor</w:t>
-      </w:r>
-    </w:p>
-    <w:p>
-      <w:pPr>
-        <w:spacing w:after="40" w:line="300" w:lineRule="auto"/>
-        <w:jc w:val="center"/>
-      </w:pPr>
-      <w:r>
-        <w:rPr>
-          <w:sz w:val="20"/>
-          <w:szCs w:val="20"/>
-        </w:rPr>
-        <w:t>Ing. Eduardo Mauricio Campaña Ortega</w:t>
-      </w:r>
-    </w:p>
-    <w:p>
-      <w:pPr>
-        <w:spacing w:after="40" w:line="300" w:lineRule="auto"/>
-        <w:jc w:val="center"/>
-      </w:pPr>
-      <w:proofErr w:type="gramStart"/>
-      <w:r>
-        <w:rPr>
-          <w:sz w:val="20"/>
-          <w:szCs w:val="20"/>
-        </w:rPr>
-        <w:t>MIS.MDU.CCNA.CCIA</w:t>
-      </w:r>
-      <w:proofErr w:type="gramEnd"/>
-      <w:r>
-        <w:rPr>
-          <w:sz w:val="20"/>
-          <w:szCs w:val="20"/>
-        </w:rPr>
-        <w:t>.</w:t>
-      </w:r>
-    </w:p>
-    <w:p>
-      <w:pPr>
-        <w:spacing w:after="40" w:line="300" w:lineRule="auto"/>
-        <w:jc w:val="center"/>
-      </w:pPr>
-      <w:r>
-        <w:rPr>
-          <w:sz w:val="20"/>
-          <w:szCs w:val="20"/>
-        </w:rPr>
-        <w:t>PhD. (c) Ingeniería de Software PhD. (c) Seguridad Información</w:t>
-      </w:r>
-    </w:p>
-    <w:p>
-      <w:pPr>
-        <w:spacing w:before="280" w:after="40" w:line="300" w:lineRule="auto"/>
-        <w:jc w:val="center"/>
-      </w:pPr>
-      <w:r>
-        <w:rPr>
-          <w:b/>
-          <w:bCs/>
-          <w:sz w:val="26"/>
-          <w:szCs w:val="26"/>
-        </w:rPr>
-        <w:t>Fecha</w:t>
-      </w:r>
-    </w:p>
-    <w:p>
-      <w:pPr>
-        <w:spacing w:after="40" w:line="300" w:lineRule="auto"/>
-        <w:jc w:val="center"/>
-      </w:pPr>
-      <w:r>
-        <w:rPr>
-          <w:b/>
-          <w:bCs/>
-          <w:sz w:val="24"/>
-          <w:szCs w:val="24"/>
-        </w:rPr>
-        <w:t>04/11/2026</w:t>
-      </w:r>
-    </w:p>
-    <w:p>
-      <w:pPr>
-        <w:sectPr>
-          <w:pgSz w:w="11906" w:h="16838"/>
-          <w:pgMar w:top="1200" w:right="1440" w:bottom="1200" w:left="1440" w:header="708" w:footer="708" w:gutter="0"/>
-          <w:pgBorders w:offsetFrom="page">
-            <w:top w:val="dashDotStroked" w:sz="24" w:space="24" w:color="4472C4" w:themeColor="accent1"/>
-            <w:left w:val="dashDotStroked" w:sz="24" w:space="24" w:color="4472C4" w:themeColor="accent1"/>
-            <w:bottom w:val="dashDotStroked" w:sz="24" w:space="24" w:color="4472C4" w:themeColor="accent1"/>
-            <w:right w:val="dashDotStroked" w:sz="24" w:space="24" w:color="4472C4" w:themeColor="accent1"/>
-          </w:pgBorders>
-          <w:cols w:space="720"/>
-          <w:docGrid w:linePitch="360"/>
-        </w:sectPr>
-      </w:pPr>
-    </w:p>
-    <w:p>
-      <w:pPr>
-        <w:spacing w:after="120" w:line="300" w:lineRule="auto"/>
-        <w:jc w:val="both"/>
-      </w:pPr>
-      <w:r>
-        <w:rPr>
-          <w:b/>
-          <w:bCs/>
-          <w:color w:val="1F3864"/>
+          <w:color w:val="1F497D"/>
           <w:sz w:val="24"/>
           <w:szCs w:val="24"/>
         </w:rPr>
@@ -316,7 +4387,7 @@
           <w:pPr>
             <w:pStyle w:val="TDC1"/>
             <w:tabs>
-              <w:tab w:val="right" w:leader="dot" w:pos="9016"/>
+              <w:tab w:val="right" w:leader="dot" w:pos="8494"/>
             </w:tabs>
             <w:rPr>
               <w:noProof/>
@@ -386,7 +4457,7 @@
           <w:pPr>
             <w:pStyle w:val="TDC1"/>
             <w:tabs>
-              <w:tab w:val="right" w:leader="dot" w:pos="9016"/>
+              <w:tab w:val="right" w:leader="dot" w:pos="8494"/>
             </w:tabs>
             <w:rPr>
               <w:noProof/>
@@ -447,7 +4518,7 @@
           <w:pPr>
             <w:pStyle w:val="TDC2"/>
             <w:tabs>
-              <w:tab w:val="right" w:leader="dot" w:pos="9016"/>
+              <w:tab w:val="right" w:leader="dot" w:pos="8494"/>
             </w:tabs>
             <w:rPr>
               <w:noProof/>
@@ -508,7 +4579,7 @@
           <w:pPr>
             <w:pStyle w:val="TDC2"/>
             <w:tabs>
-              <w:tab w:val="right" w:leader="dot" w:pos="9016"/>
+              <w:tab w:val="right" w:leader="dot" w:pos="8494"/>
             </w:tabs>
             <w:rPr>
               <w:noProof/>
@@ -569,7 +4640,7 @@
           <w:pPr>
             <w:pStyle w:val="TDC1"/>
             <w:tabs>
-              <w:tab w:val="right" w:leader="dot" w:pos="9016"/>
+              <w:tab w:val="right" w:leader="dot" w:pos="8494"/>
             </w:tabs>
             <w:rPr>
               <w:noProof/>
@@ -630,7 +4701,7 @@
           <w:pPr>
             <w:pStyle w:val="TDC1"/>
             <w:tabs>
-              <w:tab w:val="right" w:leader="dot" w:pos="9016"/>
+              <w:tab w:val="right" w:leader="dot" w:pos="8494"/>
             </w:tabs>
             <w:rPr>
               <w:noProof/>
@@ -691,7 +4762,7 @@
           <w:pPr>
             <w:pStyle w:val="TDC1"/>
             <w:tabs>
-              <w:tab w:val="right" w:leader="dot" w:pos="9016"/>
+              <w:tab w:val="right" w:leader="dot" w:pos="8494"/>
             </w:tabs>
             <w:rPr>
               <w:noProof/>
@@ -752,7 +4823,7 @@
           <w:pPr>
             <w:pStyle w:val="TDC1"/>
             <w:tabs>
-              <w:tab w:val="right" w:leader="dot" w:pos="9016"/>
+              <w:tab w:val="right" w:leader="dot" w:pos="8494"/>
             </w:tabs>
             <w:rPr>
               <w:noProof/>
@@ -813,7 +4884,7 @@
           <w:pPr>
             <w:pStyle w:val="TDC1"/>
             <w:tabs>
-              <w:tab w:val="right" w:leader="dot" w:pos="9016"/>
+              <w:tab w:val="right" w:leader="dot" w:pos="8494"/>
             </w:tabs>
             <w:rPr>
               <w:noProof/>
@@ -874,7 +4945,7 @@
           <w:pPr>
             <w:pStyle w:val="TDC1"/>
             <w:tabs>
-              <w:tab w:val="right" w:leader="dot" w:pos="9016"/>
+              <w:tab w:val="right" w:leader="dot" w:pos="8494"/>
             </w:tabs>
             <w:rPr>
               <w:noProof/>
@@ -935,7 +5006,7 @@
           <w:pPr>
             <w:pStyle w:val="TDC2"/>
             <w:tabs>
-              <w:tab w:val="right" w:leader="dot" w:pos="9016"/>
+              <w:tab w:val="right" w:leader="dot" w:pos="8494"/>
             </w:tabs>
             <w:rPr>
               <w:noProof/>
@@ -996,7 +5067,7 @@
           <w:pPr>
             <w:pStyle w:val="TDC2"/>
             <w:tabs>
-              <w:tab w:val="right" w:leader="dot" w:pos="9016"/>
+              <w:tab w:val="right" w:leader="dot" w:pos="8494"/>
             </w:tabs>
             <w:rPr>
               <w:noProof/>
@@ -1057,7 +5128,7 @@
           <w:pPr>
             <w:pStyle w:val="TDC2"/>
             <w:tabs>
-              <w:tab w:val="right" w:leader="dot" w:pos="9016"/>
+              <w:tab w:val="right" w:leader="dot" w:pos="8494"/>
             </w:tabs>
             <w:rPr>
               <w:noProof/>
@@ -1118,7 +5189,7 @@
           <w:pPr>
             <w:pStyle w:val="TDC2"/>
             <w:tabs>
-              <w:tab w:val="right" w:leader="dot" w:pos="9016"/>
+              <w:tab w:val="right" w:leader="dot" w:pos="8494"/>
             </w:tabs>
             <w:rPr>
               <w:noProof/>
@@ -1179,7 +5250,7 @@
           <w:pPr>
             <w:pStyle w:val="TDC2"/>
             <w:tabs>
-              <w:tab w:val="right" w:leader="dot" w:pos="9016"/>
+              <w:tab w:val="right" w:leader="dot" w:pos="8494"/>
             </w:tabs>
             <w:rPr>
               <w:noProof/>
@@ -1240,7 +5311,7 @@
           <w:pPr>
             <w:pStyle w:val="TDC3"/>
             <w:tabs>
-              <w:tab w:val="right" w:leader="dot" w:pos="9016"/>
+              <w:tab w:val="right" w:leader="dot" w:pos="8494"/>
             </w:tabs>
             <w:rPr>
               <w:noProof/>
@@ -1301,7 +5372,7 @@
           <w:pPr>
             <w:pStyle w:val="TDC2"/>
             <w:tabs>
-              <w:tab w:val="right" w:leader="dot" w:pos="9016"/>
+              <w:tab w:val="right" w:leader="dot" w:pos="8494"/>
             </w:tabs>
             <w:rPr>
               <w:noProof/>
@@ -1362,7 +5433,7 @@
           <w:pPr>
             <w:pStyle w:val="TDC2"/>
             <w:tabs>
-              <w:tab w:val="right" w:leader="dot" w:pos="9016"/>
+              <w:tab w:val="right" w:leader="dot" w:pos="8494"/>
             </w:tabs>
             <w:rPr>
               <w:noProof/>
@@ -1423,7 +5494,7 @@
           <w:pPr>
             <w:pStyle w:val="TDC2"/>
             <w:tabs>
-              <w:tab w:val="right" w:leader="dot" w:pos="9016"/>
+              <w:tab w:val="right" w:leader="dot" w:pos="8494"/>
             </w:tabs>
             <w:rPr>
               <w:noProof/>
@@ -1484,7 +5555,7 @@
           <w:pPr>
             <w:pStyle w:val="TDC2"/>
             <w:tabs>
-              <w:tab w:val="right" w:leader="dot" w:pos="9016"/>
+              <w:tab w:val="right" w:leader="dot" w:pos="8494"/>
             </w:tabs>
             <w:rPr>
               <w:noProof/>
@@ -1545,7 +5616,7 @@
           <w:pPr>
             <w:pStyle w:val="TDC1"/>
             <w:tabs>
-              <w:tab w:val="right" w:leader="dot" w:pos="9016"/>
+              <w:tab w:val="right" w:leader="dot" w:pos="8494"/>
             </w:tabs>
             <w:rPr>
               <w:noProof/>
@@ -1606,7 +5677,7 @@
           <w:pPr>
             <w:pStyle w:val="TDC2"/>
             <w:tabs>
-              <w:tab w:val="right" w:leader="dot" w:pos="9016"/>
+              <w:tab w:val="right" w:leader="dot" w:pos="8494"/>
             </w:tabs>
             <w:rPr>
               <w:noProof/>
@@ -1667,7 +5738,7 @@
           <w:pPr>
             <w:pStyle w:val="TDC2"/>
             <w:tabs>
-              <w:tab w:val="right" w:leader="dot" w:pos="9016"/>
+              <w:tab w:val="right" w:leader="dot" w:pos="8494"/>
             </w:tabs>
             <w:rPr>
               <w:noProof/>
@@ -1728,7 +5799,7 @@
           <w:pPr>
             <w:pStyle w:val="TDC2"/>
             <w:tabs>
-              <w:tab w:val="right" w:leader="dot" w:pos="9016"/>
+              <w:tab w:val="right" w:leader="dot" w:pos="8494"/>
             </w:tabs>
             <w:rPr>
               <w:noProof/>
@@ -1789,7 +5860,7 @@
           <w:pPr>
             <w:pStyle w:val="TDC2"/>
             <w:tabs>
-              <w:tab w:val="right" w:leader="dot" w:pos="9016"/>
+              <w:tab w:val="right" w:leader="dot" w:pos="8494"/>
             </w:tabs>
             <w:rPr>
               <w:noProof/>
@@ -1850,7 +5921,7 @@
           <w:pPr>
             <w:pStyle w:val="TDC1"/>
             <w:tabs>
-              <w:tab w:val="right" w:leader="dot" w:pos="9016"/>
+              <w:tab w:val="right" w:leader="dot" w:pos="8494"/>
             </w:tabs>
             <w:rPr>
               <w:noProof/>
@@ -1911,7 +5982,7 @@
           <w:pPr>
             <w:pStyle w:val="TDC2"/>
             <w:tabs>
-              <w:tab w:val="right" w:leader="dot" w:pos="9016"/>
+              <w:tab w:val="right" w:leader="dot" w:pos="8494"/>
             </w:tabs>
             <w:rPr>
               <w:noProof/>
@@ -1972,7 +6043,7 @@
           <w:pPr>
             <w:pStyle w:val="TDC2"/>
             <w:tabs>
-              <w:tab w:val="right" w:leader="dot" w:pos="9016"/>
+              <w:tab w:val="right" w:leader="dot" w:pos="8494"/>
             </w:tabs>
             <w:rPr>
               <w:noProof/>
@@ -2033,7 +6104,7 @@
           <w:pPr>
             <w:pStyle w:val="TDC2"/>
             <w:tabs>
-              <w:tab w:val="right" w:leader="dot" w:pos="9016"/>
+              <w:tab w:val="right" w:leader="dot" w:pos="8494"/>
             </w:tabs>
             <w:rPr>
               <w:noProof/>
@@ -2094,7 +6165,7 @@
           <w:pPr>
             <w:pStyle w:val="TDC1"/>
             <w:tabs>
-              <w:tab w:val="right" w:leader="dot" w:pos="9016"/>
+              <w:tab w:val="right" w:leader="dot" w:pos="8494"/>
             </w:tabs>
             <w:rPr>
               <w:noProof/>
@@ -2155,7 +6226,7 @@
           <w:pPr>
             <w:pStyle w:val="TDC1"/>
             <w:tabs>
-              <w:tab w:val="right" w:leader="dot" w:pos="9016"/>
+              <w:tab w:val="right" w:leader="dot" w:pos="8494"/>
             </w:tabs>
             <w:rPr>
               <w:noProof/>
@@ -2216,7 +6287,7 @@
           <w:pPr>
             <w:pStyle w:val="TDC1"/>
             <w:tabs>
-              <w:tab w:val="right" w:leader="dot" w:pos="9016"/>
+              <w:tab w:val="right" w:leader="dot" w:pos="8494"/>
             </w:tabs>
             <w:rPr>
               <w:noProof/>
@@ -2277,7 +6348,7 @@
           <w:pPr>
             <w:pStyle w:val="TDC1"/>
             <w:tabs>
-              <w:tab w:val="right" w:leader="dot" w:pos="9016"/>
+              <w:tab w:val="right" w:leader="dot" w:pos="8494"/>
             </w:tabs>
             <w:rPr>
               <w:noProof/>
@@ -2371,12 +6442,12 @@
         <w:rPr>
           <w:b/>
           <w:bCs/>
-          <w:color w:val="1F3864"/>
+          <w:color w:val="1F497D"/>
           <w:sz w:val="24"/>
           <w:szCs w:val="24"/>
         </w:rPr>
         <w:lastRenderedPageBreak/>
-        <w:t>ÍNDICE DE ILUSTRACIONES</w:t>
+        <w:t>ÍNDICE DE IMÁGENES</w:t>
       </w:r>
     </w:p>
     <w:p>
@@ -2389,7 +6460,7 @@
           <w:sz w:val="20"/>
           <w:szCs w:val="20"/>
         </w:rPr>
-        <w:t>Ilustración 1. Diagrama de arquitectura del sistema</w:t>
+        <w:t>Figura 1. Diagrama de arquitectura del sistema</w:t>
       </w:r>
     </w:p>
     <w:p>
@@ -2402,7 +6473,7 @@
           <w:sz w:val="20"/>
           <w:szCs w:val="20"/>
         </w:rPr>
-        <w:t>Ilustración 2. Diagrama de clases del servidor</w:t>
+        <w:t>Figura 2. Diagrama de clases del servidor</w:t>
       </w:r>
     </w:p>
     <w:p>
@@ -2415,7 +6486,7 @@
           <w:sz w:val="20"/>
           <w:szCs w:val="20"/>
         </w:rPr>
-        <w:t xml:space="preserve">Ilustración 3. Modelo físico de la base de datos </w:t>
+        <w:t xml:space="preserve">Figura 3. Modelo físico de la base de datos </w:t>
       </w:r>
       <w:proofErr w:type="spellStart"/>
       <w:r>
@@ -2437,7 +6508,7 @@
           <w:sz w:val="20"/>
           <w:szCs w:val="20"/>
         </w:rPr>
-        <w:t>Ilustración 4. Secuencia de una transferencia</w:t>
+        <w:t>Figura 4. Secuencia de una transferencia</w:t>
       </w:r>
     </w:p>
     <w:p>
@@ -2450,7 +6521,7 @@
           <w:sz w:val="20"/>
           <w:szCs w:val="20"/>
         </w:rPr>
-        <w:t>Ilustración 5. Secuencia de la apertura de cuenta</w:t>
+        <w:t>Figura 5. Secuencia de la apertura de cuenta</w:t>
       </w:r>
     </w:p>
     <w:p>
@@ -2463,7 +6534,7 @@
           <w:sz w:val="20"/>
           <w:szCs w:val="20"/>
         </w:rPr>
-        <w:t xml:space="preserve">Ilustración 6. Panel de monitoreo del servidor con </w:t>
+        <w:t xml:space="preserve">Figura 6. Panel de monitoreo del servidor con </w:t>
       </w:r>
       <w:proofErr w:type="spellStart"/>
       <w:r>
@@ -2492,7 +6563,7 @@
           <w:sz w:val="20"/>
           <w:szCs w:val="20"/>
         </w:rPr>
-        <w:t>Ilustración 7. Panel registrando las peticiones del cliente de consola</w:t>
+        <w:t>Figura 7. Panel registrando las peticiones del cliente de consola</w:t>
       </w:r>
     </w:p>
     <w:p>
@@ -2505,7 +6576,7 @@
           <w:sz w:val="20"/>
           <w:szCs w:val="20"/>
         </w:rPr>
-        <w:t xml:space="preserve">Ilustración 8. Resultado de </w:t>
+        <w:t xml:space="preserve">Figura 8. Resultado de </w:t>
       </w:r>
       <w:proofErr w:type="spellStart"/>
       <w:r>
@@ -2527,7 +6598,7 @@
           <w:sz w:val="20"/>
           <w:szCs w:val="20"/>
         </w:rPr>
-        <w:t>Ilustración 9. Cliente de consola</w:t>
+        <w:t>Figura 9. Cliente de consola</w:t>
       </w:r>
     </w:p>
     <w:p>
@@ -2540,7 +6611,7 @@
           <w:sz w:val="20"/>
           <w:szCs w:val="20"/>
         </w:rPr>
-        <w:t>Ilustración 10. Cliente de escritorio — inicio de sesión</w:t>
+        <w:t>Figura 10. Cliente de escritorio — inicio de sesión</w:t>
       </w:r>
     </w:p>
     <w:p>
@@ -2553,7 +6624,7 @@
           <w:sz w:val="20"/>
           <w:szCs w:val="20"/>
         </w:rPr>
-        <w:t>Ilustración 11. Cliente de escritorio — cuentas</w:t>
+        <w:t>Figura 11. Cliente de escritorio — cuentas</w:t>
       </w:r>
     </w:p>
     <w:p>
@@ -2566,7 +6637,7 @@
           <w:sz w:val="20"/>
           <w:szCs w:val="20"/>
         </w:rPr>
-        <w:t>Ilustración 12. Cliente de escritorio — operación rechazada por validación</w:t>
+        <w:t>Figura 12. Cliente de escritorio — operación rechazada por validación</w:t>
       </w:r>
     </w:p>
     <w:p>
@@ -2579,7 +6650,7 @@
           <w:sz w:val="20"/>
           <w:szCs w:val="20"/>
         </w:rPr>
-        <w:t>Ilustración 13. Cliente de escritorio — gestión de clientes y apertura de cuenta</w:t>
+        <w:t>Figura 13. Cliente de escritorio — gestión de clientes y apertura de cuenta</w:t>
       </w:r>
     </w:p>
     <w:p>
@@ -2592,7 +6663,7 @@
           <w:sz w:val="20"/>
           <w:szCs w:val="20"/>
         </w:rPr>
-        <w:t>Ilustración 14. Cliente de escritorio — estado de cuenta de la cuenta nueva</w:t>
+        <w:t>Figura 14. Cliente de escritorio — estado de cuenta de la cuenta nueva</w:t>
       </w:r>
     </w:p>
     <w:p>
@@ -2605,7 +6676,7 @@
           <w:sz w:val="20"/>
           <w:szCs w:val="20"/>
         </w:rPr>
-        <w:t>Ilustración 15. Cliente web — inicio de sesión</w:t>
+        <w:t>Figura 15. Cliente web — inicio de sesión</w:t>
       </w:r>
     </w:p>
     <w:p>
@@ -2618,7 +6689,7 @@
           <w:sz w:val="20"/>
           <w:szCs w:val="20"/>
         </w:rPr>
-        <w:t>Ilustración 16. Cliente web — cuentas en dólares</w:t>
+        <w:t>Figura 16. Cliente web — cuentas en dólares</w:t>
       </w:r>
     </w:p>
     <w:p>
@@ -2631,7 +6702,7 @@
           <w:sz w:val="20"/>
           <w:szCs w:val="20"/>
         </w:rPr>
-        <w:t>Ilustración 17. Cliente web — depósito y comprobante</w:t>
+        <w:t>Figura 17. Cliente web — depósito y comprobante</w:t>
       </w:r>
     </w:p>
     <w:p>
@@ -2644,7 +6715,7 @@
           <w:sz w:val="20"/>
           <w:szCs w:val="20"/>
         </w:rPr>
-        <w:t>Ilustración 18. Cliente web — movimientos</w:t>
+        <w:t>Figura 18. Cliente web — movimientos</w:t>
       </w:r>
     </w:p>
     <w:p>
@@ -2657,7 +6728,7 @@
           <w:sz w:val="20"/>
           <w:szCs w:val="20"/>
         </w:rPr>
-        <w:t>Ilustración 19. Cliente web — clientes con cédula ecuatoriana</w:t>
+        <w:t>Figura 19. Cliente web — clientes con cédula ecuatoriana</w:t>
       </w:r>
     </w:p>
     <w:p>
@@ -2670,7 +6741,7 @@
           <w:sz w:val="20"/>
           <w:szCs w:val="20"/>
         </w:rPr>
-        <w:t>Ilustración 20. Cliente móvil en Samsung Galaxy S22 Ultra — inicio de sesión, cuentas, depósito, retiro y transferencia</w:t>
+        <w:t>Figura 20. Cliente móvil en Samsung Galaxy S22 Ultra — inicio de sesión, cuentas, depósito, retiro y transferencia</w:t>
       </w:r>
     </w:p>
     <w:p>
@@ -2682,7 +6753,7 @@
         <w:rPr>
           <w:b/>
           <w:bCs/>
-          <w:color w:val="1F3864"/>
+          <w:color w:val="1F497D"/>
           <w:sz w:val="24"/>
           <w:szCs w:val="24"/>
         </w:rPr>
@@ -2819,7 +6890,7 @@
         <w:rPr>
           <w:b/>
           <w:bCs/>
-          <w:color w:val="1F3864"/>
+          <w:color w:val="1F497D"/>
           <w:sz w:val="28"/>
           <w:szCs w:val="28"/>
         </w:rPr>
@@ -3147,24 +7218,24 @@
     </w:p>
     <w:p>
       <w:pPr>
+        <w:jc w:val="center"/>
         <w:keepNext/>
         <w:spacing w:before="120" w:after="80"/>
       </w:pPr>
       <w:r>
         <w:rPr>
-          <w:b/>
-          <w:bCs/>
           <w:i/>
           <w:iCs/>
-          <w:sz w:val="20"/>
-          <w:szCs w:val="20"/>
+          <w:color w:val="1F497D"/>
+          <w:sz w:val="18"/>
+          <w:szCs w:val="18"/>
         </w:rPr>
         <w:t>Tabla 1. Conceptos principales</w:t>
       </w:r>
     </w:p>
     <w:tbl>
       <w:tblPr>
-        <w:tblW w:w="9026" w:type="dxa"/>
+        <w:tblW w:w="8504" w:type="dxa"/>
         <w:tblBorders>
           <w:top w:val="single" w:sz="4" w:space="0" w:color="auto"/>
           <w:left w:val="single" w:sz="4" w:space="0" w:color="auto"/>
@@ -3180,8 +7251,8 @@
         <w:tblLook w:val="04A0" w:firstRow="1" w:lastRow="0" w:firstColumn="1" w:lastColumn="0" w:noHBand="0" w:noVBand="1"/>
       </w:tblPr>
       <w:tblGrid>
-        <w:gridCol w:w="2300"/>
-        <w:gridCol w:w="6726"/>
+        <w:gridCol w:w="2166"/>
+        <w:gridCol w:w="6337"/>
       </w:tblGrid>
       <w:tr>
         <w:trPr>
@@ -3189,7 +7260,7 @@
         </w:trPr>
         <w:tc>
           <w:tcPr>
-            <w:tcW w:w="2300" w:type="dxa"/>
+            <w:tcW w:w="2166" w:type="dxa"/>
             <w:tcBorders>
               <w:top w:val="single" w:sz="4" w:space="0" w:color="8EA9DB"/>
               <w:left w:val="single" w:sz="4" w:space="0" w:color="8EA9DB"/>
@@ -3223,7 +7294,7 @@
         </w:tc>
         <w:tc>
           <w:tcPr>
-            <w:tcW w:w="6726" w:type="dxa"/>
+            <w:tcW w:w="6337" w:type="dxa"/>
             <w:tcBorders>
               <w:top w:val="single" w:sz="4" w:space="0" w:color="8EA9DB"/>
               <w:left w:val="single" w:sz="4" w:space="0" w:color="8EA9DB"/>
@@ -3262,7 +7333,7 @@
         </w:trPr>
         <w:tc>
           <w:tcPr>
-            <w:tcW w:w="2300" w:type="dxa"/>
+            <w:tcW w:w="2166" w:type="dxa"/>
             <w:tcBorders>
               <w:top w:val="single" w:sz="4" w:space="0" w:color="8EA9DB"/>
               <w:left w:val="single" w:sz="4" w:space="0" w:color="8EA9DB"/>
@@ -3291,7 +7362,7 @@
         </w:tc>
         <w:tc>
           <w:tcPr>
-            <w:tcW w:w="6726" w:type="dxa"/>
+            <w:tcW w:w="6337" w:type="dxa"/>
             <w:tcBorders>
               <w:top w:val="single" w:sz="4" w:space="0" w:color="8EA9DB"/>
               <w:left w:val="single" w:sz="4" w:space="0" w:color="8EA9DB"/>
@@ -3325,7 +7396,7 @@
         </w:trPr>
         <w:tc>
           <w:tcPr>
-            <w:tcW w:w="2300" w:type="dxa"/>
+            <w:tcW w:w="2166" w:type="dxa"/>
             <w:tcBorders>
               <w:top w:val="single" w:sz="4" w:space="0" w:color="8EA9DB"/>
               <w:left w:val="single" w:sz="4" w:space="0" w:color="8EA9DB"/>
@@ -3355,7 +7426,7 @@
         </w:tc>
         <w:tc>
           <w:tcPr>
-            <w:tcW w:w="6726" w:type="dxa"/>
+            <w:tcW w:w="6337" w:type="dxa"/>
             <w:tcBorders>
               <w:top w:val="single" w:sz="4" w:space="0" w:color="8EA9DB"/>
               <w:left w:val="single" w:sz="4" w:space="0" w:color="8EA9DB"/>
@@ -3389,7 +7460,7 @@
         </w:trPr>
         <w:tc>
           <w:tcPr>
-            <w:tcW w:w="2300" w:type="dxa"/>
+            <w:tcW w:w="2166" w:type="dxa"/>
             <w:tcBorders>
               <w:top w:val="single" w:sz="4" w:space="0" w:color="8EA9DB"/>
               <w:left w:val="single" w:sz="4" w:space="0" w:color="8EA9DB"/>
@@ -3418,7 +7489,7 @@
         </w:tc>
         <w:tc>
           <w:tcPr>
-            <w:tcW w:w="6726" w:type="dxa"/>
+            <w:tcW w:w="6337" w:type="dxa"/>
             <w:tcBorders>
               <w:top w:val="single" w:sz="4" w:space="0" w:color="8EA9DB"/>
               <w:left w:val="single" w:sz="4" w:space="0" w:color="8EA9DB"/>
@@ -3500,7 +7571,7 @@
         </w:trPr>
         <w:tc>
           <w:tcPr>
-            <w:tcW w:w="2300" w:type="dxa"/>
+            <w:tcW w:w="2166" w:type="dxa"/>
             <w:tcBorders>
               <w:top w:val="single" w:sz="4" w:space="0" w:color="8EA9DB"/>
               <w:left w:val="single" w:sz="4" w:space="0" w:color="8EA9DB"/>
@@ -3529,7 +7600,7 @@
         </w:tc>
         <w:tc>
           <w:tcPr>
-            <w:tcW w:w="6726" w:type="dxa"/>
+            <w:tcW w:w="6337" w:type="dxa"/>
             <w:tcBorders>
               <w:top w:val="single" w:sz="4" w:space="0" w:color="8EA9DB"/>
               <w:left w:val="single" w:sz="4" w:space="0" w:color="8EA9DB"/>
@@ -3579,7 +7650,7 @@
         </w:trPr>
         <w:tc>
           <w:tcPr>
-            <w:tcW w:w="2300" w:type="dxa"/>
+            <w:tcW w:w="2166" w:type="dxa"/>
             <w:tcBorders>
               <w:top w:val="single" w:sz="4" w:space="0" w:color="8EA9DB"/>
               <w:left w:val="single" w:sz="4" w:space="0" w:color="8EA9DB"/>
@@ -3608,7 +7679,7 @@
         </w:tc>
         <w:tc>
           <w:tcPr>
-            <w:tcW w:w="6726" w:type="dxa"/>
+            <w:tcW w:w="6337" w:type="dxa"/>
             <w:tcBorders>
               <w:top w:val="single" w:sz="4" w:space="0" w:color="8EA9DB"/>
               <w:left w:val="single" w:sz="4" w:space="0" w:color="8EA9DB"/>
@@ -3642,7 +7713,7 @@
         </w:trPr>
         <w:tc>
           <w:tcPr>
-            <w:tcW w:w="2300" w:type="dxa"/>
+            <w:tcW w:w="2166" w:type="dxa"/>
             <w:tcBorders>
               <w:top w:val="single" w:sz="4" w:space="0" w:color="8EA9DB"/>
               <w:left w:val="single" w:sz="4" w:space="0" w:color="8EA9DB"/>
@@ -3671,7 +7742,7 @@
         </w:tc>
         <w:tc>
           <w:tcPr>
-            <w:tcW w:w="6726" w:type="dxa"/>
+            <w:tcW w:w="6337" w:type="dxa"/>
             <w:tcBorders>
               <w:top w:val="single" w:sz="4" w:space="0" w:color="8EA9DB"/>
               <w:left w:val="single" w:sz="4" w:space="0" w:color="8EA9DB"/>
@@ -3737,7 +7808,7 @@
         </w:trPr>
         <w:tc>
           <w:tcPr>
-            <w:tcW w:w="2300" w:type="dxa"/>
+            <w:tcW w:w="2166" w:type="dxa"/>
             <w:tcBorders>
               <w:top w:val="single" w:sz="4" w:space="0" w:color="8EA9DB"/>
               <w:left w:val="single" w:sz="4" w:space="0" w:color="8EA9DB"/>
@@ -3766,7 +7837,7 @@
         </w:tc>
         <w:tc>
           <w:tcPr>
-            <w:tcW w:w="6726" w:type="dxa"/>
+            <w:tcW w:w="6337" w:type="dxa"/>
             <w:tcBorders>
               <w:top w:val="single" w:sz="4" w:space="0" w:color="8EA9DB"/>
               <w:left w:val="single" w:sz="4" w:space="0" w:color="8EA9DB"/>
@@ -3800,7 +7871,7 @@
         </w:trPr>
         <w:tc>
           <w:tcPr>
-            <w:tcW w:w="2300" w:type="dxa"/>
+            <w:tcW w:w="2166" w:type="dxa"/>
             <w:tcBorders>
               <w:top w:val="single" w:sz="4" w:space="0" w:color="8EA9DB"/>
               <w:left w:val="single" w:sz="4" w:space="0" w:color="8EA9DB"/>
@@ -3829,7 +7900,7 @@
         </w:tc>
         <w:tc>
           <w:tcPr>
-            <w:tcW w:w="6726" w:type="dxa"/>
+            <w:tcW w:w="6337" w:type="dxa"/>
             <w:tcBorders>
               <w:top w:val="single" w:sz="4" w:space="0" w:color="8EA9DB"/>
               <w:left w:val="single" w:sz="4" w:space="0" w:color="8EA9DB"/>
@@ -4169,7 +8240,7 @@
         </w:rPr>
         <w:drawing>
           <wp:inline distT="0" distB="0" distL="0" distR="0" wp14:anchorId="0116BC56" wp14:editId="6043D23B">
-            <wp:extent cx="5715000" cy="2895804"/>
+            <wp:extent cx="5400040" cy="2736213"/>
             <wp:effectExtent l="0" t="0" r="0" b="0"/>
             <wp:docPr id="1" name="Imagen 1"/>
             <wp:cNvGraphicFramePr>
@@ -4194,7 +8265,7 @@
                   <pic:spPr bwMode="auto">
                     <a:xfrm>
                       <a:off x="0" y="0"/>
-                      <a:ext cx="5715000" cy="2895804"/>
+                      <a:ext cx="5400040" cy="2736213"/>
                     </a:xfrm>
                     <a:prstGeom prst="rect">
                       <a:avLst/>
@@ -4214,14 +8285,13 @@
       </w:pPr>
       <w:r>
         <w:rPr>
-          <w:b/>
-          <w:bCs/>
           <w:i/>
           <w:iCs/>
-          <w:sz w:val="20"/>
-          <w:szCs w:val="20"/>
-        </w:rPr>
-        <w:t>Ilustración 1. Diagrama de arquitectura del sistema</w:t>
+          <w:color w:val="1F497D"/>
+          <w:sz w:val="18"/>
+          <w:szCs w:val="18"/>
+        </w:rPr>
+        <w:t>Figura 1. Diagrama de arquitectura del sistema</w:t>
       </w:r>
     </w:p>
     <w:p>
@@ -4236,7 +8306,7 @@
         <w:lastRenderedPageBreak/>
         <w:drawing>
           <wp:inline distT="0" distB="0" distL="0" distR="0" wp14:anchorId="24E51AF8" wp14:editId="044872DD">
-            <wp:extent cx="5715000" cy="6490565"/>
+            <wp:extent cx="5400040" cy="6132862"/>
             <wp:effectExtent l="0" t="0" r="0" b="0"/>
             <wp:docPr id="2" name="Imagen 2"/>
             <wp:cNvGraphicFramePr>
@@ -4261,7 +8331,7 @@
                   <pic:spPr bwMode="auto">
                     <a:xfrm>
                       <a:off x="0" y="0"/>
-                      <a:ext cx="5715000" cy="6490565"/>
+                      <a:ext cx="5400040" cy="6132862"/>
                     </a:xfrm>
                     <a:prstGeom prst="rect">
                       <a:avLst/>
@@ -4281,14 +8351,13 @@
       </w:pPr>
       <w:r>
         <w:rPr>
-          <w:b/>
-          <w:bCs/>
           <w:i/>
           <w:iCs/>
-          <w:sz w:val="20"/>
-          <w:szCs w:val="20"/>
-        </w:rPr>
-        <w:t>Ilustración 2. Diagrama de clases del servidor</w:t>
+          <w:color w:val="1F497D"/>
+          <w:sz w:val="18"/>
+          <w:szCs w:val="18"/>
+        </w:rPr>
+        <w:t>Figura 2. Diagrama de clases del servidor</w:t>
       </w:r>
     </w:p>
     <w:p>
@@ -4305,24 +8374,24 @@
     </w:p>
     <w:p>
       <w:pPr>
+        <w:jc w:val="center"/>
         <w:keepNext/>
         <w:spacing w:before="120" w:after="80"/>
       </w:pPr>
       <w:r>
         <w:rPr>
-          <w:b/>
-          <w:bCs/>
           <w:i/>
           <w:iCs/>
-          <w:sz w:val="20"/>
-          <w:szCs w:val="20"/>
+          <w:color w:val="1F497D"/>
+          <w:sz w:val="18"/>
+          <w:szCs w:val="18"/>
         </w:rPr>
         <w:t>Tabla 2. Tecnologías utilizadas</w:t>
       </w:r>
     </w:p>
     <w:tbl>
       <w:tblPr>
-        <w:tblW w:w="9026" w:type="dxa"/>
+        <w:tblW w:w="8504" w:type="dxa"/>
         <w:tblBorders>
           <w:top w:val="single" w:sz="4" w:space="0" w:color="auto"/>
           <w:left w:val="single" w:sz="4" w:space="0" w:color="auto"/>
@@ -4338,9 +8407,9 @@
         <w:tblLook w:val="04A0" w:firstRow="1" w:lastRow="0" w:firstColumn="1" w:lastColumn="0" w:noHBand="0" w:noVBand="1"/>
       </w:tblPr>
       <w:tblGrid>
-        <w:gridCol w:w="2400"/>
-        <w:gridCol w:w="4626"/>
-        <w:gridCol w:w="2000"/>
+        <w:gridCol w:w="2261"/>
+        <w:gridCol w:w="4358"/>
+        <w:gridCol w:w="1884"/>
       </w:tblGrid>
       <w:tr>
         <w:trPr>
@@ -4348,7 +8417,7 @@
         </w:trPr>
         <w:tc>
           <w:tcPr>
-            <w:tcW w:w="2400" w:type="dxa"/>
+            <w:tcW w:w="2261" w:type="dxa"/>
             <w:tcBorders>
               <w:top w:val="single" w:sz="4" w:space="0" w:color="8EA9DB"/>
               <w:left w:val="single" w:sz="4" w:space="0" w:color="8EA9DB"/>
@@ -4382,7 +8451,7 @@
         </w:tc>
         <w:tc>
           <w:tcPr>
-            <w:tcW w:w="4626" w:type="dxa"/>
+            <w:tcW w:w="4358" w:type="dxa"/>
             <w:tcBorders>
               <w:top w:val="single" w:sz="4" w:space="0" w:color="8EA9DB"/>
               <w:left w:val="single" w:sz="4" w:space="0" w:color="8EA9DB"/>
@@ -4416,7 +8485,7 @@
         </w:tc>
         <w:tc>
           <w:tcPr>
-            <w:tcW w:w="2000" w:type="dxa"/>
+            <w:tcW w:w="1884" w:type="dxa"/>
             <w:tcBorders>
               <w:top w:val="single" w:sz="4" w:space="0" w:color="8EA9DB"/>
               <w:left w:val="single" w:sz="4" w:space="0" w:color="8EA9DB"/>
@@ -4455,7 +8524,7 @@
         </w:trPr>
         <w:tc>
           <w:tcPr>
-            <w:tcW w:w="2400" w:type="dxa"/>
+            <w:tcW w:w="2261" w:type="dxa"/>
             <w:tcBorders>
               <w:top w:val="single" w:sz="4" w:space="0" w:color="8EA9DB"/>
               <w:left w:val="single" w:sz="4" w:space="0" w:color="8EA9DB"/>
@@ -4484,7 +8553,7 @@
         </w:tc>
         <w:tc>
           <w:tcPr>
-            <w:tcW w:w="4626" w:type="dxa"/>
+            <w:tcW w:w="4358" w:type="dxa"/>
             <w:tcBorders>
               <w:top w:val="single" w:sz="4" w:space="0" w:color="8EA9DB"/>
               <w:left w:val="single" w:sz="4" w:space="0" w:color="8EA9DB"/>
@@ -4529,7 +8598,7 @@
         </w:tc>
         <w:tc>
           <w:tcPr>
-            <w:tcW w:w="2000" w:type="dxa"/>
+            <w:tcW w:w="1884" w:type="dxa"/>
             <w:tcBorders>
               <w:top w:val="single" w:sz="4" w:space="0" w:color="8EA9DB"/>
               <w:left w:val="single" w:sz="4" w:space="0" w:color="8EA9DB"/>
@@ -4563,7 +8632,7 @@
         </w:trPr>
         <w:tc>
           <w:tcPr>
-            <w:tcW w:w="2400" w:type="dxa"/>
+            <w:tcW w:w="2261" w:type="dxa"/>
             <w:tcBorders>
               <w:top w:val="single" w:sz="4" w:space="0" w:color="8EA9DB"/>
               <w:left w:val="single" w:sz="4" w:space="0" w:color="8EA9DB"/>
@@ -4592,7 +8661,7 @@
         </w:tc>
         <w:tc>
           <w:tcPr>
-            <w:tcW w:w="4626" w:type="dxa"/>
+            <w:tcW w:w="4358" w:type="dxa"/>
             <w:tcBorders>
               <w:top w:val="single" w:sz="4" w:space="0" w:color="8EA9DB"/>
               <w:left w:val="single" w:sz="4" w:space="0" w:color="8EA9DB"/>
@@ -4630,7 +8699,7 @@
         </w:tc>
         <w:tc>
           <w:tcPr>
-            <w:tcW w:w="2000" w:type="dxa"/>
+            <w:tcW w:w="1884" w:type="dxa"/>
             <w:tcBorders>
               <w:top w:val="single" w:sz="4" w:space="0" w:color="8EA9DB"/>
               <w:left w:val="single" w:sz="4" w:space="0" w:color="8EA9DB"/>
@@ -4664,7 +8733,7 @@
         </w:trPr>
         <w:tc>
           <w:tcPr>
-            <w:tcW w:w="2400" w:type="dxa"/>
+            <w:tcW w:w="2261" w:type="dxa"/>
             <w:tcBorders>
               <w:top w:val="single" w:sz="4" w:space="0" w:color="8EA9DB"/>
               <w:left w:val="single" w:sz="4" w:space="0" w:color="8EA9DB"/>
@@ -4693,7 +8762,7 @@
         </w:tc>
         <w:tc>
           <w:tcPr>
-            <w:tcW w:w="4626" w:type="dxa"/>
+            <w:tcW w:w="4358" w:type="dxa"/>
             <w:tcBorders>
               <w:top w:val="single" w:sz="4" w:space="0" w:color="8EA9DB"/>
               <w:left w:val="single" w:sz="4" w:space="0" w:color="8EA9DB"/>
@@ -4731,7 +8800,7 @@
         </w:tc>
         <w:tc>
           <w:tcPr>
-            <w:tcW w:w="2000" w:type="dxa"/>
+            <w:tcW w:w="1884" w:type="dxa"/>
             <w:tcBorders>
               <w:top w:val="single" w:sz="4" w:space="0" w:color="8EA9DB"/>
               <w:left w:val="single" w:sz="4" w:space="0" w:color="8EA9DB"/>
@@ -4765,7 +8834,7 @@
         </w:trPr>
         <w:tc>
           <w:tcPr>
-            <w:tcW w:w="2400" w:type="dxa"/>
+            <w:tcW w:w="2261" w:type="dxa"/>
             <w:tcBorders>
               <w:top w:val="single" w:sz="4" w:space="0" w:color="8EA9DB"/>
               <w:left w:val="single" w:sz="4" w:space="0" w:color="8EA9DB"/>
@@ -4794,7 +8863,7 @@
         </w:tc>
         <w:tc>
           <w:tcPr>
-            <w:tcW w:w="4626" w:type="dxa"/>
+            <w:tcW w:w="4358" w:type="dxa"/>
             <w:tcBorders>
               <w:top w:val="single" w:sz="4" w:space="0" w:color="8EA9DB"/>
               <w:left w:val="single" w:sz="4" w:space="0" w:color="8EA9DB"/>
@@ -4832,7 +8901,7 @@
         </w:tc>
         <w:tc>
           <w:tcPr>
-            <w:tcW w:w="2000" w:type="dxa"/>
+            <w:tcW w:w="1884" w:type="dxa"/>
             <w:tcBorders>
               <w:top w:val="single" w:sz="4" w:space="0" w:color="8EA9DB"/>
               <w:left w:val="single" w:sz="4" w:space="0" w:color="8EA9DB"/>
@@ -4866,7 +8935,7 @@
         </w:trPr>
         <w:tc>
           <w:tcPr>
-            <w:tcW w:w="2400" w:type="dxa"/>
+            <w:tcW w:w="2261" w:type="dxa"/>
             <w:tcBorders>
               <w:top w:val="single" w:sz="4" w:space="0" w:color="8EA9DB"/>
               <w:left w:val="single" w:sz="4" w:space="0" w:color="8EA9DB"/>
@@ -4895,7 +8964,7 @@
         </w:tc>
         <w:tc>
           <w:tcPr>
-            <w:tcW w:w="4626" w:type="dxa"/>
+            <w:tcW w:w="4358" w:type="dxa"/>
             <w:tcBorders>
               <w:top w:val="single" w:sz="4" w:space="0" w:color="8EA9DB"/>
               <w:left w:val="single" w:sz="4" w:space="0" w:color="8EA9DB"/>
@@ -4949,7 +9018,7 @@
         </w:tc>
         <w:tc>
           <w:tcPr>
-            <w:tcW w:w="2000" w:type="dxa"/>
+            <w:tcW w:w="1884" w:type="dxa"/>
             <w:tcBorders>
               <w:top w:val="single" w:sz="4" w:space="0" w:color="8EA9DB"/>
               <w:left w:val="single" w:sz="4" w:space="0" w:color="8EA9DB"/>
@@ -4983,7 +9052,7 @@
         </w:trPr>
         <w:tc>
           <w:tcPr>
-            <w:tcW w:w="2400" w:type="dxa"/>
+            <w:tcW w:w="2261" w:type="dxa"/>
             <w:tcBorders>
               <w:top w:val="single" w:sz="4" w:space="0" w:color="8EA9DB"/>
               <w:left w:val="single" w:sz="4" w:space="0" w:color="8EA9DB"/>
@@ -5012,7 +9081,7 @@
         </w:tc>
         <w:tc>
           <w:tcPr>
-            <w:tcW w:w="4626" w:type="dxa"/>
+            <w:tcW w:w="4358" w:type="dxa"/>
             <w:tcBorders>
               <w:top w:val="single" w:sz="4" w:space="0" w:color="8EA9DB"/>
               <w:left w:val="single" w:sz="4" w:space="0" w:color="8EA9DB"/>
@@ -5041,7 +9110,7 @@
         </w:tc>
         <w:tc>
           <w:tcPr>
-            <w:tcW w:w="2000" w:type="dxa"/>
+            <w:tcW w:w="1884" w:type="dxa"/>
             <w:tcBorders>
               <w:top w:val="single" w:sz="4" w:space="0" w:color="8EA9DB"/>
               <w:left w:val="single" w:sz="4" w:space="0" w:color="8EA9DB"/>
@@ -5075,7 +9144,7 @@
         </w:trPr>
         <w:tc>
           <w:tcPr>
-            <w:tcW w:w="2400" w:type="dxa"/>
+            <w:tcW w:w="2261" w:type="dxa"/>
             <w:tcBorders>
               <w:top w:val="single" w:sz="4" w:space="0" w:color="8EA9DB"/>
               <w:left w:val="single" w:sz="4" w:space="0" w:color="8EA9DB"/>
@@ -5104,7 +9173,7 @@
         </w:tc>
         <w:tc>
           <w:tcPr>
-            <w:tcW w:w="4626" w:type="dxa"/>
+            <w:tcW w:w="4358" w:type="dxa"/>
             <w:tcBorders>
               <w:top w:val="single" w:sz="4" w:space="0" w:color="8EA9DB"/>
               <w:left w:val="single" w:sz="4" w:space="0" w:color="8EA9DB"/>
@@ -5133,7 +9202,7 @@
         </w:tc>
         <w:tc>
           <w:tcPr>
-            <w:tcW w:w="2000" w:type="dxa"/>
+            <w:tcW w:w="1884" w:type="dxa"/>
             <w:tcBorders>
               <w:top w:val="single" w:sz="4" w:space="0" w:color="8EA9DB"/>
               <w:left w:val="single" w:sz="4" w:space="0" w:color="8EA9DB"/>
@@ -5167,7 +9236,7 @@
         </w:trPr>
         <w:tc>
           <w:tcPr>
-            <w:tcW w:w="2400" w:type="dxa"/>
+            <w:tcW w:w="2261" w:type="dxa"/>
             <w:tcBorders>
               <w:top w:val="single" w:sz="4" w:space="0" w:color="8EA9DB"/>
               <w:left w:val="single" w:sz="4" w:space="0" w:color="8EA9DB"/>
@@ -5196,7 +9265,7 @@
         </w:tc>
         <w:tc>
           <w:tcPr>
-            <w:tcW w:w="4626" w:type="dxa"/>
+            <w:tcW w:w="4358" w:type="dxa"/>
             <w:tcBorders>
               <w:top w:val="single" w:sz="4" w:space="0" w:color="8EA9DB"/>
               <w:left w:val="single" w:sz="4" w:space="0" w:color="8EA9DB"/>
@@ -5241,7 +9310,7 @@
         </w:tc>
         <w:tc>
           <w:tcPr>
-            <w:tcW w:w="2000" w:type="dxa"/>
+            <w:tcW w:w="1884" w:type="dxa"/>
             <w:tcBorders>
               <w:top w:val="single" w:sz="4" w:space="0" w:color="8EA9DB"/>
               <w:left w:val="single" w:sz="4" w:space="0" w:color="8EA9DB"/>
@@ -5284,7 +9353,7 @@
         </w:trPr>
         <w:tc>
           <w:tcPr>
-            <w:tcW w:w="2400" w:type="dxa"/>
+            <w:tcW w:w="2261" w:type="dxa"/>
             <w:tcBorders>
               <w:top w:val="single" w:sz="4" w:space="0" w:color="8EA9DB"/>
               <w:left w:val="single" w:sz="4" w:space="0" w:color="8EA9DB"/>
@@ -5313,7 +9382,7 @@
         </w:tc>
         <w:tc>
           <w:tcPr>
-            <w:tcW w:w="4626" w:type="dxa"/>
+            <w:tcW w:w="4358" w:type="dxa"/>
             <w:tcBorders>
               <w:top w:val="single" w:sz="4" w:space="0" w:color="8EA9DB"/>
               <w:left w:val="single" w:sz="4" w:space="0" w:color="8EA9DB"/>
@@ -5374,7 +9443,7 @@
         </w:tc>
         <w:tc>
           <w:tcPr>
-            <w:tcW w:w="2000" w:type="dxa"/>
+            <w:tcW w:w="1884" w:type="dxa"/>
             <w:tcBorders>
               <w:top w:val="single" w:sz="4" w:space="0" w:color="8EA9DB"/>
               <w:left w:val="single" w:sz="4" w:space="0" w:color="8EA9DB"/>
@@ -5408,7 +9477,7 @@
         </w:trPr>
         <w:tc>
           <w:tcPr>
-            <w:tcW w:w="2400" w:type="dxa"/>
+            <w:tcW w:w="2261" w:type="dxa"/>
             <w:tcBorders>
               <w:top w:val="single" w:sz="4" w:space="0" w:color="8EA9DB"/>
               <w:left w:val="single" w:sz="4" w:space="0" w:color="8EA9DB"/>
@@ -5437,7 +9506,7 @@
         </w:tc>
         <w:tc>
           <w:tcPr>
-            <w:tcW w:w="4626" w:type="dxa"/>
+            <w:tcW w:w="4358" w:type="dxa"/>
             <w:tcBorders>
               <w:top w:val="single" w:sz="4" w:space="0" w:color="8EA9DB"/>
               <w:left w:val="single" w:sz="4" w:space="0" w:color="8EA9DB"/>
@@ -5491,7 +9560,7 @@
         </w:tc>
         <w:tc>
           <w:tcPr>
-            <w:tcW w:w="2000" w:type="dxa"/>
+            <w:tcW w:w="1884" w:type="dxa"/>
             <w:tcBorders>
               <w:top w:val="single" w:sz="4" w:space="0" w:color="8EA9DB"/>
               <w:left w:val="single" w:sz="4" w:space="0" w:color="8EA9DB"/>
@@ -5547,7 +9616,7 @@
       <w:r>
         <w:rPr>
           <w:rFonts w:ascii="Consolas" w:eastAsia="Consolas" w:hAnsi="Consolas" w:cs="Consolas"/>
-          <w:color w:val="1F3864"/>
+          <w:color w:val="1F497D"/>
           <w:sz w:val="17"/>
           <w:szCs w:val="17"/>
           <w:lang w:val="en-US"/>
@@ -5567,7 +9636,7 @@
       <w:r>
         <w:rPr>
           <w:rFonts w:ascii="Consolas" w:eastAsia="Consolas" w:hAnsi="Consolas" w:cs="Consolas"/>
-          <w:color w:val="1F3864"/>
+          <w:color w:val="1F497D"/>
           <w:sz w:val="17"/>
           <w:szCs w:val="17"/>
         </w:rPr>
@@ -5586,7 +9655,7 @@
       <w:r>
         <w:rPr>
           <w:rFonts w:ascii="Consolas" w:eastAsia="Consolas" w:hAnsi="Consolas" w:cs="Consolas"/>
-          <w:color w:val="1F3864"/>
+          <w:color w:val="1F497D"/>
           <w:sz w:val="17"/>
           <w:szCs w:val="17"/>
         </w:rPr>
@@ -5605,7 +9674,7 @@
       <w:r>
         <w:rPr>
           <w:rFonts w:ascii="Consolas" w:eastAsia="Consolas" w:hAnsi="Consolas" w:cs="Consolas"/>
-          <w:color w:val="1F3864"/>
+          <w:color w:val="1F497D"/>
           <w:sz w:val="17"/>
           <w:szCs w:val="17"/>
         </w:rPr>
@@ -5615,7 +9684,7 @@
       <w:r>
         <w:rPr>
           <w:rFonts w:ascii="Consolas" w:eastAsia="Consolas" w:hAnsi="Consolas" w:cs="Consolas"/>
-          <w:color w:val="1F3864"/>
+          <w:color w:val="1F497D"/>
           <w:sz w:val="17"/>
           <w:szCs w:val="17"/>
         </w:rPr>
@@ -5625,7 +9694,7 @@
       <w:r>
         <w:rPr>
           <w:rFonts w:ascii="Consolas" w:eastAsia="Consolas" w:hAnsi="Consolas" w:cs="Consolas"/>
-          <w:color w:val="1F3864"/>
+          <w:color w:val="1F497D"/>
           <w:sz w:val="17"/>
           <w:szCs w:val="17"/>
         </w:rPr>
@@ -5635,7 +9704,7 @@
       <w:r>
         <w:rPr>
           <w:rFonts w:ascii="Consolas" w:eastAsia="Consolas" w:hAnsi="Consolas" w:cs="Consolas"/>
-          <w:color w:val="1F3864"/>
+          <w:color w:val="1F497D"/>
           <w:sz w:val="17"/>
           <w:szCs w:val="17"/>
         </w:rPr>
@@ -5645,7 +9714,7 @@
       <w:r>
         <w:rPr>
           <w:rFonts w:ascii="Consolas" w:eastAsia="Consolas" w:hAnsi="Consolas" w:cs="Consolas"/>
-          <w:color w:val="1F3864"/>
+          <w:color w:val="1F497D"/>
           <w:sz w:val="17"/>
           <w:szCs w:val="17"/>
         </w:rPr>
@@ -5664,7 +9733,7 @@
       <w:r>
         <w:rPr>
           <w:rFonts w:ascii="Consolas" w:eastAsia="Consolas" w:hAnsi="Consolas" w:cs="Consolas"/>
-          <w:color w:val="1F3864"/>
+          <w:color w:val="1F497D"/>
           <w:sz w:val="17"/>
           <w:szCs w:val="17"/>
         </w:rPr>
@@ -5674,7 +9743,7 @@
       <w:r>
         <w:rPr>
           <w:rFonts w:ascii="Consolas" w:eastAsia="Consolas" w:hAnsi="Consolas" w:cs="Consolas"/>
-          <w:color w:val="1F3864"/>
+          <w:color w:val="1F497D"/>
           <w:sz w:val="17"/>
           <w:szCs w:val="17"/>
         </w:rPr>
@@ -5684,7 +9753,7 @@
       <w:r>
         <w:rPr>
           <w:rFonts w:ascii="Consolas" w:eastAsia="Consolas" w:hAnsi="Consolas" w:cs="Consolas"/>
-          <w:color w:val="1F3864"/>
+          <w:color w:val="1F497D"/>
           <w:sz w:val="17"/>
           <w:szCs w:val="17"/>
         </w:rPr>
@@ -5703,7 +9772,7 @@
       <w:r>
         <w:rPr>
           <w:rFonts w:ascii="Consolas" w:eastAsia="Consolas" w:hAnsi="Consolas" w:cs="Consolas"/>
-          <w:color w:val="1F3864"/>
+          <w:color w:val="1F497D"/>
           <w:sz w:val="17"/>
           <w:szCs w:val="17"/>
         </w:rPr>
@@ -5713,7 +9782,7 @@
       <w:r>
         <w:rPr>
           <w:rFonts w:ascii="Consolas" w:eastAsia="Consolas" w:hAnsi="Consolas" w:cs="Consolas"/>
-          <w:color w:val="1F3864"/>
+          <w:color w:val="1F497D"/>
           <w:sz w:val="17"/>
           <w:szCs w:val="17"/>
         </w:rPr>
@@ -5723,7 +9792,7 @@
       <w:r>
         <w:rPr>
           <w:rFonts w:ascii="Consolas" w:eastAsia="Consolas" w:hAnsi="Consolas" w:cs="Consolas"/>
-          <w:color w:val="1F3864"/>
+          <w:color w:val="1F497D"/>
           <w:sz w:val="17"/>
           <w:szCs w:val="17"/>
         </w:rPr>
@@ -5742,7 +9811,7 @@
       <w:r>
         <w:rPr>
           <w:rFonts w:ascii="Consolas" w:eastAsia="Consolas" w:hAnsi="Consolas" w:cs="Consolas"/>
-          <w:color w:val="1F3864"/>
+          <w:color w:val="1F497D"/>
           <w:sz w:val="17"/>
           <w:szCs w:val="17"/>
         </w:rPr>
@@ -5752,7 +9821,7 @@
       <w:r>
         <w:rPr>
           <w:rFonts w:ascii="Consolas" w:eastAsia="Consolas" w:hAnsi="Consolas" w:cs="Consolas"/>
-          <w:color w:val="1F3864"/>
+          <w:color w:val="1F497D"/>
           <w:sz w:val="17"/>
           <w:szCs w:val="17"/>
         </w:rPr>
@@ -5762,7 +9831,7 @@
       <w:r>
         <w:rPr>
           <w:rFonts w:ascii="Consolas" w:eastAsia="Consolas" w:hAnsi="Consolas" w:cs="Consolas"/>
-          <w:color w:val="1F3864"/>
+          <w:color w:val="1F497D"/>
           <w:sz w:val="17"/>
           <w:szCs w:val="17"/>
         </w:rPr>
@@ -5784,7 +9853,7 @@
       <w:r>
         <w:rPr>
           <w:rFonts w:ascii="Consolas" w:eastAsia="Consolas" w:hAnsi="Consolas" w:cs="Consolas"/>
-          <w:color w:val="1F3864"/>
+          <w:color w:val="1F497D"/>
           <w:sz w:val="17"/>
           <w:szCs w:val="17"/>
           <w:lang w:val="en-US"/>
@@ -5804,7 +9873,7 @@
       <w:r>
         <w:rPr>
           <w:rFonts w:ascii="Consolas" w:eastAsia="Consolas" w:hAnsi="Consolas" w:cs="Consolas"/>
-          <w:color w:val="1F3864"/>
+          <w:color w:val="1F497D"/>
           <w:sz w:val="17"/>
           <w:szCs w:val="17"/>
         </w:rPr>
@@ -5814,7 +9883,7 @@
       <w:r>
         <w:rPr>
           <w:rFonts w:ascii="Consolas" w:eastAsia="Consolas" w:hAnsi="Consolas" w:cs="Consolas"/>
-          <w:color w:val="1F3864"/>
+          <w:color w:val="1F497D"/>
           <w:sz w:val="17"/>
           <w:szCs w:val="17"/>
         </w:rPr>
@@ -5824,7 +9893,7 @@
       <w:r>
         <w:rPr>
           <w:rFonts w:ascii="Consolas" w:eastAsia="Consolas" w:hAnsi="Consolas" w:cs="Consolas"/>
-          <w:color w:val="1F3864"/>
+          <w:color w:val="1F497D"/>
           <w:sz w:val="17"/>
           <w:szCs w:val="17"/>
         </w:rPr>
@@ -5843,7 +9912,7 @@
       <w:r>
         <w:rPr>
           <w:rFonts w:ascii="Consolas" w:eastAsia="Consolas" w:hAnsi="Consolas" w:cs="Consolas"/>
-          <w:color w:val="1F3864"/>
+          <w:color w:val="1F497D"/>
           <w:sz w:val="17"/>
           <w:szCs w:val="17"/>
         </w:rPr>
@@ -5853,7 +9922,7 @@
       <w:r>
         <w:rPr>
           <w:rFonts w:ascii="Consolas" w:eastAsia="Consolas" w:hAnsi="Consolas" w:cs="Consolas"/>
-          <w:color w:val="1F3864"/>
+          <w:color w:val="1F497D"/>
           <w:sz w:val="17"/>
           <w:szCs w:val="17"/>
         </w:rPr>
@@ -5863,7 +9932,7 @@
       <w:r>
         <w:rPr>
           <w:rFonts w:ascii="Consolas" w:eastAsia="Consolas" w:hAnsi="Consolas" w:cs="Consolas"/>
-          <w:color w:val="1F3864"/>
+          <w:color w:val="1F497D"/>
           <w:sz w:val="17"/>
           <w:szCs w:val="17"/>
         </w:rPr>
@@ -5882,7 +9951,7 @@
       <w:r>
         <w:rPr>
           <w:rFonts w:ascii="Consolas" w:eastAsia="Consolas" w:hAnsi="Consolas" w:cs="Consolas"/>
-          <w:color w:val="1F3864"/>
+          <w:color w:val="1F497D"/>
           <w:sz w:val="17"/>
           <w:szCs w:val="17"/>
         </w:rPr>
@@ -5971,7 +10040,7 @@
       <w:r>
         <w:rPr>
           <w:rFonts w:ascii="Consolas" w:eastAsia="Consolas" w:hAnsi="Consolas" w:cs="Consolas"/>
-          <w:color w:val="1F3864"/>
+          <w:color w:val="1F497D"/>
           <w:sz w:val="17"/>
           <w:szCs w:val="17"/>
           <w:lang w:val="en-US"/>
@@ -5994,7 +10063,7 @@
       <w:r>
         <w:rPr>
           <w:rFonts w:ascii="Consolas" w:eastAsia="Consolas" w:hAnsi="Consolas" w:cs="Consolas"/>
-          <w:color w:val="1F3864"/>
+          <w:color w:val="1F497D"/>
           <w:sz w:val="17"/>
           <w:szCs w:val="17"/>
           <w:lang w:val="en-US"/>
@@ -6017,7 +10086,7 @@
       <w:r>
         <w:rPr>
           <w:rFonts w:ascii="Consolas" w:eastAsia="Consolas" w:hAnsi="Consolas" w:cs="Consolas"/>
-          <w:color w:val="1F3864"/>
+          <w:color w:val="1F497D"/>
           <w:sz w:val="17"/>
           <w:szCs w:val="17"/>
           <w:lang w:val="en-US"/>
@@ -6040,7 +10109,7 @@
       <w:r>
         <w:rPr>
           <w:rFonts w:ascii="Consolas" w:eastAsia="Consolas" w:hAnsi="Consolas" w:cs="Consolas"/>
-          <w:color w:val="1F3864"/>
+          <w:color w:val="1F497D"/>
           <w:sz w:val="17"/>
           <w:szCs w:val="17"/>
           <w:lang w:val="en-US"/>
@@ -6051,7 +10120,7 @@
       <w:r>
         <w:rPr>
           <w:rFonts w:ascii="Consolas" w:eastAsia="Consolas" w:hAnsi="Consolas" w:cs="Consolas"/>
-          <w:color w:val="1F3864"/>
+          <w:color w:val="1F497D"/>
           <w:sz w:val="17"/>
           <w:szCs w:val="17"/>
           <w:lang w:val="en-US"/>
@@ -6062,7 +10131,7 @@
       <w:r>
         <w:rPr>
           <w:rFonts w:ascii="Consolas" w:eastAsia="Consolas" w:hAnsi="Consolas" w:cs="Consolas"/>
-          <w:color w:val="1F3864"/>
+          <w:color w:val="1F497D"/>
           <w:sz w:val="17"/>
           <w:szCs w:val="17"/>
           <w:lang w:val="en-US"/>
@@ -6073,7 +10142,7 @@
       <w:r>
         <w:rPr>
           <w:rFonts w:ascii="Consolas" w:eastAsia="Consolas" w:hAnsi="Consolas" w:cs="Consolas"/>
-          <w:color w:val="1F3864"/>
+          <w:color w:val="1F497D"/>
           <w:sz w:val="17"/>
           <w:szCs w:val="17"/>
           <w:lang w:val="en-US"/>
@@ -6084,7 +10153,7 @@
       <w:r>
         <w:rPr>
           <w:rFonts w:ascii="Consolas" w:eastAsia="Consolas" w:hAnsi="Consolas" w:cs="Consolas"/>
-          <w:color w:val="1F3864"/>
+          <w:color w:val="1F497D"/>
           <w:sz w:val="17"/>
           <w:szCs w:val="17"/>
           <w:lang w:val="en-US"/>
@@ -6094,7 +10163,7 @@
       <w:r>
         <w:rPr>
           <w:rFonts w:ascii="Consolas" w:eastAsia="Consolas" w:hAnsi="Consolas" w:cs="Consolas"/>
-          <w:color w:val="1F3864"/>
+          <w:color w:val="1F497D"/>
           <w:sz w:val="17"/>
           <w:szCs w:val="17"/>
           <w:lang w:val="en-US"/>
@@ -6114,7 +10183,7 @@
       <w:r>
         <w:rPr>
           <w:rFonts w:ascii="Consolas" w:eastAsia="Consolas" w:hAnsi="Consolas" w:cs="Consolas"/>
-          <w:color w:val="1F3864"/>
+          <w:color w:val="1F497D"/>
           <w:sz w:val="17"/>
           <w:szCs w:val="17"/>
         </w:rPr>
@@ -6133,7 +10202,7 @@
       <w:r>
         <w:rPr>
           <w:rFonts w:ascii="Consolas" w:eastAsia="Consolas" w:hAnsi="Consolas" w:cs="Consolas"/>
-          <w:color w:val="1F3864"/>
+          <w:color w:val="1F497D"/>
           <w:sz w:val="17"/>
           <w:szCs w:val="17"/>
         </w:rPr>
@@ -6143,7 +10212,7 @@
       <w:r>
         <w:rPr>
           <w:rFonts w:ascii="Consolas" w:eastAsia="Consolas" w:hAnsi="Consolas" w:cs="Consolas"/>
-          <w:color w:val="1F3864"/>
+          <w:color w:val="1F497D"/>
           <w:sz w:val="17"/>
           <w:szCs w:val="17"/>
         </w:rPr>
@@ -6163,7 +10232,7 @@
       <w:r>
         <w:rPr>
           <w:rFonts w:ascii="Consolas" w:eastAsia="Consolas" w:hAnsi="Consolas" w:cs="Consolas"/>
-          <w:color w:val="1F3864"/>
+          <w:color w:val="1F497D"/>
           <w:sz w:val="17"/>
           <w:szCs w:val="17"/>
         </w:rPr>
@@ -6173,7 +10242,7 @@
       <w:r>
         <w:rPr>
           <w:rFonts w:ascii="Consolas" w:eastAsia="Consolas" w:hAnsi="Consolas" w:cs="Consolas"/>
-          <w:color w:val="1F3864"/>
+          <w:color w:val="1F497D"/>
           <w:sz w:val="17"/>
           <w:szCs w:val="17"/>
         </w:rPr>
@@ -6183,7 +10252,7 @@
       <w:r>
         <w:rPr>
           <w:rFonts w:ascii="Consolas" w:eastAsia="Consolas" w:hAnsi="Consolas" w:cs="Consolas"/>
-          <w:color w:val="1F3864"/>
+          <w:color w:val="1F497D"/>
           <w:sz w:val="17"/>
           <w:szCs w:val="17"/>
         </w:rPr>
@@ -6193,7 +10262,7 @@
       <w:r>
         <w:rPr>
           <w:rFonts w:ascii="Consolas" w:eastAsia="Consolas" w:hAnsi="Consolas" w:cs="Consolas"/>
-          <w:color w:val="1F3864"/>
+          <w:color w:val="1F497D"/>
           <w:sz w:val="17"/>
           <w:szCs w:val="17"/>
         </w:rPr>
@@ -6203,7 +10272,7 @@
       <w:r>
         <w:rPr>
           <w:rFonts w:ascii="Consolas" w:eastAsia="Consolas" w:hAnsi="Consolas" w:cs="Consolas"/>
-          <w:color w:val="1F3864"/>
+          <w:color w:val="1F497D"/>
           <w:sz w:val="17"/>
           <w:szCs w:val="17"/>
         </w:rPr>
@@ -6221,7 +10290,7 @@
         </w:rPr>
         <w:drawing>
           <wp:inline distT="0" distB="0" distL="0" distR="0" wp14:anchorId="6A6B48CC" wp14:editId="30D4A303">
-            <wp:extent cx="5715000" cy="3365889"/>
+            <wp:extent cx="5400040" cy="3180391"/>
             <wp:effectExtent l="0" t="0" r="0" b="0"/>
             <wp:docPr id="3" name="Imagen 3"/>
             <wp:cNvGraphicFramePr>
@@ -6246,7 +10315,7 @@
                   <pic:spPr bwMode="auto">
                     <a:xfrm>
                       <a:off x="0" y="0"/>
-                      <a:ext cx="5715000" cy="3365889"/>
+                      <a:ext cx="5400040" cy="3180391"/>
                     </a:xfrm>
                     <a:prstGeom prst="rect">
                       <a:avLst/>
@@ -6266,24 +10335,22 @@
       </w:pPr>
       <w:r>
         <w:rPr>
-          <w:b/>
-          <w:bCs/>
           <w:i/>
           <w:iCs/>
-          <w:sz w:val="20"/>
-          <w:szCs w:val="20"/>
-        </w:rPr>
-        <w:t xml:space="preserve">Ilustración 3. Modelo físico de la base de datos </w:t>
+          <w:color w:val="1F497D"/>
+          <w:sz w:val="18"/>
+          <w:szCs w:val="18"/>
+        </w:rPr>
+        <w:t xml:space="preserve">Figura 3. Modelo físico de la base de datos </w:t>
       </w:r>
       <w:proofErr w:type="spellStart"/>
       <w:r>
         <w:rPr>
-          <w:b/>
-          <w:bCs/>
           <w:i/>
           <w:iCs/>
-          <w:sz w:val="20"/>
-          <w:szCs w:val="20"/>
+          <w:color w:val="1F497D"/>
+          <w:sz w:val="18"/>
+          <w:szCs w:val="18"/>
         </w:rPr>
         <w:t>eurekabank</w:t>
       </w:r>
@@ -6291,24 +10358,24 @@
     </w:p>
     <w:p>
       <w:pPr>
+        <w:jc w:val="center"/>
         <w:keepNext/>
         <w:spacing w:before="120" w:after="80"/>
       </w:pPr>
       <w:r>
         <w:rPr>
-          <w:b/>
-          <w:bCs/>
           <w:i/>
           <w:iCs/>
-          <w:sz w:val="20"/>
-          <w:szCs w:val="20"/>
+          <w:color w:val="1F497D"/>
+          <w:sz w:val="18"/>
+          <w:szCs w:val="18"/>
         </w:rPr>
         <w:t>Tabla 3. Tipos de movimiento usados por el servicio</w:t>
       </w:r>
     </w:p>
     <w:tbl>
       <w:tblPr>
-        <w:tblW w:w="9026" w:type="dxa"/>
+        <w:tblW w:w="8504" w:type="dxa"/>
         <w:tblBorders>
           <w:top w:val="single" w:sz="4" w:space="0" w:color="auto"/>
           <w:left w:val="single" w:sz="4" w:space="0" w:color="auto"/>
@@ -6324,10 +10391,10 @@
         <w:tblLook w:val="04A0" w:firstRow="1" w:lastRow="0" w:firstColumn="1" w:lastColumn="0" w:noHBand="0" w:noVBand="1"/>
       </w:tblPr>
       <w:tblGrid>
-        <w:gridCol w:w="1200"/>
-        <w:gridCol w:w="2400"/>
-        <w:gridCol w:w="1600"/>
-        <w:gridCol w:w="3826"/>
+        <w:gridCol w:w="1130"/>
+        <w:gridCol w:w="2261"/>
+        <w:gridCol w:w="1507"/>
+        <w:gridCol w:w="3604"/>
       </w:tblGrid>
       <w:tr>
         <w:trPr>
@@ -6335,7 +10402,7 @@
         </w:trPr>
         <w:tc>
           <w:tcPr>
-            <w:tcW w:w="1200" w:type="dxa"/>
+            <w:tcW w:w="1130" w:type="dxa"/>
             <w:tcBorders>
               <w:top w:val="single" w:sz="4" w:space="0" w:color="8EA9DB"/>
               <w:left w:val="single" w:sz="4" w:space="0" w:color="8EA9DB"/>
@@ -6369,7 +10436,7 @@
         </w:tc>
         <w:tc>
           <w:tcPr>
-            <w:tcW w:w="2400" w:type="dxa"/>
+            <w:tcW w:w="2261" w:type="dxa"/>
             <w:tcBorders>
               <w:top w:val="single" w:sz="4" w:space="0" w:color="8EA9DB"/>
               <w:left w:val="single" w:sz="4" w:space="0" w:color="8EA9DB"/>
@@ -6403,7 +10470,7 @@
         </w:tc>
         <w:tc>
           <w:tcPr>
-            <w:tcW w:w="1600" w:type="dxa"/>
+            <w:tcW w:w="1507" w:type="dxa"/>
             <w:tcBorders>
               <w:top w:val="single" w:sz="4" w:space="0" w:color="8EA9DB"/>
               <w:left w:val="single" w:sz="4" w:space="0" w:color="8EA9DB"/>
@@ -6437,7 +10504,7 @@
         </w:tc>
         <w:tc>
           <w:tcPr>
-            <w:tcW w:w="3826" w:type="dxa"/>
+            <w:tcW w:w="3604" w:type="dxa"/>
             <w:tcBorders>
               <w:top w:val="single" w:sz="4" w:space="0" w:color="8EA9DB"/>
               <w:left w:val="single" w:sz="4" w:space="0" w:color="8EA9DB"/>
@@ -6476,7 +10543,7 @@
         </w:trPr>
         <w:tc>
           <w:tcPr>
-            <w:tcW w:w="1200" w:type="dxa"/>
+            <w:tcW w:w="1130" w:type="dxa"/>
             <w:tcBorders>
               <w:top w:val="single" w:sz="4" w:space="0" w:color="8EA9DB"/>
               <w:left w:val="single" w:sz="4" w:space="0" w:color="8EA9DB"/>
@@ -6505,7 +10572,7 @@
         </w:tc>
         <w:tc>
           <w:tcPr>
-            <w:tcW w:w="2400" w:type="dxa"/>
+            <w:tcW w:w="2261" w:type="dxa"/>
             <w:tcBorders>
               <w:top w:val="single" w:sz="4" w:space="0" w:color="8EA9DB"/>
               <w:left w:val="single" w:sz="4" w:space="0" w:color="8EA9DB"/>
@@ -6534,7 +10601,7 @@
         </w:tc>
         <w:tc>
           <w:tcPr>
-            <w:tcW w:w="1600" w:type="dxa"/>
+            <w:tcW w:w="1507" w:type="dxa"/>
             <w:tcBorders>
               <w:top w:val="single" w:sz="4" w:space="0" w:color="8EA9DB"/>
               <w:left w:val="single" w:sz="4" w:space="0" w:color="8EA9DB"/>
@@ -6563,7 +10630,7 @@
         </w:tc>
         <w:tc>
           <w:tcPr>
-            <w:tcW w:w="3826" w:type="dxa"/>
+            <w:tcW w:w="3604" w:type="dxa"/>
             <w:tcBorders>
               <w:top w:val="single" w:sz="4" w:space="0" w:color="8EA9DB"/>
               <w:left w:val="single" w:sz="4" w:space="0" w:color="8EA9DB"/>
@@ -6597,7 +10664,7 @@
         </w:trPr>
         <w:tc>
           <w:tcPr>
-            <w:tcW w:w="1200" w:type="dxa"/>
+            <w:tcW w:w="1130" w:type="dxa"/>
             <w:tcBorders>
               <w:top w:val="single" w:sz="4" w:space="0" w:color="8EA9DB"/>
               <w:left w:val="single" w:sz="4" w:space="0" w:color="8EA9DB"/>
@@ -6626,7 +10693,7 @@
         </w:tc>
         <w:tc>
           <w:tcPr>
-            <w:tcW w:w="2400" w:type="dxa"/>
+            <w:tcW w:w="2261" w:type="dxa"/>
             <w:tcBorders>
               <w:top w:val="single" w:sz="4" w:space="0" w:color="8EA9DB"/>
               <w:left w:val="single" w:sz="4" w:space="0" w:color="8EA9DB"/>
@@ -6655,7 +10722,7 @@
         </w:tc>
         <w:tc>
           <w:tcPr>
-            <w:tcW w:w="1600" w:type="dxa"/>
+            <w:tcW w:w="1507" w:type="dxa"/>
             <w:tcBorders>
               <w:top w:val="single" w:sz="4" w:space="0" w:color="8EA9DB"/>
               <w:left w:val="single" w:sz="4" w:space="0" w:color="8EA9DB"/>
@@ -6684,7 +10751,7 @@
         </w:tc>
         <w:tc>
           <w:tcPr>
-            <w:tcW w:w="3826" w:type="dxa"/>
+            <w:tcW w:w="3604" w:type="dxa"/>
             <w:tcBorders>
               <w:top w:val="single" w:sz="4" w:space="0" w:color="8EA9DB"/>
               <w:left w:val="single" w:sz="4" w:space="0" w:color="8EA9DB"/>
@@ -6718,7 +10785,7 @@
         </w:trPr>
         <w:tc>
           <w:tcPr>
-            <w:tcW w:w="1200" w:type="dxa"/>
+            <w:tcW w:w="1130" w:type="dxa"/>
             <w:tcBorders>
               <w:top w:val="single" w:sz="4" w:space="0" w:color="8EA9DB"/>
               <w:left w:val="single" w:sz="4" w:space="0" w:color="8EA9DB"/>
@@ -6747,7 +10814,7 @@
         </w:tc>
         <w:tc>
           <w:tcPr>
-            <w:tcW w:w="2400" w:type="dxa"/>
+            <w:tcW w:w="2261" w:type="dxa"/>
             <w:tcBorders>
               <w:top w:val="single" w:sz="4" w:space="0" w:color="8EA9DB"/>
               <w:left w:val="single" w:sz="4" w:space="0" w:color="8EA9DB"/>
@@ -6776,7 +10843,7 @@
         </w:tc>
         <w:tc>
           <w:tcPr>
-            <w:tcW w:w="1600" w:type="dxa"/>
+            <w:tcW w:w="1507" w:type="dxa"/>
             <w:tcBorders>
               <w:top w:val="single" w:sz="4" w:space="0" w:color="8EA9DB"/>
               <w:left w:val="single" w:sz="4" w:space="0" w:color="8EA9DB"/>
@@ -6805,7 +10872,7 @@
         </w:tc>
         <w:tc>
           <w:tcPr>
-            <w:tcW w:w="3826" w:type="dxa"/>
+            <w:tcW w:w="3604" w:type="dxa"/>
             <w:tcBorders>
               <w:top w:val="single" w:sz="4" w:space="0" w:color="8EA9DB"/>
               <w:left w:val="single" w:sz="4" w:space="0" w:color="8EA9DB"/>
@@ -6839,7 +10906,7 @@
         </w:trPr>
         <w:tc>
           <w:tcPr>
-            <w:tcW w:w="1200" w:type="dxa"/>
+            <w:tcW w:w="1130" w:type="dxa"/>
             <w:tcBorders>
               <w:top w:val="single" w:sz="4" w:space="0" w:color="8EA9DB"/>
               <w:left w:val="single" w:sz="4" w:space="0" w:color="8EA9DB"/>
@@ -6868,7 +10935,7 @@
         </w:tc>
         <w:tc>
           <w:tcPr>
-            <w:tcW w:w="2400" w:type="dxa"/>
+            <w:tcW w:w="2261" w:type="dxa"/>
             <w:tcBorders>
               <w:top w:val="single" w:sz="4" w:space="0" w:color="8EA9DB"/>
               <w:left w:val="single" w:sz="4" w:space="0" w:color="8EA9DB"/>
@@ -6897,7 +10964,7 @@
         </w:tc>
         <w:tc>
           <w:tcPr>
-            <w:tcW w:w="1600" w:type="dxa"/>
+            <w:tcW w:w="1507" w:type="dxa"/>
             <w:tcBorders>
               <w:top w:val="single" w:sz="4" w:space="0" w:color="8EA9DB"/>
               <w:left w:val="single" w:sz="4" w:space="0" w:color="8EA9DB"/>
@@ -6926,7 +10993,7 @@
         </w:tc>
         <w:tc>
           <w:tcPr>
-            <w:tcW w:w="3826" w:type="dxa"/>
+            <w:tcW w:w="3604" w:type="dxa"/>
             <w:tcBorders>
               <w:top w:val="single" w:sz="4" w:space="0" w:color="8EA9DB"/>
               <w:left w:val="single" w:sz="4" w:space="0" w:color="8EA9DB"/>
@@ -6957,24 +11024,24 @@
     </w:tbl>
     <w:p>
       <w:pPr>
+        <w:jc w:val="center"/>
         <w:keepNext/>
         <w:spacing w:before="120" w:after="80"/>
       </w:pPr>
       <w:r>
         <w:rPr>
-          <w:b/>
-          <w:bCs/>
           <w:i/>
           <w:iCs/>
-          <w:sz w:val="20"/>
-          <w:szCs w:val="20"/>
+          <w:color w:val="1F497D"/>
+          <w:sz w:val="18"/>
+          <w:szCs w:val="18"/>
         </w:rPr>
         <w:t>Tabla 4. Datos de prueba</w:t>
       </w:r>
     </w:p>
     <w:tbl>
       <w:tblPr>
-        <w:tblW w:w="9026" w:type="dxa"/>
+        <w:tblW w:w="8504" w:type="dxa"/>
         <w:tblBorders>
           <w:top w:val="single" w:sz="4" w:space="0" w:color="auto"/>
           <w:left w:val="single" w:sz="4" w:space="0" w:color="auto"/>
@@ -6990,8 +11057,8 @@
         <w:tblLook w:val="04A0" w:firstRow="1" w:lastRow="0" w:firstColumn="1" w:lastColumn="0" w:noHBand="0" w:noVBand="1"/>
       </w:tblPr>
       <w:tblGrid>
-        <w:gridCol w:w="2600"/>
-        <w:gridCol w:w="6426"/>
+        <w:gridCol w:w="2449"/>
+        <w:gridCol w:w="6054"/>
       </w:tblGrid>
       <w:tr>
         <w:trPr>
@@ -6999,7 +11066,7 @@
         </w:trPr>
         <w:tc>
           <w:tcPr>
-            <w:tcW w:w="2600" w:type="dxa"/>
+            <w:tcW w:w="2449" w:type="dxa"/>
             <w:tcBorders>
               <w:top w:val="single" w:sz="4" w:space="0" w:color="8EA9DB"/>
               <w:left w:val="single" w:sz="4" w:space="0" w:color="8EA9DB"/>
@@ -7033,7 +11100,7 @@
         </w:tc>
         <w:tc>
           <w:tcPr>
-            <w:tcW w:w="6426" w:type="dxa"/>
+            <w:tcW w:w="6054" w:type="dxa"/>
             <w:tcBorders>
               <w:top w:val="single" w:sz="4" w:space="0" w:color="8EA9DB"/>
               <w:left w:val="single" w:sz="4" w:space="0" w:color="8EA9DB"/>
@@ -7072,7 +11139,7 @@
         </w:trPr>
         <w:tc>
           <w:tcPr>
-            <w:tcW w:w="2600" w:type="dxa"/>
+            <w:tcW w:w="2449" w:type="dxa"/>
             <w:tcBorders>
               <w:top w:val="single" w:sz="4" w:space="0" w:color="8EA9DB"/>
               <w:left w:val="single" w:sz="4" w:space="0" w:color="8EA9DB"/>
@@ -7101,7 +11168,7 @@
         </w:tc>
         <w:tc>
           <w:tcPr>
-            <w:tcW w:w="6426" w:type="dxa"/>
+            <w:tcW w:w="6054" w:type="dxa"/>
             <w:tcBorders>
               <w:top w:val="single" w:sz="4" w:space="0" w:color="8EA9DB"/>
               <w:left w:val="single" w:sz="4" w:space="0" w:color="8EA9DB"/>
@@ -7144,7 +11211,7 @@
         </w:trPr>
         <w:tc>
           <w:tcPr>
-            <w:tcW w:w="2600" w:type="dxa"/>
+            <w:tcW w:w="2449" w:type="dxa"/>
             <w:tcBorders>
               <w:top w:val="single" w:sz="4" w:space="0" w:color="8EA9DB"/>
               <w:left w:val="single" w:sz="4" w:space="0" w:color="8EA9DB"/>
@@ -7189,7 +11256,7 @@
         </w:tc>
         <w:tc>
           <w:tcPr>
-            <w:tcW w:w="6426" w:type="dxa"/>
+            <w:tcW w:w="6054" w:type="dxa"/>
             <w:tcBorders>
               <w:top w:val="single" w:sz="4" w:space="0" w:color="8EA9DB"/>
               <w:left w:val="single" w:sz="4" w:space="0" w:color="8EA9DB"/>
@@ -7223,7 +11290,7 @@
         </w:trPr>
         <w:tc>
           <w:tcPr>
-            <w:tcW w:w="2600" w:type="dxa"/>
+            <w:tcW w:w="2449" w:type="dxa"/>
             <w:tcBorders>
               <w:top w:val="single" w:sz="4" w:space="0" w:color="8EA9DB"/>
               <w:left w:val="single" w:sz="4" w:space="0" w:color="8EA9DB"/>
@@ -7252,7 +11319,7 @@
         </w:tc>
         <w:tc>
           <w:tcPr>
-            <w:tcW w:w="6426" w:type="dxa"/>
+            <w:tcW w:w="6054" w:type="dxa"/>
             <w:tcBorders>
               <w:top w:val="single" w:sz="4" w:space="0" w:color="8EA9DB"/>
               <w:left w:val="single" w:sz="4" w:space="0" w:color="8EA9DB"/>
@@ -7286,7 +11353,7 @@
         </w:trPr>
         <w:tc>
           <w:tcPr>
-            <w:tcW w:w="2600" w:type="dxa"/>
+            <w:tcW w:w="2449" w:type="dxa"/>
             <w:tcBorders>
               <w:top w:val="single" w:sz="4" w:space="0" w:color="8EA9DB"/>
               <w:left w:val="single" w:sz="4" w:space="0" w:color="8EA9DB"/>
@@ -7315,7 +11382,7 @@
         </w:tc>
         <w:tc>
           <w:tcPr>
-            <w:tcW w:w="6426" w:type="dxa"/>
+            <w:tcW w:w="6054" w:type="dxa"/>
             <w:tcBorders>
               <w:top w:val="single" w:sz="4" w:space="0" w:color="8EA9DB"/>
               <w:left w:val="single" w:sz="4" w:space="0" w:color="8EA9DB"/>
@@ -7365,7 +11432,7 @@
         </w:trPr>
         <w:tc>
           <w:tcPr>
-            <w:tcW w:w="2600" w:type="dxa"/>
+            <w:tcW w:w="2449" w:type="dxa"/>
             <w:tcBorders>
               <w:top w:val="single" w:sz="4" w:space="0" w:color="8EA9DB"/>
               <w:left w:val="single" w:sz="4" w:space="0" w:color="8EA9DB"/>
@@ -7394,7 +11461,7 @@
         </w:tc>
         <w:tc>
           <w:tcPr>
-            <w:tcW w:w="6426" w:type="dxa"/>
+            <w:tcW w:w="6054" w:type="dxa"/>
             <w:tcBorders>
               <w:top w:val="single" w:sz="4" w:space="0" w:color="8EA9DB"/>
               <w:left w:val="single" w:sz="4" w:space="0" w:color="8EA9DB"/>
@@ -7572,7 +11639,7 @@
       <w:r>
         <w:rPr>
           <w:rFonts w:ascii="Consolas" w:eastAsia="Consolas" w:hAnsi="Consolas" w:cs="Consolas"/>
-          <w:color w:val="1F3864"/>
+          <w:color w:val="1F497D"/>
           <w:sz w:val="17"/>
           <w:szCs w:val="17"/>
           <w:lang w:val="en-US"/>
@@ -7595,7 +11662,7 @@
       <w:r>
         <w:rPr>
           <w:rFonts w:ascii="Consolas" w:eastAsia="Consolas" w:hAnsi="Consolas" w:cs="Consolas"/>
-          <w:color w:val="1F3864"/>
+          <w:color w:val="1F497D"/>
           <w:sz w:val="17"/>
           <w:szCs w:val="17"/>
           <w:lang w:val="en-US"/>
@@ -7615,7 +11682,7 @@
       <w:r>
         <w:rPr>
           <w:rFonts w:ascii="Consolas" w:eastAsia="Consolas" w:hAnsi="Consolas" w:cs="Consolas"/>
-          <w:color w:val="1F3864"/>
+          <w:color w:val="1F497D"/>
           <w:sz w:val="17"/>
           <w:szCs w:val="17"/>
           <w:lang w:val="en-US"/>
@@ -7626,7 +11693,7 @@
       <w:r>
         <w:rPr>
           <w:rFonts w:ascii="Consolas" w:eastAsia="Consolas" w:hAnsi="Consolas" w:cs="Consolas"/>
-          <w:color w:val="1F3864"/>
+          <w:color w:val="1F497D"/>
           <w:sz w:val="17"/>
           <w:szCs w:val="17"/>
         </w:rPr>
@@ -7636,7 +11703,7 @@
       <w:r>
         <w:rPr>
           <w:rFonts w:ascii="Consolas" w:eastAsia="Consolas" w:hAnsi="Consolas" w:cs="Consolas"/>
-          <w:color w:val="1F3864"/>
+          <w:color w:val="1F497D"/>
           <w:sz w:val="17"/>
           <w:szCs w:val="17"/>
         </w:rPr>
@@ -7647,7 +11714,7 @@
       <w:r>
         <w:rPr>
           <w:rFonts w:ascii="Consolas" w:eastAsia="Consolas" w:hAnsi="Consolas" w:cs="Consolas"/>
-          <w:color w:val="1F3864"/>
+          <w:color w:val="1F497D"/>
           <w:sz w:val="17"/>
           <w:szCs w:val="17"/>
         </w:rPr>
@@ -7657,7 +11724,7 @@
       <w:r>
         <w:rPr>
           <w:rFonts w:ascii="Consolas" w:eastAsia="Consolas" w:hAnsi="Consolas" w:cs="Consolas"/>
-          <w:color w:val="1F3864"/>
+          <w:color w:val="1F497D"/>
           <w:sz w:val="17"/>
           <w:szCs w:val="17"/>
         </w:rPr>
@@ -7667,7 +11734,7 @@
       <w:r>
         <w:rPr>
           <w:rFonts w:ascii="Consolas" w:eastAsia="Consolas" w:hAnsi="Consolas" w:cs="Consolas"/>
-          <w:color w:val="1F3864"/>
+          <w:color w:val="1F497D"/>
           <w:sz w:val="17"/>
           <w:szCs w:val="17"/>
         </w:rPr>
@@ -7677,7 +11744,7 @@
       <w:r>
         <w:rPr>
           <w:rFonts w:ascii="Consolas" w:eastAsia="Consolas" w:hAnsi="Consolas" w:cs="Consolas"/>
-          <w:color w:val="1F3864"/>
+          <w:color w:val="1F497D"/>
           <w:sz w:val="17"/>
           <w:szCs w:val="17"/>
         </w:rPr>
@@ -7687,7 +11754,7 @@
       <w:r>
         <w:rPr>
           <w:rFonts w:ascii="Consolas" w:eastAsia="Consolas" w:hAnsi="Consolas" w:cs="Consolas"/>
-          <w:color w:val="1F3864"/>
+          <w:color w:val="1F497D"/>
           <w:sz w:val="17"/>
           <w:szCs w:val="17"/>
         </w:rPr>
@@ -7698,7 +11765,7 @@
       <w:r>
         <w:rPr>
           <w:rFonts w:ascii="Consolas" w:eastAsia="Consolas" w:hAnsi="Consolas" w:cs="Consolas"/>
-          <w:color w:val="1F3864"/>
+          <w:color w:val="1F497D"/>
           <w:sz w:val="17"/>
           <w:szCs w:val="17"/>
         </w:rPr>
@@ -7709,7 +11776,7 @@
       <w:r>
         <w:rPr>
           <w:rFonts w:ascii="Consolas" w:eastAsia="Consolas" w:hAnsi="Consolas" w:cs="Consolas"/>
-          <w:color w:val="1F3864"/>
+          <w:color w:val="1F497D"/>
           <w:sz w:val="17"/>
           <w:szCs w:val="17"/>
         </w:rPr>
@@ -7719,7 +11786,7 @@
       <w:r>
         <w:rPr>
           <w:rFonts w:ascii="Consolas" w:eastAsia="Consolas" w:hAnsi="Consolas" w:cs="Consolas"/>
-          <w:color w:val="1F3864"/>
+          <w:color w:val="1F497D"/>
           <w:sz w:val="17"/>
           <w:szCs w:val="17"/>
         </w:rPr>
@@ -7729,7 +11796,7 @@
       <w:r>
         <w:rPr>
           <w:rFonts w:ascii="Consolas" w:eastAsia="Consolas" w:hAnsi="Consolas" w:cs="Consolas"/>
-          <w:color w:val="1F3864"/>
+          <w:color w:val="1F497D"/>
           <w:sz w:val="17"/>
           <w:szCs w:val="17"/>
         </w:rPr>
@@ -7739,7 +11806,7 @@
       <w:r>
         <w:rPr>
           <w:rFonts w:ascii="Consolas" w:eastAsia="Consolas" w:hAnsi="Consolas" w:cs="Consolas"/>
-          <w:color w:val="1F3864"/>
+          <w:color w:val="1F497D"/>
           <w:sz w:val="17"/>
           <w:szCs w:val="17"/>
         </w:rPr>
@@ -7762,7 +11829,7 @@
       <w:r>
         <w:rPr>
           <w:rFonts w:ascii="Consolas" w:eastAsia="Consolas" w:hAnsi="Consolas" w:cs="Consolas"/>
-          <w:color w:val="1F3864"/>
+          <w:color w:val="1F497D"/>
           <w:sz w:val="17"/>
           <w:szCs w:val="17"/>
         </w:rPr>
@@ -7771,7 +11838,7 @@
       <w:r>
         <w:rPr>
           <w:rFonts w:ascii="Consolas" w:eastAsia="Consolas" w:hAnsi="Consolas" w:cs="Consolas"/>
-          <w:color w:val="1F3864"/>
+          <w:color w:val="1F497D"/>
           <w:sz w:val="17"/>
           <w:szCs w:val="17"/>
           <w:lang w:val="en-US"/>
@@ -7794,7 +11861,7 @@
       <w:r>
         <w:rPr>
           <w:rFonts w:ascii="Consolas" w:eastAsia="Consolas" w:hAnsi="Consolas" w:cs="Consolas"/>
-          <w:color w:val="1F3864"/>
+          <w:color w:val="1F497D"/>
           <w:sz w:val="17"/>
           <w:szCs w:val="17"/>
           <w:lang w:val="en-US"/>
@@ -7817,7 +11884,7 @@
       <w:r>
         <w:rPr>
           <w:rFonts w:ascii="Consolas" w:eastAsia="Consolas" w:hAnsi="Consolas" w:cs="Consolas"/>
-          <w:color w:val="1F3864"/>
+          <w:color w:val="1F497D"/>
           <w:sz w:val="17"/>
           <w:szCs w:val="17"/>
           <w:lang w:val="en-US"/>
@@ -7828,7 +11895,7 @@
       <w:r>
         <w:rPr>
           <w:rFonts w:ascii="Consolas" w:eastAsia="Consolas" w:hAnsi="Consolas" w:cs="Consolas"/>
-          <w:color w:val="1F3864"/>
+          <w:color w:val="1F497D"/>
           <w:sz w:val="17"/>
           <w:szCs w:val="17"/>
           <w:lang w:val="en-US"/>
@@ -7839,7 +11906,7 @@
       <w:r>
         <w:rPr>
           <w:rFonts w:ascii="Consolas" w:eastAsia="Consolas" w:hAnsi="Consolas" w:cs="Consolas"/>
-          <w:color w:val="1F3864"/>
+          <w:color w:val="1F497D"/>
           <w:sz w:val="17"/>
           <w:szCs w:val="17"/>
           <w:lang w:val="en-US"/>
@@ -7850,7 +11917,7 @@
       <w:r>
         <w:rPr>
           <w:rFonts w:ascii="Consolas" w:eastAsia="Consolas" w:hAnsi="Consolas" w:cs="Consolas"/>
-          <w:color w:val="1F3864"/>
+          <w:color w:val="1F497D"/>
           <w:sz w:val="17"/>
           <w:szCs w:val="17"/>
           <w:lang w:val="en-US"/>
@@ -7861,7 +11928,7 @@
       <w:r>
         <w:rPr>
           <w:rFonts w:ascii="Consolas" w:eastAsia="Consolas" w:hAnsi="Consolas" w:cs="Consolas"/>
-          <w:color w:val="1F3864"/>
+          <w:color w:val="1F497D"/>
           <w:sz w:val="17"/>
           <w:szCs w:val="17"/>
           <w:lang w:val="en-US"/>
@@ -7884,7 +11951,7 @@
       <w:r>
         <w:rPr>
           <w:rFonts w:ascii="Consolas" w:eastAsia="Consolas" w:hAnsi="Consolas" w:cs="Consolas"/>
-          <w:color w:val="1F3864"/>
+          <w:color w:val="1F497D"/>
           <w:sz w:val="17"/>
           <w:szCs w:val="17"/>
           <w:lang w:val="en-US"/>
@@ -7907,7 +11974,7 @@
       <w:r>
         <w:rPr>
           <w:rFonts w:ascii="Consolas" w:eastAsia="Consolas" w:hAnsi="Consolas" w:cs="Consolas"/>
-          <w:color w:val="1F3864"/>
+          <w:color w:val="1F497D"/>
           <w:sz w:val="17"/>
           <w:szCs w:val="17"/>
           <w:lang w:val="en-US"/>
@@ -7930,7 +11997,7 @@
       <w:r>
         <w:rPr>
           <w:rFonts w:ascii="Consolas" w:eastAsia="Consolas" w:hAnsi="Consolas" w:cs="Consolas"/>
-          <w:color w:val="1F3864"/>
+          <w:color w:val="1F497D"/>
           <w:sz w:val="17"/>
           <w:szCs w:val="17"/>
           <w:lang w:val="en-US"/>
@@ -7950,7 +12017,7 @@
       <w:r>
         <w:rPr>
           <w:rFonts w:ascii="Consolas" w:eastAsia="Consolas" w:hAnsi="Consolas" w:cs="Consolas"/>
-          <w:color w:val="1F3864"/>
+          <w:color w:val="1F497D"/>
           <w:sz w:val="17"/>
           <w:szCs w:val="17"/>
           <w:lang w:val="en-US"/>
@@ -7961,7 +12028,7 @@
       <w:r>
         <w:rPr>
           <w:rFonts w:ascii="Consolas" w:eastAsia="Consolas" w:hAnsi="Consolas" w:cs="Consolas"/>
-          <w:color w:val="1F3864"/>
+          <w:color w:val="1F497D"/>
           <w:sz w:val="17"/>
           <w:szCs w:val="17"/>
         </w:rPr>
@@ -7971,7 +12038,7 @@
       <w:r>
         <w:rPr>
           <w:rFonts w:ascii="Consolas" w:eastAsia="Consolas" w:hAnsi="Consolas" w:cs="Consolas"/>
-          <w:color w:val="1F3864"/>
+          <w:color w:val="1F497D"/>
           <w:sz w:val="17"/>
           <w:szCs w:val="17"/>
         </w:rPr>
@@ -7981,7 +12048,7 @@
       <w:r>
         <w:rPr>
           <w:rFonts w:ascii="Consolas" w:eastAsia="Consolas" w:hAnsi="Consolas" w:cs="Consolas"/>
-          <w:color w:val="1F3864"/>
+          <w:color w:val="1F497D"/>
           <w:sz w:val="17"/>
           <w:szCs w:val="17"/>
         </w:rPr>
@@ -7991,7 +12058,7 @@
       <w:r>
         <w:rPr>
           <w:rFonts w:ascii="Consolas" w:eastAsia="Consolas" w:hAnsi="Consolas" w:cs="Consolas"/>
-          <w:color w:val="1F3864"/>
+          <w:color w:val="1F497D"/>
           <w:sz w:val="17"/>
           <w:szCs w:val="17"/>
         </w:rPr>
@@ -8001,7 +12068,7 @@
       <w:r>
         <w:rPr>
           <w:rFonts w:ascii="Consolas" w:eastAsia="Consolas" w:hAnsi="Consolas" w:cs="Consolas"/>
-          <w:color w:val="1F3864"/>
+          <w:color w:val="1F497D"/>
           <w:sz w:val="17"/>
           <w:szCs w:val="17"/>
         </w:rPr>
@@ -8011,7 +12078,7 @@
       <w:r>
         <w:rPr>
           <w:rFonts w:ascii="Consolas" w:eastAsia="Consolas" w:hAnsi="Consolas" w:cs="Consolas"/>
-          <w:color w:val="1F3864"/>
+          <w:color w:val="1F497D"/>
           <w:sz w:val="17"/>
           <w:szCs w:val="17"/>
         </w:rPr>
@@ -8021,7 +12088,7 @@
       <w:r>
         <w:rPr>
           <w:rFonts w:ascii="Consolas" w:eastAsia="Consolas" w:hAnsi="Consolas" w:cs="Consolas"/>
-          <w:color w:val="1F3864"/>
+          <w:color w:val="1F497D"/>
           <w:sz w:val="17"/>
           <w:szCs w:val="17"/>
         </w:rPr>
@@ -8032,7 +12099,7 @@
       <w:r>
         <w:rPr>
           <w:rFonts w:ascii="Consolas" w:eastAsia="Consolas" w:hAnsi="Consolas" w:cs="Consolas"/>
-          <w:color w:val="1F3864"/>
+          <w:color w:val="1F497D"/>
           <w:sz w:val="17"/>
           <w:szCs w:val="17"/>
         </w:rPr>
@@ -8042,7 +12109,7 @@
       <w:r>
         <w:rPr>
           <w:rFonts w:ascii="Consolas" w:eastAsia="Consolas" w:hAnsi="Consolas" w:cs="Consolas"/>
-          <w:color w:val="1F3864"/>
+          <w:color w:val="1F497D"/>
           <w:sz w:val="17"/>
           <w:szCs w:val="17"/>
         </w:rPr>
@@ -8052,7 +12119,7 @@
       <w:r>
         <w:rPr>
           <w:rFonts w:ascii="Consolas" w:eastAsia="Consolas" w:hAnsi="Consolas" w:cs="Consolas"/>
-          <w:color w:val="1F3864"/>
+          <w:color w:val="1F497D"/>
           <w:sz w:val="17"/>
           <w:szCs w:val="17"/>
         </w:rPr>
@@ -8062,7 +12129,7 @@
       <w:r>
         <w:rPr>
           <w:rFonts w:ascii="Consolas" w:eastAsia="Consolas" w:hAnsi="Consolas" w:cs="Consolas"/>
-          <w:color w:val="1F3864"/>
+          <w:color w:val="1F497D"/>
           <w:sz w:val="17"/>
           <w:szCs w:val="17"/>
         </w:rPr>
@@ -8072,7 +12139,7 @@
       <w:r>
         <w:rPr>
           <w:rFonts w:ascii="Consolas" w:eastAsia="Consolas" w:hAnsi="Consolas" w:cs="Consolas"/>
-          <w:color w:val="1F3864"/>
+          <w:color w:val="1F497D"/>
           <w:sz w:val="17"/>
           <w:szCs w:val="17"/>
         </w:rPr>
@@ -8082,7 +12149,7 @@
       <w:r>
         <w:rPr>
           <w:rFonts w:ascii="Consolas" w:eastAsia="Consolas" w:hAnsi="Consolas" w:cs="Consolas"/>
-          <w:color w:val="1F3864"/>
+          <w:color w:val="1F497D"/>
           <w:sz w:val="17"/>
           <w:szCs w:val="17"/>
         </w:rPr>
@@ -8092,7 +12159,7 @@
       <w:r>
         <w:rPr>
           <w:rFonts w:ascii="Consolas" w:eastAsia="Consolas" w:hAnsi="Consolas" w:cs="Consolas"/>
-          <w:color w:val="1F3864"/>
+          <w:color w:val="1F497D"/>
           <w:sz w:val="17"/>
           <w:szCs w:val="17"/>
         </w:rPr>
@@ -8112,7 +12179,7 @@
       <w:r>
         <w:rPr>
           <w:rFonts w:ascii="Consolas" w:eastAsia="Consolas" w:hAnsi="Consolas" w:cs="Consolas"/>
-          <w:color w:val="1F3864"/>
+          <w:color w:val="1F497D"/>
           <w:sz w:val="17"/>
           <w:szCs w:val="17"/>
         </w:rPr>
@@ -8133,24 +12200,24 @@
     </w:p>
     <w:p>
       <w:pPr>
+        <w:jc w:val="center"/>
         <w:keepNext/>
         <w:spacing w:before="120" w:after="80"/>
       </w:pPr>
       <w:r>
         <w:rPr>
-          <w:b/>
-          <w:bCs/>
           <w:i/>
           <w:iCs/>
-          <w:sz w:val="20"/>
-          <w:szCs w:val="20"/>
+          <w:color w:val="1F497D"/>
+          <w:sz w:val="18"/>
+          <w:szCs w:val="18"/>
         </w:rPr>
         <w:t>Tabla 5. Métodos de los DAO</w:t>
       </w:r>
     </w:p>
     <w:tbl>
       <w:tblPr>
-        <w:tblW w:w="9026" w:type="dxa"/>
+        <w:tblW w:w="8504" w:type="dxa"/>
         <w:tblBorders>
           <w:top w:val="single" w:sz="4" w:space="0" w:color="auto"/>
           <w:left w:val="single" w:sz="4" w:space="0" w:color="auto"/>
@@ -8166,9 +12233,9 @@
         <w:tblLook w:val="04A0" w:firstRow="1" w:lastRow="0" w:firstColumn="1" w:lastColumn="0" w:noHBand="0" w:noVBand="1"/>
       </w:tblPr>
       <w:tblGrid>
-        <w:gridCol w:w="2000"/>
-        <w:gridCol w:w="4626"/>
-        <w:gridCol w:w="2400"/>
+        <w:gridCol w:w="1884"/>
+        <w:gridCol w:w="4358"/>
+        <w:gridCol w:w="2261"/>
       </w:tblGrid>
       <w:tr>
         <w:trPr>
@@ -8176,7 +12243,7 @@
         </w:trPr>
         <w:tc>
           <w:tcPr>
-            <w:tcW w:w="2000" w:type="dxa"/>
+            <w:tcW w:w="1884" w:type="dxa"/>
             <w:tcBorders>
               <w:top w:val="single" w:sz="4" w:space="0" w:color="8EA9DB"/>
               <w:left w:val="single" w:sz="4" w:space="0" w:color="8EA9DB"/>
@@ -8210,7 +12277,7 @@
         </w:tc>
         <w:tc>
           <w:tcPr>
-            <w:tcW w:w="4626" w:type="dxa"/>
+            <w:tcW w:w="4358" w:type="dxa"/>
             <w:tcBorders>
               <w:top w:val="single" w:sz="4" w:space="0" w:color="8EA9DB"/>
               <w:left w:val="single" w:sz="4" w:space="0" w:color="8EA9DB"/>
@@ -8244,7 +12311,7 @@
         </w:tc>
         <w:tc>
           <w:tcPr>
-            <w:tcW w:w="2400" w:type="dxa"/>
+            <w:tcW w:w="2261" w:type="dxa"/>
             <w:tcBorders>
               <w:top w:val="single" w:sz="4" w:space="0" w:color="8EA9DB"/>
               <w:left w:val="single" w:sz="4" w:space="0" w:color="8EA9DB"/>
@@ -8283,7 +12350,7 @@
         </w:trPr>
         <w:tc>
           <w:tcPr>
-            <w:tcW w:w="2000" w:type="dxa"/>
+            <w:tcW w:w="1884" w:type="dxa"/>
             <w:tcBorders>
               <w:top w:val="single" w:sz="4" w:space="0" w:color="8EA9DB"/>
               <w:left w:val="single" w:sz="4" w:space="0" w:color="8EA9DB"/>
@@ -8314,7 +12381,7 @@
         </w:tc>
         <w:tc>
           <w:tcPr>
-            <w:tcW w:w="4626" w:type="dxa"/>
+            <w:tcW w:w="4358" w:type="dxa"/>
             <w:tcBorders>
               <w:top w:val="single" w:sz="4" w:space="0" w:color="8EA9DB"/>
               <w:left w:val="single" w:sz="4" w:space="0" w:color="8EA9DB"/>
@@ -8368,7 +12435,7 @@
         </w:tc>
         <w:tc>
           <w:tcPr>
-            <w:tcW w:w="2400" w:type="dxa"/>
+            <w:tcW w:w="2261" w:type="dxa"/>
             <w:tcBorders>
               <w:top w:val="single" w:sz="4" w:space="0" w:color="8EA9DB"/>
               <w:left w:val="single" w:sz="4" w:space="0" w:color="8EA9DB"/>
@@ -8402,7 +12469,7 @@
         </w:trPr>
         <w:tc>
           <w:tcPr>
-            <w:tcW w:w="2000" w:type="dxa"/>
+            <w:tcW w:w="1884" w:type="dxa"/>
             <w:tcBorders>
               <w:top w:val="single" w:sz="4" w:space="0" w:color="8EA9DB"/>
               <w:left w:val="single" w:sz="4" w:space="0" w:color="8EA9DB"/>
@@ -8433,7 +12500,7 @@
         </w:tc>
         <w:tc>
           <w:tcPr>
-            <w:tcW w:w="4626" w:type="dxa"/>
+            <w:tcW w:w="4358" w:type="dxa"/>
             <w:tcBorders>
               <w:top w:val="single" w:sz="4" w:space="0" w:color="8EA9DB"/>
               <w:left w:val="single" w:sz="4" w:space="0" w:color="8EA9DB"/>
@@ -8512,7 +12579,7 @@
         </w:tc>
         <w:tc>
           <w:tcPr>
-            <w:tcW w:w="2400" w:type="dxa"/>
+            <w:tcW w:w="2261" w:type="dxa"/>
             <w:tcBorders>
               <w:top w:val="single" w:sz="4" w:space="0" w:color="8EA9DB"/>
               <w:left w:val="single" w:sz="4" w:space="0" w:color="8EA9DB"/>
@@ -8546,7 +12613,7 @@
         </w:trPr>
         <w:tc>
           <w:tcPr>
-            <w:tcW w:w="2000" w:type="dxa"/>
+            <w:tcW w:w="1884" w:type="dxa"/>
             <w:tcBorders>
               <w:top w:val="single" w:sz="4" w:space="0" w:color="8EA9DB"/>
               <w:left w:val="single" w:sz="4" w:space="0" w:color="8EA9DB"/>
@@ -8577,7 +12644,7 @@
         </w:tc>
         <w:tc>
           <w:tcPr>
-            <w:tcW w:w="4626" w:type="dxa"/>
+            <w:tcW w:w="4358" w:type="dxa"/>
             <w:tcBorders>
               <w:top w:val="single" w:sz="4" w:space="0" w:color="8EA9DB"/>
               <w:left w:val="single" w:sz="4" w:space="0" w:color="8EA9DB"/>
@@ -8606,7 +12673,7 @@
         </w:tc>
         <w:tc>
           <w:tcPr>
-            <w:tcW w:w="2400" w:type="dxa"/>
+            <w:tcW w:w="2261" w:type="dxa"/>
             <w:tcBorders>
               <w:top w:val="single" w:sz="4" w:space="0" w:color="8EA9DB"/>
               <w:left w:val="single" w:sz="4" w:space="0" w:color="8EA9DB"/>
@@ -8649,7 +12716,7 @@
         </w:trPr>
         <w:tc>
           <w:tcPr>
-            <w:tcW w:w="2000" w:type="dxa"/>
+            <w:tcW w:w="1884" w:type="dxa"/>
             <w:tcBorders>
               <w:top w:val="single" w:sz="4" w:space="0" w:color="8EA9DB"/>
               <w:left w:val="single" w:sz="4" w:space="0" w:color="8EA9DB"/>
@@ -8680,7 +12747,7 @@
         </w:tc>
         <w:tc>
           <w:tcPr>
-            <w:tcW w:w="4626" w:type="dxa"/>
+            <w:tcW w:w="4358" w:type="dxa"/>
             <w:tcBorders>
               <w:top w:val="single" w:sz="4" w:space="0" w:color="8EA9DB"/>
               <w:left w:val="single" w:sz="4" w:space="0" w:color="8EA9DB"/>
@@ -8709,7 +12776,7 @@
         </w:tc>
         <w:tc>
           <w:tcPr>
-            <w:tcW w:w="2400" w:type="dxa"/>
+            <w:tcW w:w="2261" w:type="dxa"/>
             <w:tcBorders>
               <w:top w:val="single" w:sz="4" w:space="0" w:color="8EA9DB"/>
               <w:left w:val="single" w:sz="4" w:space="0" w:color="8EA9DB"/>
@@ -8792,7 +12859,7 @@
         <w:lastRenderedPageBreak/>
         <w:drawing>
           <wp:inline distT="0" distB="0" distL="0" distR="0" wp14:anchorId="687E68F4" wp14:editId="548D41B0">
-            <wp:extent cx="5715000" cy="4167048"/>
+            <wp:extent cx="5400040" cy="3937397"/>
             <wp:effectExtent l="0" t="0" r="0" b="0"/>
             <wp:docPr id="4" name="Imagen 4"/>
             <wp:cNvGraphicFramePr>
@@ -8817,7 +12884,7 @@
                   <pic:spPr bwMode="auto">
                     <a:xfrm>
                       <a:off x="0" y="0"/>
-                      <a:ext cx="5715000" cy="4167048"/>
+                      <a:ext cx="5400040" cy="3937397"/>
                     </a:xfrm>
                     <a:prstGeom prst="rect">
                       <a:avLst/>
@@ -8837,14 +12904,13 @@
       </w:pPr>
       <w:r>
         <w:rPr>
-          <w:b/>
-          <w:bCs/>
           <w:i/>
           <w:iCs/>
-          <w:sz w:val="20"/>
-          <w:szCs w:val="20"/>
-        </w:rPr>
-        <w:t>Ilustración 4. Secuencia de una transferencia</w:t>
+          <w:color w:val="1F497D"/>
+          <w:sz w:val="18"/>
+          <w:szCs w:val="18"/>
+        </w:rPr>
+        <w:t>Figura 4. Secuencia de una transferencia</w:t>
       </w:r>
     </w:p>
     <w:p>
@@ -8974,48 +13040,46 @@
     </w:p>
     <w:p>
       <w:pPr>
+        <w:jc w:val="center"/>
         <w:keepNext/>
         <w:spacing w:before="120" w:after="80"/>
       </w:pPr>
       <w:r>
         <w:rPr>
-          <w:b/>
-          <w:bCs/>
           <w:i/>
           <w:iCs/>
-          <w:sz w:val="20"/>
-          <w:szCs w:val="20"/>
+          <w:color w:val="1F497D"/>
+          <w:sz w:val="18"/>
+          <w:szCs w:val="18"/>
         </w:rPr>
         <w:t xml:space="preserve">Tabla 6. </w:t>
       </w:r>
       <w:proofErr w:type="spellStart"/>
       <w:r>
         <w:rPr>
-          <w:b/>
-          <w:bCs/>
           <w:i/>
           <w:iCs/>
-          <w:sz w:val="20"/>
-          <w:szCs w:val="20"/>
+          <w:color w:val="1F497D"/>
+          <w:sz w:val="18"/>
+          <w:szCs w:val="18"/>
         </w:rPr>
         <w:t>Endpoints</w:t>
       </w:r>
       <w:proofErr w:type="spellEnd"/>
       <w:r>
         <w:rPr>
-          <w:b/>
-          <w:bCs/>
           <w:i/>
           <w:iCs/>
-          <w:sz w:val="20"/>
-          <w:szCs w:val="20"/>
+          <w:color w:val="1F497D"/>
+          <w:sz w:val="18"/>
+          <w:szCs w:val="18"/>
         </w:rPr>
         <w:t xml:space="preserve"> de la API REST</w:t>
       </w:r>
     </w:p>
     <w:tbl>
       <w:tblPr>
-        <w:tblW w:w="9026" w:type="dxa"/>
+        <w:tblW w:w="8504" w:type="dxa"/>
         <w:tblBorders>
           <w:top w:val="single" w:sz="4" w:space="0" w:color="auto"/>
           <w:left w:val="single" w:sz="4" w:space="0" w:color="auto"/>
@@ -9031,10 +13095,10 @@
         <w:tblLook w:val="04A0" w:firstRow="1" w:lastRow="0" w:firstColumn="1" w:lastColumn="0" w:noHBand="0" w:noVBand="1"/>
       </w:tblPr>
       <w:tblGrid>
-        <w:gridCol w:w="1694"/>
-        <w:gridCol w:w="2924"/>
-        <w:gridCol w:w="800"/>
-        <w:gridCol w:w="3608"/>
+        <w:gridCol w:w="1596"/>
+        <w:gridCol w:w="2754"/>
+        <w:gridCol w:w="753"/>
+        <w:gridCol w:w="3399"/>
       </w:tblGrid>
       <w:tr>
         <w:trPr>
@@ -9042,7 +13106,7 @@
         </w:trPr>
         <w:tc>
           <w:tcPr>
-            <w:tcW w:w="1700" w:type="dxa"/>
+            <w:tcW w:w="1601" w:type="dxa"/>
             <w:tcBorders>
               <w:top w:val="single" w:sz="4" w:space="0" w:color="8EA9DB"/>
               <w:left w:val="single" w:sz="4" w:space="0" w:color="8EA9DB"/>
@@ -9076,7 +13140,7 @@
         </w:tc>
         <w:tc>
           <w:tcPr>
-            <w:tcW w:w="2900" w:type="dxa"/>
+            <w:tcW w:w="2732" w:type="dxa"/>
             <w:tcBorders>
               <w:top w:val="single" w:sz="4" w:space="0" w:color="8EA9DB"/>
               <w:left w:val="single" w:sz="4" w:space="0" w:color="8EA9DB"/>
@@ -9110,7 +13174,7 @@
         </w:tc>
         <w:tc>
           <w:tcPr>
-            <w:tcW w:w="800" w:type="dxa"/>
+            <w:tcW w:w="753" w:type="dxa"/>
             <w:tcBorders>
               <w:top w:val="single" w:sz="4" w:space="0" w:color="8EA9DB"/>
               <w:left w:val="single" w:sz="4" w:space="0" w:color="8EA9DB"/>
@@ -9144,7 +13208,7 @@
         </w:tc>
         <w:tc>
           <w:tcPr>
-            <w:tcW w:w="3626" w:type="dxa"/>
+            <w:tcW w:w="3416" w:type="dxa"/>
             <w:tcBorders>
               <w:top w:val="single" w:sz="4" w:space="0" w:color="8EA9DB"/>
               <w:left w:val="single" w:sz="4" w:space="0" w:color="8EA9DB"/>
@@ -9183,7 +13247,7 @@
         </w:trPr>
         <w:tc>
           <w:tcPr>
-            <w:tcW w:w="1700" w:type="dxa"/>
+            <w:tcW w:w="1601" w:type="dxa"/>
             <w:tcBorders>
               <w:top w:val="single" w:sz="4" w:space="0" w:color="8EA9DB"/>
               <w:left w:val="single" w:sz="4" w:space="0" w:color="8EA9DB"/>
@@ -9212,7 +13276,7 @@
         </w:tc>
         <w:tc>
           <w:tcPr>
-            <w:tcW w:w="2900" w:type="dxa"/>
+            <w:tcW w:w="2732" w:type="dxa"/>
             <w:tcBorders>
               <w:top w:val="single" w:sz="4" w:space="0" w:color="8EA9DB"/>
               <w:left w:val="single" w:sz="4" w:space="0" w:color="8EA9DB"/>
@@ -9257,7 +13321,7 @@
         </w:tc>
         <w:tc>
           <w:tcPr>
-            <w:tcW w:w="800" w:type="dxa"/>
+            <w:tcW w:w="753" w:type="dxa"/>
             <w:tcBorders>
               <w:top w:val="single" w:sz="4" w:space="0" w:color="8EA9DB"/>
               <w:left w:val="single" w:sz="4" w:space="0" w:color="8EA9DB"/>
@@ -9286,7 +13350,7 @@
         </w:tc>
         <w:tc>
           <w:tcPr>
-            <w:tcW w:w="3626" w:type="dxa"/>
+            <w:tcW w:w="3416" w:type="dxa"/>
             <w:tcBorders>
               <w:top w:val="single" w:sz="4" w:space="0" w:color="8EA9DB"/>
               <w:left w:val="single" w:sz="4" w:space="0" w:color="8EA9DB"/>
@@ -9320,7 +13384,7 @@
         </w:trPr>
         <w:tc>
           <w:tcPr>
-            <w:tcW w:w="1700" w:type="dxa"/>
+            <w:tcW w:w="1601" w:type="dxa"/>
             <w:tcBorders>
               <w:top w:val="single" w:sz="4" w:space="0" w:color="8EA9DB"/>
               <w:left w:val="single" w:sz="4" w:space="0" w:color="8EA9DB"/>
@@ -9349,7 +13413,7 @@
         </w:tc>
         <w:tc>
           <w:tcPr>
-            <w:tcW w:w="2900" w:type="dxa"/>
+            <w:tcW w:w="2732" w:type="dxa"/>
             <w:tcBorders>
               <w:top w:val="single" w:sz="4" w:space="0" w:color="8EA9DB"/>
               <w:left w:val="single" w:sz="4" w:space="0" w:color="8EA9DB"/>
@@ -9403,7 +13467,7 @@
         </w:tc>
         <w:tc>
           <w:tcPr>
-            <w:tcW w:w="800" w:type="dxa"/>
+            <w:tcW w:w="753" w:type="dxa"/>
             <w:tcBorders>
               <w:top w:val="single" w:sz="4" w:space="0" w:color="8EA9DB"/>
               <w:left w:val="single" w:sz="4" w:space="0" w:color="8EA9DB"/>
@@ -9432,7 +13496,7 @@
         </w:tc>
         <w:tc>
           <w:tcPr>
-            <w:tcW w:w="3626" w:type="dxa"/>
+            <w:tcW w:w="3416" w:type="dxa"/>
             <w:tcBorders>
               <w:top w:val="single" w:sz="4" w:space="0" w:color="8EA9DB"/>
               <w:left w:val="single" w:sz="4" w:space="0" w:color="8EA9DB"/>
@@ -9466,7 +13530,7 @@
         </w:trPr>
         <w:tc>
           <w:tcPr>
-            <w:tcW w:w="1700" w:type="dxa"/>
+            <w:tcW w:w="1601" w:type="dxa"/>
             <w:tcBorders>
               <w:top w:val="single" w:sz="4" w:space="0" w:color="8EA9DB"/>
               <w:left w:val="single" w:sz="4" w:space="0" w:color="8EA9DB"/>
@@ -9495,7 +13559,7 @@
         </w:tc>
         <w:tc>
           <w:tcPr>
-            <w:tcW w:w="2900" w:type="dxa"/>
+            <w:tcW w:w="2732" w:type="dxa"/>
             <w:tcBorders>
               <w:top w:val="single" w:sz="4" w:space="0" w:color="8EA9DB"/>
               <w:left w:val="single" w:sz="4" w:space="0" w:color="8EA9DB"/>
@@ -9524,7 +13588,7 @@
         </w:tc>
         <w:tc>
           <w:tcPr>
-            <w:tcW w:w="800" w:type="dxa"/>
+            <w:tcW w:w="753" w:type="dxa"/>
             <w:tcBorders>
               <w:top w:val="single" w:sz="4" w:space="0" w:color="8EA9DB"/>
               <w:left w:val="single" w:sz="4" w:space="0" w:color="8EA9DB"/>
@@ -9553,7 +13617,7 @@
         </w:tc>
         <w:tc>
           <w:tcPr>
-            <w:tcW w:w="3626" w:type="dxa"/>
+            <w:tcW w:w="3416" w:type="dxa"/>
             <w:tcBorders>
               <w:top w:val="single" w:sz="4" w:space="0" w:color="8EA9DB"/>
               <w:left w:val="single" w:sz="4" w:space="0" w:color="8EA9DB"/>
@@ -9587,7 +13651,7 @@
         </w:trPr>
         <w:tc>
           <w:tcPr>
-            <w:tcW w:w="1700" w:type="dxa"/>
+            <w:tcW w:w="1601" w:type="dxa"/>
             <w:tcBorders>
               <w:top w:val="single" w:sz="4" w:space="0" w:color="8EA9DB"/>
               <w:left w:val="single" w:sz="4" w:space="0" w:color="8EA9DB"/>
@@ -9616,7 +13680,7 @@
         </w:tc>
         <w:tc>
           <w:tcPr>
-            <w:tcW w:w="2900" w:type="dxa"/>
+            <w:tcW w:w="2732" w:type="dxa"/>
             <w:tcBorders>
               <w:top w:val="single" w:sz="4" w:space="0" w:color="8EA9DB"/>
               <w:left w:val="single" w:sz="4" w:space="0" w:color="8EA9DB"/>
@@ -9645,7 +13709,7 @@
         </w:tc>
         <w:tc>
           <w:tcPr>
-            <w:tcW w:w="800" w:type="dxa"/>
+            <w:tcW w:w="753" w:type="dxa"/>
             <w:tcBorders>
               <w:top w:val="single" w:sz="4" w:space="0" w:color="8EA9DB"/>
               <w:left w:val="single" w:sz="4" w:space="0" w:color="8EA9DB"/>
@@ -9674,7 +13738,7 @@
         </w:tc>
         <w:tc>
           <w:tcPr>
-            <w:tcW w:w="3626" w:type="dxa"/>
+            <w:tcW w:w="3416" w:type="dxa"/>
             <w:tcBorders>
               <w:top w:val="single" w:sz="4" w:space="0" w:color="8EA9DB"/>
               <w:left w:val="single" w:sz="4" w:space="0" w:color="8EA9DB"/>
@@ -9756,7 +13820,7 @@
         </w:trPr>
         <w:tc>
           <w:tcPr>
-            <w:tcW w:w="1700" w:type="dxa"/>
+            <w:tcW w:w="1601" w:type="dxa"/>
             <w:tcBorders>
               <w:top w:val="single" w:sz="4" w:space="0" w:color="8EA9DB"/>
               <w:left w:val="single" w:sz="4" w:space="0" w:color="8EA9DB"/>
@@ -9785,7 +13849,7 @@
         </w:tc>
         <w:tc>
           <w:tcPr>
-            <w:tcW w:w="2900" w:type="dxa"/>
+            <w:tcW w:w="2732" w:type="dxa"/>
             <w:tcBorders>
               <w:top w:val="single" w:sz="4" w:space="0" w:color="8EA9DB"/>
               <w:left w:val="single" w:sz="4" w:space="0" w:color="8EA9DB"/>
@@ -9823,7 +13887,7 @@
         </w:tc>
         <w:tc>
           <w:tcPr>
-            <w:tcW w:w="800" w:type="dxa"/>
+            <w:tcW w:w="753" w:type="dxa"/>
             <w:tcBorders>
               <w:top w:val="single" w:sz="4" w:space="0" w:color="8EA9DB"/>
               <w:left w:val="single" w:sz="4" w:space="0" w:color="8EA9DB"/>
@@ -9852,7 +13916,7 @@
         </w:tc>
         <w:tc>
           <w:tcPr>
-            <w:tcW w:w="3626" w:type="dxa"/>
+            <w:tcW w:w="3416" w:type="dxa"/>
             <w:tcBorders>
               <w:top w:val="single" w:sz="4" w:space="0" w:color="8EA9DB"/>
               <w:left w:val="single" w:sz="4" w:space="0" w:color="8EA9DB"/>
@@ -9886,7 +13950,7 @@
         </w:trPr>
         <w:tc>
           <w:tcPr>
-            <w:tcW w:w="1700" w:type="dxa"/>
+            <w:tcW w:w="1601" w:type="dxa"/>
             <w:tcBorders>
               <w:top w:val="single" w:sz="4" w:space="0" w:color="8EA9DB"/>
               <w:left w:val="single" w:sz="4" w:space="0" w:color="8EA9DB"/>
@@ -9915,7 +13979,7 @@
         </w:tc>
         <w:tc>
           <w:tcPr>
-            <w:tcW w:w="2900" w:type="dxa"/>
+            <w:tcW w:w="2732" w:type="dxa"/>
             <w:tcBorders>
               <w:top w:val="single" w:sz="4" w:space="0" w:color="8EA9DB"/>
               <w:left w:val="single" w:sz="4" w:space="0" w:color="8EA9DB"/>
@@ -9944,7 +14008,7 @@
         </w:tc>
         <w:tc>
           <w:tcPr>
-            <w:tcW w:w="800" w:type="dxa"/>
+            <w:tcW w:w="753" w:type="dxa"/>
             <w:tcBorders>
               <w:top w:val="single" w:sz="4" w:space="0" w:color="8EA9DB"/>
               <w:left w:val="single" w:sz="4" w:space="0" w:color="8EA9DB"/>
@@ -9973,7 +14037,7 @@
         </w:tc>
         <w:tc>
           <w:tcPr>
-            <w:tcW w:w="3626" w:type="dxa"/>
+            <w:tcW w:w="3416" w:type="dxa"/>
             <w:tcBorders>
               <w:top w:val="single" w:sz="4" w:space="0" w:color="8EA9DB"/>
               <w:left w:val="single" w:sz="4" w:space="0" w:color="8EA9DB"/>
@@ -10007,7 +14071,7 @@
         </w:trPr>
         <w:tc>
           <w:tcPr>
-            <w:tcW w:w="1700" w:type="dxa"/>
+            <w:tcW w:w="1601" w:type="dxa"/>
             <w:tcBorders>
               <w:top w:val="single" w:sz="4" w:space="0" w:color="8EA9DB"/>
               <w:left w:val="single" w:sz="4" w:space="0" w:color="8EA9DB"/>
@@ -10036,7 +14100,7 @@
         </w:tc>
         <w:tc>
           <w:tcPr>
-            <w:tcW w:w="2900" w:type="dxa"/>
+            <w:tcW w:w="2732" w:type="dxa"/>
             <w:tcBorders>
               <w:top w:val="single" w:sz="4" w:space="0" w:color="8EA9DB"/>
               <w:left w:val="single" w:sz="4" w:space="0" w:color="8EA9DB"/>
@@ -10065,7 +14129,7 @@
         </w:tc>
         <w:tc>
           <w:tcPr>
-            <w:tcW w:w="800" w:type="dxa"/>
+            <w:tcW w:w="753" w:type="dxa"/>
             <w:tcBorders>
               <w:top w:val="single" w:sz="4" w:space="0" w:color="8EA9DB"/>
               <w:left w:val="single" w:sz="4" w:space="0" w:color="8EA9DB"/>
@@ -10094,7 +14158,7 @@
         </w:tc>
         <w:tc>
           <w:tcPr>
-            <w:tcW w:w="3626" w:type="dxa"/>
+            <w:tcW w:w="3416" w:type="dxa"/>
             <w:tcBorders>
               <w:top w:val="single" w:sz="4" w:space="0" w:color="8EA9DB"/>
               <w:left w:val="single" w:sz="4" w:space="0" w:color="8EA9DB"/>
@@ -10128,7 +14192,7 @@
         </w:trPr>
         <w:tc>
           <w:tcPr>
-            <w:tcW w:w="1700" w:type="dxa"/>
+            <w:tcW w:w="1601" w:type="dxa"/>
             <w:tcBorders>
               <w:top w:val="single" w:sz="4" w:space="0" w:color="8EA9DB"/>
               <w:left w:val="single" w:sz="4" w:space="0" w:color="8EA9DB"/>
@@ -10158,7 +14222,7 @@
         </w:tc>
         <w:tc>
           <w:tcPr>
-            <w:tcW w:w="2900" w:type="dxa"/>
+            <w:tcW w:w="2732" w:type="dxa"/>
             <w:tcBorders>
               <w:top w:val="single" w:sz="4" w:space="0" w:color="8EA9DB"/>
               <w:left w:val="single" w:sz="4" w:space="0" w:color="8EA9DB"/>
@@ -10187,7 +14251,7 @@
         </w:tc>
         <w:tc>
           <w:tcPr>
-            <w:tcW w:w="800" w:type="dxa"/>
+            <w:tcW w:w="753" w:type="dxa"/>
             <w:tcBorders>
               <w:top w:val="single" w:sz="4" w:space="0" w:color="8EA9DB"/>
               <w:left w:val="single" w:sz="4" w:space="0" w:color="8EA9DB"/>
@@ -10216,7 +14280,7 @@
         </w:tc>
         <w:tc>
           <w:tcPr>
-            <w:tcW w:w="3626" w:type="dxa"/>
+            <w:tcW w:w="3416" w:type="dxa"/>
             <w:tcBorders>
               <w:top w:val="single" w:sz="4" w:space="0" w:color="8EA9DB"/>
               <w:left w:val="single" w:sz="4" w:space="0" w:color="8EA9DB"/>
@@ -10250,7 +14314,7 @@
         </w:trPr>
         <w:tc>
           <w:tcPr>
-            <w:tcW w:w="1700" w:type="dxa"/>
+            <w:tcW w:w="1601" w:type="dxa"/>
             <w:tcBorders>
               <w:top w:val="single" w:sz="4" w:space="0" w:color="8EA9DB"/>
               <w:left w:val="single" w:sz="4" w:space="0" w:color="8EA9DB"/>
@@ -10279,7 +14343,7 @@
         </w:tc>
         <w:tc>
           <w:tcPr>
-            <w:tcW w:w="2900" w:type="dxa"/>
+            <w:tcW w:w="2732" w:type="dxa"/>
             <w:tcBorders>
               <w:top w:val="single" w:sz="4" w:space="0" w:color="8EA9DB"/>
               <w:left w:val="single" w:sz="4" w:space="0" w:color="8EA9DB"/>
@@ -10308,7 +14372,7 @@
         </w:tc>
         <w:tc>
           <w:tcPr>
-            <w:tcW w:w="800" w:type="dxa"/>
+            <w:tcW w:w="753" w:type="dxa"/>
             <w:tcBorders>
               <w:top w:val="single" w:sz="4" w:space="0" w:color="8EA9DB"/>
               <w:left w:val="single" w:sz="4" w:space="0" w:color="8EA9DB"/>
@@ -10337,7 +14401,7 @@
         </w:tc>
         <w:tc>
           <w:tcPr>
-            <w:tcW w:w="3626" w:type="dxa"/>
+            <w:tcW w:w="3416" w:type="dxa"/>
             <w:tcBorders>
               <w:top w:val="single" w:sz="4" w:space="0" w:color="8EA9DB"/>
               <w:left w:val="single" w:sz="4" w:space="0" w:color="8EA9DB"/>
@@ -10371,7 +14435,7 @@
         </w:trPr>
         <w:tc>
           <w:tcPr>
-            <w:tcW w:w="1700" w:type="dxa"/>
+            <w:tcW w:w="1601" w:type="dxa"/>
             <w:tcBorders>
               <w:top w:val="single" w:sz="4" w:space="0" w:color="8EA9DB"/>
               <w:left w:val="single" w:sz="4" w:space="0" w:color="8EA9DB"/>
@@ -10400,7 +14464,7 @@
         </w:tc>
         <w:tc>
           <w:tcPr>
-            <w:tcW w:w="2900" w:type="dxa"/>
+            <w:tcW w:w="2732" w:type="dxa"/>
             <w:tcBorders>
               <w:top w:val="single" w:sz="4" w:space="0" w:color="8EA9DB"/>
               <w:left w:val="single" w:sz="4" w:space="0" w:color="8EA9DB"/>
@@ -10429,7 +14493,7 @@
         </w:tc>
         <w:tc>
           <w:tcPr>
-            <w:tcW w:w="800" w:type="dxa"/>
+            <w:tcW w:w="753" w:type="dxa"/>
             <w:tcBorders>
               <w:top w:val="single" w:sz="4" w:space="0" w:color="8EA9DB"/>
               <w:left w:val="single" w:sz="4" w:space="0" w:color="8EA9DB"/>
@@ -10458,7 +14522,7 @@
         </w:tc>
         <w:tc>
           <w:tcPr>
-            <w:tcW w:w="3626" w:type="dxa"/>
+            <w:tcW w:w="3416" w:type="dxa"/>
             <w:tcBorders>
               <w:top w:val="single" w:sz="4" w:space="0" w:color="8EA9DB"/>
               <w:left w:val="single" w:sz="4" w:space="0" w:color="8EA9DB"/>
@@ -10508,7 +14572,7 @@
         </w:trPr>
         <w:tc>
           <w:tcPr>
-            <w:tcW w:w="1700" w:type="dxa"/>
+            <w:tcW w:w="1601" w:type="dxa"/>
             <w:tcBorders>
               <w:top w:val="single" w:sz="4" w:space="0" w:color="8EA9DB"/>
               <w:left w:val="single" w:sz="4" w:space="0" w:color="8EA9DB"/>
@@ -10537,7 +14601,7 @@
         </w:tc>
         <w:tc>
           <w:tcPr>
-            <w:tcW w:w="2900" w:type="dxa"/>
+            <w:tcW w:w="2732" w:type="dxa"/>
             <w:tcBorders>
               <w:top w:val="single" w:sz="4" w:space="0" w:color="8EA9DB"/>
               <w:left w:val="single" w:sz="4" w:space="0" w:color="8EA9DB"/>
@@ -10566,7 +14630,7 @@
         </w:tc>
         <w:tc>
           <w:tcPr>
-            <w:tcW w:w="800" w:type="dxa"/>
+            <w:tcW w:w="753" w:type="dxa"/>
             <w:tcBorders>
               <w:top w:val="single" w:sz="4" w:space="0" w:color="8EA9DB"/>
               <w:left w:val="single" w:sz="4" w:space="0" w:color="8EA9DB"/>
@@ -10595,7 +14659,7 @@
         </w:tc>
         <w:tc>
           <w:tcPr>
-            <w:tcW w:w="3626" w:type="dxa"/>
+            <w:tcW w:w="3416" w:type="dxa"/>
             <w:tcBorders>
               <w:top w:val="single" w:sz="4" w:space="0" w:color="8EA9DB"/>
               <w:left w:val="single" w:sz="4" w:space="0" w:color="8EA9DB"/>
@@ -10638,7 +14702,7 @@
         </w:trPr>
         <w:tc>
           <w:tcPr>
-            <w:tcW w:w="1700" w:type="dxa"/>
+            <w:tcW w:w="1601" w:type="dxa"/>
             <w:tcBorders>
               <w:top w:val="single" w:sz="4" w:space="0" w:color="8EA9DB"/>
               <w:left w:val="single" w:sz="4" w:space="0" w:color="8EA9DB"/>
@@ -10667,7 +14731,7 @@
         </w:tc>
         <w:tc>
           <w:tcPr>
-            <w:tcW w:w="2900" w:type="dxa"/>
+            <w:tcW w:w="2732" w:type="dxa"/>
             <w:tcBorders>
               <w:top w:val="single" w:sz="4" w:space="0" w:color="8EA9DB"/>
               <w:left w:val="single" w:sz="4" w:space="0" w:color="8EA9DB"/>
@@ -10712,7 +14776,7 @@
         </w:tc>
         <w:tc>
           <w:tcPr>
-            <w:tcW w:w="800" w:type="dxa"/>
+            <w:tcW w:w="753" w:type="dxa"/>
             <w:tcBorders>
               <w:top w:val="single" w:sz="4" w:space="0" w:color="8EA9DB"/>
               <w:left w:val="single" w:sz="4" w:space="0" w:color="8EA9DB"/>
@@ -10741,7 +14805,7 @@
         </w:tc>
         <w:tc>
           <w:tcPr>
-            <w:tcW w:w="3626" w:type="dxa"/>
+            <w:tcW w:w="3416" w:type="dxa"/>
             <w:tcBorders>
               <w:top w:val="single" w:sz="4" w:space="0" w:color="8EA9DB"/>
               <w:left w:val="single" w:sz="4" w:space="0" w:color="8EA9DB"/>
@@ -10775,7 +14839,7 @@
         </w:trPr>
         <w:tc>
           <w:tcPr>
-            <w:tcW w:w="1700" w:type="dxa"/>
+            <w:tcW w:w="1601" w:type="dxa"/>
             <w:tcBorders>
               <w:top w:val="single" w:sz="4" w:space="0" w:color="8EA9DB"/>
               <w:left w:val="single" w:sz="4" w:space="0" w:color="8EA9DB"/>
@@ -10804,7 +14868,7 @@
         </w:tc>
         <w:tc>
           <w:tcPr>
-            <w:tcW w:w="2900" w:type="dxa"/>
+            <w:tcW w:w="2732" w:type="dxa"/>
             <w:tcBorders>
               <w:top w:val="single" w:sz="4" w:space="0" w:color="8EA9DB"/>
               <w:left w:val="single" w:sz="4" w:space="0" w:color="8EA9DB"/>
@@ -10833,7 +14897,7 @@
         </w:tc>
         <w:tc>
           <w:tcPr>
-            <w:tcW w:w="800" w:type="dxa"/>
+            <w:tcW w:w="753" w:type="dxa"/>
             <w:tcBorders>
               <w:top w:val="single" w:sz="4" w:space="0" w:color="8EA9DB"/>
               <w:left w:val="single" w:sz="4" w:space="0" w:color="8EA9DB"/>
@@ -10862,7 +14926,7 @@
         </w:tc>
         <w:tc>
           <w:tcPr>
-            <w:tcW w:w="3626" w:type="dxa"/>
+            <w:tcW w:w="3416" w:type="dxa"/>
             <w:tcBorders>
               <w:top w:val="single" w:sz="4" w:space="0" w:color="8EA9DB"/>
               <w:left w:val="single" w:sz="4" w:space="0" w:color="8EA9DB"/>
@@ -10915,7 +14979,7 @@
       <w:r>
         <w:rPr>
           <w:rFonts w:ascii="Consolas" w:eastAsia="Consolas" w:hAnsi="Consolas" w:cs="Consolas"/>
-          <w:color w:val="1F3864"/>
+          <w:color w:val="1F497D"/>
           <w:sz w:val="17"/>
           <w:szCs w:val="17"/>
         </w:rPr>
@@ -10937,7 +15001,7 @@
       <w:r>
         <w:rPr>
           <w:rFonts w:ascii="Consolas" w:eastAsia="Consolas" w:hAnsi="Consolas" w:cs="Consolas"/>
-          <w:color w:val="1F3864"/>
+          <w:color w:val="1F497D"/>
           <w:sz w:val="17"/>
           <w:szCs w:val="17"/>
           <w:lang w:val="en-US"/>
@@ -10960,7 +15024,7 @@
       <w:r>
         <w:rPr>
           <w:rFonts w:ascii="Consolas" w:eastAsia="Consolas" w:hAnsi="Consolas" w:cs="Consolas"/>
-          <w:color w:val="1F3864"/>
+          <w:color w:val="1F497D"/>
           <w:sz w:val="17"/>
           <w:szCs w:val="17"/>
           <w:lang w:val="en-US"/>
@@ -10983,7 +15047,7 @@
       <w:r>
         <w:rPr>
           <w:rFonts w:ascii="Consolas" w:eastAsia="Consolas" w:hAnsi="Consolas" w:cs="Consolas"/>
-          <w:color w:val="1F3864"/>
+          <w:color w:val="1F497D"/>
           <w:sz w:val="17"/>
           <w:szCs w:val="17"/>
           <w:lang w:val="en-US"/>
@@ -11003,7 +15067,7 @@
       <w:r>
         <w:rPr>
           <w:rFonts w:ascii="Consolas" w:eastAsia="Consolas" w:hAnsi="Consolas" w:cs="Consolas"/>
-          <w:color w:val="1F3864"/>
+          <w:color w:val="1F497D"/>
           <w:sz w:val="17"/>
           <w:szCs w:val="17"/>
         </w:rPr>
@@ -11022,7 +15086,7 @@
       <w:r>
         <w:rPr>
           <w:rFonts w:ascii="Consolas" w:eastAsia="Consolas" w:hAnsi="Consolas" w:cs="Consolas"/>
-          <w:color w:val="1F3864"/>
+          <w:color w:val="1F497D"/>
           <w:sz w:val="17"/>
           <w:szCs w:val="17"/>
         </w:rPr>
@@ -11041,7 +15105,7 @@
       <w:r>
         <w:rPr>
           <w:rFonts w:ascii="Consolas" w:eastAsia="Consolas" w:hAnsi="Consolas" w:cs="Consolas"/>
-          <w:color w:val="1F3864"/>
+          <w:color w:val="1F497D"/>
           <w:sz w:val="17"/>
           <w:szCs w:val="17"/>
         </w:rPr>
@@ -11051,7 +15115,7 @@
       <w:r>
         <w:rPr>
           <w:rFonts w:ascii="Consolas" w:eastAsia="Consolas" w:hAnsi="Consolas" w:cs="Consolas"/>
-          <w:color w:val="1F3864"/>
+          <w:color w:val="1F497D"/>
           <w:sz w:val="17"/>
           <w:szCs w:val="17"/>
         </w:rPr>
@@ -11062,7 +15126,7 @@
       <w:r>
         <w:rPr>
           <w:rFonts w:ascii="Consolas" w:eastAsia="Consolas" w:hAnsi="Consolas" w:cs="Consolas"/>
-          <w:color w:val="1F3864"/>
+          <w:color w:val="1F497D"/>
           <w:sz w:val="17"/>
           <w:szCs w:val="17"/>
         </w:rPr>
@@ -11072,7 +15136,7 @@
       <w:r>
         <w:rPr>
           <w:rFonts w:ascii="Consolas" w:eastAsia="Consolas" w:hAnsi="Consolas" w:cs="Consolas"/>
-          <w:color w:val="1F3864"/>
+          <w:color w:val="1F497D"/>
           <w:sz w:val="17"/>
           <w:szCs w:val="17"/>
         </w:rPr>
@@ -11082,7 +15146,7 @@
       <w:r>
         <w:rPr>
           <w:rFonts w:ascii="Consolas" w:eastAsia="Consolas" w:hAnsi="Consolas" w:cs="Consolas"/>
-          <w:color w:val="1F3864"/>
+          <w:color w:val="1F497D"/>
           <w:sz w:val="17"/>
           <w:szCs w:val="17"/>
         </w:rPr>
@@ -11092,7 +15156,7 @@
       <w:r>
         <w:rPr>
           <w:rFonts w:ascii="Consolas" w:eastAsia="Consolas" w:hAnsi="Consolas" w:cs="Consolas"/>
-          <w:color w:val="1F3864"/>
+          <w:color w:val="1F497D"/>
           <w:sz w:val="17"/>
           <w:szCs w:val="17"/>
         </w:rPr>
@@ -11102,7 +15166,7 @@
       <w:r>
         <w:rPr>
           <w:rFonts w:ascii="Consolas" w:eastAsia="Consolas" w:hAnsi="Consolas" w:cs="Consolas"/>
-          <w:color w:val="1F3864"/>
+          <w:color w:val="1F497D"/>
           <w:sz w:val="17"/>
           <w:szCs w:val="17"/>
         </w:rPr>
@@ -11112,7 +15176,7 @@
       <w:r>
         <w:rPr>
           <w:rFonts w:ascii="Consolas" w:eastAsia="Consolas" w:hAnsi="Consolas" w:cs="Consolas"/>
-          <w:color w:val="1F3864"/>
+          <w:color w:val="1F497D"/>
           <w:sz w:val="17"/>
           <w:szCs w:val="17"/>
         </w:rPr>
@@ -11131,7 +15195,7 @@
       <w:r>
         <w:rPr>
           <w:rFonts w:ascii="Consolas" w:eastAsia="Consolas" w:hAnsi="Consolas" w:cs="Consolas"/>
-          <w:color w:val="1F3864"/>
+          <w:color w:val="1F497D"/>
           <w:sz w:val="17"/>
           <w:szCs w:val="17"/>
         </w:rPr>
@@ -11141,7 +15205,7 @@
       <w:r>
         <w:rPr>
           <w:rFonts w:ascii="Consolas" w:eastAsia="Consolas" w:hAnsi="Consolas" w:cs="Consolas"/>
-          <w:color w:val="1F3864"/>
+          <w:color w:val="1F497D"/>
           <w:sz w:val="17"/>
           <w:szCs w:val="17"/>
         </w:rPr>
@@ -11151,7 +15215,7 @@
       <w:r>
         <w:rPr>
           <w:rFonts w:ascii="Consolas" w:eastAsia="Consolas" w:hAnsi="Consolas" w:cs="Consolas"/>
-          <w:color w:val="1F3864"/>
+          <w:color w:val="1F497D"/>
           <w:sz w:val="17"/>
           <w:szCs w:val="17"/>
         </w:rPr>
@@ -11170,7 +15234,7 @@
       <w:r>
         <w:rPr>
           <w:rFonts w:ascii="Consolas" w:eastAsia="Consolas" w:hAnsi="Consolas" w:cs="Consolas"/>
-          <w:color w:val="1F3864"/>
+          <w:color w:val="1F497D"/>
           <w:sz w:val="17"/>
           <w:szCs w:val="17"/>
         </w:rPr>
@@ -11180,7 +15244,7 @@
       <w:r>
         <w:rPr>
           <w:rFonts w:ascii="Consolas" w:eastAsia="Consolas" w:hAnsi="Consolas" w:cs="Consolas"/>
-          <w:color w:val="1F3864"/>
+          <w:color w:val="1F497D"/>
           <w:sz w:val="17"/>
           <w:szCs w:val="17"/>
         </w:rPr>
@@ -11190,7 +15254,7 @@
       <w:r>
         <w:rPr>
           <w:rFonts w:ascii="Consolas" w:eastAsia="Consolas" w:hAnsi="Consolas" w:cs="Consolas"/>
-          <w:color w:val="1F3864"/>
+          <w:color w:val="1F497D"/>
           <w:sz w:val="17"/>
           <w:szCs w:val="17"/>
         </w:rPr>
@@ -11211,24 +15275,24 @@
     </w:p>
     <w:p>
       <w:pPr>
+        <w:jc w:val="center"/>
         <w:keepNext/>
         <w:spacing w:before="120" w:after="80"/>
       </w:pPr>
       <w:r>
         <w:rPr>
-          <w:b/>
-          <w:bCs/>
           <w:i/>
           <w:iCs/>
-          <w:sz w:val="20"/>
-          <w:szCs w:val="20"/>
+          <w:color w:val="1F497D"/>
+          <w:sz w:val="18"/>
+          <w:szCs w:val="18"/>
         </w:rPr>
         <w:t>Tabla 7. Códigos de respuesta</w:t>
       </w:r>
     </w:p>
     <w:tbl>
       <w:tblPr>
-        <w:tblW w:w="9026" w:type="dxa"/>
+        <w:tblW w:w="8504" w:type="dxa"/>
         <w:tblBorders>
           <w:top w:val="single" w:sz="4" w:space="0" w:color="auto"/>
           <w:left w:val="single" w:sz="4" w:space="0" w:color="auto"/>
@@ -11244,8 +15308,8 @@
         <w:tblLook w:val="04A0" w:firstRow="1" w:lastRow="0" w:firstColumn="1" w:lastColumn="0" w:noHBand="0" w:noVBand="1"/>
       </w:tblPr>
       <w:tblGrid>
-        <w:gridCol w:w="1800"/>
-        <w:gridCol w:w="7226"/>
+        <w:gridCol w:w="1695"/>
+        <w:gridCol w:w="6808"/>
       </w:tblGrid>
       <w:tr>
         <w:trPr>
@@ -11253,7 +15317,7 @@
         </w:trPr>
         <w:tc>
           <w:tcPr>
-            <w:tcW w:w="1800" w:type="dxa"/>
+            <w:tcW w:w="1695" w:type="dxa"/>
             <w:tcBorders>
               <w:top w:val="single" w:sz="4" w:space="0" w:color="8EA9DB"/>
               <w:left w:val="single" w:sz="4" w:space="0" w:color="8EA9DB"/>
@@ -11287,7 +15351,7 @@
         </w:tc>
         <w:tc>
           <w:tcPr>
-            <w:tcW w:w="7226" w:type="dxa"/>
+            <w:tcW w:w="6808" w:type="dxa"/>
             <w:tcBorders>
               <w:top w:val="single" w:sz="4" w:space="0" w:color="8EA9DB"/>
               <w:left w:val="single" w:sz="4" w:space="0" w:color="8EA9DB"/>
@@ -11326,7 +15390,7 @@
         </w:trPr>
         <w:tc>
           <w:tcPr>
-            <w:tcW w:w="1800" w:type="dxa"/>
+            <w:tcW w:w="1695" w:type="dxa"/>
             <w:tcBorders>
               <w:top w:val="single" w:sz="4" w:space="0" w:color="8EA9DB"/>
               <w:left w:val="single" w:sz="4" w:space="0" w:color="8EA9DB"/>
@@ -11355,7 +15419,7 @@
         </w:tc>
         <w:tc>
           <w:tcPr>
-            <w:tcW w:w="7226" w:type="dxa"/>
+            <w:tcW w:w="6808" w:type="dxa"/>
             <w:tcBorders>
               <w:top w:val="single" w:sz="4" w:space="0" w:color="8EA9DB"/>
               <w:left w:val="single" w:sz="4" w:space="0" w:color="8EA9DB"/>
@@ -11389,7 +15453,7 @@
         </w:trPr>
         <w:tc>
           <w:tcPr>
-            <w:tcW w:w="1800" w:type="dxa"/>
+            <w:tcW w:w="1695" w:type="dxa"/>
             <w:tcBorders>
               <w:top w:val="single" w:sz="4" w:space="0" w:color="8EA9DB"/>
               <w:left w:val="single" w:sz="4" w:space="0" w:color="8EA9DB"/>
@@ -11418,7 +15482,7 @@
         </w:tc>
         <w:tc>
           <w:tcPr>
-            <w:tcW w:w="7226" w:type="dxa"/>
+            <w:tcW w:w="6808" w:type="dxa"/>
             <w:tcBorders>
               <w:top w:val="single" w:sz="4" w:space="0" w:color="8EA9DB"/>
               <w:left w:val="single" w:sz="4" w:space="0" w:color="8EA9DB"/>
@@ -11452,7 +15516,7 @@
         </w:trPr>
         <w:tc>
           <w:tcPr>
-            <w:tcW w:w="1800" w:type="dxa"/>
+            <w:tcW w:w="1695" w:type="dxa"/>
             <w:tcBorders>
               <w:top w:val="single" w:sz="4" w:space="0" w:color="8EA9DB"/>
               <w:left w:val="single" w:sz="4" w:space="0" w:color="8EA9DB"/>
@@ -11481,7 +15545,7 @@
         </w:tc>
         <w:tc>
           <w:tcPr>
-            <w:tcW w:w="7226" w:type="dxa"/>
+            <w:tcW w:w="6808" w:type="dxa"/>
             <w:tcBorders>
               <w:top w:val="single" w:sz="4" w:space="0" w:color="8EA9DB"/>
               <w:left w:val="single" w:sz="4" w:space="0" w:color="8EA9DB"/>
@@ -11515,7 +15579,7 @@
         </w:trPr>
         <w:tc>
           <w:tcPr>
-            <w:tcW w:w="1800" w:type="dxa"/>
+            <w:tcW w:w="1695" w:type="dxa"/>
             <w:tcBorders>
               <w:top w:val="single" w:sz="4" w:space="0" w:color="8EA9DB"/>
               <w:left w:val="single" w:sz="4" w:space="0" w:color="8EA9DB"/>
@@ -11544,7 +15608,7 @@
         </w:tc>
         <w:tc>
           <w:tcPr>
-            <w:tcW w:w="7226" w:type="dxa"/>
+            <w:tcW w:w="6808" w:type="dxa"/>
             <w:tcBorders>
               <w:top w:val="single" w:sz="4" w:space="0" w:color="8EA9DB"/>
               <w:left w:val="single" w:sz="4" w:space="0" w:color="8EA9DB"/>
@@ -11578,7 +15642,7 @@
         </w:trPr>
         <w:tc>
           <w:tcPr>
-            <w:tcW w:w="1800" w:type="dxa"/>
+            <w:tcW w:w="1695" w:type="dxa"/>
             <w:tcBorders>
               <w:top w:val="single" w:sz="4" w:space="0" w:color="8EA9DB"/>
               <w:left w:val="single" w:sz="4" w:space="0" w:color="8EA9DB"/>
@@ -11607,7 +15671,7 @@
         </w:tc>
         <w:tc>
           <w:tcPr>
-            <w:tcW w:w="7226" w:type="dxa"/>
+            <w:tcW w:w="6808" w:type="dxa"/>
             <w:tcBorders>
               <w:top w:val="single" w:sz="4" w:space="0" w:color="8EA9DB"/>
               <w:left w:val="single" w:sz="4" w:space="0" w:color="8EA9DB"/>
@@ -11723,14 +15787,13 @@
       </w:pPr>
       <w:r>
         <w:rPr>
-          <w:b/>
-          <w:bCs/>
           <w:i/>
           <w:iCs/>
-          <w:sz w:val="20"/>
-          <w:szCs w:val="20"/>
-        </w:rPr>
-        <w:t>Ilustración 5. Secuencia de la apertura de cuenta</w:t>
+          <w:color w:val="1F497D"/>
+          <w:sz w:val="18"/>
+          <w:szCs w:val="18"/>
+        </w:rPr>
+        <w:t>Figura 5. Secuencia de la apertura de cuenta</w:t>
       </w:r>
     </w:p>
     <w:p>
@@ -11782,7 +15845,7 @@
       <w:r>
         <w:rPr>
           <w:rFonts w:ascii="Consolas" w:eastAsia="Consolas" w:hAnsi="Consolas" w:cs="Consolas"/>
-          <w:color w:val="1F3864"/>
+          <w:color w:val="1F497D"/>
           <w:sz w:val="17"/>
           <w:szCs w:val="17"/>
           <w:lang w:val="en-US"/>
@@ -11805,7 +15868,7 @@
       <w:r>
         <w:rPr>
           <w:rFonts w:ascii="Consolas" w:eastAsia="Consolas" w:hAnsi="Consolas" w:cs="Consolas"/>
-          <w:color w:val="1F3864"/>
+          <w:color w:val="1F497D"/>
           <w:sz w:val="17"/>
           <w:szCs w:val="17"/>
           <w:lang w:val="en-US"/>
@@ -11825,7 +15888,7 @@
       <w:r>
         <w:rPr>
           <w:rFonts w:ascii="Consolas" w:eastAsia="Consolas" w:hAnsi="Consolas" w:cs="Consolas"/>
-          <w:color w:val="1F3864"/>
+          <w:color w:val="1F497D"/>
           <w:sz w:val="17"/>
           <w:szCs w:val="17"/>
           <w:lang w:val="en-US"/>
@@ -11836,7 +15899,7 @@
       <w:r>
         <w:rPr>
           <w:rFonts w:ascii="Consolas" w:eastAsia="Consolas" w:hAnsi="Consolas" w:cs="Consolas"/>
-          <w:color w:val="1F3864"/>
+          <w:color w:val="1F497D"/>
           <w:sz w:val="17"/>
           <w:szCs w:val="17"/>
         </w:rPr>
@@ -11846,7 +15909,7 @@
       <w:r>
         <w:rPr>
           <w:rFonts w:ascii="Consolas" w:eastAsia="Consolas" w:hAnsi="Consolas" w:cs="Consolas"/>
-          <w:color w:val="1F3864"/>
+          <w:color w:val="1F497D"/>
           <w:sz w:val="17"/>
           <w:szCs w:val="17"/>
         </w:rPr>
@@ -11865,7 +15928,7 @@
       <w:r>
         <w:rPr>
           <w:rFonts w:ascii="Consolas" w:eastAsia="Consolas" w:hAnsi="Consolas" w:cs="Consolas"/>
-          <w:color w:val="1F3864"/>
+          <w:color w:val="1F497D"/>
           <w:sz w:val="17"/>
           <w:szCs w:val="17"/>
         </w:rPr>
@@ -11875,7 +15938,7 @@
       <w:r>
         <w:rPr>
           <w:rFonts w:ascii="Consolas" w:eastAsia="Consolas" w:hAnsi="Consolas" w:cs="Consolas"/>
-          <w:color w:val="1F3864"/>
+          <w:color w:val="1F497D"/>
           <w:sz w:val="17"/>
           <w:szCs w:val="17"/>
         </w:rPr>
@@ -11885,7 +15948,7 @@
       <w:r>
         <w:rPr>
           <w:rFonts w:ascii="Consolas" w:eastAsia="Consolas" w:hAnsi="Consolas" w:cs="Consolas"/>
-          <w:color w:val="1F3864"/>
+          <w:color w:val="1F497D"/>
           <w:sz w:val="17"/>
           <w:szCs w:val="17"/>
         </w:rPr>
@@ -11895,7 +15958,7 @@
       <w:r>
         <w:rPr>
           <w:rFonts w:ascii="Consolas" w:eastAsia="Consolas" w:hAnsi="Consolas" w:cs="Consolas"/>
-          <w:color w:val="1F3864"/>
+          <w:color w:val="1F497D"/>
           <w:sz w:val="17"/>
           <w:szCs w:val="17"/>
         </w:rPr>
@@ -11905,7 +15968,7 @@
       <w:r>
         <w:rPr>
           <w:rFonts w:ascii="Consolas" w:eastAsia="Consolas" w:hAnsi="Consolas" w:cs="Consolas"/>
-          <w:color w:val="1F3864"/>
+          <w:color w:val="1F497D"/>
           <w:sz w:val="17"/>
           <w:szCs w:val="17"/>
         </w:rPr>
@@ -11924,7 +15987,7 @@
       <w:r>
         <w:rPr>
           <w:rFonts w:ascii="Consolas" w:eastAsia="Consolas" w:hAnsi="Consolas" w:cs="Consolas"/>
-          <w:color w:val="1F3864"/>
+          <w:color w:val="1F497D"/>
           <w:sz w:val="17"/>
           <w:szCs w:val="17"/>
         </w:rPr>
@@ -11944,7 +16007,7 @@
       <w:r>
         <w:rPr>
           <w:rFonts w:ascii="Consolas" w:eastAsia="Consolas" w:hAnsi="Consolas" w:cs="Consolas"/>
-          <w:color w:val="1F3864"/>
+          <w:color w:val="1F497D"/>
           <w:sz w:val="17"/>
           <w:szCs w:val="17"/>
         </w:rPr>
@@ -11954,7 +16017,7 @@
       <w:r>
         <w:rPr>
           <w:rFonts w:ascii="Consolas" w:eastAsia="Consolas" w:hAnsi="Consolas" w:cs="Consolas"/>
-          <w:color w:val="1F3864"/>
+          <w:color w:val="1F497D"/>
           <w:sz w:val="17"/>
           <w:szCs w:val="17"/>
         </w:rPr>
@@ -11964,7 +16027,7 @@
       <w:r>
         <w:rPr>
           <w:rFonts w:ascii="Consolas" w:eastAsia="Consolas" w:hAnsi="Consolas" w:cs="Consolas"/>
-          <w:color w:val="1F3864"/>
+          <w:color w:val="1F497D"/>
           <w:sz w:val="17"/>
           <w:szCs w:val="17"/>
         </w:rPr>
@@ -11974,7 +16037,7 @@
       <w:r>
         <w:rPr>
           <w:rFonts w:ascii="Consolas" w:eastAsia="Consolas" w:hAnsi="Consolas" w:cs="Consolas"/>
-          <w:color w:val="1F3864"/>
+          <w:color w:val="1F497D"/>
           <w:sz w:val="17"/>
           <w:szCs w:val="17"/>
         </w:rPr>
@@ -12075,36 +16138,33 @@
       </w:pPr>
       <w:r>
         <w:rPr>
-          <w:b/>
-          <w:bCs/>
           <w:i/>
           <w:iCs/>
-          <w:sz w:val="20"/>
-          <w:szCs w:val="20"/>
-        </w:rPr>
-        <w:t xml:space="preserve">Ilustración 6. Panel de monitoreo del servidor con </w:t>
+          <w:color w:val="1F497D"/>
+          <w:sz w:val="18"/>
+          <w:szCs w:val="18"/>
+        </w:rPr>
+        <w:t xml:space="preserve">Figura 6. Panel de monitoreo del servidor con </w:t>
       </w:r>
       <w:proofErr w:type="spellStart"/>
       <w:r>
         <w:rPr>
-          <w:b/>
-          <w:bCs/>
           <w:i/>
           <w:iCs/>
-          <w:sz w:val="20"/>
-          <w:szCs w:val="20"/>
+          <w:color w:val="1F497D"/>
+          <w:sz w:val="18"/>
+          <w:szCs w:val="18"/>
         </w:rPr>
         <w:t>MariaDB</w:t>
       </w:r>
       <w:proofErr w:type="spellEnd"/>
       <w:r>
         <w:rPr>
-          <w:b/>
-          <w:bCs/>
           <w:i/>
           <w:iCs/>
-          <w:sz w:val="20"/>
-          <w:szCs w:val="20"/>
+          <w:color w:val="1F497D"/>
+          <w:sz w:val="18"/>
+          <w:szCs w:val="18"/>
         </w:rPr>
         <w:t xml:space="preserve"> conectada</w:t>
       </w:r>
@@ -12165,14 +16225,13 @@
       </w:pPr>
       <w:r>
         <w:rPr>
-          <w:b/>
-          <w:bCs/>
           <w:i/>
           <w:iCs/>
-          <w:sz w:val="20"/>
-          <w:szCs w:val="20"/>
-        </w:rPr>
-        <w:t>Ilustración 7. Panel registrando las peticiones del cliente de consola</w:t>
+          <w:color w:val="1F497D"/>
+          <w:sz w:val="18"/>
+          <w:szCs w:val="18"/>
+        </w:rPr>
+        <w:t>Figura 7. Panel registrando las peticiones del cliente de consola</w:t>
       </w:r>
     </w:p>
     <w:p>
@@ -12287,24 +16346,22 @@
       </w:pPr>
       <w:r>
         <w:rPr>
-          <w:b/>
-          <w:bCs/>
           <w:i/>
           <w:iCs/>
-          <w:sz w:val="20"/>
-          <w:szCs w:val="20"/>
-        </w:rPr>
-        <w:t xml:space="preserve">Ilustración 8. Resultado de </w:t>
+          <w:color w:val="1F497D"/>
+          <w:sz w:val="18"/>
+          <w:szCs w:val="18"/>
+        </w:rPr>
+        <w:t xml:space="preserve">Figura 8. Resultado de </w:t>
       </w:r>
       <w:proofErr w:type="spellStart"/>
       <w:r>
         <w:rPr>
-          <w:b/>
-          <w:bCs/>
           <w:i/>
           <w:iCs/>
-          <w:sz w:val="20"/>
-          <w:szCs w:val="20"/>
+          <w:color w:val="1F497D"/>
+          <w:sz w:val="18"/>
+          <w:szCs w:val="18"/>
         </w:rPr>
         <w:t>PruebasConexion</w:t>
       </w:r>
@@ -12341,17 +16398,17 @@
     </w:p>
     <w:p>
       <w:pPr>
+        <w:jc w:val="center"/>
         <w:keepNext/>
         <w:spacing w:before="120" w:after="80"/>
       </w:pPr>
       <w:r>
         <w:rPr>
-          <w:b/>
-          <w:bCs/>
           <w:i/>
           <w:iCs/>
-          <w:sz w:val="20"/>
-          <w:szCs w:val="20"/>
+          <w:color w:val="1F497D"/>
+          <w:sz w:val="18"/>
+          <w:szCs w:val="18"/>
         </w:rPr>
         <w:t>Tabla 8. Resumen de clientes</w:t>
       </w:r>
@@ -13043,7 +17100,7 @@
         </w:rPr>
         <w:drawing>
           <wp:inline distT="0" distB="0" distL="0" distR="0" wp14:anchorId="6F436A26" wp14:editId="084C14B1">
-            <wp:extent cx="5619750" cy="3429000"/>
+            <wp:extent cx="5400040" cy="3294939"/>
             <wp:effectExtent l="0" t="0" r="0" b="0"/>
             <wp:docPr id="9" name="Imagen 9"/>
             <wp:cNvGraphicFramePr>
@@ -13068,7 +17125,7 @@
                   <pic:spPr bwMode="auto">
                     <a:xfrm>
                       <a:off x="0" y="0"/>
-                      <a:ext cx="5619750" cy="3429000"/>
+                      <a:ext cx="5400040" cy="3294939"/>
                     </a:xfrm>
                     <a:prstGeom prst="rect">
                       <a:avLst/>
@@ -13088,14 +17145,13 @@
       </w:pPr>
       <w:r>
         <w:rPr>
-          <w:b/>
-          <w:bCs/>
           <w:i/>
           <w:iCs/>
-          <w:sz w:val="20"/>
-          <w:szCs w:val="20"/>
-        </w:rPr>
-        <w:t>Ilustración 9. Cliente de consola</w:t>
+          <w:color w:val="1F497D"/>
+          <w:sz w:val="18"/>
+          <w:szCs w:val="18"/>
+        </w:rPr>
+        <w:t>Figura 9. Cliente de consola</w:t>
       </w:r>
     </w:p>
     <w:p>
@@ -13184,14 +17240,13 @@
       </w:pPr>
       <w:r>
         <w:rPr>
-          <w:b/>
-          <w:bCs/>
           <w:i/>
           <w:iCs/>
-          <w:sz w:val="20"/>
-          <w:szCs w:val="20"/>
-        </w:rPr>
-        <w:t>Ilustración 10. Cliente de escritorio — inicio de sesión</w:t>
+          <w:color w:val="1F497D"/>
+          <w:sz w:val="18"/>
+          <w:szCs w:val="18"/>
+        </w:rPr>
+        <w:t>Figura 10. Cliente de escritorio — inicio de sesión</w:t>
       </w:r>
     </w:p>
     <w:p>
@@ -13250,14 +17305,13 @@
       </w:pPr>
       <w:r>
         <w:rPr>
-          <w:b/>
-          <w:bCs/>
           <w:i/>
           <w:iCs/>
-          <w:sz w:val="20"/>
-          <w:szCs w:val="20"/>
-        </w:rPr>
-        <w:t>Ilustración 11. Cliente de escritorio — cuentas</w:t>
+          <w:color w:val="1F497D"/>
+          <w:sz w:val="18"/>
+          <w:szCs w:val="18"/>
+        </w:rPr>
+        <w:t>Figura 11. Cliente de escritorio — cuentas</w:t>
       </w:r>
     </w:p>
     <w:p>
@@ -13317,14 +17371,13 @@
       </w:pPr>
       <w:r>
         <w:rPr>
-          <w:b/>
-          <w:bCs/>
           <w:i/>
           <w:iCs/>
-          <w:sz w:val="20"/>
-          <w:szCs w:val="20"/>
-        </w:rPr>
-        <w:t>Ilustración 12. Cliente de escritorio — operación rechazada por validación</w:t>
+          <w:color w:val="1F497D"/>
+          <w:sz w:val="18"/>
+          <w:szCs w:val="18"/>
+        </w:rPr>
+        <w:t>Figura 12. Cliente de escritorio — operación rechazada por validación</w:t>
       </w:r>
     </w:p>
     <w:p>
@@ -13383,14 +17436,13 @@
       </w:pPr>
       <w:r>
         <w:rPr>
-          <w:b/>
-          <w:bCs/>
           <w:i/>
           <w:iCs/>
-          <w:sz w:val="20"/>
-          <w:szCs w:val="20"/>
-        </w:rPr>
-        <w:t>Ilustración 13. Cliente de escritorio — gestión de clientes y apertura de cuenta</w:t>
+          <w:color w:val="1F497D"/>
+          <w:sz w:val="18"/>
+          <w:szCs w:val="18"/>
+        </w:rPr>
+        <w:t>Figura 13. Cliente de escritorio — gestión de clientes y apertura de cuenta</w:t>
       </w:r>
     </w:p>
     <w:p>
@@ -13450,14 +17502,13 @@
       </w:pPr>
       <w:r>
         <w:rPr>
-          <w:b/>
-          <w:bCs/>
           <w:i/>
           <w:iCs/>
-          <w:sz w:val="20"/>
-          <w:szCs w:val="20"/>
-        </w:rPr>
-        <w:t>Ilustración 14. Cliente de escritorio — estado de cuenta de la cuenta nueva</w:t>
+          <w:color w:val="1F497D"/>
+          <w:sz w:val="18"/>
+          <w:szCs w:val="18"/>
+        </w:rPr>
+        <w:t>Figura 14. Cliente de escritorio — estado de cuenta de la cuenta nueva</w:t>
       </w:r>
     </w:p>
     <w:p>
@@ -13593,14 +17644,13 @@
       </w:pPr>
       <w:r>
         <w:rPr>
-          <w:b/>
-          <w:bCs/>
           <w:i/>
           <w:iCs/>
-          <w:sz w:val="20"/>
-          <w:szCs w:val="20"/>
-        </w:rPr>
-        <w:t>Ilustración 15. Cliente web — inicio de sesión</w:t>
+          <w:color w:val="1F497D"/>
+          <w:sz w:val="18"/>
+          <w:szCs w:val="18"/>
+        </w:rPr>
+        <w:t>Figura 15. Cliente web — inicio de sesión</w:t>
       </w:r>
     </w:p>
     <w:p>
@@ -13660,14 +17710,13 @@
       </w:pPr>
       <w:r>
         <w:rPr>
-          <w:b/>
-          <w:bCs/>
           <w:i/>
           <w:iCs/>
-          <w:sz w:val="20"/>
-          <w:szCs w:val="20"/>
-        </w:rPr>
-        <w:t>Ilustración 16. Cliente web — cuentas en dólares</w:t>
+          <w:color w:val="1F497D"/>
+          <w:sz w:val="18"/>
+          <w:szCs w:val="18"/>
+        </w:rPr>
+        <w:t>Figura 16. Cliente web — cuentas en dólares</w:t>
       </w:r>
     </w:p>
     <w:p>
@@ -13726,14 +17775,13 @@
       </w:pPr>
       <w:r>
         <w:rPr>
-          <w:b/>
-          <w:bCs/>
           <w:i/>
           <w:iCs/>
-          <w:sz w:val="20"/>
-          <w:szCs w:val="20"/>
-        </w:rPr>
-        <w:t>Ilustración 17. Cliente web — depósito y comprobante</w:t>
+          <w:color w:val="1F497D"/>
+          <w:sz w:val="18"/>
+          <w:szCs w:val="18"/>
+        </w:rPr>
+        <w:t>Figura 17. Cliente web — depósito y comprobante</w:t>
       </w:r>
     </w:p>
     <w:p>
@@ -13793,14 +17841,13 @@
       </w:pPr>
       <w:r>
         <w:rPr>
-          <w:b/>
-          <w:bCs/>
           <w:i/>
           <w:iCs/>
-          <w:sz w:val="20"/>
-          <w:szCs w:val="20"/>
-        </w:rPr>
-        <w:t>Ilustración 18. Cliente web — movimientos</w:t>
+          <w:color w:val="1F497D"/>
+          <w:sz w:val="18"/>
+          <w:szCs w:val="18"/>
+        </w:rPr>
+        <w:t>Figura 18. Cliente web — movimientos</w:t>
       </w:r>
     </w:p>
     <w:p>
@@ -13859,14 +17906,13 @@
       </w:pPr>
       <w:r>
         <w:rPr>
-          <w:b/>
-          <w:bCs/>
           <w:i/>
           <w:iCs/>
-          <w:sz w:val="20"/>
-          <w:szCs w:val="20"/>
-        </w:rPr>
-        <w:t>Ilustración 19. Cliente web — clientes con cédula ecuatoriana</w:t>
+          <w:color w:val="1F497D"/>
+          <w:sz w:val="18"/>
+          <w:szCs w:val="18"/>
+        </w:rPr>
+        <w:t>Figura 19. Cliente web — clientes con cédula ecuatoriana</w:t>
       </w:r>
     </w:p>
     <w:p>
@@ -13919,7 +17965,7 @@
         <w:lastRenderedPageBreak/>
         <w:drawing>
           <wp:inline distT="0" distB="0" distL="0" distR="0" wp14:anchorId="38031A9A" wp14:editId="6A2059A3">
-            <wp:extent cx="5715000" cy="2295525"/>
+            <wp:extent cx="5400040" cy="2169016"/>
             <wp:effectExtent l="0" t="0" r="0" b="0"/>
             <wp:docPr id="20" name="Imagen 20"/>
             <wp:cNvGraphicFramePr>
@@ -13944,7 +17990,7 @@
                   <pic:spPr bwMode="auto">
                     <a:xfrm>
                       <a:off x="0" y="0"/>
-                      <a:ext cx="5715000" cy="2295525"/>
+                      <a:ext cx="5400040" cy="2169016"/>
                     </a:xfrm>
                     <a:prstGeom prst="rect">
                       <a:avLst/>
@@ -13964,14 +18010,13 @@
       </w:pPr>
       <w:r>
         <w:rPr>
-          <w:b/>
-          <w:bCs/>
           <w:i/>
           <w:iCs/>
-          <w:sz w:val="20"/>
-          <w:szCs w:val="20"/>
-        </w:rPr>
-        <w:t>Ilustración 20. Cliente móvil en Samsung Galaxy S22 Ultra — inicio de sesión, cuentas, depósito, retiro y transferencia</w:t>
+          <w:color w:val="1F497D"/>
+          <w:sz w:val="18"/>
+          <w:szCs w:val="18"/>
+        </w:rPr>
+        <w:t>Figura 20. Cliente móvil en Samsung Galaxy S22 Ultra — inicio de sesión, cuentas, depósito, retiro y transferencia</w:t>
       </w:r>
     </w:p>
     <w:p>
@@ -14055,7 +18100,7 @@
       <w:r>
         <w:rPr>
           <w:rFonts w:ascii="Consolas" w:eastAsia="Consolas" w:hAnsi="Consolas" w:cs="Consolas"/>
-          <w:color w:val="1F3864"/>
+          <w:color w:val="1F497D"/>
           <w:sz w:val="17"/>
           <w:szCs w:val="17"/>
           <w:lang w:val="en-US"/>
@@ -14066,7 +18111,7 @@
       <w:r>
         <w:rPr>
           <w:rFonts w:ascii="Consolas" w:eastAsia="Consolas" w:hAnsi="Consolas" w:cs="Consolas"/>
-          <w:color w:val="1F3864"/>
+          <w:color w:val="1F497D"/>
           <w:sz w:val="17"/>
           <w:szCs w:val="17"/>
           <w:lang w:val="en-US"/>
@@ -14090,7 +18135,7 @@
       <w:r>
         <w:rPr>
           <w:rFonts w:ascii="Consolas" w:eastAsia="Consolas" w:hAnsi="Consolas" w:cs="Consolas"/>
-          <w:color w:val="1F3864"/>
+          <w:color w:val="1F497D"/>
           <w:sz w:val="17"/>
           <w:szCs w:val="17"/>
           <w:lang w:val="en-US"/>
@@ -14111,7 +18156,7 @@
       <w:r>
         <w:rPr>
           <w:rFonts w:ascii="Consolas" w:eastAsia="Consolas" w:hAnsi="Consolas" w:cs="Consolas"/>
-          <w:color w:val="1F3864"/>
+          <w:color w:val="1F497D"/>
           <w:sz w:val="17"/>
           <w:szCs w:val="17"/>
         </w:rPr>
@@ -14121,7 +18166,7 @@
       <w:r>
         <w:rPr>
           <w:rFonts w:ascii="Consolas" w:eastAsia="Consolas" w:hAnsi="Consolas" w:cs="Consolas"/>
-          <w:color w:val="1F3864"/>
+          <w:color w:val="1F497D"/>
           <w:sz w:val="17"/>
           <w:szCs w:val="17"/>
         </w:rPr>
@@ -14131,7 +18176,7 @@
       <w:r>
         <w:rPr>
           <w:rFonts w:ascii="Consolas" w:eastAsia="Consolas" w:hAnsi="Consolas" w:cs="Consolas"/>
-          <w:color w:val="1F3864"/>
+          <w:color w:val="1F497D"/>
           <w:sz w:val="17"/>
           <w:szCs w:val="17"/>
         </w:rPr>
@@ -14141,7 +18186,7 @@
       <w:r>
         <w:rPr>
           <w:rFonts w:ascii="Consolas" w:eastAsia="Consolas" w:hAnsi="Consolas" w:cs="Consolas"/>
-          <w:color w:val="1F3864"/>
+          <w:color w:val="1F497D"/>
           <w:sz w:val="17"/>
           <w:szCs w:val="17"/>
         </w:rPr>
@@ -14151,7 +18196,7 @@
       <w:r>
         <w:rPr>
           <w:rFonts w:ascii="Consolas" w:eastAsia="Consolas" w:hAnsi="Consolas" w:cs="Consolas"/>
-          <w:color w:val="1F3864"/>
+          <w:color w:val="1F497D"/>
           <w:sz w:val="17"/>
           <w:szCs w:val="17"/>
         </w:rPr>
@@ -14161,7 +18206,7 @@
       <w:r>
         <w:rPr>
           <w:rFonts w:ascii="Consolas" w:eastAsia="Consolas" w:hAnsi="Consolas" w:cs="Consolas"/>
-          <w:color w:val="1F3864"/>
+          <w:color w:val="1F497D"/>
           <w:sz w:val="17"/>
           <w:szCs w:val="17"/>
         </w:rPr>
@@ -14171,7 +18216,7 @@
       <w:r>
         <w:rPr>
           <w:rFonts w:ascii="Consolas" w:eastAsia="Consolas" w:hAnsi="Consolas" w:cs="Consolas"/>
-          <w:color w:val="1F3864"/>
+          <w:color w:val="1F497D"/>
           <w:sz w:val="17"/>
           <w:szCs w:val="17"/>
         </w:rPr>
@@ -14181,7 +18226,7 @@
       <w:r>
         <w:rPr>
           <w:rFonts w:ascii="Consolas" w:eastAsia="Consolas" w:hAnsi="Consolas" w:cs="Consolas"/>
-          <w:color w:val="1F3864"/>
+          <w:color w:val="1F497D"/>
           <w:sz w:val="17"/>
           <w:szCs w:val="17"/>
         </w:rPr>
@@ -14201,7 +18246,7 @@
       <w:r>
         <w:rPr>
           <w:rFonts w:ascii="Consolas" w:eastAsia="Consolas" w:hAnsi="Consolas" w:cs="Consolas"/>
-          <w:color w:val="1F3864"/>
+          <w:color w:val="1F497D"/>
           <w:sz w:val="17"/>
           <w:szCs w:val="17"/>
         </w:rPr>
@@ -14211,7 +18256,7 @@
       <w:r>
         <w:rPr>
           <w:rFonts w:ascii="Consolas" w:eastAsia="Consolas" w:hAnsi="Consolas" w:cs="Consolas"/>
-          <w:color w:val="1F3864"/>
+          <w:color w:val="1F497D"/>
           <w:sz w:val="17"/>
           <w:szCs w:val="17"/>
         </w:rPr>
@@ -14221,7 +18266,7 @@
       <w:r>
         <w:rPr>
           <w:rFonts w:ascii="Consolas" w:eastAsia="Consolas" w:hAnsi="Consolas" w:cs="Consolas"/>
-          <w:color w:val="1F3864"/>
+          <w:color w:val="1F497D"/>
           <w:sz w:val="17"/>
           <w:szCs w:val="17"/>
         </w:rPr>
@@ -14231,7 +18276,7 @@
       <w:r>
         <w:rPr>
           <w:rFonts w:ascii="Consolas" w:eastAsia="Consolas" w:hAnsi="Consolas" w:cs="Consolas"/>
-          <w:color w:val="1F3864"/>
+          <w:color w:val="1F497D"/>
           <w:sz w:val="17"/>
           <w:szCs w:val="17"/>
         </w:rPr>
@@ -14241,7 +18286,7 @@
       <w:r>
         <w:rPr>
           <w:rFonts w:ascii="Consolas" w:eastAsia="Consolas" w:hAnsi="Consolas" w:cs="Consolas"/>
-          <w:color w:val="1F3864"/>
+          <w:color w:val="1F497D"/>
           <w:sz w:val="17"/>
           <w:szCs w:val="17"/>
         </w:rPr>
@@ -14251,7 +18296,7 @@
       <w:r>
         <w:rPr>
           <w:rFonts w:ascii="Consolas" w:eastAsia="Consolas" w:hAnsi="Consolas" w:cs="Consolas"/>
-          <w:color w:val="1F3864"/>
+          <w:color w:val="1F497D"/>
           <w:sz w:val="17"/>
           <w:szCs w:val="17"/>
         </w:rPr>
@@ -14261,7 +18306,7 @@
       <w:r>
         <w:rPr>
           <w:rFonts w:ascii="Consolas" w:eastAsia="Consolas" w:hAnsi="Consolas" w:cs="Consolas"/>
-          <w:color w:val="1F3864"/>
+          <w:color w:val="1F497D"/>
           <w:sz w:val="17"/>
           <w:szCs w:val="17"/>
         </w:rPr>
@@ -14271,7 +18316,7 @@
       <w:r>
         <w:rPr>
           <w:rFonts w:ascii="Consolas" w:eastAsia="Consolas" w:hAnsi="Consolas" w:cs="Consolas"/>
-          <w:color w:val="1F3864"/>
+          <w:color w:val="1F497D"/>
           <w:sz w:val="17"/>
           <w:szCs w:val="17"/>
         </w:rPr>
@@ -14281,7 +18326,7 @@
       <w:r>
         <w:rPr>
           <w:rFonts w:ascii="Consolas" w:eastAsia="Consolas" w:hAnsi="Consolas" w:cs="Consolas"/>
-          <w:color w:val="1F3864"/>
+          <w:color w:val="1F497D"/>
           <w:sz w:val="17"/>
           <w:szCs w:val="17"/>
         </w:rPr>
@@ -14291,7 +18336,7 @@
       <w:r>
         <w:rPr>
           <w:rFonts w:ascii="Consolas" w:eastAsia="Consolas" w:hAnsi="Consolas" w:cs="Consolas"/>
-          <w:color w:val="1F3864"/>
+          <w:color w:val="1F497D"/>
           <w:sz w:val="17"/>
           <w:szCs w:val="17"/>
         </w:rPr>
@@ -14503,7 +18548,7 @@
       <w:r>
         <w:rPr>
           <w:rFonts w:ascii="Consolas" w:eastAsia="Consolas" w:hAnsi="Consolas" w:cs="Consolas"/>
-          <w:color w:val="1F3864"/>
+          <w:color w:val="1F497D"/>
           <w:sz w:val="17"/>
           <w:szCs w:val="17"/>
           <w:lang w:val="en-US"/>
@@ -14523,7 +18568,7 @@
       <w:r>
         <w:rPr>
           <w:rFonts w:ascii="Consolas" w:eastAsia="Consolas" w:hAnsi="Consolas" w:cs="Consolas"/>
-          <w:color w:val="1F3864"/>
+          <w:color w:val="1F497D"/>
           <w:sz w:val="17"/>
           <w:szCs w:val="17"/>
         </w:rPr>
@@ -14533,7 +18578,7 @@
       <w:r>
         <w:rPr>
           <w:rFonts w:ascii="Consolas" w:eastAsia="Consolas" w:hAnsi="Consolas" w:cs="Consolas"/>
-          <w:color w:val="1F3864"/>
+          <w:color w:val="1F497D"/>
           <w:sz w:val="17"/>
           <w:szCs w:val="17"/>
         </w:rPr>
@@ -14543,7 +18588,7 @@
       <w:r>
         <w:rPr>
           <w:rFonts w:ascii="Consolas" w:eastAsia="Consolas" w:hAnsi="Consolas" w:cs="Consolas"/>
-          <w:color w:val="1F3864"/>
+          <w:color w:val="1F497D"/>
           <w:sz w:val="17"/>
           <w:szCs w:val="17"/>
         </w:rPr>
@@ -14941,17 +18986,17 @@
       </w:r>
     </w:p>
     <w:sectPr>
-      <w:headerReference w:type="default" r:id="rId28"/>
-      <w:footerReference w:type="default" r:id="rId29"/>
-      <w:pgSz w:w="11906" w:h="16838"/>
-      <w:pgMar w:top="1440" w:right="1440" w:bottom="1300" w:left="1440" w:header="708" w:footer="708" w:gutter="0"/>
-      <w:pgBorders w:offsetFrom="page">
-        <w:top w:val="dashDotStroked" w:sz="24" w:space="24" w:color="4472C4" w:themeColor="accent1"/>
-        <w:left w:val="dashDotStroked" w:sz="24" w:space="24" w:color="4472C4" w:themeColor="accent1"/>
-        <w:bottom w:val="dashDotStroked" w:sz="24" w:space="24" w:color="4472C4" w:themeColor="accent1"/>
-        <w:right w:val="dashDotStroked" w:sz="24" w:space="24" w:color="4472C4" w:themeColor="accent1"/>
+      <w:footerReference w:type="default" r:id="rIdFtrPD"/>
+      <w:pgSz w:w="11906" w:h="16838" w:code="9"/>
+      <w:pgMar w:top="1418" w:right="1701" w:bottom="1418" w:left="1701" w:header="709" w:footer="709" w:gutter="0"/>
+      <w:pgBorders>
+        <w:top w:val="twistedLines1" w:sz="25" w:space="1" w:color="auto"/>
+        <w:left w:val="twistedLines1" w:sz="25" w:space="4" w:color="auto"/>
+        <w:bottom w:val="twistedLines1" w:sz="25" w:space="1" w:color="auto"/>
+        <w:right w:val="twistedLines1" w:sz="25" w:space="4" w:color="auto"/>
       </w:pgBorders>
-      <w:cols w:space="720"/>
+      <w:pgNumType w:start="1"/>
+      <w:cols w:space="708"/>
       <w:docGrid w:linePitch="360"/>
     </w:sectPr>
   </w:body>
@@ -14977,52 +19022,45 @@
 </w:endnotes>
 </file>
 
-<file path=word/footer1.xml><?xml version="1.0" encoding="utf-8"?>
-<w:ftr xmlns:wpc="http://schemas.microsoft.com/office/word/2010/wordprocessingCanvas" xmlns:cx="http://schemas.microsoft.com/office/drawing/2014/chartex" xmlns:cx1="http://schemas.microsoft.com/office/drawing/2015/9/8/chartex" xmlns:cx2="http://schemas.microsoft.com/office/drawing/2015/10/21/chartex" xmlns:cx3="http://schemas.microsoft.com/office/drawing/2016/5/9/chartex" xmlns:cx4="http://schemas.microsoft.com/office/drawing/2016/5/10/chartex" xmlns:cx5="http://schemas.microsoft.com/office/drawing/2016/5/11/chartex" xmlns:cx6="http://schemas.microsoft.com/office/drawing/2016/5/12/chartex" xmlns:cx7="http://schemas.microsoft.com/office/drawing/2016/5/13/chartex" xmlns:cx8="http://schemas.microsoft.com/office/drawing/2016/5/14/chartex" xmlns:mc="http://schemas.openxmlformats.org/markup-compatibility/2006" xmlns:aink="http://schemas.microsoft.com/office/drawing/2016/ink" xmlns:am3d="http://schemas.microsoft.com/office/drawing/2017/model3d" xmlns:o="urn:schemas-microsoft-com:office:office" xmlns:oel="http://schemas.microsoft.com/office/2019/extlst" xmlns:r="http://schemas.openxmlformats.org/officeDocument/2006/relationships" xmlns:m="http://schemas.openxmlformats.org/officeDocument/2006/math" xmlns:v="urn:schemas-microsoft-com:vml" xmlns:wp14="http://schemas.microsoft.com/office/word/2010/wordprocessingDrawing" xmlns:wp="http://schemas.openxmlformats.org/drawingml/2006/wordprocessingDrawing" xmlns:w10="urn:schemas-microsoft-com:office:word" xmlns:w="http://schemas.openxmlformats.org/wordprocessingml/2006/main" xmlns:w14="http://schemas.microsoft.com/office/word/2010/wordml" xmlns:w15="http://schemas.microsoft.com/office/word/2012/wordml" xmlns:w16cex="http://schemas.microsoft.com/office/word/2018/wordml/cex" xmlns:w16cid="http://schemas.microsoft.com/office/word/2016/wordml/cid" xmlns:w16="http://schemas.microsoft.com/office/word/2018/wordml" xmlns:w16du="http://schemas.microsoft.com/office/word/2023/wordml/word16du" xmlns:w16sdtdh="http://schemas.microsoft.com/office/word/2020/wordml/sdtdatahash" xmlns:w16sdtfl="http://schemas.microsoft.com/office/word/2024/wordml/sdtformatlock" xmlns:w16se="http://schemas.microsoft.com/office/word/2015/wordml/symex" xmlns:wpg="http://schemas.microsoft.com/office/word/2010/wordprocessingGroup" xmlns:wpi="http://schemas.microsoft.com/office/word/2010/wordprocessingInk" xmlns:wne="http://schemas.microsoft.com/office/word/2006/wordml" xmlns:wps="http://schemas.microsoft.com/office/word/2010/wordprocessingShape" mc:Ignorable="w14 w15 w16se w16cid w16 w16cex w16sdtdh w16sdtfl w16du wp14">
+<file path=word/footerPD.xml><?xml version="1.0" encoding="utf-8"?>
+<w:ftr xmlns:w="http://schemas.openxmlformats.org/wordprocessingml/2006/main" xmlns:r="http://schemas.openxmlformats.org/officeDocument/2006/relationships">
   <w:p>
     <w:pPr>
-      <w:jc w:val="right"/>
+      <w:jc w:val="center"/>
     </w:pPr>
     <w:r>
       <w:rPr>
-        <w:sz w:val="18"/>
-        <w:szCs w:val="18"/>
-      </w:rPr>
-      <w:t xml:space="preserve">GRUPO 1 – NRC 36841     Página </w:t>
-    </w:r>
-    <w:r>
-      <w:rPr>
-        <w:sz w:val="18"/>
-        <w:szCs w:val="18"/>
+        <w:rFonts w:ascii="Calibri" w:hAnsi="Calibri"/>
+        <w:color w:val="1F497D"/>
       </w:rPr>
       <w:fldChar w:fldCharType="begin"/>
     </w:r>
     <w:r>
       <w:rPr>
-        <w:sz w:val="18"/>
-        <w:szCs w:val="18"/>
+        <w:rFonts w:ascii="Calibri" w:hAnsi="Calibri"/>
+        <w:color w:val="1F497D"/>
       </w:rPr>
-      <w:instrText>PAGE</w:instrText>
+      <w:instrText xml:space="preserve"> PAGE \* MERGEFORMAT </w:instrText>
     </w:r>
     <w:r>
       <w:rPr>
-        <w:sz w:val="18"/>
-        <w:szCs w:val="18"/>
+        <w:rFonts w:ascii="Calibri" w:hAnsi="Calibri"/>
+        <w:color w:val="1F497D"/>
       </w:rPr>
       <w:fldChar w:fldCharType="separate"/>
     </w:r>
     <w:r>
       <w:rPr>
+        <w:rFonts w:ascii="Calibri" w:hAnsi="Calibri"/>
         <w:noProof/>
-        <w:sz w:val="18"/>
-        <w:szCs w:val="18"/>
+        <w:color w:val="1F497D"/>
       </w:rPr>
-      <w:t>2</w:t>
+      <w:t>1</w:t>
     </w:r>
     <w:r>
       <w:rPr>
-        <w:sz w:val="18"/>
-        <w:szCs w:val="18"/>
+        <w:rFonts w:ascii="Calibri" w:hAnsi="Calibri"/>
+        <w:color w:val="1F497D"/>
       </w:rPr>
       <w:fldChar w:fldCharType="end"/>
     </w:r>
@@ -15047,29 +19085,6 @@
     </w:p>
   </w:footnote>
 </w:footnotes>
-</file>
-
-<file path=word/header1.xml><?xml version="1.0" encoding="utf-8"?>
-<w:hdr xmlns:wpc="http://schemas.microsoft.com/office/word/2010/wordprocessingCanvas" xmlns:cx="http://schemas.microsoft.com/office/drawing/2014/chartex" xmlns:cx1="http://schemas.microsoft.com/office/drawing/2015/9/8/chartex" xmlns:cx2="http://schemas.microsoft.com/office/drawing/2015/10/21/chartex" xmlns:cx3="http://schemas.microsoft.com/office/drawing/2016/5/9/chartex" xmlns:cx4="http://schemas.microsoft.com/office/drawing/2016/5/10/chartex" xmlns:cx5="http://schemas.microsoft.com/office/drawing/2016/5/11/chartex" xmlns:cx6="http://schemas.microsoft.com/office/drawing/2016/5/12/chartex" xmlns:cx7="http://schemas.microsoft.com/office/drawing/2016/5/13/chartex" xmlns:cx8="http://schemas.microsoft.com/office/drawing/2016/5/14/chartex" xmlns:mc="http://schemas.openxmlformats.org/markup-compatibility/2006" xmlns:aink="http://schemas.microsoft.com/office/drawing/2016/ink" xmlns:am3d="http://schemas.microsoft.com/office/drawing/2017/model3d" xmlns:o="urn:schemas-microsoft-com:office:office" xmlns:oel="http://schemas.microsoft.com/office/2019/extlst" xmlns:r="http://schemas.openxmlformats.org/officeDocument/2006/relationships" xmlns:m="http://schemas.openxmlformats.org/officeDocument/2006/math" xmlns:v="urn:schemas-microsoft-com:vml" xmlns:wp14="http://schemas.microsoft.com/office/word/2010/wordprocessingDrawing" xmlns:wp="http://schemas.openxmlformats.org/drawingml/2006/wordprocessingDrawing" xmlns:w10="urn:schemas-microsoft-com:office:word" xmlns:w="http://schemas.openxmlformats.org/wordprocessingml/2006/main" xmlns:w14="http://schemas.microsoft.com/office/word/2010/wordml" xmlns:w15="http://schemas.microsoft.com/office/word/2012/wordml" xmlns:w16cex="http://schemas.microsoft.com/office/word/2018/wordml/cex" xmlns:w16cid="http://schemas.microsoft.com/office/word/2016/wordml/cid" xmlns:w16="http://schemas.microsoft.com/office/word/2018/wordml" xmlns:w16du="http://schemas.microsoft.com/office/word/2023/wordml/word16du" xmlns:w16sdtdh="http://schemas.microsoft.com/office/word/2020/wordml/sdtdatahash" xmlns:w16sdtfl="http://schemas.microsoft.com/office/word/2024/wordml/sdtformatlock" xmlns:w16se="http://schemas.microsoft.com/office/word/2015/wordml/symex" xmlns:wpg="http://schemas.microsoft.com/office/word/2010/wordprocessingGroup" xmlns:wpi="http://schemas.microsoft.com/office/word/2010/wordprocessingInk" xmlns:wne="http://schemas.microsoft.com/office/word/2006/wordml" xmlns:wps="http://schemas.microsoft.com/office/word/2010/wordprocessingShape" mc:Ignorable="w14 w15 w16se w16cid w16 w16cex w16sdtdh w16sdtfl w16du wp14">
-  <w:p>
-    <w:pPr>
-      <w:pBdr>
-        <w:bottom w:val="single" w:sz="6" w:space="4" w:color="1F3864"/>
-      </w:pBdr>
-      <w:jc w:val="right"/>
-    </w:pPr>
-    <w:r>
-      <w:rPr>
-        <w:b/>
-        <w:bCs/>
-        <w:color w:val="595959"/>
-        <w:sz w:val="16"/>
-        <w:szCs w:val="16"/>
-      </w:rPr>
-      <w:t>MANUAL TÉCNICO – EUREKABANK MONSTER – RESTFUL JAVA CON BDD</w:t>
-    </w:r>
-  </w:p>
-</w:hdr>
 </file>
 
 <file path=word/numbering.xml><?xml version="1.0" encoding="utf-8"?>
@@ -15238,7 +19253,7 @@
   <w:docDefaults>
     <w:rPrDefault>
       <w:rPr>
-        <w:rFonts w:ascii="Arial" w:eastAsia="Arial" w:hAnsi="Arial" w:cs="Arial"/>
+        <w:rFonts w:ascii="Calibri" w:eastAsia="Calibri" w:hAnsi="Calibri" w:cs="Calibri"/>
         <w:sz w:val="22"/>
         <w:szCs w:val="22"/>
         <w:lang w:val="es-EC" w:eastAsia="es-EC" w:bidi="ar-SA"/>
@@ -15627,6 +19642,11 @@
   <w:style w:type="paragraph" w:default="1" w:styleId="Normal">
     <w:name w:val="Normal"/>
     <w:qFormat/>
+    <w:rPr>
+      <w:rFonts w:ascii="Calibri" w:hAnsi="Calibri" w:cs="Calibri"/>
+      <w:color w:val="548DD4"/>
+      <w:lang w:val="es-EC"/>
+    </w:rPr>
   </w:style>
   <w:style w:type="paragraph" w:styleId="Ttulo1">
     <w:name w:val="heading 1"/>
@@ -15638,11 +19658,13 @@
       <w:outlineLvl w:val="0"/>
     </w:pPr>
     <w:rPr>
+      <w:rFonts w:ascii="Calibri" w:hAnsi="Calibri" w:cs="Calibri"/>
       <w:b/>
       <w:bCs/>
-      <w:color w:val="1F3864"/>
-      <w:sz w:val="26"/>
-      <w:szCs w:val="26"/>
+      <w:caps/>
+      <w:color w:val="1F497D"/>
+      <w:sz w:val="40"/>
+      <w:szCs w:val="40"/>
     </w:rPr>
   </w:style>
   <w:style w:type="paragraph" w:styleId="Ttulo2">
@@ -15656,11 +19678,13 @@
       <w:outlineLvl w:val="1"/>
     </w:pPr>
     <w:rPr>
+      <w:rFonts w:ascii="Calibri" w:hAnsi="Calibri" w:cs="Calibri"/>
       <w:b/>
       <w:bCs/>
-      <w:color w:val="1F3864"/>
-      <w:sz w:val="23"/>
-      <w:szCs w:val="23"/>
+      <w:caps/>
+      <w:color w:val="17365D"/>
+      <w:sz w:val="36"/>
+      <w:szCs w:val="36"/>
     </w:rPr>
   </w:style>
   <w:style w:type="paragraph" w:styleId="Ttulo3">
@@ -15674,8 +19698,13 @@
       <w:outlineLvl w:val="2"/>
     </w:pPr>
     <w:rPr>
+      <w:rFonts w:ascii="Calibri" w:hAnsi="Calibri" w:cs="Calibri"/>
       <w:b/>
       <w:bCs/>
+      <w:caps/>
+      <w:color w:val="243F60"/>
+      <w:sz w:val="32"/>
+      <w:szCs w:val="32"/>
     </w:rPr>
   </w:style>
   <w:style w:type="paragraph" w:styleId="Ttulo4">
